--- a/Báo cáo thực tập.docx
+++ b/Báo cáo thực tập.docx
@@ -1009,10 +1009,17 @@
     </w:p>
     <w:p>
       <w:pPr>
-        <w:rPr>
-          <w:rFonts w:ascii="Times New Roman" w:cs="Times New Roman" w:eastAsia="Times New Roman" w:hAnsi="Times New Roman"/>
-        </w:rPr>
-      </w:pPr>
+        <w:jc w:val="center"/>
+        <w:rPr>
+          <w:b w:val="1"/>
+          <w:bCs w:val="1"/>
+          <w:sz w:val="32"/>
+          <w:szCs w:val="32"/>
+        </w:rPr>
+      </w:pPr>
+      <w:r>
+        <w:br w:type="page"/>
+      </w:r>
       <w:r>
         <w:rPr>
           <w:rtl w:val="0"/>
@@ -6291,16 +6298,65 @@
             <w:pPr>
               <w:spacing w:line="432" w:lineRule="auto"/>
               <w:jc w:val="both"/>
-              <w:rPr>
-                <w:rFonts w:ascii="Times New Roman" w:cs="Times New Roman" w:eastAsia="Times New Roman" w:hAnsi="Times New Roman"/>
-                <w:sz w:val="26"/>
-                <w:szCs w:val="26"/>
-              </w:rPr>
-            </w:pPr>
-            <w:r>
-              <w:rPr>
-                <w:rtl w:val="0"/>
-              </w:rPr>
+              <w:rPr/>
+            </w:pPr>
+            <w:r>
+              <w:rPr>
+                <w:rtl w:val="0"/>
+              </w:rPr>
+              <w:t xml:space="preserve">- Hỗ trợ kiểm tra và đối chiếu thông tin học sinh lớp 6 theo hồ sơ được cung cấp.</w:t>
+            </w:r>
+          </w:p>
+          <w:p>
+            <w:pPr>
+              <w:spacing w:line="432" w:lineRule="auto"/>
+              <w:jc w:val="both"/>
+              <w:rPr/>
+            </w:pPr>
+            <w:r>
+              <w:rPr>
+                <w:rtl w:val="0"/>
+              </w:rPr>
+              <w:t xml:space="preserve">- Hỗ trợ nhập liệu và cập nhật thông tin học sinh theo hướng dẫn của cán bộ phụ trách.</w:t>
+            </w:r>
+          </w:p>
+          <w:p>
+            <w:pPr>
+              <w:spacing w:line="432" w:lineRule="auto"/>
+              <w:jc w:val="both"/>
+              <w:rPr/>
+            </w:pPr>
+            <w:r>
+              <w:rPr>
+                <w:rtl w:val="0"/>
+              </w:rPr>
+              <w:t xml:space="preserve">- Kiểm tra lại thông tin sau khi nhập nhằm đảm bảo dữ liệu đầy đủ và chính xác.</w:t>
+            </w:r>
+          </w:p>
+          <w:p>
+            <w:pPr>
+              <w:spacing w:line="432" w:lineRule="auto"/>
+              <w:jc w:val="both"/>
+              <w:rPr/>
+            </w:pPr>
+            <w:r>
+              <w:rPr>
+                <w:rtl w:val="0"/>
+              </w:rPr>
+              <w:t xml:space="preserve">- Hỗ trợ in ấn, sắp xếp và chuẩn bị các biểu mẫu, danh sách phục vụ công tác tuyển sinh đầu năm học.</w:t>
+            </w:r>
+          </w:p>
+          <w:p>
+            <w:pPr>
+              <w:spacing w:line="432" w:lineRule="auto"/>
+              <w:jc w:val="both"/>
+              <w:rPr/>
+            </w:pPr>
+            <w:r>
+              <w:rPr>
+                <w:rtl w:val="0"/>
+              </w:rPr>
+              <w:t xml:space="preserve">- Thực hiện một số công việc hành chính liên quan theo sự phân công.</w:t>
             </w:r>
           </w:p>
         </w:tc>
@@ -6324,16 +6380,52 @@
             <w:pPr>
               <w:spacing w:line="432" w:lineRule="auto"/>
               <w:jc w:val="both"/>
-              <w:rPr>
-                <w:rFonts w:ascii="Times New Roman" w:cs="Times New Roman" w:eastAsia="Times New Roman" w:hAnsi="Times New Roman"/>
-                <w:sz w:val="26"/>
-                <w:szCs w:val="26"/>
-              </w:rPr>
-            </w:pPr>
-            <w:r>
-              <w:rPr>
-                <w:rtl w:val="0"/>
-              </w:rPr>
+              <w:rPr/>
+            </w:pPr>
+            <w:r>
+              <w:rPr>
+                <w:rtl w:val="0"/>
+              </w:rPr>
+              <w:t xml:space="preserve">- Hoàn thành các công việc kiểm tra, đối chiếu và nhập liệu được phân công.</w:t>
+            </w:r>
+          </w:p>
+          <w:p>
+            <w:pPr>
+              <w:spacing w:line="432" w:lineRule="auto"/>
+              <w:jc w:val="both"/>
+              <w:rPr/>
+            </w:pPr>
+            <w:r>
+              <w:rPr>
+                <w:rtl w:val="0"/>
+              </w:rPr>
+              <w:t xml:space="preserve">- Biết cách đối chiếu thông tin giữa hồ sơ và dữ liệu đã nhập.</w:t>
+            </w:r>
+          </w:p>
+          <w:p>
+            <w:pPr>
+              <w:spacing w:line="432" w:lineRule="auto"/>
+              <w:jc w:val="both"/>
+              <w:rPr/>
+            </w:pPr>
+            <w:r>
+              <w:rPr>
+                <w:rtl w:val="0"/>
+              </w:rPr>
+              <w:t xml:space="preserve">- Cải thiện kỹ năng nhập liệu và kiểm tra tính chính xác của thông tin.</w:t>
+            </w:r>
+          </w:p>
+          <w:p>
+            <w:pPr>
+              <w:spacing w:line="432" w:lineRule="auto"/>
+              <w:jc w:val="both"/>
+              <w:rPr/>
+            </w:pPr>
+            <w:r>
+              <w:rPr>
+                <w:rtl w:val="0"/>
+              </w:rPr>
+              <w:t xml:space="preserve">- Hỗ trợ chuẩn bị và hoàn thiện các biểu mẫu, tài liệu phục vụ công tác tuyển sinh.</w:t>
             </w:r>
           </w:p>
         </w:tc>

--- a/Báo cáo thực tập.docx
+++ b/Báo cáo thực tập.docx
@@ -24,7 +24,7 @@
                 <wp:extent cx="6657975" cy="7573685"/>
                 <wp:effectExtent b="0" l="0" r="0" t="0"/>
                 <wp:wrapNone/>
-                <wp:docPr id="5" name=""/>
+                <wp:docPr id="4" name=""/>
                 <a:graphic>
                   <a:graphicData uri="http://schemas.microsoft.com/office/word/2010/wordprocessingGroup">
                     <wpg:wgp>
@@ -39,7 +39,7 @@
                       </wpg:grpSpPr>
                       <wps:wsp>
                         <wps:cNvSpPr/>
-                        <wps:cNvPr id="6" name="Shape 6"/>
+                        <wps:cNvPr id="5" name="Shape 5"/>
                         <wps:spPr>
                           <a:xfrm>
                             <a:off x="2031300" y="0"/>
@@ -494,7 +494,7 @@
                       </wps:wsp>
                       <wps:wsp>
                         <wps:cNvSpPr txBox="1"/>
-                        <wps:cNvPr id="7" name="Shape 7"/>
+                        <wps:cNvPr id="6" name="Shape 6"/>
                         <wps:spPr>
                           <a:xfrm>
                             <a:off x="3709500" y="4148625"/>
@@ -622,12 +622,12 @@
                 <wp:extent cx="6657975" cy="7573685"/>
                 <wp:effectExtent b="0" l="0" r="0" t="0"/>
                 <wp:wrapNone/>
-                <wp:docPr id="5" name="image5.png"/>
+                <wp:docPr id="4" name="image4.png"/>
                 <a:graphic>
                   <a:graphicData uri="http://schemas.openxmlformats.org/drawingml/2006/picture">
                     <pic:pic>
                       <pic:nvPicPr>
-                        <pic:cNvPr id="0" name="image5.png"/>
+                        <pic:cNvPr id="0" name="image4.png"/>
                         <pic:cNvPicPr preferRelativeResize="0"/>
                       </pic:nvPicPr>
                       <pic:blipFill>
@@ -1630,7 +1630,7 @@
         <w:pStyle w:val="Heading1"/>
         <w:numPr>
           <w:ilvl w:val="0"/>
-          <w:numId w:val="3"/>
+          <w:numId w:val="9"/>
         </w:numPr>
         <w:ind w:left="720" w:hanging="360"/>
         <w:rPr>
@@ -1691,6 +1691,2136 @@
           <w:rtl w:val="0"/>
         </w:rPr>
         <w:t xml:space="preserve">Trong bối cảnh chuyển đổi số trong lĩnh vực giáo dục hiện nay, việc tổ chức, quản lý và khai thác dữ liệu một cách hiệu quả giúp nhà trường thuận tiện hơn trong việc tra cứu thông tin, thống kê số liệu và hỗ trợ quá trình ra quyết định trong công tác quản lý.</w:t>
+      </w:r>
+    </w:p>
+    <w:p>
+      <w:pPr>
+        <w:pStyle w:val="Heading1"/>
+        <w:numPr>
+          <w:ilvl w:val="0"/>
+          <w:numId w:val="9"/>
+        </w:numPr>
+        <w:ind w:left="720" w:hanging="360"/>
+        <w:rPr>
+          <w:rFonts w:ascii="Times New Roman" w:cs="Times New Roman" w:eastAsia="Times New Roman" w:hAnsi="Times New Roman"/>
+          <w:sz w:val="36"/>
+          <w:szCs w:val="36"/>
+          <w:u w:val="none"/>
+        </w:rPr>
+      </w:pPr>
+      <w:bookmarkStart w:colFirst="0" w:colLast="0" w:name="_qvlnop2dny8v" w:id="4"/>
+      <w:bookmarkEnd w:id="4"/>
+      <w:r>
+        <w:rPr>
+          <w:rFonts w:ascii="Times New Roman" w:cs="Times New Roman" w:eastAsia="Times New Roman" w:hAnsi="Times New Roman"/>
+          <w:sz w:val="36"/>
+          <w:szCs w:val="36"/>
+          <w:rtl w:val="0"/>
+        </w:rPr>
+        <w:t xml:space="preserve">Cơ cấu tổ chức</w:t>
+      </w:r>
+      <w:r>
+        <w:rPr>
+          <w:rtl w:val="0"/>
+        </w:rPr>
+      </w:r>
+    </w:p>
+    <w:p>
+      <w:pPr>
+        <w:rPr/>
+      </w:pPr>
+      <w:r>
+        <w:rPr>
+          <w:rtl w:val="0"/>
+        </w:rPr>
+        <w:t xml:space="preserve">Cơ cấu tổ chức của Trường THCS Long Hòa gồm:</w:t>
+      </w:r>
+    </w:p>
+    <w:p>
+      <w:pPr>
+        <w:numPr>
+          <w:ilvl w:val="0"/>
+          <w:numId w:val="1"/>
+        </w:numPr>
+        <w:ind w:left="720" w:hanging="360"/>
+        <w:rPr>
+          <w:u w:val="none"/>
+        </w:rPr>
+      </w:pPr>
+      <w:r>
+        <w:rPr>
+          <w:rtl w:val="0"/>
+        </w:rPr>
+        <w:t xml:space="preserve">Ban Giám hiệu</w:t>
+      </w:r>
+    </w:p>
+    <w:p>
+      <w:pPr>
+        <w:numPr>
+          <w:ilvl w:val="0"/>
+          <w:numId w:val="1"/>
+        </w:numPr>
+        <w:ind w:left="720" w:hanging="360"/>
+        <w:rPr>
+          <w:u w:val="none"/>
+        </w:rPr>
+      </w:pPr>
+      <w:r>
+        <w:rPr>
+          <w:rtl w:val="0"/>
+        </w:rPr>
+        <w:t xml:space="preserve">Hội đồng trường</w:t>
+      </w:r>
+    </w:p>
+    <w:p>
+      <w:pPr>
+        <w:numPr>
+          <w:ilvl w:val="0"/>
+          <w:numId w:val="1"/>
+        </w:numPr>
+        <w:ind w:left="720" w:hanging="360"/>
+        <w:rPr>
+          <w:u w:val="none"/>
+        </w:rPr>
+      </w:pPr>
+      <w:r>
+        <w:rPr>
+          <w:rtl w:val="0"/>
+        </w:rPr>
+        <w:t xml:space="preserve">Các tổ chuyên môn</w:t>
+      </w:r>
+    </w:p>
+    <w:p>
+      <w:pPr>
+        <w:numPr>
+          <w:ilvl w:val="0"/>
+          <w:numId w:val="1"/>
+        </w:numPr>
+        <w:ind w:left="720" w:hanging="360"/>
+        <w:rPr>
+          <w:u w:val="none"/>
+        </w:rPr>
+      </w:pPr>
+      <w:r>
+        <w:rPr>
+          <w:rtl w:val="0"/>
+        </w:rPr>
+        <w:t xml:space="preserve">Tổ Văn phòng</w:t>
+      </w:r>
+    </w:p>
+    <w:p>
+      <w:pPr>
+        <w:numPr>
+          <w:ilvl w:val="0"/>
+          <w:numId w:val="1"/>
+        </w:numPr>
+        <w:ind w:left="720" w:hanging="360"/>
+        <w:rPr>
+          <w:u w:val="none"/>
+        </w:rPr>
+      </w:pPr>
+      <w:r>
+        <w:rPr>
+          <w:rtl w:val="0"/>
+        </w:rPr>
+        <w:t xml:space="preserve">Các đoàn thể như Công đoàn, Đoàn Thanh niên, Đội Thiếu niên Tiền phong Hồ Chí Minh</w:t>
+      </w:r>
+    </w:p>
+    <w:p>
+      <w:pPr>
+        <w:rPr/>
+      </w:pPr>
+      <w:r>
+        <w:rPr>
+          <w:rtl w:val="0"/>
+        </w:rPr>
+        <w:t xml:space="preserve">Trong thời gian thực tập, sinh viên được phân công làm việc tại bộ phận Văn phòng nơi thực hiện các công việc hành chính, quản lý hồ sơ và hỗ trợ nhập liệu phục vụ công tác quản lý của nhà trường.</w:t>
+      </w:r>
+    </w:p>
+    <w:p>
+      <w:pPr>
+        <w:pStyle w:val="Heading1"/>
+        <w:numPr>
+          <w:ilvl w:val="0"/>
+          <w:numId w:val="9"/>
+        </w:numPr>
+        <w:ind w:left="720" w:hanging="360"/>
+        <w:rPr>
+          <w:rFonts w:ascii="Times New Roman" w:cs="Times New Roman" w:eastAsia="Times New Roman" w:hAnsi="Times New Roman"/>
+          <w:sz w:val="36"/>
+          <w:szCs w:val="36"/>
+          <w:u w:val="none"/>
+        </w:rPr>
+      </w:pPr>
+      <w:bookmarkStart w:colFirst="0" w:colLast="0" w:name="_bidr8h5ei36f" w:id="5"/>
+      <w:bookmarkEnd w:id="5"/>
+      <w:r>
+        <w:rPr>
+          <w:rFonts w:ascii="Times New Roman" w:cs="Times New Roman" w:eastAsia="Times New Roman" w:hAnsi="Times New Roman"/>
+          <w:sz w:val="36"/>
+          <w:szCs w:val="36"/>
+          <w:rtl w:val="0"/>
+        </w:rPr>
+        <w:t xml:space="preserve">Chức năng và nhiệm vụ của bộ phận thực tập</w:t>
+      </w:r>
+      <w:r>
+        <w:rPr>
+          <w:rtl w:val="0"/>
+        </w:rPr>
+      </w:r>
+    </w:p>
+    <w:p>
+      <w:pPr>
+        <w:rPr/>
+      </w:pPr>
+      <w:r>
+        <w:rPr>
+          <w:rtl w:val="0"/>
+        </w:rPr>
+        <w:t xml:space="preserve">Bộ phận Văn phòng có nhiệm vụ:</w:t>
+      </w:r>
+    </w:p>
+    <w:p>
+      <w:pPr>
+        <w:numPr>
+          <w:ilvl w:val="0"/>
+          <w:numId w:val="18"/>
+        </w:numPr>
+        <w:ind w:left="720" w:hanging="360"/>
+        <w:rPr>
+          <w:u w:val="none"/>
+        </w:rPr>
+      </w:pPr>
+      <w:r>
+        <w:rPr>
+          <w:rtl w:val="0"/>
+        </w:rPr>
+        <w:t xml:space="preserve">Tiếp nhận, lưu trữ và quản lý hồ sơ hành chính</w:t>
+      </w:r>
+    </w:p>
+    <w:p>
+      <w:pPr>
+        <w:numPr>
+          <w:ilvl w:val="0"/>
+          <w:numId w:val="18"/>
+        </w:numPr>
+        <w:ind w:left="720" w:hanging="360"/>
+        <w:rPr>
+          <w:u w:val="none"/>
+        </w:rPr>
+      </w:pPr>
+      <w:r>
+        <w:rPr>
+          <w:rtl w:val="0"/>
+        </w:rPr>
+        <w:t xml:space="preserve">Quản lý hồ sơ học sinh</w:t>
+      </w:r>
+    </w:p>
+    <w:p>
+      <w:pPr>
+        <w:numPr>
+          <w:ilvl w:val="0"/>
+          <w:numId w:val="18"/>
+        </w:numPr>
+        <w:ind w:left="720" w:hanging="360"/>
+        <w:rPr>
+          <w:u w:val="none"/>
+        </w:rPr>
+      </w:pPr>
+      <w:r>
+        <w:rPr>
+          <w:rtl w:val="0"/>
+        </w:rPr>
+        <w:t xml:space="preserve">Cập nhật dữ liệu trên các phần mềm quản lý</w:t>
+      </w:r>
+    </w:p>
+    <w:p>
+      <w:pPr>
+        <w:numPr>
+          <w:ilvl w:val="0"/>
+          <w:numId w:val="18"/>
+        </w:numPr>
+        <w:ind w:left="720" w:hanging="360"/>
+        <w:rPr>
+          <w:u w:val="none"/>
+        </w:rPr>
+      </w:pPr>
+      <w:r>
+        <w:rPr>
+          <w:rtl w:val="0"/>
+        </w:rPr>
+        <w:t xml:space="preserve">Thực hiện thống kê, tổng hợp số liệu theo yêu cầu</w:t>
+      </w:r>
+    </w:p>
+    <w:p>
+      <w:pPr>
+        <w:numPr>
+          <w:ilvl w:val="0"/>
+          <w:numId w:val="18"/>
+        </w:numPr>
+        <w:ind w:left="720" w:hanging="360"/>
+        <w:rPr>
+          <w:u w:val="none"/>
+        </w:rPr>
+      </w:pPr>
+      <w:r>
+        <w:rPr>
+          <w:rtl w:val="0"/>
+        </w:rPr>
+        <w:t xml:space="preserve">Hỗ trợ công tác tuyển sinh đầu năm học</w:t>
+      </w:r>
+    </w:p>
+    <w:p>
+      <w:pPr>
+        <w:numPr>
+          <w:ilvl w:val="0"/>
+          <w:numId w:val="18"/>
+        </w:numPr>
+        <w:ind w:left="720" w:hanging="360"/>
+        <w:rPr>
+          <w:u w:val="none"/>
+        </w:rPr>
+      </w:pPr>
+      <w:r>
+        <w:rPr>
+          <w:rtl w:val="0"/>
+        </w:rPr>
+        <w:t xml:space="preserve">Chuẩn bị các biểu mẫu, văn bản phục vụ hoạt động của nhà trường</w:t>
+      </w:r>
+    </w:p>
+    <w:p>
+      <w:pPr>
+        <w:rPr/>
+      </w:pPr>
+      <w:r>
+        <w:rPr>
+          <w:rtl w:val="0"/>
+        </w:rPr>
+        <w:t xml:space="preserve">Đây là bộ phận thường xuyên tiếp nhận và xử lý nhiều loại hồ sơ, thông tin, đòi hỏi sự cẩn thận, chính xác và bảo mật trong quá trình thực hiện công việc. </w:t>
+      </w:r>
+    </w:p>
+    <w:p>
+      <w:pPr>
+        <w:pStyle w:val="Heading1"/>
+        <w:numPr>
+          <w:ilvl w:val="0"/>
+          <w:numId w:val="9"/>
+        </w:numPr>
+        <w:ind w:left="720" w:hanging="360"/>
+        <w:rPr>
+          <w:rFonts w:ascii="Times New Roman" w:cs="Times New Roman" w:eastAsia="Times New Roman" w:hAnsi="Times New Roman"/>
+          <w:sz w:val="36"/>
+          <w:szCs w:val="36"/>
+          <w:u w:val="none"/>
+        </w:rPr>
+      </w:pPr>
+      <w:bookmarkStart w:colFirst="0" w:colLast="0" w:name="_nr3he17bf2jn" w:id="6"/>
+      <w:bookmarkEnd w:id="6"/>
+      <w:r>
+        <w:rPr>
+          <w:rFonts w:ascii="Times New Roman" w:cs="Times New Roman" w:eastAsia="Times New Roman" w:hAnsi="Times New Roman"/>
+          <w:sz w:val="36"/>
+          <w:szCs w:val="36"/>
+          <w:rtl w:val="0"/>
+        </w:rPr>
+        <w:t xml:space="preserve">Vị trí thực tập</w:t>
+      </w:r>
+      <w:r>
+        <w:rPr>
+          <w:rtl w:val="0"/>
+        </w:rPr>
+      </w:r>
+    </w:p>
+    <w:p>
+      <w:pPr>
+        <w:rPr/>
+      </w:pPr>
+      <w:r>
+        <w:rPr>
+          <w:rtl w:val="0"/>
+        </w:rPr>
+        <w:t xml:space="preserve">Sinh viên thực tập tại bộ phận Văn phòng với vai trò hỗ trợ các công việc hành chính và quản lý dữ liệu theo sự hướng dẫn của cán bộ phụ trách.</w:t>
+      </w:r>
+    </w:p>
+    <w:p>
+      <w:pPr>
+        <w:rPr/>
+      </w:pPr>
+      <w:r>
+        <w:rPr>
+          <w:rtl w:val="0"/>
+        </w:rPr>
+        <w:t xml:space="preserve">Các nhiệm vụ chính bao gồm:</w:t>
+      </w:r>
+    </w:p>
+    <w:p>
+      <w:pPr>
+        <w:numPr>
+          <w:ilvl w:val="0"/>
+          <w:numId w:val="4"/>
+        </w:numPr>
+        <w:ind w:left="720" w:hanging="360"/>
+        <w:rPr>
+          <w:u w:val="none"/>
+        </w:rPr>
+      </w:pPr>
+      <w:r>
+        <w:rPr>
+          <w:rtl w:val="0"/>
+        </w:rPr>
+        <w:t xml:space="preserve">Hỗ trợ nhập liệu và cập nhật dữ liệu học sinh</w:t>
+      </w:r>
+    </w:p>
+    <w:p>
+      <w:pPr>
+        <w:numPr>
+          <w:ilvl w:val="0"/>
+          <w:numId w:val="4"/>
+        </w:numPr>
+        <w:ind w:left="720" w:hanging="360"/>
+        <w:rPr>
+          <w:u w:val="none"/>
+        </w:rPr>
+      </w:pPr>
+      <w:r>
+        <w:rPr>
+          <w:rtl w:val="0"/>
+        </w:rPr>
+        <w:t xml:space="preserve">Kiểm tra, đối chiếu thông tin hồ sơ</w:t>
+      </w:r>
+    </w:p>
+    <w:p>
+      <w:pPr>
+        <w:numPr>
+          <w:ilvl w:val="0"/>
+          <w:numId w:val="4"/>
+        </w:numPr>
+        <w:ind w:left="720" w:hanging="360"/>
+        <w:rPr>
+          <w:u w:val="none"/>
+        </w:rPr>
+      </w:pPr>
+      <w:r>
+        <w:rPr>
+          <w:rtl w:val="0"/>
+        </w:rPr>
+        <w:t xml:space="preserve">Sắp xếp và lưu trữ hồ sơ giấy</w:t>
+      </w:r>
+    </w:p>
+    <w:p>
+      <w:pPr>
+        <w:numPr>
+          <w:ilvl w:val="0"/>
+          <w:numId w:val="4"/>
+        </w:numPr>
+        <w:ind w:left="720" w:hanging="360"/>
+        <w:rPr>
+          <w:u w:val="none"/>
+        </w:rPr>
+      </w:pPr>
+      <w:r>
+        <w:rPr>
+          <w:rtl w:val="0"/>
+        </w:rPr>
+        <w:t xml:space="preserve">Hỗ trợ thống kê dữ liệu</w:t>
+      </w:r>
+    </w:p>
+    <w:p>
+      <w:pPr>
+        <w:numPr>
+          <w:ilvl w:val="0"/>
+          <w:numId w:val="4"/>
+        </w:numPr>
+        <w:ind w:left="720" w:hanging="360"/>
+        <w:rPr>
+          <w:u w:val="none"/>
+        </w:rPr>
+      </w:pPr>
+      <w:r>
+        <w:rPr>
+          <w:rtl w:val="0"/>
+        </w:rPr>
+        <w:t xml:space="preserve">Chuẩn bị biểu mẫu và tài liệu phục vụ công tác hành chính</w:t>
+      </w:r>
+    </w:p>
+    <w:p>
+      <w:pPr>
+        <w:rPr/>
+      </w:pPr>
+      <w:r>
+        <w:rPr>
+          <w:rtl w:val="0"/>
+        </w:rPr>
+        <w:t xml:space="preserve">Thông qua quá trình thực tập, sinh viên có cơ hội vận dụng kiến thức công nghệ thông tin vào môi trường làm việc thực tế, đồng thời rèn luyện kỹ năng làm việc văn phòng, quản lý dữ liệu và phối hợp với các cán bộ trong đơn vị.</w:t>
+      </w:r>
+      <w:r>
+        <w:br w:type="page"/>
+      </w:r>
+      <w:r>
+        <w:rPr>
+          <w:rtl w:val="0"/>
+        </w:rPr>
+      </w:r>
+    </w:p>
+    <w:p>
+      <w:pPr>
+        <w:pStyle w:val="Title"/>
+        <w:rPr/>
+      </w:pPr>
+      <w:bookmarkStart w:colFirst="0" w:colLast="0" w:name="_vpcxoc4f49sr" w:id="7"/>
+      <w:bookmarkEnd w:id="7"/>
+      <w:r>
+        <w:rPr>
+          <w:rtl w:val="0"/>
+        </w:rPr>
+        <w:t xml:space="preserve">Chương 2: Nội dung nhiệm vụ được giao</w:t>
+      </w:r>
+    </w:p>
+    <w:p>
+      <w:pPr>
+        <w:spacing w:after="240" w:before="240" w:lineRule="auto"/>
+        <w:rPr/>
+      </w:pPr>
+      <w:r>
+        <w:rPr>
+          <w:rtl w:val="0"/>
+        </w:rPr>
+        <w:t xml:space="preserve">Trong thời gian thực tập tại Trường Trung học cơ sở Long Hòa, sinh viên được phân công hỗ trợ các công việc tại bộ phận Văn phòng. Các nhiệm vụ được giao tập trung vào việc tìm hiểu quy trình làm việc, hỗ trợ quản lý hồ sơ, nhập liệu và xử lý thông tin phục vụ công tác quản lý của nhà trường.</w:t>
+      </w:r>
+    </w:p>
+    <w:p>
+      <w:pPr>
+        <w:pStyle w:val="Heading1"/>
+        <w:numPr>
+          <w:ilvl w:val="0"/>
+          <w:numId w:val="15"/>
+        </w:numPr>
+        <w:ind w:left="720" w:hanging="360"/>
+        <w:rPr>
+          <w:u w:val="none"/>
+        </w:rPr>
+      </w:pPr>
+      <w:bookmarkStart w:colFirst="0" w:colLast="0" w:name="_jbfkrn1tquqz" w:id="8"/>
+      <w:bookmarkEnd w:id="8"/>
+      <w:r>
+        <w:rPr>
+          <w:rtl w:val="0"/>
+        </w:rPr>
+        <w:t xml:space="preserve">Tìm hiểu quy trình làm việc</w:t>
+      </w:r>
+    </w:p>
+    <w:p>
+      <w:pPr>
+        <w:rPr/>
+      </w:pPr>
+      <w:r>
+        <w:rPr>
+          <w:rtl w:val="0"/>
+        </w:rPr>
+        <w:t xml:space="preserve">Tìm hiểu cơ cấu tổ chức của nhà trường.</w:t>
+      </w:r>
+    </w:p>
+    <w:p>
+      <w:pPr>
+        <w:rPr/>
+      </w:pPr>
+      <w:r>
+        <w:rPr>
+          <w:rtl w:val="0"/>
+        </w:rPr>
+        <w:t xml:space="preserve">Nắm nội quy và quy định làm việc.</w:t>
+      </w:r>
+    </w:p>
+    <w:p>
+      <w:pPr>
+        <w:rPr/>
+      </w:pPr>
+      <w:r>
+        <w:rPr>
+          <w:rtl w:val="0"/>
+        </w:rPr>
+        <w:t xml:space="preserve">Quan sát quy trình xử lý hồ sơ hành chính.</w:t>
+      </w:r>
+    </w:p>
+    <w:p>
+      <w:pPr>
+        <w:rPr/>
+      </w:pPr>
+      <w:r>
+        <w:rPr>
+          <w:rtl w:val="0"/>
+        </w:rPr>
+        <w:t xml:space="preserve">Tìm hiểu quy trình quản lý thông tin và dữ liệu học sinh.</w:t>
+      </w:r>
+    </w:p>
+    <w:p>
+      <w:pPr>
+        <w:pStyle w:val="Heading1"/>
+        <w:numPr>
+          <w:ilvl w:val="0"/>
+          <w:numId w:val="15"/>
+        </w:numPr>
+        <w:rPr>
+          <w:u w:val="none"/>
+        </w:rPr>
+      </w:pPr>
+      <w:bookmarkStart w:colFirst="0" w:colLast="0" w:name="_2655cpia6vdc" w:id="9"/>
+      <w:bookmarkEnd w:id="9"/>
+      <w:r>
+        <w:rPr>
+          <w:rtl w:val="0"/>
+        </w:rPr>
+        <w:t xml:space="preserve">Hỗ trợ quản lý hồ sơ</w:t>
+      </w:r>
+    </w:p>
+    <w:p>
+      <w:pPr>
+        <w:rPr/>
+      </w:pPr>
+      <w:r>
+        <w:rPr>
+          <w:rtl w:val="0"/>
+        </w:rPr>
+        <w:t xml:space="preserve">Phân loại hồ sơ theo từng nhóm.</w:t>
+      </w:r>
+    </w:p>
+    <w:p>
+      <w:pPr>
+        <w:rPr/>
+      </w:pPr>
+      <w:r>
+        <w:rPr>
+          <w:rtl w:val="0"/>
+        </w:rPr>
+        <w:t xml:space="preserve">Sắp xếp hồ sơ theo đúng quy định.</w:t>
+      </w:r>
+    </w:p>
+    <w:p>
+      <w:pPr>
+        <w:rPr/>
+      </w:pPr>
+      <w:r>
+        <w:rPr>
+          <w:rtl w:val="0"/>
+        </w:rPr>
+        <w:t xml:space="preserve">Lưu trữ hồ sơ hành chính.</w:t>
+      </w:r>
+    </w:p>
+    <w:p>
+      <w:pPr>
+        <w:rPr/>
+      </w:pPr>
+      <w:r>
+        <w:rPr>
+          <w:rtl w:val="0"/>
+        </w:rPr>
+        <w:t xml:space="preserve">Kiểm tra tính đầy đủ của hồ sơ trước khi lưu trữ.</w:t>
+      </w:r>
+    </w:p>
+    <w:p>
+      <w:pPr>
+        <w:pStyle w:val="Heading1"/>
+        <w:numPr>
+          <w:ilvl w:val="0"/>
+          <w:numId w:val="15"/>
+        </w:numPr>
+        <w:rPr>
+          <w:u w:val="none"/>
+        </w:rPr>
+      </w:pPr>
+      <w:bookmarkStart w:colFirst="0" w:colLast="0" w:name="_9gg47f6lfxa3" w:id="10"/>
+      <w:bookmarkEnd w:id="10"/>
+      <w:r>
+        <w:rPr>
+          <w:rtl w:val="0"/>
+        </w:rPr>
+        <w:t xml:space="preserve">Hỗ trợ nhập liệu và cập nhật dữ liệu</w:t>
+      </w:r>
+    </w:p>
+    <w:p>
+      <w:pPr>
+        <w:rPr/>
+      </w:pPr>
+      <w:r>
+        <w:rPr>
+          <w:rtl w:val="0"/>
+        </w:rPr>
+        <w:t xml:space="preserve">Nhập dữ liệu học sinh theo biểu mẫu.</w:t>
+      </w:r>
+    </w:p>
+    <w:p>
+      <w:pPr>
+        <w:rPr/>
+      </w:pPr>
+      <w:r>
+        <w:rPr>
+          <w:rtl w:val="0"/>
+        </w:rPr>
+        <w:t xml:space="preserve">Cập nhật thông tin khi có thay đổi.</w:t>
+      </w:r>
+    </w:p>
+    <w:p>
+      <w:pPr>
+        <w:rPr/>
+      </w:pPr>
+      <w:r>
+        <w:rPr>
+          <w:rtl w:val="0"/>
+        </w:rPr>
+        <w:t xml:space="preserve">Kiểm tra, đối chiếu dữ liệu giữa hồ sơ giấy và dữ liệu điện tử.</w:t>
+      </w:r>
+    </w:p>
+    <w:p>
+      <w:pPr>
+        <w:rPr/>
+      </w:pPr>
+      <w:r>
+        <w:rPr>
+          <w:rtl w:val="0"/>
+        </w:rPr>
+        <w:t xml:space="preserve">Hạn chế sai sót trong quá trình nhập liệu.</w:t>
+      </w:r>
+    </w:p>
+    <w:p>
+      <w:pPr>
+        <w:pStyle w:val="Heading1"/>
+        <w:numPr>
+          <w:ilvl w:val="0"/>
+          <w:numId w:val="15"/>
+        </w:numPr>
+        <w:rPr>
+          <w:u w:val="none"/>
+        </w:rPr>
+      </w:pPr>
+      <w:bookmarkStart w:colFirst="0" w:colLast="0" w:name="_x3xqxqh5dyd0" w:id="11"/>
+      <w:bookmarkEnd w:id="11"/>
+      <w:r>
+        <w:rPr>
+          <w:rtl w:val="0"/>
+        </w:rPr>
+        <w:t xml:space="preserve">Hỗ trợ thống kê và tổng hợp dữ liệu</w:t>
+      </w:r>
+    </w:p>
+    <w:p>
+      <w:pPr>
+        <w:rPr/>
+      </w:pPr>
+      <w:r>
+        <w:rPr>
+          <w:rtl w:val="0"/>
+        </w:rPr>
+        <w:t xml:space="preserve">Tổng hợp số liệu học sinh.</w:t>
+      </w:r>
+    </w:p>
+    <w:p>
+      <w:pPr>
+        <w:rPr/>
+      </w:pPr>
+      <w:r>
+        <w:rPr>
+          <w:rtl w:val="0"/>
+        </w:rPr>
+        <w:t xml:space="preserve">Hỗ trợ lập các bảng thống kê.</w:t>
+      </w:r>
+    </w:p>
+    <w:p>
+      <w:pPr>
+        <w:rPr/>
+      </w:pPr>
+      <w:r>
+        <w:rPr>
+          <w:rtl w:val="0"/>
+        </w:rPr>
+        <w:t xml:space="preserve">Chuẩn bị biểu mẫu phục vụ công tác tuyển sinh và quản lý.</w:t>
+      </w:r>
+    </w:p>
+    <w:p>
+      <w:pPr>
+        <w:pStyle w:val="Heading1"/>
+        <w:numPr>
+          <w:ilvl w:val="0"/>
+          <w:numId w:val="15"/>
+        </w:numPr>
+        <w:rPr>
+          <w:u w:val="none"/>
+        </w:rPr>
+      </w:pPr>
+      <w:bookmarkStart w:colFirst="0" w:colLast="0" w:name="_g6k66mi6heo2" w:id="12"/>
+      <w:bookmarkEnd w:id="12"/>
+      <w:r>
+        <w:rPr>
+          <w:rtl w:val="0"/>
+        </w:rPr>
+        <w:t xml:space="preserve">Hỗ trợ các công việc hành chính</w:t>
+      </w:r>
+    </w:p>
+    <w:p>
+      <w:pPr>
+        <w:rPr/>
+      </w:pPr>
+      <w:r>
+        <w:rPr>
+          <w:rtl w:val="0"/>
+        </w:rPr>
+        <w:t xml:space="preserve">Ngoài các nhiệm vụ trên, sinh viên còn hỗ trợ một số công việc hành chính khác theo sự phân công của cán bộ hướng dẫn như chuẩn bị tài liệu, in ấn văn bản, sắp xếp hồ sơ và hỗ trợ các hoạt động của văn phòng.</w:t>
+      </w:r>
+    </w:p>
+    <w:p>
+      <w:pPr>
+        <w:rPr/>
+      </w:pPr>
+      <w:r>
+        <w:rPr>
+          <w:rtl w:val="0"/>
+        </w:rPr>
+        <w:t xml:space="preserve">Thông qua các nhiệm vụ được giao, sinh viên có điều kiện rèn luyện kỹ năng quản lý dữ liệu, sử dụng các phần mềm văn phòng, làm việc cẩn thận, chính xác và nâng cao ý thức trách nhiệm trong môi trường làm việc thực tế.</w:t>
+      </w:r>
+      <w:r>
+        <w:rPr>
+          <w:rtl w:val="0"/>
+        </w:rPr>
+      </w:r>
+    </w:p>
+    <w:p>
+      <w:pPr>
+        <w:pStyle w:val="Title"/>
+        <w:rPr/>
+      </w:pPr>
+      <w:bookmarkStart w:colFirst="0" w:colLast="0" w:name="_xw3kfzwx73gf" w:id="13"/>
+      <w:bookmarkEnd w:id="13"/>
+      <w:r>
+        <w:br w:type="page"/>
+      </w:r>
+      <w:r>
+        <w:rPr>
+          <w:rtl w:val="0"/>
+        </w:rPr>
+      </w:r>
+    </w:p>
+    <w:p>
+      <w:pPr>
+        <w:pStyle w:val="Title"/>
+        <w:rPr/>
+      </w:pPr>
+      <w:bookmarkStart w:colFirst="0" w:colLast="0" w:name="_wt6nnnxa2d3q" w:id="14"/>
+      <w:bookmarkEnd w:id="14"/>
+      <w:r>
+        <w:rPr>
+          <w:rtl w:val="0"/>
+        </w:rPr>
+        <w:t xml:space="preserve">Chương 3: Cơ sở lý thuyết</w:t>
+      </w:r>
+    </w:p>
+    <w:p>
+      <w:pPr>
+        <w:pStyle w:val="Heading1"/>
+        <w:numPr>
+          <w:ilvl w:val="0"/>
+          <w:numId w:val="7"/>
+        </w:numPr>
+        <w:spacing w:after="0" w:afterAutospacing="0" w:line="276" w:lineRule="auto"/>
+        <w:ind w:left="720" w:hanging="360"/>
+        <w:rPr/>
+      </w:pPr>
+      <w:bookmarkStart w:colFirst="0" w:colLast="0" w:name="_zbzdz5xkrcku" w:id="15"/>
+      <w:bookmarkEnd w:id="15"/>
+      <w:r>
+        <w:rPr>
+          <w:rtl w:val="0"/>
+        </w:rPr>
+        <w:t xml:space="preserve">Tổng quan về phân tích dữ liệu</w:t>
+      </w:r>
+    </w:p>
+    <w:p>
+      <w:pPr>
+        <w:pStyle w:val="Heading2"/>
+        <w:numPr>
+          <w:ilvl w:val="0"/>
+          <w:numId w:val="5"/>
+        </w:numPr>
+        <w:spacing w:before="0" w:beforeAutospacing="0" w:line="276" w:lineRule="auto"/>
+      </w:pPr>
+      <w:bookmarkStart w:colFirst="0" w:colLast="0" w:name="_l006y63i417x" w:id="16"/>
+      <w:bookmarkEnd w:id="16"/>
+      <w:r>
+        <w:rPr>
+          <w:rtl w:val="0"/>
+        </w:rPr>
+        <w:t xml:space="preserve">Khái niệm dữ liệu </w:t>
+      </w:r>
+    </w:p>
+    <w:p>
+      <w:pPr>
+        <w:spacing w:after="240" w:before="240" w:line="276" w:lineRule="auto"/>
+        <w:rPr/>
+      </w:pPr>
+      <w:r>
+        <w:rPr>
+          <w:rtl w:val="0"/>
+        </w:rPr>
+        <w:t xml:space="preserve">Dữ liệu (</w:t>
+      </w:r>
+      <w:r>
+        <w:rPr>
+          <w:i w:val="1"/>
+          <w:iCs w:val="1"/>
+          <w:rtl w:val="0"/>
+        </w:rPr>
+        <w:t xml:space="preserve">Data</w:t>
+      </w:r>
+      <w:r>
+        <w:rPr>
+          <w:rtl w:val="0"/>
+        </w:rPr>
+        <w:t xml:space="preserve">) là tập hợp các sự kiện, số liệu, ký hiệu hoặc quan sát được thu thập trong quá trình hoạt động của một tổ chức hoặc hệ thống. Dữ liệu có thể tồn tại dưới nhiều dạng như số, văn bản, hình ảnh, âm thanh hoặc các định dạng khác. Tuy nhiên, bản thân dữ liệu chỉ phản ánh các giá trị riêng lẻ và chưa mang nhiều ý nghĩa nếu chưa được xử lý.</w:t>
+      </w:r>
+    </w:p>
+    <w:p>
+      <w:pPr>
+        <w:spacing w:after="240" w:before="240" w:line="276" w:lineRule="auto"/>
+        <w:rPr/>
+      </w:pPr>
+      <w:r>
+        <w:rPr>
+          <w:rtl w:val="0"/>
+        </w:rPr>
+        <w:t xml:space="preserve">Trong lĩnh vực giáo dục, dữ liệu học sinh bao gồm các thông tin như họ và tên, ngày sinh, giới tính, địa chỉ, thông tin phụ huynh, lớp học, kết quả học tập và các thông tin liên quan khác. Những dữ liệu này là cơ sở quan trọng phục vụ công tác quản lý, thống kê và xây dựng các báo cáo của nhà trường.</w:t>
+      </w:r>
+    </w:p>
+    <w:p>
+      <w:pPr>
+        <w:spacing w:after="240" w:before="240" w:line="276" w:lineRule="auto"/>
+        <w:rPr/>
+      </w:pPr>
+      <w:r>
+        <w:rPr>
+          <w:rtl w:val="0"/>
+        </w:rPr>
+        <w:t xml:space="preserve">Sau khi được xử lý, tổ chức và phân tích, dữ liệu sẽ được chuyển hóa thành thông tin (</w:t>
+      </w:r>
+      <w:r>
+        <w:rPr>
+          <w:i w:val="1"/>
+          <w:iCs w:val="1"/>
+          <w:rtl w:val="0"/>
+        </w:rPr>
+        <w:t xml:space="preserve">Information</w:t>
+      </w:r>
+      <w:r>
+        <w:rPr>
+          <w:rtl w:val="0"/>
+        </w:rPr>
+        <w:t xml:space="preserve">) và tri thức (</w:t>
+      </w:r>
+      <w:r>
+        <w:rPr>
+          <w:i w:val="1"/>
+          <w:iCs w:val="1"/>
+          <w:rtl w:val="0"/>
+        </w:rPr>
+        <w:t xml:space="preserve">Knowledge</w:t>
+      </w:r>
+      <w:r>
+        <w:rPr>
+          <w:rtl w:val="0"/>
+        </w:rPr>
+        <w:t xml:space="preserve">), góp phần hỗ trợ nhà quản lý đưa ra các quyết định chính xác và hiệu quả hơn.</w:t>
+      </w:r>
+    </w:p>
+    <w:p>
+      <w:pPr>
+        <w:pStyle w:val="Heading2"/>
+        <w:numPr>
+          <w:ilvl w:val="0"/>
+          <w:numId w:val="5"/>
+        </w:numPr>
+        <w:spacing w:before="280" w:line="276" w:lineRule="auto"/>
+      </w:pPr>
+      <w:bookmarkStart w:colFirst="0" w:colLast="0" w:name="_9ds5y8jzig1p" w:id="17"/>
+      <w:bookmarkEnd w:id="17"/>
+      <w:r>
+        <w:rPr>
+          <w:rtl w:val="0"/>
+        </w:rPr>
+        <w:t xml:space="preserve">Khái niệm phân tích dữ liệu</w:t>
+      </w:r>
+    </w:p>
+    <w:p>
+      <w:pPr>
+        <w:spacing w:after="240" w:before="240" w:line="276" w:lineRule="auto"/>
+        <w:rPr/>
+      </w:pPr>
+      <w:r>
+        <w:rPr>
+          <w:rtl w:val="0"/>
+        </w:rPr>
+        <w:t xml:space="preserve">Phân tích dữ liệu (</w:t>
+      </w:r>
+      <w:r>
+        <w:rPr>
+          <w:i w:val="1"/>
+          <w:iCs w:val="1"/>
+          <w:rtl w:val="0"/>
+        </w:rPr>
+        <w:t xml:space="preserve">Data Analytics</w:t>
+      </w:r>
+      <w:r>
+        <w:rPr>
+          <w:rtl w:val="0"/>
+        </w:rPr>
+        <w:t xml:space="preserve">) là quá trình thu thập, kiểm tra, làm sạch, biến đổi và phân tích dữ liệu nhằm khám phá các thông tin có giá trị, rút ra kết luận và hỗ trợ quá trình ra quyết định. Phân tích dữ liệu kết hợp giữa các phương pháp thống kê, công nghệ thông tin và kiến thức chuyên môn để chuyển đổi dữ liệu thô thành các thông tin có ý nghĩa.</w:t>
+      </w:r>
+    </w:p>
+    <w:p>
+      <w:pPr>
+        <w:spacing w:after="240" w:before="240" w:line="276" w:lineRule="auto"/>
+        <w:rPr/>
+      </w:pPr>
+      <w:r>
+        <w:rPr>
+          <w:rtl w:val="0"/>
+        </w:rPr>
+        <w:t xml:space="preserve">Trong công tác quản lý giáo dục, phân tích dữ liệu giúp nhà trường hiểu rõ đặc điểm của tập dữ liệu học sinh, hỗ trợ thống kê, theo dõi tình hình học sinh và xây dựng các báo cáo phục vụ công tác quản lý một cách khoa học và hiệu quả.</w:t>
+      </w:r>
+    </w:p>
+    <w:p>
+      <w:pPr>
+        <w:pStyle w:val="Heading2"/>
+        <w:numPr>
+          <w:ilvl w:val="0"/>
+          <w:numId w:val="5"/>
+        </w:numPr>
+        <w:spacing w:before="280" w:line="276" w:lineRule="auto"/>
+      </w:pPr>
+      <w:bookmarkStart w:colFirst="0" w:colLast="0" w:name="_hbrjlnj96h1x" w:id="18"/>
+      <w:bookmarkEnd w:id="18"/>
+      <w:r>
+        <w:rPr>
+          <w:rtl w:val="0"/>
+        </w:rPr>
+        <w:t xml:space="preserve">Vai trò của Data Analyst </w:t>
+      </w:r>
+    </w:p>
+    <w:p>
+      <w:pPr>
+        <w:spacing w:after="240" w:before="240" w:line="276" w:lineRule="auto"/>
+        <w:rPr/>
+      </w:pPr>
+      <w:r>
+        <w:rPr>
+          <w:rtl w:val="0"/>
+        </w:rPr>
+        <w:t xml:space="preserve">Data Analyst (Chuyên viên phân tích dữ liệu) là người chịu trách nhiệm thu thập, xử lý, làm sạch, phân tích và trực quan hóa dữ liệu nhằm cung cấp các thông tin hỗ trợ quá trình ra quyết định. Data Analyst sử dụng các công cụ và kỹ thuật phân tích dữ liệu để chuyển đổi dữ liệu thô thành các báo cáo trực quan, giúp nhà quản lý dễ dàng nắm bắt tình hình và đưa ra các quyết định phù hợp.</w:t>
+      </w:r>
+    </w:p>
+    <w:p>
+      <w:pPr>
+        <w:spacing w:after="240" w:before="240" w:line="276" w:lineRule="auto"/>
+        <w:rPr/>
+      </w:pPr>
+      <w:r>
+        <w:rPr>
+          <w:rtl w:val="0"/>
+        </w:rPr>
+        <w:t xml:space="preserve">Ngoài khả năng sử dụng các công cụ như Python, SQL hay Microsoft Power BI, Data Analyst còn cần có tư duy phân tích để xác định đúng bài toán, lựa chọn phương pháp xử lý phù hợp và diễn giải kết quả theo ngôn ngữ dễ hiểu đối với người sử dụng.</w:t>
+      </w:r>
+    </w:p>
+    <w:p>
+      <w:pPr>
+        <w:pStyle w:val="Heading1"/>
+        <w:numPr>
+          <w:ilvl w:val="0"/>
+          <w:numId w:val="7"/>
+        </w:numPr>
+        <w:spacing w:line="276" w:lineRule="auto"/>
+        <w:ind w:left="720" w:hanging="360"/>
+        <w:rPr/>
+      </w:pPr>
+      <w:bookmarkStart w:colFirst="0" w:colLast="0" w:name="_taqp8sgr0ebx" w:id="19"/>
+      <w:bookmarkEnd w:id="19"/>
+      <w:r>
+        <w:rPr>
+          <w:rtl w:val="0"/>
+        </w:rPr>
+        <w:t xml:space="preserve">Vai trò của phân tích dữ liệu trong quản lý</w:t>
+      </w:r>
+    </w:p>
+    <w:p>
+      <w:pPr>
+        <w:spacing w:after="240" w:before="240" w:line="276" w:lineRule="auto"/>
+        <w:rPr/>
+      </w:pPr>
+      <w:r>
+        <w:rPr>
+          <w:rtl w:val="0"/>
+        </w:rPr>
+        <w:t xml:space="preserve">Trong bối cảnh chuyển đổi số, phân tích dữ liệu ngày càng giữ vai trò quan trọng trong hoạt động quản lý của các tổ chức nói chung và các cơ sở giáo dục nói riêng. Việc khai thác dữ liệu giúp nâng cao chất lượng quản trị thông qua các thông tin khách quan và có cơ sở.</w:t>
+      </w:r>
+    </w:p>
+    <w:p>
+      <w:pPr>
+        <w:spacing w:after="240" w:before="240" w:line="276" w:lineRule="auto"/>
+        <w:rPr/>
+      </w:pPr>
+      <w:r>
+        <w:rPr>
+          <w:rtl w:val="0"/>
+        </w:rPr>
+        <w:t xml:space="preserve">Một số vai trò nổi bật của phân tích dữ liệu gồm:</w:t>
+      </w:r>
+    </w:p>
+    <w:p>
+      <w:pPr>
+        <w:numPr>
+          <w:ilvl w:val="0"/>
+          <w:numId w:val="10"/>
+        </w:numPr>
+        <w:spacing w:after="0" w:afterAutospacing="0" w:before="240" w:line="276" w:lineRule="auto"/>
+        <w:ind w:left="720" w:hanging="360"/>
+      </w:pPr>
+      <w:r>
+        <w:rPr>
+          <w:rtl w:val="0"/>
+        </w:rPr>
+        <w:t xml:space="preserve">Hỗ trợ ra quyết định: Cung cấp các thông tin và số liệu khách quan giúp nhà quản lý đưa ra quyết định nhanh chóng và chính xác hơn.</w:t>
+      </w:r>
+    </w:p>
+    <w:p>
+      <w:pPr>
+        <w:numPr>
+          <w:ilvl w:val="0"/>
+          <w:numId w:val="10"/>
+        </w:numPr>
+        <w:spacing w:after="0" w:afterAutospacing="0" w:before="0" w:beforeAutospacing="0" w:line="276" w:lineRule="auto"/>
+        <w:ind w:left="720" w:hanging="360"/>
+      </w:pPr>
+      <w:r>
+        <w:rPr>
+          <w:rtl w:val="0"/>
+        </w:rPr>
+        <w:t xml:space="preserve">Hỗ trợ thống kê và giám sát: Giúp theo dõi tình hình học sinh, thống kê số liệu và xây dựng các báo cáo phục vụ công tác quản lý.</w:t>
+      </w:r>
+    </w:p>
+    <w:p>
+      <w:pPr>
+        <w:numPr>
+          <w:ilvl w:val="0"/>
+          <w:numId w:val="10"/>
+        </w:numPr>
+        <w:spacing w:after="0" w:afterAutospacing="0" w:before="0" w:beforeAutospacing="0" w:line="276" w:lineRule="auto"/>
+        <w:ind w:left="720" w:hanging="360"/>
+      </w:pPr>
+      <w:r>
+        <w:rPr>
+          <w:rtl w:val="0"/>
+        </w:rPr>
+        <w:t xml:space="preserve">Nâng cao hiệu quả quản lý: Giúp giảm thời gian tổng hợp dữ liệu thủ công, hỗ trợ kiểm tra tính chính xác của dữ liệu và nâng cao hiệu quả khai thác dữ liệu.</w:t>
+      </w:r>
+    </w:p>
+    <w:p>
+      <w:pPr>
+        <w:numPr>
+          <w:ilvl w:val="0"/>
+          <w:numId w:val="10"/>
+        </w:numPr>
+        <w:spacing w:after="0" w:afterAutospacing="0" w:before="0" w:beforeAutospacing="0" w:line="276" w:lineRule="auto"/>
+        <w:ind w:left="720" w:hanging="360"/>
+      </w:pPr>
+      <w:r>
+        <w:rPr>
+          <w:rtl w:val="0"/>
+        </w:rPr>
+        <w:t xml:space="preserve">Hỗ trợ chuyển đổi số: Góp phần xây dựng môi trường quản lý dựa trên dữ liệu (Data-driven Management), phù hợp với xu hướng chuyển đổi số trong ngành giáo dục.</w:t>
+      </w:r>
+    </w:p>
+    <w:p>
+      <w:pPr>
+        <w:pStyle w:val="Heading1"/>
+        <w:numPr>
+          <w:ilvl w:val="0"/>
+          <w:numId w:val="7"/>
+        </w:numPr>
+        <w:spacing w:after="0" w:afterAutospacing="0" w:before="0" w:beforeAutospacing="0" w:line="276" w:lineRule="auto"/>
+        <w:ind w:left="720" w:hanging="360"/>
+        <w:rPr/>
+      </w:pPr>
+      <w:bookmarkStart w:colFirst="0" w:colLast="0" w:name="_4nmxj3m6asjx" w:id="20"/>
+      <w:bookmarkEnd w:id="20"/>
+      <w:r>
+        <w:rPr>
+          <w:rtl w:val="0"/>
+        </w:rPr>
+        <w:t xml:space="preserve">Quy trình xử lý dữ liệu</w:t>
+      </w:r>
+    </w:p>
+    <w:p>
+      <w:pPr>
+        <w:numPr>
+          <w:ilvl w:val="0"/>
+          <w:numId w:val="8"/>
+        </w:numPr>
+        <w:spacing w:after="240" w:before="0" w:beforeAutospacing="0" w:line="276" w:lineRule="auto"/>
+        <w:ind w:left="720" w:hanging="360"/>
+      </w:pPr>
+      <w:r>
+        <w:rPr>
+          <w:rtl w:val="0"/>
+        </w:rPr>
+        <w:t xml:space="preserve">Quy trình phân tích dữ liệu là chuỗi các bước nhằm chuyển đổi dữ liệu thô thành thông tin có giá trị phục vụ công tác quản lý và hỗ trợ ra quyết định. Mặc dù mỗi tổ chức có thể áp dụng quy trình khác nhau tùy theo mục tiêu, nhưng nhìn chung quy trình phân tích dữ liệu bao gồm các bước sau:</w:t>
+      </w:r>
+    </w:p>
+    <w:p>
+      <w:pPr>
+        <w:spacing w:after="240" w:before="240" w:line="276" w:lineRule="auto"/>
+        <w:rPr/>
+      </w:pPr>
+      <w:r>
+        <w:rPr>
+          <w:rtl w:val="0"/>
+        </w:rPr>
+        <w:t xml:space="preserve">Thu thập dữ liệu -&gt; Làm sạch dữ liệu -&gt; Khám phá dữ liệu (EDA) -&gt; Phân tích dữ liệu -&gt;Trực quan hóa dữ liệu -&gt;Hỗ trợ ra quyết định</w:t>
+      </w:r>
+    </w:p>
+    <w:p>
+      <w:pPr>
+        <w:pStyle w:val="Heading3"/>
+        <w:keepNext w:val="0"/>
+        <w:keepLines w:val="0"/>
+        <w:spacing w:before="280" w:line="276" w:lineRule="auto"/>
+        <w:ind w:firstLine="720"/>
+        <w:rPr>
+          <w:color w:val="000000"/>
+          <w:sz w:val="26"/>
+          <w:szCs w:val="26"/>
+        </w:rPr>
+      </w:pPr>
+      <w:bookmarkStart w:colFirst="0" w:colLast="0" w:name="_1wxt7nxlo3po" w:id="21"/>
+      <w:bookmarkEnd w:id="21"/>
+      <w:r>
+        <w:rPr>
+          <w:color w:val="000000"/>
+          <w:sz w:val="26"/>
+          <w:szCs w:val="26"/>
+          <w:rtl w:val="0"/>
+        </w:rPr>
+        <w:t xml:space="preserve">Bước 1. Thu thập dữ liệu (Data Collection)</w:t>
+      </w:r>
+    </w:p>
+    <w:p>
+      <w:pPr>
+        <w:spacing w:after="240" w:before="240" w:line="276" w:lineRule="auto"/>
+        <w:rPr/>
+      </w:pPr>
+      <w:r>
+        <w:rPr>
+          <w:rtl w:val="0"/>
+        </w:rPr>
+        <w:t xml:space="preserve">Thu thập dữ liệu là bước đầu tiên và đóng vai trò nền tảng trong toàn bộ quy trình phân tích dữ liệu. Dữ liệu được thu thập từ các nguồn khác nhau như hệ thống quản lý, hồ sơ giấy, bảng tính Excel hoặc các cơ sở dữ liệu hiện có.</w:t>
+      </w:r>
+    </w:p>
+    <w:p>
+      <w:pPr>
+        <w:spacing w:after="240" w:before="240" w:line="276" w:lineRule="auto"/>
+        <w:rPr/>
+      </w:pPr>
+      <w:r>
+        <w:rPr>
+          <w:rtl w:val="0"/>
+        </w:rPr>
+        <w:t xml:space="preserve">Trong phạm vi đề tài, dữ liệu được sử dụng là dữ liệu học sinh lớp 6 của Trường THCS Long Hòa do đơn vị thực tập cung cấp phục vụ cho quá trình phân tích.</w:t>
+      </w:r>
+    </w:p>
+    <w:p>
+      <w:pPr>
+        <w:pStyle w:val="Heading3"/>
+        <w:keepNext w:val="0"/>
+        <w:keepLines w:val="0"/>
+        <w:spacing w:before="280" w:line="276" w:lineRule="auto"/>
+        <w:ind w:firstLine="720"/>
+        <w:rPr>
+          <w:color w:val="000000"/>
+          <w:sz w:val="26"/>
+          <w:szCs w:val="26"/>
+        </w:rPr>
+      </w:pPr>
+      <w:bookmarkStart w:colFirst="0" w:colLast="0" w:name="_dj0chfzb6723" w:id="22"/>
+      <w:bookmarkEnd w:id="22"/>
+      <w:r>
+        <w:rPr>
+          <w:color w:val="000000"/>
+          <w:sz w:val="26"/>
+          <w:szCs w:val="26"/>
+          <w:rtl w:val="0"/>
+        </w:rPr>
+        <w:t xml:space="preserve">Bước 2. Làm sạch dữ liệu (Data Cleaning)</w:t>
+      </w:r>
+    </w:p>
+    <w:p>
+      <w:pPr>
+        <w:spacing w:after="240" w:before="240" w:line="276" w:lineRule="auto"/>
+        <w:rPr/>
+      </w:pPr>
+      <w:r>
+        <w:rPr>
+          <w:rtl w:val="0"/>
+        </w:rPr>
+        <w:t xml:space="preserve">Sau khi thu thập, dữ liệu thường tồn tại các vấn đề như dữ liệu thiếu, dữ liệu trùng lặp, sai định dạng hoặc dữ liệu không hợp lệ. Vì vậy, cần tiến hành làm sạch dữ liệu nhằm đảm bảo tính chính xác và nhất quán trước khi phân tích.</w:t>
+      </w:r>
+    </w:p>
+    <w:p>
+      <w:pPr>
+        <w:spacing w:after="240" w:before="240" w:line="276" w:lineRule="auto"/>
+        <w:rPr/>
+      </w:pPr>
+      <w:r>
+        <w:rPr>
+          <w:rtl w:val="0"/>
+        </w:rPr>
+        <w:t xml:space="preserve">Đây là giai đoạn quan trọng nhất trong quy trình vì chất lượng dữ liệu đầu vào ảnh hưởng trực tiếp đến kết quả phân tích.</w:t>
+      </w:r>
+    </w:p>
+    <w:p>
+      <w:pPr>
+        <w:pStyle w:val="Heading3"/>
+        <w:keepNext w:val="0"/>
+        <w:keepLines w:val="0"/>
+        <w:spacing w:before="280" w:line="276" w:lineRule="auto"/>
+        <w:ind w:firstLine="720"/>
+        <w:rPr>
+          <w:color w:val="000000"/>
+          <w:sz w:val="26"/>
+          <w:szCs w:val="26"/>
+        </w:rPr>
+      </w:pPr>
+      <w:bookmarkStart w:colFirst="0" w:colLast="0" w:name="_4o51bivzpx59" w:id="23"/>
+      <w:bookmarkEnd w:id="23"/>
+      <w:r>
+        <w:rPr>
+          <w:color w:val="000000"/>
+          <w:sz w:val="26"/>
+          <w:szCs w:val="26"/>
+          <w:rtl w:val="0"/>
+        </w:rPr>
+        <w:t xml:space="preserve">Bước 3. Khám phá dữ liệu (Exploratory Data Analysis - EDA)</w:t>
+      </w:r>
+    </w:p>
+    <w:p>
+      <w:pPr>
+        <w:spacing w:after="240" w:before="240" w:line="276" w:lineRule="auto"/>
+        <w:rPr/>
+      </w:pPr>
+      <w:r>
+        <w:rPr>
+          <w:rtl w:val="0"/>
+        </w:rPr>
+        <w:t xml:space="preserve">Khám phá dữ liệu (EDA) là quá trình sử dụng các phương pháp thống kê mô tả và trực quan hóa để tìm hiểu đặc điểm của tập dữ liệu trước khi tiến hành phân tích.</w:t>
+      </w:r>
+    </w:p>
+    <w:p>
+      <w:pPr>
+        <w:spacing w:after="240" w:before="240" w:line="276" w:lineRule="auto"/>
+        <w:rPr/>
+      </w:pPr>
+      <w:r>
+        <w:rPr>
+          <w:rtl w:val="0"/>
+        </w:rPr>
+        <w:t xml:space="preserve">Thông qua EDA, người phân tích có thể:</w:t>
+      </w:r>
+    </w:p>
+    <w:p>
+      <w:pPr>
+        <w:numPr>
+          <w:ilvl w:val="0"/>
+          <w:numId w:val="17"/>
+        </w:numPr>
+        <w:spacing w:after="0" w:afterAutospacing="0" w:before="240" w:line="276" w:lineRule="auto"/>
+        <w:ind w:left="1440" w:hanging="360"/>
+      </w:pPr>
+      <w:r>
+        <w:rPr>
+          <w:rtl w:val="0"/>
+        </w:rPr>
+        <w:t xml:space="preserve">Xác định phân bố của dữ liệu.</w:t>
+      </w:r>
+    </w:p>
+    <w:p>
+      <w:pPr>
+        <w:numPr>
+          <w:ilvl w:val="0"/>
+          <w:numId w:val="17"/>
+        </w:numPr>
+        <w:spacing w:after="0" w:afterAutospacing="0" w:before="0" w:beforeAutospacing="0" w:line="276" w:lineRule="auto"/>
+        <w:ind w:left="1440" w:hanging="360"/>
+      </w:pPr>
+      <w:r>
+        <w:rPr>
+          <w:rtl w:val="0"/>
+        </w:rPr>
+        <w:t xml:space="preserve">Phát hiện dữ liệu bất thường.</w:t>
+      </w:r>
+    </w:p>
+    <w:p>
+      <w:pPr>
+        <w:numPr>
+          <w:ilvl w:val="0"/>
+          <w:numId w:val="17"/>
+        </w:numPr>
+        <w:spacing w:after="0" w:afterAutospacing="0" w:before="0" w:beforeAutospacing="0" w:line="276" w:lineRule="auto"/>
+        <w:ind w:left="1440" w:hanging="360"/>
+      </w:pPr>
+      <w:r>
+        <w:rPr>
+          <w:rtl w:val="0"/>
+        </w:rPr>
+        <w:t xml:space="preserve">Kiểm tra dữ liệu thiếu hoặc trùng lặp.</w:t>
+      </w:r>
+    </w:p>
+    <w:p>
+      <w:pPr>
+        <w:numPr>
+          <w:ilvl w:val="0"/>
+          <w:numId w:val="17"/>
+        </w:numPr>
+        <w:spacing w:after="240" w:before="0" w:beforeAutospacing="0" w:line="276" w:lineRule="auto"/>
+        <w:ind w:left="1440" w:hanging="360"/>
+      </w:pPr>
+      <w:r>
+        <w:rPr>
+          <w:rtl w:val="0"/>
+        </w:rPr>
+        <w:t xml:space="preserve">Hiểu rõ đặc điểm của tập dữ liệu.</w:t>
+      </w:r>
+    </w:p>
+    <w:p>
+      <w:pPr>
+        <w:spacing w:after="240" w:before="240" w:line="276" w:lineRule="auto"/>
+        <w:rPr/>
+      </w:pPr>
+      <w:r>
+        <w:rPr>
+          <w:rtl w:val="0"/>
+        </w:rPr>
+        <w:t xml:space="preserve">Đối với đề tài này, EDA được sử dụng để khảo sát các đặc điểm cơ bản của dữ liệu học sinh lớp 6, phục vụ cho quá trình phân tích và trực quan hóa.</w:t>
+      </w:r>
+    </w:p>
+    <w:p>
+      <w:pPr>
+        <w:pStyle w:val="Heading3"/>
+        <w:keepNext w:val="0"/>
+        <w:keepLines w:val="0"/>
+        <w:spacing w:before="280" w:line="276" w:lineRule="auto"/>
+        <w:ind w:firstLine="720"/>
+        <w:rPr>
+          <w:color w:val="000000"/>
+          <w:sz w:val="26"/>
+          <w:szCs w:val="26"/>
+        </w:rPr>
+      </w:pPr>
+      <w:bookmarkStart w:colFirst="0" w:colLast="0" w:name="_zesefn67xwx3" w:id="24"/>
+      <w:bookmarkEnd w:id="24"/>
+      <w:r>
+        <w:rPr>
+          <w:color w:val="000000"/>
+          <w:sz w:val="26"/>
+          <w:szCs w:val="26"/>
+          <w:rtl w:val="0"/>
+        </w:rPr>
+        <w:t xml:space="preserve">Bước 4. Phân tích dữ liệu (Data Analysis)</w:t>
+      </w:r>
+    </w:p>
+    <w:p>
+      <w:pPr>
+        <w:spacing w:after="240" w:before="240" w:line="276" w:lineRule="auto"/>
+        <w:rPr/>
+      </w:pPr>
+      <w:r>
+        <w:rPr>
+          <w:rtl w:val="0"/>
+        </w:rPr>
+        <w:t xml:space="preserve">Sau khi dữ liệu được làm sạch và khám phá, bước tiếp theo là tiến hành phân tích nhằm khai thác các thông tin phục vụ công tác quản lý.</w:t>
+      </w:r>
+    </w:p>
+    <w:p>
+      <w:pPr>
+        <w:spacing w:after="240" w:before="240" w:line="276" w:lineRule="auto"/>
+        <w:rPr/>
+      </w:pPr>
+      <w:r>
+        <w:rPr>
+          <w:rtl w:val="0"/>
+        </w:rPr>
+        <w:t xml:space="preserve">Có nhiều cấp độ phân tích dữ liệu, bao gồm:</w:t>
+      </w:r>
+    </w:p>
+    <w:p>
+      <w:pPr>
+        <w:numPr>
+          <w:ilvl w:val="0"/>
+          <w:numId w:val="19"/>
+        </w:numPr>
+        <w:spacing w:after="0" w:afterAutospacing="0" w:before="240" w:line="276" w:lineRule="auto"/>
+        <w:ind w:left="1440" w:hanging="360"/>
+      </w:pPr>
+      <w:r>
+        <w:rPr>
+          <w:rtl w:val="0"/>
+        </w:rPr>
+        <w:t xml:space="preserve">Phân tích mô tả (Descriptive Analytics): Tổng hợp và mô tả hiện trạng dữ liệu.</w:t>
+      </w:r>
+    </w:p>
+    <w:p>
+      <w:pPr>
+        <w:numPr>
+          <w:ilvl w:val="0"/>
+          <w:numId w:val="19"/>
+        </w:numPr>
+        <w:spacing w:after="0" w:afterAutospacing="0" w:before="0" w:beforeAutospacing="0" w:line="276" w:lineRule="auto"/>
+        <w:ind w:left="1440" w:hanging="360"/>
+      </w:pPr>
+      <w:r>
+        <w:rPr>
+          <w:rtl w:val="0"/>
+        </w:rPr>
+        <w:t xml:space="preserve">Phân tích chẩn đoán (Diagnostic Analytics): Xác định nguyên nhân của các hiện tượng xảy ra.</w:t>
+      </w:r>
+    </w:p>
+    <w:p>
+      <w:pPr>
+        <w:numPr>
+          <w:ilvl w:val="0"/>
+          <w:numId w:val="19"/>
+        </w:numPr>
+        <w:spacing w:after="0" w:afterAutospacing="0" w:before="0" w:beforeAutospacing="0" w:line="276" w:lineRule="auto"/>
+        <w:ind w:left="1440" w:hanging="360"/>
+      </w:pPr>
+      <w:r>
+        <w:rPr>
+          <w:rtl w:val="0"/>
+        </w:rPr>
+        <w:t xml:space="preserve">Phân tích dự đoán (Predictive Analytics): Dự báo xu hướng trong tương lai.</w:t>
+      </w:r>
+    </w:p>
+    <w:p>
+      <w:pPr>
+        <w:numPr>
+          <w:ilvl w:val="0"/>
+          <w:numId w:val="19"/>
+        </w:numPr>
+        <w:spacing w:after="240" w:before="0" w:beforeAutospacing="0" w:line="276" w:lineRule="auto"/>
+        <w:ind w:left="1440" w:hanging="360"/>
+      </w:pPr>
+      <w:r>
+        <w:rPr>
+          <w:rtl w:val="0"/>
+        </w:rPr>
+        <w:t xml:space="preserve">Phân tích đề xuất (Prescriptive Analytics): Đề xuất phương án hỗ trợ ra quyết định.</w:t>
+      </w:r>
+    </w:p>
+    <w:p>
+      <w:pPr>
+        <w:spacing w:after="240" w:before="240" w:line="276" w:lineRule="auto"/>
+        <w:rPr/>
+      </w:pPr>
+      <w:r>
+        <w:rPr>
+          <w:rtl w:val="0"/>
+        </w:rPr>
+        <w:t xml:space="preserve">Trong phạm vi đề tài này, nghiên cứu chủ yếu tập trung vào phân tích mô tả (Descriptive Analytics) nhằm thống kê, tổng hợp và trực quan hóa dữ liệu học sinh phục vụ công tác quản lý của nhà trường.</w:t>
+      </w:r>
+    </w:p>
+    <w:p>
+      <w:pPr>
+        <w:pStyle w:val="Heading3"/>
+        <w:keepNext w:val="0"/>
+        <w:keepLines w:val="0"/>
+        <w:spacing w:before="280" w:line="276" w:lineRule="auto"/>
+        <w:ind w:firstLine="720"/>
+        <w:rPr>
+          <w:color w:val="000000"/>
+          <w:sz w:val="26"/>
+          <w:szCs w:val="26"/>
+        </w:rPr>
+      </w:pPr>
+      <w:bookmarkStart w:colFirst="0" w:colLast="0" w:name="_ppoqhdlswgms" w:id="25"/>
+      <w:bookmarkEnd w:id="25"/>
+      <w:r>
+        <w:rPr>
+          <w:color w:val="000000"/>
+          <w:sz w:val="26"/>
+          <w:szCs w:val="26"/>
+          <w:rtl w:val="0"/>
+        </w:rPr>
+        <w:t xml:space="preserve">Bước 5. Trực quan hóa dữ liệu (Data Visualization)</w:t>
+      </w:r>
+    </w:p>
+    <w:p>
+      <w:pPr>
+        <w:spacing w:after="240" w:before="240" w:line="276" w:lineRule="auto"/>
+        <w:rPr/>
+      </w:pPr>
+      <w:r>
+        <w:rPr>
+          <w:rtl w:val="0"/>
+        </w:rPr>
+        <w:t xml:space="preserve">Trực quan hóa dữ liệu là quá trình biểu diễn dữ liệu dưới dạng biểu đồ, bảng thống kê hoặc Dashboard nhằm giúp người sử dụng dễ dàng quan sát và hiểu được các thông tin quan trọng.</w:t>
+      </w:r>
+    </w:p>
+    <w:p>
+      <w:pPr>
+        <w:spacing w:after="240" w:before="240" w:line="276" w:lineRule="auto"/>
+        <w:rPr/>
+      </w:pPr>
+      <w:r>
+        <w:rPr>
+          <w:rtl w:val="0"/>
+        </w:rPr>
+        <w:t xml:space="preserve">So với các bảng số liệu truyền thống, trực quan hóa dữ liệu giúp người quản lý nhanh chóng nhận biết các xu hướng, đặc điểm của dữ liệu và hỗ trợ quá trình theo dõi cũng như ra quyết định hiệu quả hơn.</w:t>
+      </w:r>
+    </w:p>
+    <w:p>
+      <w:pPr>
+        <w:pStyle w:val="Heading1"/>
+        <w:numPr>
+          <w:ilvl w:val="0"/>
+          <w:numId w:val="7"/>
+        </w:numPr>
+        <w:spacing w:line="276" w:lineRule="auto"/>
+        <w:ind w:left="720" w:hanging="360"/>
+        <w:rPr/>
+      </w:pPr>
+      <w:bookmarkStart w:colFirst="0" w:colLast="0" w:name="_alws11ss1gx2" w:id="26"/>
+      <w:bookmarkEnd w:id="26"/>
+      <w:r>
+        <w:rPr>
+          <w:rtl w:val="0"/>
+        </w:rPr>
+        <w:t xml:space="preserve">Tiền xử lý dữ liệu </w:t>
+      </w:r>
+    </w:p>
+    <w:p>
+      <w:pPr>
+        <w:spacing w:line="276" w:lineRule="auto"/>
+        <w:rPr/>
+      </w:pPr>
+      <w:r>
+        <w:rPr>
+          <w:rtl w:val="0"/>
+        </w:rPr>
+        <w:t xml:space="preserve">Tiền xử lý dữ liệu (Data Preprocessing) là giai đoạn chuẩn bị dữ liệu trước khi tiến hành phân tích. Đây là bước có vai trò quan trọng nhằm nâng cao chất lượng dữ liệu đầu vào và đảm bảo kết quả phân tích có độ tin cậy cao. </w:t>
+      </w:r>
+    </w:p>
+    <w:p>
+      <w:pPr>
+        <w:numPr>
+          <w:ilvl w:val="0"/>
+          <w:numId w:val="16"/>
+        </w:numPr>
+        <w:spacing w:line="276" w:lineRule="auto"/>
+        <w:ind w:left="720" w:hanging="360"/>
+      </w:pPr>
+      <w:r>
+        <w:rPr>
+          <w:rtl w:val="0"/>
+        </w:rPr>
+        <w:t xml:space="preserve">Missing values: Dữ liệu khuyết thiếu là tình trạng một hoặc nhiều trường thông tin chưa được nhập hoặc bị bỏ trống. Đối với dữ liệu định lượng, có thể thay thế bằng giá trị trung bình hoặc trung vị khi phù hợp. Đối với dữ liệu định tính, có thể bổ sung theo hồ sơ gốc, sử dụng giá trị xuất hiện nhiều nhất (Mode) hoặc gán giá trị mặc định như "Chưa cập nhật", tùy thuộc vào mục đích sử dụng dữ liệu.</w:t>
+      </w:r>
+    </w:p>
+    <w:p>
+      <w:pPr>
+        <w:numPr>
+          <w:ilvl w:val="0"/>
+          <w:numId w:val="16"/>
+        </w:numPr>
+        <w:spacing w:line="276" w:lineRule="auto"/>
+        <w:ind w:left="720" w:hanging="360"/>
+      </w:pPr>
+      <w:r>
+        <w:rPr>
+          <w:rtl w:val="0"/>
+        </w:rPr>
+        <w:t xml:space="preserve">Duplicate: Dữ liệu trùng lặp xảy ra khi cùng một đối tượng xuất hiện nhiều lần trong tập dữ liệu. Việc phát hiện dữ liệu trùng lặp có thể dựa trên các trường định danh như mã học sinh, mã định danh cá nhân (nếu có) hoặc các thông tin nhận dạng khác. Sau khi xác định, các bản ghi dư thừa sẽ được loại bỏ nhằm đảm bảo tính chính xác của dữ liệu.</w:t>
+      </w:r>
+    </w:p>
+    <w:p>
+      <w:pPr>
+        <w:numPr>
+          <w:ilvl w:val="0"/>
+          <w:numId w:val="16"/>
+        </w:numPr>
+        <w:spacing w:after="0" w:afterAutospacing="0" w:line="276" w:lineRule="auto"/>
+        <w:ind w:left="720" w:hanging="360"/>
+      </w:pPr>
+      <w:r>
+        <w:rPr>
+          <w:rtl w:val="0"/>
+        </w:rPr>
+        <w:t xml:space="preserve">Data Transformation: Biến đổi dữ liệu là quá trình chuyển đổi dữ liệu về định dạng phù hợp cho việc phân tích. Một số thao tác thường được thực hiện gồm:</w:t>
+      </w:r>
+    </w:p>
+    <w:p>
+      <w:pPr>
+        <w:numPr>
+          <w:ilvl w:val="0"/>
+          <w:numId w:val="20"/>
+        </w:numPr>
+        <w:spacing w:after="0" w:afterAutospacing="0" w:before="0" w:beforeAutospacing="0" w:line="276" w:lineRule="auto"/>
+        <w:ind w:left="1440" w:hanging="360"/>
+      </w:pPr>
+      <w:r>
+        <w:rPr>
+          <w:rtl w:val="0"/>
+        </w:rPr>
+        <w:t xml:space="preserve">Chuẩn hóa định dạng ngày tháng, văn bản và kiểu dữ liệu.</w:t>
+      </w:r>
+    </w:p>
+    <w:p>
+      <w:pPr>
+        <w:numPr>
+          <w:ilvl w:val="0"/>
+          <w:numId w:val="20"/>
+        </w:numPr>
+        <w:spacing w:after="0" w:afterAutospacing="0" w:before="0" w:beforeAutospacing="0" w:line="276" w:lineRule="auto"/>
+        <w:ind w:left="1440" w:hanging="360"/>
+      </w:pPr>
+      <w:r>
+        <w:rPr>
+          <w:rtl w:val="0"/>
+        </w:rPr>
+        <w:t xml:space="preserve">Loại bỏ khoảng trắng hoặc ký tự không cần thiết.</w:t>
+      </w:r>
+    </w:p>
+    <w:p>
+      <w:pPr>
+        <w:numPr>
+          <w:ilvl w:val="0"/>
+          <w:numId w:val="20"/>
+        </w:numPr>
+        <w:spacing w:after="0" w:afterAutospacing="0" w:before="0" w:beforeAutospacing="0" w:line="276" w:lineRule="auto"/>
+        <w:ind w:left="1440" w:hanging="360"/>
+      </w:pPr>
+      <w:r>
+        <w:rPr>
+          <w:rtl w:val="0"/>
+        </w:rPr>
+        <w:t xml:space="preserve">Chuyển đổi kiểu dữ liệu sang dạng số hoặc ngày tháng.</w:t>
+      </w:r>
+    </w:p>
+    <w:p>
+      <w:pPr>
+        <w:numPr>
+          <w:ilvl w:val="0"/>
+          <w:numId w:val="20"/>
+        </w:numPr>
+        <w:spacing w:after="0" w:afterAutospacing="0" w:before="0" w:beforeAutospacing="0" w:line="276" w:lineRule="auto"/>
+        <w:ind w:left="1440" w:hanging="360"/>
+      </w:pPr>
+      <w:r>
+        <w:rPr>
+          <w:rtl w:val="0"/>
+        </w:rPr>
+        <w:t xml:space="preserve">Tạo thêm các trường dữ liệu mới phục vụ phân tích, chẳng hạn như tính tuổi từ ngày sinh hoặc phân nhóm dữ liệu theo tiêu chí phù hợp.</w:t>
+      </w:r>
+    </w:p>
+    <w:p>
+      <w:pPr>
+        <w:pStyle w:val="Heading1"/>
+        <w:numPr>
+          <w:ilvl w:val="0"/>
+          <w:numId w:val="7"/>
+        </w:numPr>
+        <w:spacing w:after="0" w:afterAutospacing="0" w:before="0" w:beforeAutospacing="0" w:line="276" w:lineRule="auto"/>
+        <w:ind w:left="720" w:hanging="360"/>
+        <w:rPr/>
+      </w:pPr>
+      <w:bookmarkStart w:colFirst="0" w:colLast="0" w:name="_aw7zldxuzi0b" w:id="27"/>
+      <w:bookmarkEnd w:id="27"/>
+      <w:r>
+        <w:rPr>
+          <w:rtl w:val="0"/>
+        </w:rPr>
+        <w:t xml:space="preserve">Trực quan hóa dữ liệu </w:t>
+      </w:r>
+    </w:p>
+    <w:p>
+      <w:pPr>
+        <w:numPr>
+          <w:ilvl w:val="0"/>
+          <w:numId w:val="11"/>
+        </w:numPr>
+        <w:spacing w:line="276" w:lineRule="auto"/>
+        <w:ind w:left="720" w:hanging="360"/>
+      </w:pPr>
+      <w:r>
+        <w:rPr>
+          <w:rtl w:val="0"/>
+        </w:rPr>
+        <w:t xml:space="preserve">Dashboard: Dashboard là bảng điều khiển trực quan dùng để tổng hợp các biểu đồ, bảng thống kê và các chỉ số quan trọng trên cùng một giao diện. Dashboard giúp người quản lý nhanh chóng theo dõi tình hình dữ liệu và hỗ trợ quá trình tra cứu thông tin. </w:t>
+      </w:r>
+    </w:p>
+    <w:p>
+      <w:pPr>
+        <w:numPr>
+          <w:ilvl w:val="0"/>
+          <w:numId w:val="11"/>
+        </w:numPr>
+        <w:spacing w:line="276" w:lineRule="auto"/>
+        <w:ind w:left="720" w:hanging="360"/>
+      </w:pPr>
+      <w:r>
+        <w:rPr>
+          <w:rtl w:val="0"/>
+        </w:rPr>
+        <w:t xml:space="preserve">Power BI: Microsoft Power BI là công cụ phân tích và trực quan hóa dữ liệu do Microsoft phát triển. Power BI cho phép kết nối dữ liệu từ nhiều nguồn khác nhau, xây dựng mô hình dữ liệu và thiết kế các Dashboard tương tác phục vụ công tác quản lý. Trong đề tài này, Power BI được sử dụng để trực quan hóa dữ liệu học sinh lớp 6 sau khi dữ liệu đã được xử lý bằng Python.</w:t>
+      </w:r>
+    </w:p>
+    <w:p>
+      <w:pPr>
+        <w:numPr>
+          <w:ilvl w:val="0"/>
+          <w:numId w:val="11"/>
+        </w:numPr>
+        <w:spacing w:after="0" w:afterAutospacing="0" w:line="276" w:lineRule="auto"/>
+        <w:ind w:left="720" w:hanging="360"/>
+      </w:pPr>
+      <w:r>
+        <w:rPr>
+          <w:rtl w:val="0"/>
+        </w:rPr>
+        <w:t xml:space="preserve">Biểu đồ: </w:t>
+      </w:r>
+    </w:p>
+    <w:p>
+      <w:pPr>
+        <w:numPr>
+          <w:ilvl w:val="0"/>
+          <w:numId w:val="14"/>
+        </w:numPr>
+        <w:spacing w:after="0" w:afterAutospacing="0" w:before="0" w:beforeAutospacing="0" w:line="276" w:lineRule="auto"/>
+        <w:ind w:left="1440" w:hanging="360"/>
+      </w:pPr>
+      <w:r>
+        <w:rPr>
+          <w:rtl w:val="0"/>
+        </w:rPr>
+        <w:t xml:space="preserve">Biểu đồ cột (Column Chart): So sánh số lượng giữa các nhóm dữ liệu.</w:t>
+      </w:r>
+    </w:p>
+    <w:p>
+      <w:pPr>
+        <w:numPr>
+          <w:ilvl w:val="0"/>
+          <w:numId w:val="14"/>
+        </w:numPr>
+        <w:spacing w:after="0" w:afterAutospacing="0" w:before="0" w:beforeAutospacing="0" w:line="276" w:lineRule="auto"/>
+        <w:ind w:left="1440" w:hanging="360"/>
+      </w:pPr>
+      <w:r>
+        <w:rPr>
+          <w:rtl w:val="0"/>
+        </w:rPr>
+        <w:t xml:space="preserve">Biểu đồ thanh (Bar Chart): So sánh dữ liệu theo nhiều danh mục.</w:t>
+      </w:r>
+    </w:p>
+    <w:p>
+      <w:pPr>
+        <w:numPr>
+          <w:ilvl w:val="0"/>
+          <w:numId w:val="14"/>
+        </w:numPr>
+        <w:spacing w:after="0" w:afterAutospacing="0" w:before="0" w:beforeAutospacing="0" w:line="276" w:lineRule="auto"/>
+        <w:ind w:left="1440" w:hanging="360"/>
+      </w:pPr>
+      <w:r>
+        <w:rPr>
+          <w:rtl w:val="0"/>
+        </w:rPr>
+        <w:t xml:space="preserve">Biểu đồ tròn (Pie Chart): Thể hiện cơ cấu hoặc tỷ lệ phần trăm của từng nhóm dữ liệu.</w:t>
+      </w:r>
+    </w:p>
+    <w:p>
+      <w:pPr>
+        <w:numPr>
+          <w:ilvl w:val="0"/>
+          <w:numId w:val="14"/>
+        </w:numPr>
+        <w:spacing w:after="0" w:afterAutospacing="0" w:before="0" w:beforeAutospacing="0" w:line="276" w:lineRule="auto"/>
+        <w:ind w:left="1440" w:hanging="360"/>
+      </w:pPr>
+      <w:r>
+        <w:rPr>
+          <w:rtl w:val="0"/>
+        </w:rPr>
+        <w:t xml:space="preserve">Biểu đồ đường (Line Chart): Thể hiện xu hướng biến động của dữ liệu theo thời gian.</w:t>
+      </w:r>
+    </w:p>
+    <w:p>
+      <w:pPr>
+        <w:numPr>
+          <w:ilvl w:val="0"/>
+          <w:numId w:val="14"/>
+        </w:numPr>
+        <w:spacing w:after="0" w:afterAutospacing="0" w:before="0" w:beforeAutospacing="0" w:line="276" w:lineRule="auto"/>
+        <w:ind w:left="1440" w:hanging="360"/>
+      </w:pPr>
+      <w:r>
+        <w:rPr>
+          <w:rtl w:val="0"/>
+        </w:rPr>
+        <w:t xml:space="preserve">Bảng (Table/Matrix): Hiển thị dữ liệu chi tiết và phục vụ tra cứu thông tin.</w:t>
+      </w:r>
+    </w:p>
+    <w:p>
+      <w:pPr>
+        <w:pStyle w:val="Heading1"/>
+        <w:numPr>
+          <w:ilvl w:val="0"/>
+          <w:numId w:val="7"/>
+        </w:numPr>
+        <w:spacing w:after="0" w:afterAutospacing="0" w:before="0" w:beforeAutospacing="0" w:line="276" w:lineRule="auto"/>
+        <w:ind w:left="720" w:hanging="360"/>
+        <w:rPr/>
+      </w:pPr>
+      <w:bookmarkStart w:colFirst="0" w:colLast="0" w:name="_mp1m32caktva" w:id="28"/>
+      <w:bookmarkEnd w:id="28"/>
+      <w:r>
+        <w:rPr>
+          <w:rtl w:val="0"/>
+        </w:rPr>
+        <w:t xml:space="preserve">Giới thiệu công cụ </w:t>
+      </w:r>
+    </w:p>
+    <w:p>
+      <w:pPr>
+        <w:numPr>
+          <w:ilvl w:val="0"/>
+          <w:numId w:val="2"/>
+        </w:numPr>
+        <w:spacing w:line="276" w:lineRule="auto"/>
+        <w:ind w:left="720" w:hanging="360"/>
+      </w:pPr>
+      <w:r>
+        <w:rPr>
+          <w:rtl w:val="0"/>
+        </w:rPr>
+        <w:t xml:space="preserve">Python: Python là ngôn ngữ lập trình bậc cao, mã nguồn mở, được sử dụng rộng rãi trong lĩnh vực khoa học dữ liệu và phân tích dữ liệu nhờ cú pháp đơn giản, dễ học và hệ sinh thái thư viện phong phú. </w:t>
+      </w:r>
+    </w:p>
+    <w:p>
+      <w:pPr>
+        <w:numPr>
+          <w:ilvl w:val="0"/>
+          <w:numId w:val="2"/>
+        </w:numPr>
+        <w:spacing w:line="276" w:lineRule="auto"/>
+        <w:ind w:left="720" w:hanging="360"/>
+      </w:pPr>
+      <w:r>
+        <w:rPr>
+          <w:rtl w:val="0"/>
+        </w:rPr>
+        <w:t xml:space="preserve">Pandas: Pandas là thư viện hỗ trợ đọc, xử lý và phân tích dữ liệu dạng bảng. Pandas cung cấp hai cấu trúc dữ liệu chính là Series và DataFrame, đồng thời hỗ trợ đọc dữ liệu từ nhiều định dạng như Excel, CSV và thực hiện các thao tác lọc, nhóm, tổng hợp dữ liệu. </w:t>
+      </w:r>
+    </w:p>
+    <w:p>
+      <w:pPr>
+        <w:numPr>
+          <w:ilvl w:val="0"/>
+          <w:numId w:val="2"/>
+        </w:numPr>
+        <w:spacing w:line="276" w:lineRule="auto"/>
+        <w:ind w:left="720" w:hanging="360"/>
+      </w:pPr>
+      <w:r>
+        <w:rPr>
+          <w:rtl w:val="0"/>
+        </w:rPr>
+        <w:t xml:space="preserve">Numpy: NumPy là thư viện tính toán số học trong Python, cung cấp cấu trúc mảng đa chiều (</w:t>
+      </w:r>
+      <w:r>
+        <w:rPr>
+          <w:i w:val="1"/>
+          <w:iCs w:val="1"/>
+          <w:rtl w:val="0"/>
+        </w:rPr>
+        <w:t xml:space="preserve">ndarray</w:t>
+      </w:r>
+      <w:r>
+        <w:rPr>
+          <w:rtl w:val="0"/>
+        </w:rPr>
+        <w:t xml:space="preserve">) và nhiều hàm toán học phục vụ xử lý dữ liệu với hiệu suất cao. </w:t>
+      </w:r>
+    </w:p>
+    <w:p>
+      <w:pPr>
+        <w:numPr>
+          <w:ilvl w:val="0"/>
+          <w:numId w:val="2"/>
+        </w:numPr>
+        <w:spacing w:line="276" w:lineRule="auto"/>
+        <w:ind w:left="720" w:hanging="360"/>
+      </w:pPr>
+      <w:r>
+        <w:rPr>
+          <w:rtl w:val="0"/>
+        </w:rPr>
+        <w:t xml:space="preserve">Matplotlib: Matplotlib là thư viện trực quan hóa dữ liệu cơ bản trong Python, cho phép xây dựng nhiều loại biểu đồ khác nhau và tùy chỉnh linh hoạt các thành phần hiển thị. </w:t>
+      </w:r>
+    </w:p>
+    <w:p>
+      <w:pPr>
+        <w:numPr>
+          <w:ilvl w:val="0"/>
+          <w:numId w:val="2"/>
+        </w:numPr>
+        <w:spacing w:line="276" w:lineRule="auto"/>
+        <w:ind w:left="720" w:hanging="360"/>
+      </w:pPr>
+      <w:r>
+        <w:rPr>
+          <w:rtl w:val="0"/>
+        </w:rPr>
+        <w:t xml:space="preserve">Seaborn: Seaborn được xây dựng dựa trên Matplotlib, hỗ trợ trực quan hóa dữ liệu thống kê với giao diện đẹp và dễ sử dụng. Thư viện này cung cấp nhiều loại biểu đồ như Histogram, Boxplot, Heatmap và các biểu đồ thống kê khác. </w:t>
+      </w:r>
+    </w:p>
+    <w:p>
+      <w:pPr>
+        <w:numPr>
+          <w:ilvl w:val="0"/>
+          <w:numId w:val="2"/>
+        </w:numPr>
+        <w:spacing w:line="276" w:lineRule="auto"/>
+        <w:ind w:left="720" w:hanging="360"/>
+      </w:pPr>
+      <w:r>
+        <w:rPr>
+          <w:rtl w:val="0"/>
+        </w:rPr>
+        <w:t xml:space="preserve">Microsoft Excel: Microsoft Excel được sử dụng để kiểm tra dữ liệu ban đầu, đối chiếu thông tin, thực hiện một số thao tác xử lý dữ liệu đơn giản và hỗ trợ xuất nhập dữ liệu trước khi tiến hành xử lý bằng Python.</w:t>
+      </w:r>
+    </w:p>
+    <w:p>
+      <w:pPr>
+        <w:numPr>
+          <w:ilvl w:val="0"/>
+          <w:numId w:val="2"/>
+        </w:numPr>
+        <w:spacing w:line="276" w:lineRule="auto"/>
+        <w:ind w:left="720" w:hanging="360"/>
+      </w:pPr>
+      <w:r>
+        <w:rPr>
+          <w:rtl w:val="0"/>
+        </w:rPr>
+        <w:t xml:space="preserve">Power BI: Microsoft Power BI là công cụ trực quan hóa dữ liệu chuyên nghiệp, cho phép kết nối với tập dữ liệu đã được xử lý, xây dựng Dashboard và các báo cáo tương tác. Trong đề tài này, Power BI được sử dụng để trực quan hóa dữ liệu học sinh lớp 6, hỗ trợ công tác thống kê và quản lý tại Trường THCS Long Hòa. </w:t>
+      </w:r>
+      <w:r>
+        <w:rPr>
+          <w:rtl w:val="0"/>
+        </w:rPr>
+      </w:r>
+    </w:p>
+    <w:p>
+      <w:pPr>
+        <w:pStyle w:val="Heading1"/>
+        <w:numPr>
+          <w:ilvl w:val="0"/>
+          <w:numId w:val="7"/>
+        </w:numPr>
+        <w:spacing w:after="120" w:afterAutospacing="0"/>
+        <w:ind w:left="720" w:hanging="360"/>
+      </w:pPr>
+      <w:bookmarkStart w:colFirst="0" w:colLast="0" w:name="_un1blzkvkue7" w:id="29"/>
+      <w:bookmarkEnd w:id="29"/>
+      <w:r>
+        <w:rPr>
+          <w:rtl w:val="0"/>
+        </w:rPr>
+        <w:t xml:space="preserve">Bảo mật và quyền riêng tư dữ liệu học sinh: </w:t>
+      </w:r>
+    </w:p>
+    <w:p>
+      <w:pPr>
+        <w:numPr>
+          <w:ilvl w:val="0"/>
+          <w:numId w:val="6"/>
+        </w:numPr>
+        <w:spacing w:after="0" w:afterAutospacing="0" w:before="120" w:beforeAutospacing="0" w:lineRule="auto"/>
+        <w:ind w:left="720" w:hanging="360"/>
+      </w:pPr>
+      <w:r>
+        <w:rPr>
+          <w:rtl w:val="0"/>
+        </w:rPr>
+        <w:t xml:space="preserve">Dữ liệu học sinh là loại dữ liệu cần được quản lý và bảo vệ trong quá trình thu thập, xử lý và khai thác. Trong quá trình thực hiện đề tài, em chỉ sử dụng dữ liệu trong phạm vi được đơn vị thực tập cho phép và phục vụ mục đích thực tập, nghiên cứu.</w:t>
+      </w:r>
+    </w:p>
+    <w:p>
+      <w:pPr>
+        <w:numPr>
+          <w:ilvl w:val="0"/>
+          <w:numId w:val="6"/>
+        </w:numPr>
+        <w:spacing w:after="0" w:afterAutospacing="0" w:before="0" w:beforeAutospacing="0" w:lineRule="auto"/>
+        <w:ind w:left="720" w:hanging="360"/>
+      </w:pPr>
+      <w:r>
+        <w:rPr>
+          <w:rtl w:val="0"/>
+        </w:rPr>
+        <w:t xml:space="preserve">Khi xây dựng các bảng thống kê và báo cáo trực quan, em cũng hạn chế việc hiển thị các thông tin cá nhân không cần thiết. Các dữ liệu có tính nhận dạng như họ tên, mã định danh hoặc số điện thoại cần được bảo vệ và chỉ sử dụng khi có yêu cầu phù hợp.</w:t>
+      </w:r>
+    </w:p>
+    <w:p>
+      <w:pPr>
+        <w:numPr>
+          <w:ilvl w:val="0"/>
+          <w:numId w:val="6"/>
+        </w:numPr>
+        <w:spacing w:after="240" w:before="0" w:beforeAutospacing="0" w:lineRule="auto"/>
+        <w:ind w:left="720" w:hanging="360"/>
+      </w:pPr>
+      <w:r>
+        <w:rPr>
+          <w:rtl w:val="0"/>
+        </w:rPr>
+        <w:t xml:space="preserve">Việc quản lý dữ liệu cần đảm bảo nguyên tắc bảo mật, hạn chế quyền truy cập và không chia sẻ dữ liệu ngoài phạm vi nghiên cứu.</w:t>
+      </w:r>
+      <w:r>
+        <w:rPr>
+          <w:rtl w:val="0"/>
+        </w:rPr>
+      </w:r>
+    </w:p>
+    <w:p>
+      <w:pPr>
+        <w:pStyle w:val="Title"/>
+        <w:rPr/>
+      </w:pPr>
+      <w:bookmarkStart w:colFirst="0" w:colLast="0" w:name="_xp370250qfks" w:id="30"/>
+      <w:bookmarkEnd w:id="30"/>
+      <w:r>
+        <w:br w:type="page"/>
+      </w:r>
+      <w:r>
+        <w:rPr>
+          <w:rtl w:val="0"/>
+        </w:rPr>
+      </w:r>
+    </w:p>
+    <w:p>
+      <w:pPr>
+        <w:pStyle w:val="Title"/>
+        <w:rPr/>
+      </w:pPr>
+      <w:bookmarkStart w:colFirst="0" w:colLast="0" w:name="_nofp5kf182nd" w:id="31"/>
+      <w:bookmarkEnd w:id="31"/>
+      <w:r>
+        <w:rPr>
+          <w:rtl w:val="0"/>
+        </w:rPr>
+        <w:t xml:space="preserve">Chương 4: Phân tích và xử lý dữ liệu</w:t>
       </w:r>
     </w:p>
     <w:p>
@@ -1701,47 +3831,36 @@
           <w:numId w:val="3"/>
         </w:numPr>
         <w:ind w:left="720" w:hanging="360"/>
-        <w:rPr>
-          <w:rFonts w:ascii="Times New Roman" w:cs="Times New Roman" w:eastAsia="Times New Roman" w:hAnsi="Times New Roman"/>
-          <w:sz w:val="36"/>
-          <w:szCs w:val="36"/>
-          <w:u w:val="none"/>
-        </w:rPr>
-      </w:pPr>
-      <w:bookmarkStart w:colFirst="0" w:colLast="0" w:name="_qvlnop2dny8v" w:id="4"/>
-      <w:bookmarkEnd w:id="4"/>
-      <w:r>
-        <w:rPr>
-          <w:rFonts w:ascii="Times New Roman" w:cs="Times New Roman" w:eastAsia="Times New Roman" w:hAnsi="Times New Roman"/>
-          <w:sz w:val="36"/>
-          <w:szCs w:val="36"/>
-          <w:rtl w:val="0"/>
-        </w:rPr>
-        <w:t xml:space="preserve">Cơ cấu tổ chức</w:t>
-      </w:r>
-      <w:r>
-        <w:rPr>
-          <w:rtl w:val="0"/>
-        </w:rPr>
-      </w:r>
-    </w:p>
-    <w:p>
-      <w:pPr>
         <w:rPr/>
       </w:pPr>
-      <w:r>
-        <w:rPr>
-          <w:rtl w:val="0"/>
-        </w:rPr>
-        <w:t xml:space="preserve">Cơ cấu tổ chức của Trường THCS Long Hòa gồm:</w:t>
+      <w:bookmarkStart w:colFirst="0" w:colLast="0" w:name="_ct8czgc5avfm" w:id="32"/>
+      <w:bookmarkEnd w:id="32"/>
+      <w:r>
+        <w:rPr>
+          <w:rtl w:val="0"/>
+        </w:rPr>
+        <w:t xml:space="preserve">Giới thiệu tập dữ liệu </w:t>
+      </w:r>
+    </w:p>
+    <w:p>
+      <w:pPr>
+        <w:ind w:left="0" w:firstLine="0"/>
+        <w:rPr/>
+      </w:pPr>
+      <w:r>
+        <w:rPr>
+          <w:rtl w:val="0"/>
+        </w:rPr>
+        <w:t xml:space="preserve">Tập dữ liệu được tổng hợp từ 8 file excel dữ liệu học sinh mỗi kỳ qua các năm học từ 2022-2023 đến 2025-2026 (dữ liệu năm 2026-2027 sẽ được cập nhật sau). Bộ dữ liệu bao gồm các thông tin được đơn vị thực tập cho phép sử dụng như:</w:t>
       </w:r>
     </w:p>
     <w:p>
       <w:pPr>
         <w:numPr>
           <w:ilvl w:val="0"/>
-          <w:numId w:val="1"/>
+          <w:numId w:val="13"/>
         </w:numPr>
+        <w:spacing w:line="276" w:lineRule="auto"/>
         <w:ind w:left="720" w:hanging="360"/>
         <w:rPr>
           <w:u w:val="none"/>
@@ -1751,15 +3870,16 @@
         <w:rPr>
           <w:rtl w:val="0"/>
         </w:rPr>
-        <w:t xml:space="preserve">Ban Giám hiệu</w:t>
+        <w:t xml:space="preserve">Số thứ tự (STT);</w:t>
       </w:r>
     </w:p>
     <w:p>
       <w:pPr>
         <w:numPr>
           <w:ilvl w:val="0"/>
-          <w:numId w:val="1"/>
+          <w:numId w:val="13"/>
         </w:numPr>
+        <w:spacing w:line="276" w:lineRule="auto"/>
         <w:ind w:left="720" w:hanging="360"/>
         <w:rPr>
           <w:u w:val="none"/>
@@ -1769,15 +3889,16 @@
         <w:rPr>
           <w:rtl w:val="0"/>
         </w:rPr>
-        <w:t xml:space="preserve">Hội đồng trường</w:t>
+        <w:t xml:space="preserve">Họ tên học sinh;</w:t>
       </w:r>
     </w:p>
     <w:p>
       <w:pPr>
         <w:numPr>
           <w:ilvl w:val="0"/>
-          <w:numId w:val="1"/>
+          <w:numId w:val="13"/>
         </w:numPr>
+        <w:spacing w:line="276" w:lineRule="auto"/>
         <w:ind w:left="720" w:hanging="360"/>
         <w:rPr>
           <w:u w:val="none"/>
@@ -1787,15 +3908,16 @@
         <w:rPr>
           <w:rtl w:val="0"/>
         </w:rPr>
-        <w:t xml:space="preserve">Các tổ chuyên môn</w:t>
+        <w:t xml:space="preserve">Ngày sinh;</w:t>
       </w:r>
     </w:p>
     <w:p>
       <w:pPr>
         <w:numPr>
           <w:ilvl w:val="0"/>
-          <w:numId w:val="1"/>
+          <w:numId w:val="13"/>
         </w:numPr>
+        <w:spacing w:line="276" w:lineRule="auto"/>
         <w:ind w:left="720" w:hanging="360"/>
         <w:rPr>
           <w:u w:val="none"/>
@@ -1805,15 +3927,16 @@
         <w:rPr>
           <w:rtl w:val="0"/>
         </w:rPr>
-        <w:t xml:space="preserve">Tổ Văn phòng</w:t>
+        <w:t xml:space="preserve">Giới tính;</w:t>
       </w:r>
     </w:p>
     <w:p>
       <w:pPr>
         <w:numPr>
           <w:ilvl w:val="0"/>
-          <w:numId w:val="1"/>
+          <w:numId w:val="12"/>
         </w:numPr>
+        <w:spacing w:line="276" w:lineRule="auto"/>
         <w:ind w:left="720" w:hanging="360"/>
         <w:rPr>
           <w:u w:val="none"/>
@@ -1823,18 +3946,45 @@
         <w:rPr>
           <w:rtl w:val="0"/>
         </w:rPr>
-        <w:t xml:space="preserve">Các đoàn thể như Công đoàn, Đoàn Thanh niên, Đội Thiếu niên Tiền phong Hồ Chí Minh</w:t>
-      </w:r>
-    </w:p>
-    <w:p>
-      <w:pPr>
-        <w:rPr/>
-      </w:pPr>
-      <w:r>
-        <w:rPr>
-          <w:rtl w:val="0"/>
-        </w:rPr>
-        <w:t xml:space="preserve">Trong thời gian thực tập, sinh viên được phân công làm việc tại bộ phận Văn phòng nơi thực hiện các công việc hành chính, quản lý hồ sơ và hỗ trợ nhập liệu phục vụ công tác quản lý của nhà trường.</w:t>
+        <w:t xml:space="preserve">Dân tộc;</w:t>
+      </w:r>
+    </w:p>
+    <w:p>
+      <w:pPr>
+        <w:numPr>
+          <w:ilvl w:val="0"/>
+          <w:numId w:val="12"/>
+        </w:numPr>
+        <w:spacing w:line="276" w:lineRule="auto"/>
+        <w:ind w:left="720" w:hanging="360"/>
+        <w:rPr>
+          <w:u w:val="none"/>
+        </w:rPr>
+      </w:pPr>
+      <w:r>
+        <w:rPr>
+          <w:rtl w:val="0"/>
+        </w:rPr>
+        <w:t xml:space="preserve">Trạng thái;</w:t>
+      </w:r>
+    </w:p>
+    <w:p>
+      <w:pPr>
+        <w:numPr>
+          <w:ilvl w:val="0"/>
+          <w:numId w:val="12"/>
+        </w:numPr>
+        <w:spacing w:line="276" w:lineRule="auto"/>
+        <w:ind w:left="720" w:hanging="360"/>
+        <w:rPr>
+          <w:u w:val="none"/>
+        </w:rPr>
+      </w:pPr>
+      <w:r>
+        <w:rPr>
+          <w:rtl w:val="0"/>
+        </w:rPr>
+        <w:t xml:space="preserve">Một số thông tin tuyển sinh và quản lý khác.</w:t>
       </w:r>
     </w:p>
     <w:p>
@@ -1845,701 +3995,41 @@
           <w:numId w:val="3"/>
         </w:numPr>
         <w:ind w:left="720" w:hanging="360"/>
+      </w:pPr>
+      <w:bookmarkStart w:colFirst="0" w:colLast="0" w:name="_ongr7fh3yr7b" w:id="33"/>
+      <w:bookmarkEnd w:id="33"/>
+      <w:r>
+        <w:rPr>
+          <w:rtl w:val="0"/>
+        </w:rPr>
+        <w:t xml:space="preserve">Khám phá dữ liệu (EDA) </w:t>
+      </w:r>
+    </w:p>
+    <w:p>
+      <w:pPr>
+        <w:ind w:left="0" w:firstLine="0"/>
+        <w:rPr/>
+      </w:pPr>
+      <w:r>
+        <w:rPr>
+          <w:rtl w:val="0"/>
+        </w:rPr>
+      </w:r>
+    </w:p>
+    <w:p>
+      <w:pPr>
+        <w:pStyle w:val="Title"/>
         <w:rPr>
           <w:rFonts w:ascii="Times New Roman" w:cs="Times New Roman" w:eastAsia="Times New Roman" w:hAnsi="Times New Roman"/>
-          <w:sz w:val="36"/>
-          <w:szCs w:val="36"/>
-          <w:u w:val="none"/>
-        </w:rPr>
-      </w:pPr>
-      <w:bookmarkStart w:colFirst="0" w:colLast="0" w:name="_bidr8h5ei36f" w:id="5"/>
-      <w:bookmarkEnd w:id="5"/>
-      <w:r>
-        <w:rPr>
-          <w:rFonts w:ascii="Times New Roman" w:cs="Times New Roman" w:eastAsia="Times New Roman" w:hAnsi="Times New Roman"/>
-          <w:sz w:val="36"/>
-          <w:szCs w:val="36"/>
-          <w:rtl w:val="0"/>
-        </w:rPr>
-        <w:t xml:space="preserve">Chức năng và nhiệm vụ của bộ phận thực tập</w:t>
-      </w:r>
-      <w:r>
-        <w:rPr>
-          <w:rtl w:val="0"/>
-        </w:rPr>
-      </w:r>
-    </w:p>
-    <w:p>
-      <w:pPr>
-        <w:rPr/>
-      </w:pPr>
-      <w:r>
-        <w:rPr>
-          <w:rtl w:val="0"/>
-        </w:rPr>
-        <w:t xml:space="preserve">Bộ phận Văn phòng có nhiệm vụ:</w:t>
-      </w:r>
-    </w:p>
-    <w:p>
-      <w:pPr>
-        <w:numPr>
-          <w:ilvl w:val="0"/>
-          <w:numId w:val="5"/>
-        </w:numPr>
-        <w:ind w:left="720" w:hanging="360"/>
-        <w:rPr>
-          <w:u w:val="none"/>
-        </w:rPr>
-      </w:pPr>
-      <w:r>
-        <w:rPr>
-          <w:rtl w:val="0"/>
-        </w:rPr>
-        <w:t xml:space="preserve">Tiếp nhận, lưu trữ và quản lý hồ sơ hành chính</w:t>
-      </w:r>
-    </w:p>
-    <w:p>
-      <w:pPr>
-        <w:numPr>
-          <w:ilvl w:val="0"/>
-          <w:numId w:val="5"/>
-        </w:numPr>
-        <w:ind w:left="720" w:hanging="360"/>
-        <w:rPr>
-          <w:u w:val="none"/>
-        </w:rPr>
-      </w:pPr>
-      <w:r>
-        <w:rPr>
-          <w:rtl w:val="0"/>
-        </w:rPr>
-        <w:t xml:space="preserve">Quản lý hồ sơ học sinh</w:t>
-      </w:r>
-    </w:p>
-    <w:p>
-      <w:pPr>
-        <w:numPr>
-          <w:ilvl w:val="0"/>
-          <w:numId w:val="5"/>
-        </w:numPr>
-        <w:ind w:left="720" w:hanging="360"/>
-        <w:rPr>
-          <w:u w:val="none"/>
-        </w:rPr>
-      </w:pPr>
-      <w:r>
-        <w:rPr>
-          <w:rtl w:val="0"/>
-        </w:rPr>
-        <w:t xml:space="preserve">Cập nhật dữ liệu trên các phần mềm quản lý</w:t>
-      </w:r>
-    </w:p>
-    <w:p>
-      <w:pPr>
-        <w:numPr>
-          <w:ilvl w:val="0"/>
-          <w:numId w:val="5"/>
-        </w:numPr>
-        <w:ind w:left="720" w:hanging="360"/>
-        <w:rPr>
-          <w:u w:val="none"/>
-        </w:rPr>
-      </w:pPr>
-      <w:r>
-        <w:rPr>
-          <w:rtl w:val="0"/>
-        </w:rPr>
-        <w:t xml:space="preserve">Thực hiện thống kê, tổng hợp số liệu theo yêu cầu</w:t>
-      </w:r>
-    </w:p>
-    <w:p>
-      <w:pPr>
-        <w:numPr>
-          <w:ilvl w:val="0"/>
-          <w:numId w:val="5"/>
-        </w:numPr>
-        <w:ind w:left="720" w:hanging="360"/>
-        <w:rPr>
-          <w:u w:val="none"/>
-        </w:rPr>
-      </w:pPr>
-      <w:r>
-        <w:rPr>
-          <w:rtl w:val="0"/>
-        </w:rPr>
-        <w:t xml:space="preserve">Hỗ trợ công tác tuyển sinh đầu năm học</w:t>
-      </w:r>
-    </w:p>
-    <w:p>
-      <w:pPr>
-        <w:numPr>
-          <w:ilvl w:val="0"/>
-          <w:numId w:val="5"/>
-        </w:numPr>
-        <w:ind w:left="720" w:hanging="360"/>
-        <w:rPr>
-          <w:u w:val="none"/>
-        </w:rPr>
-      </w:pPr>
-      <w:r>
-        <w:rPr>
-          <w:rtl w:val="0"/>
-        </w:rPr>
-        <w:t xml:space="preserve">Chuẩn bị các biểu mẫu, văn bản phục vụ hoạt động của nhà trường</w:t>
-      </w:r>
-    </w:p>
-    <w:p>
-      <w:pPr>
-        <w:rPr/>
-      </w:pPr>
-      <w:r>
-        <w:rPr>
-          <w:rtl w:val="0"/>
-        </w:rPr>
-        <w:t xml:space="preserve">Đây là bộ phận có khối lượng dữ liệu lớn, đòi hỏi sự cẩn thận, chính xác và bảo mật trong quá trình xử lý thông tin.</w:t>
-      </w:r>
-    </w:p>
-    <w:p>
-      <w:pPr>
-        <w:pStyle w:val="Heading1"/>
-        <w:numPr>
-          <w:ilvl w:val="0"/>
-          <w:numId w:val="3"/>
-        </w:numPr>
-        <w:ind w:left="720" w:hanging="360"/>
-        <w:rPr>
-          <w:rFonts w:ascii="Times New Roman" w:cs="Times New Roman" w:eastAsia="Times New Roman" w:hAnsi="Times New Roman"/>
-          <w:sz w:val="36"/>
-          <w:szCs w:val="36"/>
-          <w:u w:val="none"/>
-        </w:rPr>
-      </w:pPr>
-      <w:bookmarkStart w:colFirst="0" w:colLast="0" w:name="_nr3he17bf2jn" w:id="6"/>
-      <w:bookmarkEnd w:id="6"/>
-      <w:r>
-        <w:rPr>
-          <w:rFonts w:ascii="Times New Roman" w:cs="Times New Roman" w:eastAsia="Times New Roman" w:hAnsi="Times New Roman"/>
-          <w:sz w:val="36"/>
-          <w:szCs w:val="36"/>
-          <w:rtl w:val="0"/>
-        </w:rPr>
-        <w:t xml:space="preserve">Vị trí thực tập</w:t>
-      </w:r>
-    </w:p>
-    <w:p>
-      <w:pPr>
-        <w:rPr/>
-      </w:pPr>
-      <w:r>
-        <w:rPr>
-          <w:rtl w:val="0"/>
-        </w:rPr>
-      </w:r>
-    </w:p>
-    <w:p>
-      <w:pPr>
-        <w:rPr/>
-      </w:pPr>
-      <w:r>
-        <w:rPr>
-          <w:rtl w:val="0"/>
-        </w:rPr>
-        <w:t xml:space="preserve">Sinh viên thực tập tại bộ phận Văn phòng với vai trò hỗ trợ các công việc hành chính và quản lý dữ liệu theo sự hướng dẫn của cán bộ phụ trách.</w:t>
-      </w:r>
-    </w:p>
-    <w:p>
-      <w:pPr>
-        <w:rPr/>
-      </w:pPr>
-      <w:r>
-        <w:rPr>
-          <w:rtl w:val="0"/>
-        </w:rPr>
-        <w:t xml:space="preserve">Các nhiệm vụ chính bao gồm:</w:t>
-      </w:r>
-    </w:p>
-    <w:p>
-      <w:pPr>
-        <w:numPr>
-          <w:ilvl w:val="0"/>
-          <w:numId w:val="2"/>
-        </w:numPr>
-        <w:ind w:left="720" w:hanging="360"/>
-        <w:rPr>
-          <w:u w:val="none"/>
-        </w:rPr>
-      </w:pPr>
-      <w:r>
-        <w:rPr>
-          <w:rtl w:val="0"/>
-        </w:rPr>
-        <w:t xml:space="preserve">Hỗ trợ nhập liệu và cập nhật dữ liệu học sinh</w:t>
-      </w:r>
-    </w:p>
-    <w:p>
-      <w:pPr>
-        <w:numPr>
-          <w:ilvl w:val="0"/>
-          <w:numId w:val="2"/>
-        </w:numPr>
-        <w:ind w:left="720" w:hanging="360"/>
-        <w:rPr>
-          <w:u w:val="none"/>
-        </w:rPr>
-      </w:pPr>
-      <w:r>
-        <w:rPr>
-          <w:rtl w:val="0"/>
-        </w:rPr>
-        <w:t xml:space="preserve">Kiểm tra, đối chiếu thông tin hồ sơ</w:t>
-      </w:r>
-    </w:p>
-    <w:p>
-      <w:pPr>
-        <w:numPr>
-          <w:ilvl w:val="0"/>
-          <w:numId w:val="2"/>
-        </w:numPr>
-        <w:ind w:left="720" w:hanging="360"/>
-        <w:rPr>
-          <w:u w:val="none"/>
-        </w:rPr>
-      </w:pPr>
-      <w:r>
-        <w:rPr>
-          <w:rtl w:val="0"/>
-        </w:rPr>
-        <w:t xml:space="preserve">Sắp xếp và lưu trữ hồ sơ giấy</w:t>
-      </w:r>
-    </w:p>
-    <w:p>
-      <w:pPr>
-        <w:numPr>
-          <w:ilvl w:val="0"/>
-          <w:numId w:val="2"/>
-        </w:numPr>
-        <w:ind w:left="720" w:hanging="360"/>
-        <w:rPr>
-          <w:u w:val="none"/>
-        </w:rPr>
-      </w:pPr>
-      <w:r>
-        <w:rPr>
-          <w:rtl w:val="0"/>
-        </w:rPr>
-        <w:t xml:space="preserve">Hỗ trợ thống kê dữ liệu</w:t>
-      </w:r>
-    </w:p>
-    <w:p>
-      <w:pPr>
-        <w:numPr>
-          <w:ilvl w:val="0"/>
-          <w:numId w:val="2"/>
-        </w:numPr>
-        <w:ind w:left="720" w:hanging="360"/>
-        <w:rPr>
-          <w:u w:val="none"/>
-        </w:rPr>
-      </w:pPr>
-      <w:r>
-        <w:rPr>
-          <w:rtl w:val="0"/>
-        </w:rPr>
-        <w:t xml:space="preserve">Chuẩn bị biểu mẫu và tài liệu phục vụ công tác hành chính</w:t>
-      </w:r>
-    </w:p>
-    <w:p>
-      <w:pPr>
-        <w:rPr/>
-      </w:pPr>
-      <w:r>
-        <w:rPr>
-          <w:rtl w:val="0"/>
-        </w:rPr>
-        <w:t xml:space="preserve">Thông qua quá trình thực tập, sinh viên có cơ hội vận dụng kiến thức công nghệ thông tin vào môi trường làm việc thực tế, đồng thời rèn luyện kỹ năng làm việc văn phòng, quản lý dữ liệu và phối hợp với các cán bộ trong đơn vị.</w:t>
-      </w:r>
-      <w:r>
-        <w:br w:type="page"/>
-      </w:r>
-      <w:r>
-        <w:rPr>
-          <w:rtl w:val="0"/>
-        </w:rPr>
-      </w:r>
-    </w:p>
-    <w:p>
-      <w:pPr>
-        <w:pStyle w:val="Title"/>
-        <w:rPr/>
-      </w:pPr>
-      <w:bookmarkStart w:colFirst="0" w:colLast="0" w:name="_vpcxoc4f49sr" w:id="7"/>
-      <w:bookmarkEnd w:id="7"/>
-      <w:r>
-        <w:rPr>
-          <w:rtl w:val="0"/>
-        </w:rPr>
-        <w:t xml:space="preserve">Chương 2: Nội dung nhiệm vụ chính được giao</w:t>
-      </w:r>
-    </w:p>
-    <w:p>
-      <w:pPr>
-        <w:spacing w:after="240" w:before="240" w:lineRule="auto"/>
-        <w:rPr/>
-      </w:pPr>
-      <w:r>
-        <w:rPr>
-          <w:rtl w:val="0"/>
-        </w:rPr>
-        <w:t xml:space="preserve">Trong thời gian thực tập tại Trường Trung học cơ sở Long Hòa, sinh viên được phân công hỗ trợ các công việc tại bộ phận Văn phòng. Các nhiệm vụ được giao tập trung vào việc tìm hiểu quy trình làm việc, hỗ trợ quản lý hồ sơ, nhập liệu và xử lý thông tin phục vụ công tác quản lý của nhà trường.</w:t>
-      </w:r>
-    </w:p>
-    <w:p>
-      <w:pPr>
-        <w:pStyle w:val="Heading1"/>
-        <w:numPr>
-          <w:ilvl w:val="0"/>
-          <w:numId w:val="4"/>
-        </w:numPr>
-        <w:ind w:left="720" w:hanging="360"/>
-        <w:rPr>
-          <w:u w:val="none"/>
-        </w:rPr>
-      </w:pPr>
-      <w:bookmarkStart w:colFirst="0" w:colLast="0" w:name="_jbfkrn1tquqz" w:id="8"/>
-      <w:bookmarkEnd w:id="8"/>
-      <w:r>
-        <w:rPr>
-          <w:rtl w:val="0"/>
-        </w:rPr>
-        <w:t xml:space="preserve">Tìm hiểu quy trình làm việc</w:t>
-      </w:r>
-    </w:p>
-    <w:p>
-      <w:pPr>
-        <w:rPr/>
-      </w:pPr>
-      <w:r>
-        <w:rPr>
-          <w:rtl w:val="0"/>
-        </w:rPr>
-        <w:t xml:space="preserve">Tìm hiểu cơ cấu tổ chức của nhà trường.</w:t>
-      </w:r>
-    </w:p>
-    <w:p>
-      <w:pPr>
-        <w:rPr/>
-      </w:pPr>
-      <w:r>
-        <w:rPr>
-          <w:rtl w:val="0"/>
-        </w:rPr>
-        <w:t xml:space="preserve">Nắm nội quy và quy định làm việc.</w:t>
-      </w:r>
-    </w:p>
-    <w:p>
-      <w:pPr>
-        <w:rPr/>
-      </w:pPr>
-      <w:r>
-        <w:rPr>
-          <w:rtl w:val="0"/>
-        </w:rPr>
-        <w:t xml:space="preserve">Quan sát quy trình xử lý hồ sơ hành chính.</w:t>
-      </w:r>
-    </w:p>
-    <w:p>
-      <w:pPr>
-        <w:rPr/>
-      </w:pPr>
-      <w:r>
-        <w:rPr>
-          <w:rtl w:val="0"/>
-        </w:rPr>
-        <w:t xml:space="preserve">Tìm hiểu quy trình quản lý thông tin và dữ liệu học sinh.</w:t>
-      </w:r>
-    </w:p>
-    <w:p>
-      <w:pPr>
-        <w:pStyle w:val="Heading1"/>
-        <w:numPr>
-          <w:ilvl w:val="0"/>
-          <w:numId w:val="4"/>
-        </w:numPr>
-        <w:rPr>
-          <w:u w:val="none"/>
-        </w:rPr>
-      </w:pPr>
-      <w:bookmarkStart w:colFirst="0" w:colLast="0" w:name="_2655cpia6vdc" w:id="9"/>
-      <w:bookmarkEnd w:id="9"/>
-      <w:r>
-        <w:rPr>
-          <w:rtl w:val="0"/>
-        </w:rPr>
-        <w:t xml:space="preserve">Hỗ trợ quản lý hồ sơ</w:t>
-      </w:r>
-    </w:p>
-    <w:p>
-      <w:pPr>
-        <w:rPr/>
-      </w:pPr>
-      <w:r>
-        <w:rPr>
-          <w:rtl w:val="0"/>
-        </w:rPr>
-        <w:t xml:space="preserve">Phân loại hồ sơ theo từng nhóm.</w:t>
-      </w:r>
-    </w:p>
-    <w:p>
-      <w:pPr>
-        <w:rPr/>
-      </w:pPr>
-      <w:r>
-        <w:rPr>
-          <w:rtl w:val="0"/>
-        </w:rPr>
-        <w:t xml:space="preserve">Sắp xếp hồ sơ theo đúng quy định.</w:t>
-      </w:r>
-    </w:p>
-    <w:p>
-      <w:pPr>
-        <w:rPr/>
-      </w:pPr>
-      <w:r>
-        <w:rPr>
-          <w:rtl w:val="0"/>
-        </w:rPr>
-        <w:t xml:space="preserve">Lưu trữ hồ sơ hành chính.</w:t>
-      </w:r>
-    </w:p>
-    <w:p>
-      <w:pPr>
-        <w:rPr/>
-      </w:pPr>
-      <w:r>
-        <w:rPr>
-          <w:rtl w:val="0"/>
-        </w:rPr>
-        <w:t xml:space="preserve">Kiểm tra tính đầy đủ của hồ sơ trước khi lưu trữ.</w:t>
-      </w:r>
-    </w:p>
-    <w:p>
-      <w:pPr>
-        <w:pStyle w:val="Heading1"/>
-        <w:numPr>
-          <w:ilvl w:val="0"/>
-          <w:numId w:val="4"/>
-        </w:numPr>
-        <w:rPr>
-          <w:u w:val="none"/>
-        </w:rPr>
-      </w:pPr>
-      <w:bookmarkStart w:colFirst="0" w:colLast="0" w:name="_9gg47f6lfxa3" w:id="10"/>
-      <w:bookmarkEnd w:id="10"/>
-      <w:r>
-        <w:rPr>
-          <w:rtl w:val="0"/>
-        </w:rPr>
-        <w:t xml:space="preserve">Hỗ trợ nhập liệu và cập nhật dữ liệu</w:t>
-      </w:r>
-    </w:p>
-    <w:p>
-      <w:pPr>
-        <w:rPr/>
-      </w:pPr>
-      <w:r>
-        <w:rPr>
-          <w:rtl w:val="0"/>
-        </w:rPr>
-        <w:t xml:space="preserve">Nhập dữ liệu học sinh theo biểu mẫu.</w:t>
-      </w:r>
-    </w:p>
-    <w:p>
-      <w:pPr>
-        <w:rPr/>
-      </w:pPr>
-      <w:r>
-        <w:rPr>
-          <w:rtl w:val="0"/>
-        </w:rPr>
-        <w:t xml:space="preserve">Cập nhật thông tin khi có thay đổi.</w:t>
-      </w:r>
-    </w:p>
-    <w:p>
-      <w:pPr>
-        <w:rPr/>
-      </w:pPr>
-      <w:r>
-        <w:rPr>
-          <w:rtl w:val="0"/>
-        </w:rPr>
-        <w:t xml:space="preserve">Kiểm tra, đối chiếu dữ liệu giữa hồ sơ giấy và dữ liệu điện tử.</w:t>
-      </w:r>
-    </w:p>
-    <w:p>
-      <w:pPr>
-        <w:rPr/>
-      </w:pPr>
-      <w:r>
-        <w:rPr>
-          <w:rtl w:val="0"/>
-        </w:rPr>
-        <w:t xml:space="preserve">Hạn chế sai sót trong quá trình nhập liệu.</w:t>
-      </w:r>
-    </w:p>
-    <w:p>
-      <w:pPr>
-        <w:pStyle w:val="Heading1"/>
-        <w:numPr>
-          <w:ilvl w:val="0"/>
-          <w:numId w:val="4"/>
-        </w:numPr>
-        <w:rPr>
-          <w:u w:val="none"/>
-        </w:rPr>
-      </w:pPr>
-      <w:bookmarkStart w:colFirst="0" w:colLast="0" w:name="_x3xqxqh5dyd0" w:id="11"/>
-      <w:bookmarkEnd w:id="11"/>
-      <w:r>
-        <w:rPr>
-          <w:rtl w:val="0"/>
-        </w:rPr>
-        <w:t xml:space="preserve">Hỗ trợ thống kê và tổng hợp dữ liệu</w:t>
-      </w:r>
-    </w:p>
-    <w:p>
-      <w:pPr>
-        <w:rPr/>
-      </w:pPr>
-      <w:r>
-        <w:rPr>
-          <w:rtl w:val="0"/>
-        </w:rPr>
-        <w:t xml:space="preserve">Tổng hợp số liệu học sinh.</w:t>
-      </w:r>
-    </w:p>
-    <w:p>
-      <w:pPr>
-        <w:rPr/>
-      </w:pPr>
-      <w:r>
-        <w:rPr>
-          <w:rtl w:val="0"/>
-        </w:rPr>
-        <w:t xml:space="preserve">Hỗ trợ lập các bảng thống kê.</w:t>
-      </w:r>
-    </w:p>
-    <w:p>
-      <w:pPr>
-        <w:rPr/>
-      </w:pPr>
-      <w:r>
-        <w:rPr>
-          <w:rtl w:val="0"/>
-        </w:rPr>
-        <w:t xml:space="preserve">Chuẩn bị biểu mẫu phục vụ công tác tuyển sinh và quản lý.</w:t>
-      </w:r>
-    </w:p>
-    <w:p>
-      <w:pPr>
-        <w:pStyle w:val="Heading1"/>
-        <w:numPr>
-          <w:ilvl w:val="0"/>
-          <w:numId w:val="4"/>
-        </w:numPr>
-        <w:rPr>
-          <w:u w:val="none"/>
-        </w:rPr>
-      </w:pPr>
-      <w:bookmarkStart w:colFirst="0" w:colLast="0" w:name="_g6k66mi6heo2" w:id="12"/>
-      <w:bookmarkEnd w:id="12"/>
-      <w:r>
-        <w:rPr>
-          <w:rtl w:val="0"/>
-        </w:rPr>
-        <w:t xml:space="preserve">Hỗ trợ các công việc hành chính</w:t>
-      </w:r>
-    </w:p>
-    <w:p>
-      <w:pPr>
-        <w:rPr/>
-      </w:pPr>
-      <w:r>
-        <w:rPr>
-          <w:rtl w:val="0"/>
-        </w:rPr>
-        <w:t xml:space="preserve">Ngoài các nhiệm vụ trên, sinh viên còn hỗ trợ một số công việc hành chính khác theo sự phân công của cán bộ hướng dẫn như chuẩn bị tài liệu, in ấn văn bản, sắp xếp hồ sơ và hỗ trợ các hoạt động của văn phòng.</w:t>
-      </w:r>
-    </w:p>
-    <w:p>
-      <w:pPr>
-        <w:rPr/>
-      </w:pPr>
-      <w:r>
-        <w:rPr>
-          <w:rtl w:val="0"/>
-        </w:rPr>
-        <w:t xml:space="preserve">Thông qua các nhiệm vụ được giao, sinh viên có điều kiện rèn luyện kỹ năng quản lý dữ liệu, sử dụng các phần mềm văn phòng, làm việc cẩn thận, chính xác và nâng cao ý thức trách nhiệm trong môi trường làm việc thực tế.</w:t>
-      </w:r>
-      <w:r>
-        <w:rPr>
-          <w:rtl w:val="0"/>
-        </w:rPr>
-      </w:r>
-    </w:p>
-    <w:p>
-      <w:pPr>
-        <w:pStyle w:val="Title"/>
-        <w:rPr/>
-      </w:pPr>
-      <w:bookmarkStart w:colFirst="0" w:colLast="0" w:name="_xw3kfzwx73gf" w:id="13"/>
-      <w:bookmarkEnd w:id="13"/>
-      <w:r>
-        <w:br w:type="page"/>
-      </w:r>
-      <w:r>
-        <w:rPr>
-          <w:rtl w:val="0"/>
-        </w:rPr>
-      </w:r>
-    </w:p>
-    <w:p>
-      <w:pPr>
-        <w:pStyle w:val="Title"/>
-        <w:rPr/>
-      </w:pPr>
-      <w:bookmarkStart w:colFirst="0" w:colLast="0" w:name="_wt6nnnxa2d3q" w:id="14"/>
-      <w:bookmarkEnd w:id="14"/>
-      <w:r>
-        <w:rPr>
-          <w:rtl w:val="0"/>
-        </w:rPr>
-        <w:t xml:space="preserve">Chương 3: Nội dung các công việc và kết quả đạt được</w:t>
-      </w:r>
-    </w:p>
-    <w:p>
-      <w:pPr>
-        <w:rPr/>
-      </w:pPr>
-      <w:r>
-        <w:rPr>
-          <w:rtl w:val="0"/>
-        </w:rPr>
-      </w:r>
-    </w:p>
-    <w:p>
-      <w:pPr>
-        <w:pStyle w:val="Title"/>
-        <w:rPr>
-          <w:rFonts w:ascii="Times New Roman" w:cs="Times New Roman" w:eastAsia="Times New Roman" w:hAnsi="Times New Roman"/>
-        </w:rPr>
-      </w:pPr>
-      <w:bookmarkStart w:colFirst="0" w:colLast="0" w:name="_vae1k4ql7biu" w:id="15"/>
-      <w:bookmarkEnd w:id="15"/>
-      <w:r>
-        <w:rPr>
-          <w:rtl w:val="0"/>
-        </w:rPr>
-        <w:t xml:space="preserve">Chương 4: </w:t>
+        </w:rPr>
+      </w:pPr>
+      <w:bookmarkStart w:colFirst="0" w:colLast="0" w:name="_vae1k4ql7biu" w:id="34"/>
+      <w:bookmarkEnd w:id="34"/>
+      <w:r>
+        <w:rPr>
+          <w:rtl w:val="0"/>
+        </w:rPr>
+        <w:t xml:space="preserve">Chương 5: </w:t>
       </w:r>
       <w:r>
         <w:rPr>
@@ -2677,7 +4167,7 @@
                       <wp:extent cx="1162050" cy="12700"/>
                       <wp:effectExtent b="0" l="0" r="0" t="0"/>
                       <wp:wrapNone/>
-                      <wp:docPr id="2" name=""/>
+                      <wp:docPr id="5" name=""/>
                       <a:graphic>
                         <a:graphicData uri="http://schemas.microsoft.com/office/word/2010/wordprocessingShape">
                           <wps:wsp>
@@ -2723,12 +4213,12 @@
                       <wp:extent cx="1162050" cy="12700"/>
                       <wp:effectExtent b="0" l="0" r="0" t="0"/>
                       <wp:wrapNone/>
-                      <wp:docPr id="2" name="image2.png"/>
+                      <wp:docPr id="5" name="image5.png"/>
                       <a:graphic>
                         <a:graphicData uri="http://schemas.openxmlformats.org/drawingml/2006/picture">
                           <pic:pic>
                             <pic:nvPicPr>
-                              <pic:cNvPr id="0" name="image2.png"/>
+                              <pic:cNvPr id="0" name="image5.png"/>
                               <pic:cNvPicPr preferRelativeResize="0"/>
                             </pic:nvPicPr>
                             <pic:blipFill>
@@ -2861,7 +4351,7 @@
                       <wp:extent cx="2216785" cy="12700"/>
                       <wp:effectExtent b="0" l="0" r="0" t="0"/>
                       <wp:wrapNone/>
-                      <wp:docPr id="4" name=""/>
+                      <wp:docPr id="2" name=""/>
                       <a:graphic>
                         <a:graphicData uri="http://schemas.microsoft.com/office/word/2010/wordprocessingShape">
                           <wps:wsp>
@@ -2907,12 +4397,12 @@
                       <wp:extent cx="2216785" cy="12700"/>
                       <wp:effectExtent b="0" l="0" r="0" t="0"/>
                       <wp:wrapNone/>
-                      <wp:docPr id="4" name="image4.png"/>
+                      <wp:docPr id="2" name="image2.png"/>
                       <a:graphic>
                         <a:graphicData uri="http://schemas.openxmlformats.org/drawingml/2006/picture">
                           <pic:pic>
                             <pic:nvPicPr>
-                              <pic:cNvPr id="0" name="image4.png"/>
+                              <pic:cNvPr id="0" name="image2.png"/>
                               <pic:cNvPicPr preferRelativeResize="0"/>
                             </pic:nvPicPr>
                             <pic:blipFill>
@@ -2988,8 +4478,8 @@
                 <w:szCs w:val="26"/>
               </w:rPr>
             </w:pPr>
-            <w:bookmarkStart w:colFirst="0" w:colLast="0" w:name="_vdnot9duur4z" w:id="16"/>
-            <w:bookmarkEnd w:id="16"/>
+            <w:bookmarkStart w:colFirst="0" w:colLast="0" w:name="_vdnot9duur4z" w:id="35"/>
+            <w:bookmarkEnd w:id="35"/>
             <w:r>
               <w:rPr>
                 <w:rFonts w:ascii="Times New Roman" w:cs="Times New Roman" w:eastAsia="Times New Roman" w:hAnsi="Times New Roman"/>
@@ -3457,7 +4947,22 @@
                 <w:szCs w:val="26"/>
                 <w:rtl w:val="0"/>
               </w:rPr>
-              <w:t xml:space="preserve">Tìm hiểu cơ cấu tổ chức của Trường THCS Long Hòa, nội quy làm việc và môi trường thực tập. Làm quen với bộ phận phụ trách công tác quản lý thiết bị.</w:t>
+              <w:t xml:space="preserve">Tìm hiểu cơ cấu tổ chức của Trường THCS Long Hòa, nội quy làm việc và môi trường thực tập. Làm quen với bộ phận</w:t>
+            </w:r>
+            <w:r>
+              <w:rPr>
+                <w:rtl w:val="0"/>
+              </w:rPr>
+              <w:t xml:space="preserve"> văn phòng</w:t>
+            </w:r>
+            <w:r>
+              <w:rPr>
+                <w:rFonts w:ascii="Times New Roman" w:cs="Times New Roman" w:eastAsia="Times New Roman" w:hAnsi="Times New Roman"/>
+                <w:sz w:val="26"/>
+                <w:szCs w:val="26"/>
+                <w:rtl w:val="0"/>
+              </w:rPr>
+              <w:t xml:space="preserve">.</w:t>
             </w:r>
           </w:p>
         </w:tc>
@@ -4860,7 +6365,7 @@
                       <wp:extent cx="1162050" cy="12700"/>
                       <wp:effectExtent b="0" l="0" r="0" t="0"/>
                       <wp:wrapNone/>
-                      <wp:docPr id="1" name=""/>
+                      <wp:docPr id="3" name=""/>
                       <a:graphic>
                         <a:graphicData uri="http://schemas.microsoft.com/office/word/2010/wordprocessingShape">
                           <wps:wsp>
@@ -4906,12 +6411,12 @@
                       <wp:extent cx="1162050" cy="12700"/>
                       <wp:effectExtent b="0" l="0" r="0" t="0"/>
                       <wp:wrapNone/>
-                      <wp:docPr id="1" name="image1.png"/>
+                      <wp:docPr id="3" name="image3.png"/>
                       <a:graphic>
                         <a:graphicData uri="http://schemas.openxmlformats.org/drawingml/2006/picture">
                           <pic:pic>
                             <pic:nvPicPr>
-                              <pic:cNvPr id="0" name="image1.png"/>
+                              <pic:cNvPr id="0" name="image3.png"/>
                               <pic:cNvPicPr preferRelativeResize="0"/>
                             </pic:nvPicPr>
                             <pic:blipFill>
@@ -5044,7 +6549,7 @@
                       <wp:extent cx="2216785" cy="12700"/>
                       <wp:effectExtent b="0" l="0" r="0" t="0"/>
                       <wp:wrapNone/>
-                      <wp:docPr id="3" name=""/>
+                      <wp:docPr id="1" name=""/>
                       <a:graphic>
                         <a:graphicData uri="http://schemas.microsoft.com/office/word/2010/wordprocessingShape">
                           <wps:wsp>
@@ -5090,12 +6595,12 @@
                       <wp:extent cx="2216785" cy="12700"/>
                       <wp:effectExtent b="0" l="0" r="0" t="0"/>
                       <wp:wrapNone/>
-                      <wp:docPr id="3" name="image3.png"/>
+                      <wp:docPr id="1" name="image1.png"/>
                       <a:graphic>
                         <a:graphicData uri="http://schemas.openxmlformats.org/drawingml/2006/picture">
                           <pic:pic>
                             <pic:nvPicPr>
-                              <pic:cNvPr id="0" name="image3.png"/>
+                              <pic:cNvPr id="0" name="image1.png"/>
                               <pic:cNvPicPr preferRelativeResize="0"/>
                             </pic:nvPicPr>
                             <pic:blipFill>
@@ -5357,14 +6862,14 @@
       <w:tblGrid>
         <w:gridCol w:w="2730"/>
         <w:gridCol w:w="2955"/>
-        <w:gridCol w:w="1965"/>
-        <w:gridCol w:w="1200"/>
+        <w:gridCol w:w="2370"/>
+        <w:gridCol w:w="795"/>
         <w:tblGridChange w:id="0">
           <w:tblGrid>
             <w:gridCol w:w="2730"/>
             <w:gridCol w:w="2955"/>
-            <w:gridCol w:w="1965"/>
-            <w:gridCol w:w="1200"/>
+            <w:gridCol w:w="2370"/>
+            <w:gridCol w:w="795"/>
           </w:tblGrid>
         </w:tblGridChange>
       </w:tblGrid>
@@ -6525,16 +8030,78 @@
             <w:pPr>
               <w:spacing w:line="432" w:lineRule="auto"/>
               <w:jc w:val="both"/>
-              <w:rPr>
-                <w:rFonts w:ascii="Times New Roman" w:cs="Times New Roman" w:eastAsia="Times New Roman" w:hAnsi="Times New Roman"/>
-                <w:sz w:val="26"/>
-                <w:szCs w:val="26"/>
-              </w:rPr>
-            </w:pPr>
-            <w:r>
-              <w:rPr>
-                <w:rtl w:val="0"/>
-              </w:rPr>
+              <w:rPr/>
+            </w:pPr>
+            <w:r>
+              <w:rPr>
+                <w:rtl w:val="0"/>
+              </w:rPr>
+              <w:t xml:space="preserve">- Tiếp tục hỗ trợ nhập liệu và cập nhật thông tin học sinh theo sự phân công.</w:t>
+            </w:r>
+          </w:p>
+          <w:p>
+            <w:pPr>
+              <w:spacing w:line="432" w:lineRule="auto"/>
+              <w:jc w:val="both"/>
+              <w:rPr/>
+            </w:pPr>
+            <w:r>
+              <w:rPr>
+                <w:rtl w:val="0"/>
+              </w:rPr>
+              <w:t xml:space="preserve">- Kiểm tra, rà soát các trường thông tin trong danh sách học sinh như mã định danh, họ tên, ngày sinh, giới tính, dân tộc và trạng thái học sinh.</w:t>
+            </w:r>
+          </w:p>
+          <w:p>
+            <w:pPr>
+              <w:spacing w:line="432" w:lineRule="auto"/>
+              <w:jc w:val="both"/>
+              <w:rPr/>
+            </w:pPr>
+            <w:r>
+              <w:rPr>
+                <w:rtl w:val="0"/>
+              </w:rPr>
+              <w:t xml:space="preserve">- Đối chiếu thông tin giữa hồ sơ được cung cấp và dữ liệu điện tử nhằm phát hiện các thông tin chưa đầy đủ hoặc chưa thống nhất.</w:t>
+            </w:r>
+          </w:p>
+          <w:p>
+            <w:pPr>
+              <w:spacing w:line="432" w:lineRule="auto"/>
+              <w:jc w:val="both"/>
+              <w:rPr/>
+            </w:pPr>
+            <w:r>
+              <w:rPr>
+                <w:rtl w:val="0"/>
+              </w:rPr>
+              <w:t xml:space="preserve">- Kiểm tra định dạng và tính đầy đủ của dữ liệu trước khi sử dụng cho công tác thống kê, tổng hợp.</w:t>
+            </w:r>
+          </w:p>
+          <w:p>
+            <w:pPr>
+              <w:spacing w:line="432" w:lineRule="auto"/>
+              <w:jc w:val="both"/>
+              <w:rPr/>
+            </w:pPr>
+            <w:r>
+              <w:rPr>
+                <w:rtl w:val="0"/>
+              </w:rPr>
+              <w:t xml:space="preserve">- Hỗ trợ sắp xếp, phân loại và lưu trữ hồ sơ học sinh theo quy định.</w:t>
+            </w:r>
+          </w:p>
+          <w:p>
+            <w:pPr>
+              <w:spacing w:line="432" w:lineRule="auto"/>
+              <w:jc w:val="both"/>
+              <w:rPr/>
+            </w:pPr>
+            <w:r>
+              <w:rPr>
+                <w:rtl w:val="0"/>
+              </w:rPr>
+              <w:t xml:space="preserve">- Thực hiện một số công việc hành chính khác theo sự phân công của cán bộ hướng dẫn.</w:t>
             </w:r>
           </w:p>
         </w:tc>
@@ -6558,16 +8125,65 @@
             <w:pPr>
               <w:spacing w:line="432" w:lineRule="auto"/>
               <w:jc w:val="both"/>
-              <w:rPr>
-                <w:rFonts w:ascii="Times New Roman" w:cs="Times New Roman" w:eastAsia="Times New Roman" w:hAnsi="Times New Roman"/>
-                <w:sz w:val="26"/>
-                <w:szCs w:val="26"/>
-              </w:rPr>
-            </w:pPr>
-            <w:r>
-              <w:rPr>
-                <w:rtl w:val="0"/>
-              </w:rPr>
+              <w:rPr/>
+            </w:pPr>
+            <w:r>
+              <w:rPr>
+                <w:rtl w:val="0"/>
+              </w:rPr>
+              <w:t xml:space="preserve">- Hoàn thành việc nhập liệu và cập nhật các thông tin học sinh được phân công.</w:t>
+            </w:r>
+          </w:p>
+          <w:p>
+            <w:pPr>
+              <w:spacing w:line="432" w:lineRule="auto"/>
+              <w:jc w:val="both"/>
+              <w:rPr/>
+            </w:pPr>
+            <w:r>
+              <w:rPr>
+                <w:rtl w:val="0"/>
+              </w:rPr>
+              <w:t xml:space="preserve">- Biết cách kiểm tra và đối chiếu các trường thông tin trong dữ liệu học sinh.</w:t>
+            </w:r>
+          </w:p>
+          <w:p>
+            <w:pPr>
+              <w:spacing w:line="432" w:lineRule="auto"/>
+              <w:jc w:val="both"/>
+              <w:rPr/>
+            </w:pPr>
+            <w:r>
+              <w:rPr>
+                <w:rtl w:val="0"/>
+              </w:rPr>
+              <w:t xml:space="preserve">- Phát hiện và ghi nhận một số trường dữ liệu chưa có thông tin hoặc cần được kiểm tra, bổ sung.</w:t>
+            </w:r>
+          </w:p>
+          <w:p>
+            <w:pPr>
+              <w:spacing w:line="432" w:lineRule="auto"/>
+              <w:jc w:val="both"/>
+              <w:rPr/>
+            </w:pPr>
+            <w:r>
+              <w:rPr>
+                <w:rtl w:val="0"/>
+              </w:rPr>
+              <w:t xml:space="preserve">- Nắm được các yêu cầu cơ bản về tính đầy đủ, chính xác và thống nhất của dữ liệu trước khi thực hiện thống kê.</w:t>
+            </w:r>
+          </w:p>
+          <w:p>
+            <w:pPr>
+              <w:spacing w:line="432" w:lineRule="auto"/>
+              <w:jc w:val="both"/>
+              <w:rPr/>
+            </w:pPr>
+            <w:r>
+              <w:rPr>
+                <w:rtl w:val="0"/>
+              </w:rPr>
+              <w:t xml:space="preserve">- Cải thiện kỹ năng xử lý dữ liệu bảng và kỹ năng kiểm tra, đối chiếu thông tin.</w:t>
             </w:r>
           </w:p>
         </w:tc>
@@ -7971,6 +9587,336 @@
   <w:abstractNum w:abstractNumId="4">
     <w:lvl w:ilvl="0">
       <w:start w:val="1"/>
+      <w:numFmt w:val="bullet"/>
+      <w:lvlText w:val="-"/>
+      <w:lvlJc w:val="left"/>
+      <w:pPr>
+        <w:ind w:left="720" w:hanging="360"/>
+      </w:pPr>
+      <w:rPr>
+        <w:u w:val="none"/>
+      </w:rPr>
+    </w:lvl>
+    <w:lvl w:ilvl="1">
+      <w:start w:val="1"/>
+      <w:numFmt w:val="bullet"/>
+      <w:lvlText w:val="-"/>
+      <w:lvlJc w:val="left"/>
+      <w:pPr>
+        <w:ind w:left="1440" w:hanging="360"/>
+      </w:pPr>
+      <w:rPr>
+        <w:u w:val="none"/>
+      </w:rPr>
+    </w:lvl>
+    <w:lvl w:ilvl="2">
+      <w:start w:val="1"/>
+      <w:numFmt w:val="bullet"/>
+      <w:lvlText w:val="-"/>
+      <w:lvlJc w:val="left"/>
+      <w:pPr>
+        <w:ind w:left="2160" w:hanging="360"/>
+      </w:pPr>
+      <w:rPr>
+        <w:u w:val="none"/>
+      </w:rPr>
+    </w:lvl>
+    <w:lvl w:ilvl="3">
+      <w:start w:val="1"/>
+      <w:numFmt w:val="bullet"/>
+      <w:lvlText w:val="-"/>
+      <w:lvlJc w:val="left"/>
+      <w:pPr>
+        <w:ind w:left="2880" w:hanging="360"/>
+      </w:pPr>
+      <w:rPr>
+        <w:u w:val="none"/>
+      </w:rPr>
+    </w:lvl>
+    <w:lvl w:ilvl="4">
+      <w:start w:val="1"/>
+      <w:numFmt w:val="bullet"/>
+      <w:lvlText w:val="-"/>
+      <w:lvlJc w:val="left"/>
+      <w:pPr>
+        <w:ind w:left="3600" w:hanging="360"/>
+      </w:pPr>
+      <w:rPr>
+        <w:u w:val="none"/>
+      </w:rPr>
+    </w:lvl>
+    <w:lvl w:ilvl="5">
+      <w:start w:val="1"/>
+      <w:numFmt w:val="bullet"/>
+      <w:lvlText w:val="-"/>
+      <w:lvlJc w:val="left"/>
+      <w:pPr>
+        <w:ind w:left="4320" w:hanging="360"/>
+      </w:pPr>
+      <w:rPr>
+        <w:u w:val="none"/>
+      </w:rPr>
+    </w:lvl>
+    <w:lvl w:ilvl="6">
+      <w:start w:val="1"/>
+      <w:numFmt w:val="bullet"/>
+      <w:lvlText w:val="-"/>
+      <w:lvlJc w:val="left"/>
+      <w:pPr>
+        <w:ind w:left="5040" w:hanging="360"/>
+      </w:pPr>
+      <w:rPr>
+        <w:u w:val="none"/>
+      </w:rPr>
+    </w:lvl>
+    <w:lvl w:ilvl="7">
+      <w:start w:val="1"/>
+      <w:numFmt w:val="bullet"/>
+      <w:lvlText w:val="-"/>
+      <w:lvlJc w:val="left"/>
+      <w:pPr>
+        <w:ind w:left="5760" w:hanging="360"/>
+      </w:pPr>
+      <w:rPr>
+        <w:u w:val="none"/>
+      </w:rPr>
+    </w:lvl>
+    <w:lvl w:ilvl="8">
+      <w:start w:val="1"/>
+      <w:numFmt w:val="bullet"/>
+      <w:lvlText w:val="-"/>
+      <w:lvlJc w:val="left"/>
+      <w:pPr>
+        <w:ind w:left="6480" w:hanging="360"/>
+      </w:pPr>
+      <w:rPr>
+        <w:u w:val="none"/>
+      </w:rPr>
+    </w:lvl>
+  </w:abstractNum>
+  <w:abstractNum w:abstractNumId="5">
+    <w:lvl w:ilvl="0">
+      <w:start w:val="1"/>
+      <w:numFmt w:val="lowerLetter"/>
+      <w:lvlText w:val="%1."/>
+      <w:lvlJc w:val="left"/>
+      <w:pPr>
+        <w:ind w:left="720" w:hanging="360"/>
+      </w:pPr>
+      <w:rPr>
+        <w:u w:val="none"/>
+      </w:rPr>
+    </w:lvl>
+    <w:lvl w:ilvl="1">
+      <w:start w:val="1"/>
+      <w:numFmt w:val="lowerRoman"/>
+      <w:lvlText w:val="%2."/>
+      <w:lvlJc w:val="right"/>
+      <w:pPr>
+        <w:ind w:left="1440" w:hanging="360"/>
+      </w:pPr>
+      <w:rPr>
+        <w:u w:val="none"/>
+      </w:rPr>
+    </w:lvl>
+    <w:lvl w:ilvl="2">
+      <w:start w:val="1"/>
+      <w:numFmt w:val="decimal"/>
+      <w:lvlText w:val="%3."/>
+      <w:lvlJc w:val="left"/>
+      <w:pPr>
+        <w:ind w:left="2160" w:hanging="360"/>
+      </w:pPr>
+      <w:rPr>
+        <w:u w:val="none"/>
+      </w:rPr>
+    </w:lvl>
+    <w:lvl w:ilvl="3">
+      <w:start w:val="1"/>
+      <w:numFmt w:val="lowerLetter"/>
+      <w:lvlText w:val="%4."/>
+      <w:lvlJc w:val="left"/>
+      <w:pPr>
+        <w:ind w:left="2880" w:hanging="360"/>
+      </w:pPr>
+      <w:rPr>
+        <w:u w:val="none"/>
+      </w:rPr>
+    </w:lvl>
+    <w:lvl w:ilvl="4">
+      <w:start w:val="1"/>
+      <w:numFmt w:val="lowerRoman"/>
+      <w:lvlText w:val="%5."/>
+      <w:lvlJc w:val="right"/>
+      <w:pPr>
+        <w:ind w:left="3600" w:hanging="360"/>
+      </w:pPr>
+      <w:rPr>
+        <w:u w:val="none"/>
+      </w:rPr>
+    </w:lvl>
+    <w:lvl w:ilvl="5">
+      <w:start w:val="1"/>
+      <w:numFmt w:val="decimal"/>
+      <w:lvlText w:val="%6."/>
+      <w:lvlJc w:val="left"/>
+      <w:pPr>
+        <w:ind w:left="4320" w:hanging="360"/>
+      </w:pPr>
+      <w:rPr>
+        <w:u w:val="none"/>
+      </w:rPr>
+    </w:lvl>
+    <w:lvl w:ilvl="6">
+      <w:start w:val="1"/>
+      <w:numFmt w:val="lowerLetter"/>
+      <w:lvlText w:val="%7."/>
+      <w:lvlJc w:val="left"/>
+      <w:pPr>
+        <w:ind w:left="5040" w:hanging="360"/>
+      </w:pPr>
+      <w:rPr>
+        <w:u w:val="none"/>
+      </w:rPr>
+    </w:lvl>
+    <w:lvl w:ilvl="7">
+      <w:start w:val="1"/>
+      <w:numFmt w:val="lowerRoman"/>
+      <w:lvlText w:val="%8."/>
+      <w:lvlJc w:val="right"/>
+      <w:pPr>
+        <w:ind w:left="5760" w:hanging="360"/>
+      </w:pPr>
+      <w:rPr>
+        <w:u w:val="none"/>
+      </w:rPr>
+    </w:lvl>
+    <w:lvl w:ilvl="8">
+      <w:start w:val="1"/>
+      <w:numFmt w:val="decimal"/>
+      <w:lvlText w:val="%9."/>
+      <w:lvlJc w:val="left"/>
+      <w:pPr>
+        <w:ind w:left="6480" w:hanging="360"/>
+      </w:pPr>
+      <w:rPr>
+        <w:u w:val="none"/>
+      </w:rPr>
+    </w:lvl>
+  </w:abstractNum>
+  <w:abstractNum w:abstractNumId="6">
+    <w:lvl w:ilvl="0">
+      <w:start w:val="1"/>
+      <w:numFmt w:val="bullet"/>
+      <w:lvlText w:val="-"/>
+      <w:lvlJc w:val="left"/>
+      <w:pPr>
+        <w:ind w:left="720" w:hanging="360"/>
+      </w:pPr>
+      <w:rPr>
+        <w:u w:val="none"/>
+      </w:rPr>
+    </w:lvl>
+    <w:lvl w:ilvl="1">
+      <w:start w:val="1"/>
+      <w:numFmt w:val="bullet"/>
+      <w:lvlText w:val="-"/>
+      <w:lvlJc w:val="left"/>
+      <w:pPr>
+        <w:ind w:left="1440" w:hanging="360"/>
+      </w:pPr>
+      <w:rPr>
+        <w:u w:val="none"/>
+      </w:rPr>
+    </w:lvl>
+    <w:lvl w:ilvl="2">
+      <w:start w:val="1"/>
+      <w:numFmt w:val="bullet"/>
+      <w:lvlText w:val="-"/>
+      <w:lvlJc w:val="left"/>
+      <w:pPr>
+        <w:ind w:left="2160" w:hanging="360"/>
+      </w:pPr>
+      <w:rPr>
+        <w:u w:val="none"/>
+      </w:rPr>
+    </w:lvl>
+    <w:lvl w:ilvl="3">
+      <w:start w:val="1"/>
+      <w:numFmt w:val="bullet"/>
+      <w:lvlText w:val="-"/>
+      <w:lvlJc w:val="left"/>
+      <w:pPr>
+        <w:ind w:left="2880" w:hanging="360"/>
+      </w:pPr>
+      <w:rPr>
+        <w:u w:val="none"/>
+      </w:rPr>
+    </w:lvl>
+    <w:lvl w:ilvl="4">
+      <w:start w:val="1"/>
+      <w:numFmt w:val="bullet"/>
+      <w:lvlText w:val="-"/>
+      <w:lvlJc w:val="left"/>
+      <w:pPr>
+        <w:ind w:left="3600" w:hanging="360"/>
+      </w:pPr>
+      <w:rPr>
+        <w:u w:val="none"/>
+      </w:rPr>
+    </w:lvl>
+    <w:lvl w:ilvl="5">
+      <w:start w:val="1"/>
+      <w:numFmt w:val="bullet"/>
+      <w:lvlText w:val="-"/>
+      <w:lvlJc w:val="left"/>
+      <w:pPr>
+        <w:ind w:left="4320" w:hanging="360"/>
+      </w:pPr>
+      <w:rPr>
+        <w:u w:val="none"/>
+      </w:rPr>
+    </w:lvl>
+    <w:lvl w:ilvl="6">
+      <w:start w:val="1"/>
+      <w:numFmt w:val="bullet"/>
+      <w:lvlText w:val="-"/>
+      <w:lvlJc w:val="left"/>
+      <w:pPr>
+        <w:ind w:left="5040" w:hanging="360"/>
+      </w:pPr>
+      <w:rPr>
+        <w:u w:val="none"/>
+      </w:rPr>
+    </w:lvl>
+    <w:lvl w:ilvl="7">
+      <w:start w:val="1"/>
+      <w:numFmt w:val="bullet"/>
+      <w:lvlText w:val="-"/>
+      <w:lvlJc w:val="left"/>
+      <w:pPr>
+        <w:ind w:left="5760" w:hanging="360"/>
+      </w:pPr>
+      <w:rPr>
+        <w:u w:val="none"/>
+      </w:rPr>
+    </w:lvl>
+    <w:lvl w:ilvl="8">
+      <w:start w:val="1"/>
+      <w:numFmt w:val="bullet"/>
+      <w:lvlText w:val="-"/>
+      <w:lvlJc w:val="left"/>
+      <w:pPr>
+        <w:ind w:left="6480" w:hanging="360"/>
+      </w:pPr>
+      <w:rPr>
+        <w:u w:val="none"/>
+      </w:rPr>
+    </w:lvl>
+  </w:abstractNum>
+  <w:abstractNum w:abstractNumId="7">
+    <w:lvl w:ilvl="0">
+      <w:start w:val="1"/>
       <w:numFmt w:val="decimal"/>
       <w:lvlText w:val="%1."/>
       <w:lvlJc w:val="left"/>
@@ -8078,7 +10024,7 @@
       </w:rPr>
     </w:lvl>
   </w:abstractNum>
-  <w:abstractNum w:abstractNumId="5">
+  <w:abstractNum w:abstractNumId="8">
     <w:lvl w:ilvl="0">
       <w:start w:val="1"/>
       <w:numFmt w:val="bullet"/>
@@ -8182,6 +10128,1326 @@
       <w:lvlJc w:val="left"/>
       <w:pPr>
         <w:ind w:left="6480" w:hanging="360"/>
+      </w:pPr>
+      <w:rPr>
+        <w:u w:val="none"/>
+      </w:rPr>
+    </w:lvl>
+  </w:abstractNum>
+  <w:abstractNum w:abstractNumId="9">
+    <w:lvl w:ilvl="0">
+      <w:start w:val="1"/>
+      <w:numFmt w:val="decimal"/>
+      <w:lvlText w:val="%1."/>
+      <w:lvlJc w:val="left"/>
+      <w:pPr>
+        <w:ind w:left="720" w:hanging="360"/>
+      </w:pPr>
+      <w:rPr>
+        <w:u w:val="none"/>
+      </w:rPr>
+    </w:lvl>
+    <w:lvl w:ilvl="1">
+      <w:start w:val="1"/>
+      <w:numFmt w:val="lowerLetter"/>
+      <w:lvlText w:val="%2."/>
+      <w:lvlJc w:val="left"/>
+      <w:pPr>
+        <w:ind w:left="1440" w:hanging="360"/>
+      </w:pPr>
+      <w:rPr>
+        <w:u w:val="none"/>
+      </w:rPr>
+    </w:lvl>
+    <w:lvl w:ilvl="2">
+      <w:start w:val="1"/>
+      <w:numFmt w:val="lowerRoman"/>
+      <w:lvlText w:val="%3."/>
+      <w:lvlJc w:val="right"/>
+      <w:pPr>
+        <w:ind w:left="2160" w:hanging="360"/>
+      </w:pPr>
+      <w:rPr>
+        <w:u w:val="none"/>
+      </w:rPr>
+    </w:lvl>
+    <w:lvl w:ilvl="3">
+      <w:start w:val="1"/>
+      <w:numFmt w:val="decimal"/>
+      <w:lvlText w:val="%4."/>
+      <w:lvlJc w:val="left"/>
+      <w:pPr>
+        <w:ind w:left="2880" w:hanging="360"/>
+      </w:pPr>
+      <w:rPr>
+        <w:u w:val="none"/>
+      </w:rPr>
+    </w:lvl>
+    <w:lvl w:ilvl="4">
+      <w:start w:val="1"/>
+      <w:numFmt w:val="lowerLetter"/>
+      <w:lvlText w:val="%5."/>
+      <w:lvlJc w:val="left"/>
+      <w:pPr>
+        <w:ind w:left="3600" w:hanging="360"/>
+      </w:pPr>
+      <w:rPr>
+        <w:u w:val="none"/>
+      </w:rPr>
+    </w:lvl>
+    <w:lvl w:ilvl="5">
+      <w:start w:val="1"/>
+      <w:numFmt w:val="lowerRoman"/>
+      <w:lvlText w:val="%6."/>
+      <w:lvlJc w:val="right"/>
+      <w:pPr>
+        <w:ind w:left="4320" w:hanging="360"/>
+      </w:pPr>
+      <w:rPr>
+        <w:u w:val="none"/>
+      </w:rPr>
+    </w:lvl>
+    <w:lvl w:ilvl="6">
+      <w:start w:val="1"/>
+      <w:numFmt w:val="decimal"/>
+      <w:lvlText w:val="%7."/>
+      <w:lvlJc w:val="left"/>
+      <w:pPr>
+        <w:ind w:left="5040" w:hanging="360"/>
+      </w:pPr>
+      <w:rPr>
+        <w:u w:val="none"/>
+      </w:rPr>
+    </w:lvl>
+    <w:lvl w:ilvl="7">
+      <w:start w:val="1"/>
+      <w:numFmt w:val="lowerLetter"/>
+      <w:lvlText w:val="%8."/>
+      <w:lvlJc w:val="left"/>
+      <w:pPr>
+        <w:ind w:left="5760" w:hanging="360"/>
+      </w:pPr>
+      <w:rPr>
+        <w:u w:val="none"/>
+      </w:rPr>
+    </w:lvl>
+    <w:lvl w:ilvl="8">
+      <w:start w:val="1"/>
+      <w:numFmt w:val="lowerRoman"/>
+      <w:lvlText w:val="%9."/>
+      <w:lvlJc w:val="right"/>
+      <w:pPr>
+        <w:ind w:left="6480" w:hanging="360"/>
+      </w:pPr>
+      <w:rPr>
+        <w:u w:val="none"/>
+      </w:rPr>
+    </w:lvl>
+  </w:abstractNum>
+  <w:abstractNum w:abstractNumId="10">
+    <w:lvl w:ilvl="0">
+      <w:start w:val="1"/>
+      <w:numFmt w:val="bullet"/>
+      <w:lvlText w:val="-"/>
+      <w:lvlJc w:val="left"/>
+      <w:pPr>
+        <w:ind w:left="720" w:hanging="360"/>
+      </w:pPr>
+      <w:rPr>
+        <w:u w:val="none"/>
+      </w:rPr>
+    </w:lvl>
+    <w:lvl w:ilvl="1">
+      <w:start w:val="1"/>
+      <w:numFmt w:val="bullet"/>
+      <w:lvlText w:val="-"/>
+      <w:lvlJc w:val="left"/>
+      <w:pPr>
+        <w:ind w:left="1440" w:hanging="360"/>
+      </w:pPr>
+      <w:rPr>
+        <w:u w:val="none"/>
+      </w:rPr>
+    </w:lvl>
+    <w:lvl w:ilvl="2">
+      <w:start w:val="1"/>
+      <w:numFmt w:val="bullet"/>
+      <w:lvlText w:val="-"/>
+      <w:lvlJc w:val="left"/>
+      <w:pPr>
+        <w:ind w:left="2160" w:hanging="360"/>
+      </w:pPr>
+      <w:rPr>
+        <w:u w:val="none"/>
+      </w:rPr>
+    </w:lvl>
+    <w:lvl w:ilvl="3">
+      <w:start w:val="1"/>
+      <w:numFmt w:val="bullet"/>
+      <w:lvlText w:val="-"/>
+      <w:lvlJc w:val="left"/>
+      <w:pPr>
+        <w:ind w:left="2880" w:hanging="360"/>
+      </w:pPr>
+      <w:rPr>
+        <w:u w:val="none"/>
+      </w:rPr>
+    </w:lvl>
+    <w:lvl w:ilvl="4">
+      <w:start w:val="1"/>
+      <w:numFmt w:val="bullet"/>
+      <w:lvlText w:val="-"/>
+      <w:lvlJc w:val="left"/>
+      <w:pPr>
+        <w:ind w:left="3600" w:hanging="360"/>
+      </w:pPr>
+      <w:rPr>
+        <w:u w:val="none"/>
+      </w:rPr>
+    </w:lvl>
+    <w:lvl w:ilvl="5">
+      <w:start w:val="1"/>
+      <w:numFmt w:val="bullet"/>
+      <w:lvlText w:val="-"/>
+      <w:lvlJc w:val="left"/>
+      <w:pPr>
+        <w:ind w:left="4320" w:hanging="360"/>
+      </w:pPr>
+      <w:rPr>
+        <w:u w:val="none"/>
+      </w:rPr>
+    </w:lvl>
+    <w:lvl w:ilvl="6">
+      <w:start w:val="1"/>
+      <w:numFmt w:val="bullet"/>
+      <w:lvlText w:val="-"/>
+      <w:lvlJc w:val="left"/>
+      <w:pPr>
+        <w:ind w:left="5040" w:hanging="360"/>
+      </w:pPr>
+      <w:rPr>
+        <w:u w:val="none"/>
+      </w:rPr>
+    </w:lvl>
+    <w:lvl w:ilvl="7">
+      <w:start w:val="1"/>
+      <w:numFmt w:val="bullet"/>
+      <w:lvlText w:val="-"/>
+      <w:lvlJc w:val="left"/>
+      <w:pPr>
+        <w:ind w:left="5760" w:hanging="360"/>
+      </w:pPr>
+      <w:rPr>
+        <w:u w:val="none"/>
+      </w:rPr>
+    </w:lvl>
+    <w:lvl w:ilvl="8">
+      <w:start w:val="1"/>
+      <w:numFmt w:val="bullet"/>
+      <w:lvlText w:val="-"/>
+      <w:lvlJc w:val="left"/>
+      <w:pPr>
+        <w:ind w:left="6480" w:hanging="360"/>
+      </w:pPr>
+      <w:rPr>
+        <w:u w:val="none"/>
+      </w:rPr>
+    </w:lvl>
+  </w:abstractNum>
+  <w:abstractNum w:abstractNumId="11">
+    <w:lvl w:ilvl="0">
+      <w:start w:val="1"/>
+      <w:numFmt w:val="bullet"/>
+      <w:lvlText w:val="-"/>
+      <w:lvlJc w:val="left"/>
+      <w:pPr>
+        <w:ind w:left="720" w:hanging="360"/>
+      </w:pPr>
+      <w:rPr>
+        <w:u w:val="none"/>
+      </w:rPr>
+    </w:lvl>
+    <w:lvl w:ilvl="1">
+      <w:start w:val="1"/>
+      <w:numFmt w:val="bullet"/>
+      <w:lvlText w:val="-"/>
+      <w:lvlJc w:val="left"/>
+      <w:pPr>
+        <w:ind w:left="1440" w:hanging="360"/>
+      </w:pPr>
+      <w:rPr>
+        <w:u w:val="none"/>
+      </w:rPr>
+    </w:lvl>
+    <w:lvl w:ilvl="2">
+      <w:start w:val="1"/>
+      <w:numFmt w:val="bullet"/>
+      <w:lvlText w:val="-"/>
+      <w:lvlJc w:val="left"/>
+      <w:pPr>
+        <w:ind w:left="2160" w:hanging="360"/>
+      </w:pPr>
+      <w:rPr>
+        <w:u w:val="none"/>
+      </w:rPr>
+    </w:lvl>
+    <w:lvl w:ilvl="3">
+      <w:start w:val="1"/>
+      <w:numFmt w:val="bullet"/>
+      <w:lvlText w:val="-"/>
+      <w:lvlJc w:val="left"/>
+      <w:pPr>
+        <w:ind w:left="2880" w:hanging="360"/>
+      </w:pPr>
+      <w:rPr>
+        <w:u w:val="none"/>
+      </w:rPr>
+    </w:lvl>
+    <w:lvl w:ilvl="4">
+      <w:start w:val="1"/>
+      <w:numFmt w:val="bullet"/>
+      <w:lvlText w:val="-"/>
+      <w:lvlJc w:val="left"/>
+      <w:pPr>
+        <w:ind w:left="3600" w:hanging="360"/>
+      </w:pPr>
+      <w:rPr>
+        <w:u w:val="none"/>
+      </w:rPr>
+    </w:lvl>
+    <w:lvl w:ilvl="5">
+      <w:start w:val="1"/>
+      <w:numFmt w:val="bullet"/>
+      <w:lvlText w:val="-"/>
+      <w:lvlJc w:val="left"/>
+      <w:pPr>
+        <w:ind w:left="4320" w:hanging="360"/>
+      </w:pPr>
+      <w:rPr>
+        <w:u w:val="none"/>
+      </w:rPr>
+    </w:lvl>
+    <w:lvl w:ilvl="6">
+      <w:start w:val="1"/>
+      <w:numFmt w:val="bullet"/>
+      <w:lvlText w:val="-"/>
+      <w:lvlJc w:val="left"/>
+      <w:pPr>
+        <w:ind w:left="5040" w:hanging="360"/>
+      </w:pPr>
+      <w:rPr>
+        <w:u w:val="none"/>
+      </w:rPr>
+    </w:lvl>
+    <w:lvl w:ilvl="7">
+      <w:start w:val="1"/>
+      <w:numFmt w:val="bullet"/>
+      <w:lvlText w:val="-"/>
+      <w:lvlJc w:val="left"/>
+      <w:pPr>
+        <w:ind w:left="5760" w:hanging="360"/>
+      </w:pPr>
+      <w:rPr>
+        <w:u w:val="none"/>
+      </w:rPr>
+    </w:lvl>
+    <w:lvl w:ilvl="8">
+      <w:start w:val="1"/>
+      <w:numFmt w:val="bullet"/>
+      <w:lvlText w:val="-"/>
+      <w:lvlJc w:val="left"/>
+      <w:pPr>
+        <w:ind w:left="6480" w:hanging="360"/>
+      </w:pPr>
+      <w:rPr>
+        <w:u w:val="none"/>
+      </w:rPr>
+    </w:lvl>
+  </w:abstractNum>
+  <w:abstractNum w:abstractNumId="12">
+    <w:lvl w:ilvl="0">
+      <w:start w:val="1"/>
+      <w:numFmt w:val="bullet"/>
+      <w:lvlText w:val="-"/>
+      <w:lvlJc w:val="left"/>
+      <w:pPr>
+        <w:ind w:left="720" w:hanging="360"/>
+      </w:pPr>
+      <w:rPr>
+        <w:u w:val="none"/>
+      </w:rPr>
+    </w:lvl>
+    <w:lvl w:ilvl="1">
+      <w:start w:val="1"/>
+      <w:numFmt w:val="bullet"/>
+      <w:lvlText w:val="-"/>
+      <w:lvlJc w:val="left"/>
+      <w:pPr>
+        <w:ind w:left="1440" w:hanging="360"/>
+      </w:pPr>
+      <w:rPr>
+        <w:u w:val="none"/>
+      </w:rPr>
+    </w:lvl>
+    <w:lvl w:ilvl="2">
+      <w:start w:val="1"/>
+      <w:numFmt w:val="bullet"/>
+      <w:lvlText w:val="-"/>
+      <w:lvlJc w:val="left"/>
+      <w:pPr>
+        <w:ind w:left="2160" w:hanging="360"/>
+      </w:pPr>
+      <w:rPr>
+        <w:u w:val="none"/>
+      </w:rPr>
+    </w:lvl>
+    <w:lvl w:ilvl="3">
+      <w:start w:val="1"/>
+      <w:numFmt w:val="bullet"/>
+      <w:lvlText w:val="-"/>
+      <w:lvlJc w:val="left"/>
+      <w:pPr>
+        <w:ind w:left="2880" w:hanging="360"/>
+      </w:pPr>
+      <w:rPr>
+        <w:u w:val="none"/>
+      </w:rPr>
+    </w:lvl>
+    <w:lvl w:ilvl="4">
+      <w:start w:val="1"/>
+      <w:numFmt w:val="bullet"/>
+      <w:lvlText w:val="-"/>
+      <w:lvlJc w:val="left"/>
+      <w:pPr>
+        <w:ind w:left="3600" w:hanging="360"/>
+      </w:pPr>
+      <w:rPr>
+        <w:u w:val="none"/>
+      </w:rPr>
+    </w:lvl>
+    <w:lvl w:ilvl="5">
+      <w:start w:val="1"/>
+      <w:numFmt w:val="bullet"/>
+      <w:lvlText w:val="-"/>
+      <w:lvlJc w:val="left"/>
+      <w:pPr>
+        <w:ind w:left="4320" w:hanging="360"/>
+      </w:pPr>
+      <w:rPr>
+        <w:u w:val="none"/>
+      </w:rPr>
+    </w:lvl>
+    <w:lvl w:ilvl="6">
+      <w:start w:val="1"/>
+      <w:numFmt w:val="bullet"/>
+      <w:lvlText w:val="-"/>
+      <w:lvlJc w:val="left"/>
+      <w:pPr>
+        <w:ind w:left="5040" w:hanging="360"/>
+      </w:pPr>
+      <w:rPr>
+        <w:u w:val="none"/>
+      </w:rPr>
+    </w:lvl>
+    <w:lvl w:ilvl="7">
+      <w:start w:val="1"/>
+      <w:numFmt w:val="bullet"/>
+      <w:lvlText w:val="-"/>
+      <w:lvlJc w:val="left"/>
+      <w:pPr>
+        <w:ind w:left="5760" w:hanging="360"/>
+      </w:pPr>
+      <w:rPr>
+        <w:u w:val="none"/>
+      </w:rPr>
+    </w:lvl>
+    <w:lvl w:ilvl="8">
+      <w:start w:val="1"/>
+      <w:numFmt w:val="bullet"/>
+      <w:lvlText w:val="-"/>
+      <w:lvlJc w:val="left"/>
+      <w:pPr>
+        <w:ind w:left="6480" w:hanging="360"/>
+      </w:pPr>
+      <w:rPr>
+        <w:u w:val="none"/>
+      </w:rPr>
+    </w:lvl>
+  </w:abstractNum>
+  <w:abstractNum w:abstractNumId="13">
+    <w:lvl w:ilvl="0">
+      <w:start w:val="1"/>
+      <w:numFmt w:val="bullet"/>
+      <w:lvlText w:val="-"/>
+      <w:lvlJc w:val="left"/>
+      <w:pPr>
+        <w:ind w:left="720" w:hanging="360"/>
+      </w:pPr>
+      <w:rPr>
+        <w:u w:val="none"/>
+      </w:rPr>
+    </w:lvl>
+    <w:lvl w:ilvl="1">
+      <w:start w:val="1"/>
+      <w:numFmt w:val="bullet"/>
+      <w:lvlText w:val="-"/>
+      <w:lvlJc w:val="left"/>
+      <w:pPr>
+        <w:ind w:left="1440" w:hanging="360"/>
+      </w:pPr>
+      <w:rPr>
+        <w:u w:val="none"/>
+      </w:rPr>
+    </w:lvl>
+    <w:lvl w:ilvl="2">
+      <w:start w:val="1"/>
+      <w:numFmt w:val="bullet"/>
+      <w:lvlText w:val="-"/>
+      <w:lvlJc w:val="left"/>
+      <w:pPr>
+        <w:ind w:left="2160" w:hanging="360"/>
+      </w:pPr>
+      <w:rPr>
+        <w:u w:val="none"/>
+      </w:rPr>
+    </w:lvl>
+    <w:lvl w:ilvl="3">
+      <w:start w:val="1"/>
+      <w:numFmt w:val="bullet"/>
+      <w:lvlText w:val="-"/>
+      <w:lvlJc w:val="left"/>
+      <w:pPr>
+        <w:ind w:left="2880" w:hanging="360"/>
+      </w:pPr>
+      <w:rPr>
+        <w:u w:val="none"/>
+      </w:rPr>
+    </w:lvl>
+    <w:lvl w:ilvl="4">
+      <w:start w:val="1"/>
+      <w:numFmt w:val="bullet"/>
+      <w:lvlText w:val="-"/>
+      <w:lvlJc w:val="left"/>
+      <w:pPr>
+        <w:ind w:left="3600" w:hanging="360"/>
+      </w:pPr>
+      <w:rPr>
+        <w:u w:val="none"/>
+      </w:rPr>
+    </w:lvl>
+    <w:lvl w:ilvl="5">
+      <w:start w:val="1"/>
+      <w:numFmt w:val="bullet"/>
+      <w:lvlText w:val="-"/>
+      <w:lvlJc w:val="left"/>
+      <w:pPr>
+        <w:ind w:left="4320" w:hanging="360"/>
+      </w:pPr>
+      <w:rPr>
+        <w:u w:val="none"/>
+      </w:rPr>
+    </w:lvl>
+    <w:lvl w:ilvl="6">
+      <w:start w:val="1"/>
+      <w:numFmt w:val="bullet"/>
+      <w:lvlText w:val="-"/>
+      <w:lvlJc w:val="left"/>
+      <w:pPr>
+        <w:ind w:left="5040" w:hanging="360"/>
+      </w:pPr>
+      <w:rPr>
+        <w:u w:val="none"/>
+      </w:rPr>
+    </w:lvl>
+    <w:lvl w:ilvl="7">
+      <w:start w:val="1"/>
+      <w:numFmt w:val="bullet"/>
+      <w:lvlText w:val="-"/>
+      <w:lvlJc w:val="left"/>
+      <w:pPr>
+        <w:ind w:left="5760" w:hanging="360"/>
+      </w:pPr>
+      <w:rPr>
+        <w:u w:val="none"/>
+      </w:rPr>
+    </w:lvl>
+    <w:lvl w:ilvl="8">
+      <w:start w:val="1"/>
+      <w:numFmt w:val="bullet"/>
+      <w:lvlText w:val="-"/>
+      <w:lvlJc w:val="left"/>
+      <w:pPr>
+        <w:ind w:left="6480" w:hanging="360"/>
+      </w:pPr>
+      <w:rPr>
+        <w:u w:val="none"/>
+      </w:rPr>
+    </w:lvl>
+  </w:abstractNum>
+  <w:abstractNum w:abstractNumId="14">
+    <w:lvl w:ilvl="0">
+      <w:start w:val="1"/>
+      <w:numFmt w:val="bullet"/>
+      <w:lvlText w:val="+"/>
+      <w:lvlJc w:val="left"/>
+      <w:pPr>
+        <w:ind w:left="1440" w:hanging="360"/>
+      </w:pPr>
+      <w:rPr>
+        <w:u w:val="none"/>
+      </w:rPr>
+    </w:lvl>
+    <w:lvl w:ilvl="1">
+      <w:start w:val="1"/>
+      <w:numFmt w:val="bullet"/>
+      <w:lvlText w:val="+"/>
+      <w:lvlJc w:val="left"/>
+      <w:pPr>
+        <w:ind w:left="2160" w:hanging="360"/>
+      </w:pPr>
+      <w:rPr>
+        <w:u w:val="none"/>
+      </w:rPr>
+    </w:lvl>
+    <w:lvl w:ilvl="2">
+      <w:start w:val="1"/>
+      <w:numFmt w:val="bullet"/>
+      <w:lvlText w:val="+"/>
+      <w:lvlJc w:val="left"/>
+      <w:pPr>
+        <w:ind w:left="2880" w:hanging="360"/>
+      </w:pPr>
+      <w:rPr>
+        <w:u w:val="none"/>
+      </w:rPr>
+    </w:lvl>
+    <w:lvl w:ilvl="3">
+      <w:start w:val="1"/>
+      <w:numFmt w:val="bullet"/>
+      <w:lvlText w:val="+"/>
+      <w:lvlJc w:val="left"/>
+      <w:pPr>
+        <w:ind w:left="3600" w:hanging="360"/>
+      </w:pPr>
+      <w:rPr>
+        <w:u w:val="none"/>
+      </w:rPr>
+    </w:lvl>
+    <w:lvl w:ilvl="4">
+      <w:start w:val="1"/>
+      <w:numFmt w:val="bullet"/>
+      <w:lvlText w:val="+"/>
+      <w:lvlJc w:val="left"/>
+      <w:pPr>
+        <w:ind w:left="4320" w:hanging="360"/>
+      </w:pPr>
+      <w:rPr>
+        <w:u w:val="none"/>
+      </w:rPr>
+    </w:lvl>
+    <w:lvl w:ilvl="5">
+      <w:start w:val="1"/>
+      <w:numFmt w:val="bullet"/>
+      <w:lvlText w:val="+"/>
+      <w:lvlJc w:val="left"/>
+      <w:pPr>
+        <w:ind w:left="5040" w:hanging="360"/>
+      </w:pPr>
+      <w:rPr>
+        <w:u w:val="none"/>
+      </w:rPr>
+    </w:lvl>
+    <w:lvl w:ilvl="6">
+      <w:start w:val="1"/>
+      <w:numFmt w:val="bullet"/>
+      <w:lvlText w:val="+"/>
+      <w:lvlJc w:val="left"/>
+      <w:pPr>
+        <w:ind w:left="5760" w:hanging="360"/>
+      </w:pPr>
+      <w:rPr>
+        <w:u w:val="none"/>
+      </w:rPr>
+    </w:lvl>
+    <w:lvl w:ilvl="7">
+      <w:start w:val="1"/>
+      <w:numFmt w:val="bullet"/>
+      <w:lvlText w:val="+"/>
+      <w:lvlJc w:val="left"/>
+      <w:pPr>
+        <w:ind w:left="6480" w:hanging="360"/>
+      </w:pPr>
+      <w:rPr>
+        <w:u w:val="none"/>
+      </w:rPr>
+    </w:lvl>
+    <w:lvl w:ilvl="8">
+      <w:start w:val="1"/>
+      <w:numFmt w:val="bullet"/>
+      <w:lvlText w:val="+"/>
+      <w:lvlJc w:val="left"/>
+      <w:pPr>
+        <w:ind w:left="7200" w:hanging="360"/>
+      </w:pPr>
+      <w:rPr>
+        <w:u w:val="none"/>
+      </w:rPr>
+    </w:lvl>
+  </w:abstractNum>
+  <w:abstractNum w:abstractNumId="15">
+    <w:lvl w:ilvl="0">
+      <w:start w:val="1"/>
+      <w:numFmt w:val="decimal"/>
+      <w:lvlText w:val="%1."/>
+      <w:lvlJc w:val="left"/>
+      <w:pPr>
+        <w:ind w:left="720" w:hanging="360"/>
+      </w:pPr>
+      <w:rPr>
+        <w:u w:val="none"/>
+      </w:rPr>
+    </w:lvl>
+    <w:lvl w:ilvl="1">
+      <w:start w:val="1"/>
+      <w:numFmt w:val="lowerLetter"/>
+      <w:lvlText w:val="%2."/>
+      <w:lvlJc w:val="left"/>
+      <w:pPr>
+        <w:ind w:left="1440" w:hanging="360"/>
+      </w:pPr>
+      <w:rPr>
+        <w:u w:val="none"/>
+      </w:rPr>
+    </w:lvl>
+    <w:lvl w:ilvl="2">
+      <w:start w:val="1"/>
+      <w:numFmt w:val="lowerRoman"/>
+      <w:lvlText w:val="%3."/>
+      <w:lvlJc w:val="right"/>
+      <w:pPr>
+        <w:ind w:left="2160" w:hanging="360"/>
+      </w:pPr>
+      <w:rPr>
+        <w:u w:val="none"/>
+      </w:rPr>
+    </w:lvl>
+    <w:lvl w:ilvl="3">
+      <w:start w:val="1"/>
+      <w:numFmt w:val="decimal"/>
+      <w:lvlText w:val="%4."/>
+      <w:lvlJc w:val="left"/>
+      <w:pPr>
+        <w:ind w:left="2880" w:hanging="360"/>
+      </w:pPr>
+      <w:rPr>
+        <w:u w:val="none"/>
+      </w:rPr>
+    </w:lvl>
+    <w:lvl w:ilvl="4">
+      <w:start w:val="1"/>
+      <w:numFmt w:val="lowerLetter"/>
+      <w:lvlText w:val="%5."/>
+      <w:lvlJc w:val="left"/>
+      <w:pPr>
+        <w:ind w:left="3600" w:hanging="360"/>
+      </w:pPr>
+      <w:rPr>
+        <w:u w:val="none"/>
+      </w:rPr>
+    </w:lvl>
+    <w:lvl w:ilvl="5">
+      <w:start w:val="1"/>
+      <w:numFmt w:val="lowerRoman"/>
+      <w:lvlText w:val="%6."/>
+      <w:lvlJc w:val="right"/>
+      <w:pPr>
+        <w:ind w:left="4320" w:hanging="360"/>
+      </w:pPr>
+      <w:rPr>
+        <w:u w:val="none"/>
+      </w:rPr>
+    </w:lvl>
+    <w:lvl w:ilvl="6">
+      <w:start w:val="1"/>
+      <w:numFmt w:val="decimal"/>
+      <w:lvlText w:val="%7."/>
+      <w:lvlJc w:val="left"/>
+      <w:pPr>
+        <w:ind w:left="5040" w:hanging="360"/>
+      </w:pPr>
+      <w:rPr>
+        <w:u w:val="none"/>
+      </w:rPr>
+    </w:lvl>
+    <w:lvl w:ilvl="7">
+      <w:start w:val="1"/>
+      <w:numFmt w:val="lowerLetter"/>
+      <w:lvlText w:val="%8."/>
+      <w:lvlJc w:val="left"/>
+      <w:pPr>
+        <w:ind w:left="5760" w:hanging="360"/>
+      </w:pPr>
+      <w:rPr>
+        <w:u w:val="none"/>
+      </w:rPr>
+    </w:lvl>
+    <w:lvl w:ilvl="8">
+      <w:start w:val="1"/>
+      <w:numFmt w:val="lowerRoman"/>
+      <w:lvlText w:val="%9."/>
+      <w:lvlJc w:val="right"/>
+      <w:pPr>
+        <w:ind w:left="6480" w:hanging="360"/>
+      </w:pPr>
+      <w:rPr>
+        <w:u w:val="none"/>
+      </w:rPr>
+    </w:lvl>
+  </w:abstractNum>
+  <w:abstractNum w:abstractNumId="16">
+    <w:lvl w:ilvl="0">
+      <w:start w:val="1"/>
+      <w:numFmt w:val="bullet"/>
+      <w:lvlText w:val="-"/>
+      <w:lvlJc w:val="left"/>
+      <w:pPr>
+        <w:ind w:left="720" w:hanging="360"/>
+      </w:pPr>
+      <w:rPr>
+        <w:u w:val="none"/>
+      </w:rPr>
+    </w:lvl>
+    <w:lvl w:ilvl="1">
+      <w:start w:val="1"/>
+      <w:numFmt w:val="bullet"/>
+      <w:lvlText w:val="-"/>
+      <w:lvlJc w:val="left"/>
+      <w:pPr>
+        <w:ind w:left="1440" w:hanging="360"/>
+      </w:pPr>
+      <w:rPr>
+        <w:u w:val="none"/>
+      </w:rPr>
+    </w:lvl>
+    <w:lvl w:ilvl="2">
+      <w:start w:val="1"/>
+      <w:numFmt w:val="bullet"/>
+      <w:lvlText w:val="-"/>
+      <w:lvlJc w:val="left"/>
+      <w:pPr>
+        <w:ind w:left="2160" w:hanging="360"/>
+      </w:pPr>
+      <w:rPr>
+        <w:u w:val="none"/>
+      </w:rPr>
+    </w:lvl>
+    <w:lvl w:ilvl="3">
+      <w:start w:val="1"/>
+      <w:numFmt w:val="bullet"/>
+      <w:lvlText w:val="-"/>
+      <w:lvlJc w:val="left"/>
+      <w:pPr>
+        <w:ind w:left="2880" w:hanging="360"/>
+      </w:pPr>
+      <w:rPr>
+        <w:u w:val="none"/>
+      </w:rPr>
+    </w:lvl>
+    <w:lvl w:ilvl="4">
+      <w:start w:val="1"/>
+      <w:numFmt w:val="bullet"/>
+      <w:lvlText w:val="-"/>
+      <w:lvlJc w:val="left"/>
+      <w:pPr>
+        <w:ind w:left="3600" w:hanging="360"/>
+      </w:pPr>
+      <w:rPr>
+        <w:u w:val="none"/>
+      </w:rPr>
+    </w:lvl>
+    <w:lvl w:ilvl="5">
+      <w:start w:val="1"/>
+      <w:numFmt w:val="bullet"/>
+      <w:lvlText w:val="-"/>
+      <w:lvlJc w:val="left"/>
+      <w:pPr>
+        <w:ind w:left="4320" w:hanging="360"/>
+      </w:pPr>
+      <w:rPr>
+        <w:u w:val="none"/>
+      </w:rPr>
+    </w:lvl>
+    <w:lvl w:ilvl="6">
+      <w:start w:val="1"/>
+      <w:numFmt w:val="bullet"/>
+      <w:lvlText w:val="-"/>
+      <w:lvlJc w:val="left"/>
+      <w:pPr>
+        <w:ind w:left="5040" w:hanging="360"/>
+      </w:pPr>
+      <w:rPr>
+        <w:u w:val="none"/>
+      </w:rPr>
+    </w:lvl>
+    <w:lvl w:ilvl="7">
+      <w:start w:val="1"/>
+      <w:numFmt w:val="bullet"/>
+      <w:lvlText w:val="-"/>
+      <w:lvlJc w:val="left"/>
+      <w:pPr>
+        <w:ind w:left="5760" w:hanging="360"/>
+      </w:pPr>
+      <w:rPr>
+        <w:u w:val="none"/>
+      </w:rPr>
+    </w:lvl>
+    <w:lvl w:ilvl="8">
+      <w:start w:val="1"/>
+      <w:numFmt w:val="bullet"/>
+      <w:lvlText w:val="-"/>
+      <w:lvlJc w:val="left"/>
+      <w:pPr>
+        <w:ind w:left="6480" w:hanging="360"/>
+      </w:pPr>
+      <w:rPr>
+        <w:u w:val="none"/>
+      </w:rPr>
+    </w:lvl>
+  </w:abstractNum>
+  <w:abstractNum w:abstractNumId="17">
+    <w:lvl w:ilvl="0">
+      <w:start w:val="1"/>
+      <w:numFmt w:val="bullet"/>
+      <w:lvlText w:val="+"/>
+      <w:lvlJc w:val="left"/>
+      <w:pPr>
+        <w:ind w:left="1440" w:hanging="360"/>
+      </w:pPr>
+      <w:rPr>
+        <w:u w:val="none"/>
+      </w:rPr>
+    </w:lvl>
+    <w:lvl w:ilvl="1">
+      <w:start w:val="1"/>
+      <w:numFmt w:val="bullet"/>
+      <w:lvlText w:val="+"/>
+      <w:lvlJc w:val="left"/>
+      <w:pPr>
+        <w:ind w:left="2160" w:hanging="360"/>
+      </w:pPr>
+      <w:rPr>
+        <w:u w:val="none"/>
+      </w:rPr>
+    </w:lvl>
+    <w:lvl w:ilvl="2">
+      <w:start w:val="1"/>
+      <w:numFmt w:val="bullet"/>
+      <w:lvlText w:val="+"/>
+      <w:lvlJc w:val="left"/>
+      <w:pPr>
+        <w:ind w:left="2880" w:hanging="360"/>
+      </w:pPr>
+      <w:rPr>
+        <w:u w:val="none"/>
+      </w:rPr>
+    </w:lvl>
+    <w:lvl w:ilvl="3">
+      <w:start w:val="1"/>
+      <w:numFmt w:val="bullet"/>
+      <w:lvlText w:val="+"/>
+      <w:lvlJc w:val="left"/>
+      <w:pPr>
+        <w:ind w:left="3600" w:hanging="360"/>
+      </w:pPr>
+      <w:rPr>
+        <w:u w:val="none"/>
+      </w:rPr>
+    </w:lvl>
+    <w:lvl w:ilvl="4">
+      <w:start w:val="1"/>
+      <w:numFmt w:val="bullet"/>
+      <w:lvlText w:val="+"/>
+      <w:lvlJc w:val="left"/>
+      <w:pPr>
+        <w:ind w:left="4320" w:hanging="360"/>
+      </w:pPr>
+      <w:rPr>
+        <w:u w:val="none"/>
+      </w:rPr>
+    </w:lvl>
+    <w:lvl w:ilvl="5">
+      <w:start w:val="1"/>
+      <w:numFmt w:val="bullet"/>
+      <w:lvlText w:val="+"/>
+      <w:lvlJc w:val="left"/>
+      <w:pPr>
+        <w:ind w:left="5040" w:hanging="360"/>
+      </w:pPr>
+      <w:rPr>
+        <w:u w:val="none"/>
+      </w:rPr>
+    </w:lvl>
+    <w:lvl w:ilvl="6">
+      <w:start w:val="1"/>
+      <w:numFmt w:val="bullet"/>
+      <w:lvlText w:val="+"/>
+      <w:lvlJc w:val="left"/>
+      <w:pPr>
+        <w:ind w:left="5760" w:hanging="360"/>
+      </w:pPr>
+      <w:rPr>
+        <w:u w:val="none"/>
+      </w:rPr>
+    </w:lvl>
+    <w:lvl w:ilvl="7">
+      <w:start w:val="1"/>
+      <w:numFmt w:val="bullet"/>
+      <w:lvlText w:val="+"/>
+      <w:lvlJc w:val="left"/>
+      <w:pPr>
+        <w:ind w:left="6480" w:hanging="360"/>
+      </w:pPr>
+      <w:rPr>
+        <w:u w:val="none"/>
+      </w:rPr>
+    </w:lvl>
+    <w:lvl w:ilvl="8">
+      <w:start w:val="1"/>
+      <w:numFmt w:val="bullet"/>
+      <w:lvlText w:val="+"/>
+      <w:lvlJc w:val="left"/>
+      <w:pPr>
+        <w:ind w:left="7200" w:hanging="360"/>
+      </w:pPr>
+      <w:rPr>
+        <w:u w:val="none"/>
+      </w:rPr>
+    </w:lvl>
+  </w:abstractNum>
+  <w:abstractNum w:abstractNumId="18">
+    <w:lvl w:ilvl="0">
+      <w:start w:val="1"/>
+      <w:numFmt w:val="bullet"/>
+      <w:lvlText w:val="-"/>
+      <w:lvlJc w:val="left"/>
+      <w:pPr>
+        <w:ind w:left="720" w:hanging="360"/>
+      </w:pPr>
+      <w:rPr>
+        <w:u w:val="none"/>
+      </w:rPr>
+    </w:lvl>
+    <w:lvl w:ilvl="1">
+      <w:start w:val="1"/>
+      <w:numFmt w:val="bullet"/>
+      <w:lvlText w:val="-"/>
+      <w:lvlJc w:val="left"/>
+      <w:pPr>
+        <w:ind w:left="1440" w:hanging="360"/>
+      </w:pPr>
+      <w:rPr>
+        <w:u w:val="none"/>
+      </w:rPr>
+    </w:lvl>
+    <w:lvl w:ilvl="2">
+      <w:start w:val="1"/>
+      <w:numFmt w:val="bullet"/>
+      <w:lvlText w:val="-"/>
+      <w:lvlJc w:val="left"/>
+      <w:pPr>
+        <w:ind w:left="2160" w:hanging="360"/>
+      </w:pPr>
+      <w:rPr>
+        <w:u w:val="none"/>
+      </w:rPr>
+    </w:lvl>
+    <w:lvl w:ilvl="3">
+      <w:start w:val="1"/>
+      <w:numFmt w:val="bullet"/>
+      <w:lvlText w:val="-"/>
+      <w:lvlJc w:val="left"/>
+      <w:pPr>
+        <w:ind w:left="2880" w:hanging="360"/>
+      </w:pPr>
+      <w:rPr>
+        <w:u w:val="none"/>
+      </w:rPr>
+    </w:lvl>
+    <w:lvl w:ilvl="4">
+      <w:start w:val="1"/>
+      <w:numFmt w:val="bullet"/>
+      <w:lvlText w:val="-"/>
+      <w:lvlJc w:val="left"/>
+      <w:pPr>
+        <w:ind w:left="3600" w:hanging="360"/>
+      </w:pPr>
+      <w:rPr>
+        <w:u w:val="none"/>
+      </w:rPr>
+    </w:lvl>
+    <w:lvl w:ilvl="5">
+      <w:start w:val="1"/>
+      <w:numFmt w:val="bullet"/>
+      <w:lvlText w:val="-"/>
+      <w:lvlJc w:val="left"/>
+      <w:pPr>
+        <w:ind w:left="4320" w:hanging="360"/>
+      </w:pPr>
+      <w:rPr>
+        <w:u w:val="none"/>
+      </w:rPr>
+    </w:lvl>
+    <w:lvl w:ilvl="6">
+      <w:start w:val="1"/>
+      <w:numFmt w:val="bullet"/>
+      <w:lvlText w:val="-"/>
+      <w:lvlJc w:val="left"/>
+      <w:pPr>
+        <w:ind w:left="5040" w:hanging="360"/>
+      </w:pPr>
+      <w:rPr>
+        <w:u w:val="none"/>
+      </w:rPr>
+    </w:lvl>
+    <w:lvl w:ilvl="7">
+      <w:start w:val="1"/>
+      <w:numFmt w:val="bullet"/>
+      <w:lvlText w:val="-"/>
+      <w:lvlJc w:val="left"/>
+      <w:pPr>
+        <w:ind w:left="5760" w:hanging="360"/>
+      </w:pPr>
+      <w:rPr>
+        <w:u w:val="none"/>
+      </w:rPr>
+    </w:lvl>
+    <w:lvl w:ilvl="8">
+      <w:start w:val="1"/>
+      <w:numFmt w:val="bullet"/>
+      <w:lvlText w:val="-"/>
+      <w:lvlJc w:val="left"/>
+      <w:pPr>
+        <w:ind w:left="6480" w:hanging="360"/>
+      </w:pPr>
+      <w:rPr>
+        <w:u w:val="none"/>
+      </w:rPr>
+    </w:lvl>
+  </w:abstractNum>
+  <w:abstractNum w:abstractNumId="19">
+    <w:lvl w:ilvl="0">
+      <w:start w:val="1"/>
+      <w:numFmt w:val="bullet"/>
+      <w:lvlText w:val="+"/>
+      <w:lvlJc w:val="left"/>
+      <w:pPr>
+        <w:ind w:left="1440" w:hanging="360"/>
+      </w:pPr>
+      <w:rPr>
+        <w:u w:val="none"/>
+      </w:rPr>
+    </w:lvl>
+    <w:lvl w:ilvl="1">
+      <w:start w:val="1"/>
+      <w:numFmt w:val="bullet"/>
+      <w:lvlText w:val="+"/>
+      <w:lvlJc w:val="left"/>
+      <w:pPr>
+        <w:ind w:left="2160" w:hanging="360"/>
+      </w:pPr>
+      <w:rPr>
+        <w:u w:val="none"/>
+      </w:rPr>
+    </w:lvl>
+    <w:lvl w:ilvl="2">
+      <w:start w:val="1"/>
+      <w:numFmt w:val="bullet"/>
+      <w:lvlText w:val="+"/>
+      <w:lvlJc w:val="left"/>
+      <w:pPr>
+        <w:ind w:left="2880" w:hanging="360"/>
+      </w:pPr>
+      <w:rPr>
+        <w:u w:val="none"/>
+      </w:rPr>
+    </w:lvl>
+    <w:lvl w:ilvl="3">
+      <w:start w:val="1"/>
+      <w:numFmt w:val="bullet"/>
+      <w:lvlText w:val="+"/>
+      <w:lvlJc w:val="left"/>
+      <w:pPr>
+        <w:ind w:left="3600" w:hanging="360"/>
+      </w:pPr>
+      <w:rPr>
+        <w:u w:val="none"/>
+      </w:rPr>
+    </w:lvl>
+    <w:lvl w:ilvl="4">
+      <w:start w:val="1"/>
+      <w:numFmt w:val="bullet"/>
+      <w:lvlText w:val="+"/>
+      <w:lvlJc w:val="left"/>
+      <w:pPr>
+        <w:ind w:left="4320" w:hanging="360"/>
+      </w:pPr>
+      <w:rPr>
+        <w:u w:val="none"/>
+      </w:rPr>
+    </w:lvl>
+    <w:lvl w:ilvl="5">
+      <w:start w:val="1"/>
+      <w:numFmt w:val="bullet"/>
+      <w:lvlText w:val="+"/>
+      <w:lvlJc w:val="left"/>
+      <w:pPr>
+        <w:ind w:left="5040" w:hanging="360"/>
+      </w:pPr>
+      <w:rPr>
+        <w:u w:val="none"/>
+      </w:rPr>
+    </w:lvl>
+    <w:lvl w:ilvl="6">
+      <w:start w:val="1"/>
+      <w:numFmt w:val="bullet"/>
+      <w:lvlText w:val="+"/>
+      <w:lvlJc w:val="left"/>
+      <w:pPr>
+        <w:ind w:left="5760" w:hanging="360"/>
+      </w:pPr>
+      <w:rPr>
+        <w:u w:val="none"/>
+      </w:rPr>
+    </w:lvl>
+    <w:lvl w:ilvl="7">
+      <w:start w:val="1"/>
+      <w:numFmt w:val="bullet"/>
+      <w:lvlText w:val="+"/>
+      <w:lvlJc w:val="left"/>
+      <w:pPr>
+        <w:ind w:left="6480" w:hanging="360"/>
+      </w:pPr>
+      <w:rPr>
+        <w:u w:val="none"/>
+      </w:rPr>
+    </w:lvl>
+    <w:lvl w:ilvl="8">
+      <w:start w:val="1"/>
+      <w:numFmt w:val="bullet"/>
+      <w:lvlText w:val="+"/>
+      <w:lvlJc w:val="left"/>
+      <w:pPr>
+        <w:ind w:left="7200" w:hanging="360"/>
+      </w:pPr>
+      <w:rPr>
+        <w:u w:val="none"/>
+      </w:rPr>
+    </w:lvl>
+  </w:abstractNum>
+  <w:abstractNum w:abstractNumId="20">
+    <w:lvl w:ilvl="0">
+      <w:start w:val="1"/>
+      <w:numFmt w:val="bullet"/>
+      <w:lvlText w:val="+"/>
+      <w:lvlJc w:val="left"/>
+      <w:pPr>
+        <w:ind w:left="1440" w:hanging="360"/>
+      </w:pPr>
+      <w:rPr>
+        <w:u w:val="none"/>
+      </w:rPr>
+    </w:lvl>
+    <w:lvl w:ilvl="1">
+      <w:start w:val="1"/>
+      <w:numFmt w:val="bullet"/>
+      <w:lvlText w:val="+"/>
+      <w:lvlJc w:val="left"/>
+      <w:pPr>
+        <w:ind w:left="2160" w:hanging="360"/>
+      </w:pPr>
+      <w:rPr>
+        <w:u w:val="none"/>
+      </w:rPr>
+    </w:lvl>
+    <w:lvl w:ilvl="2">
+      <w:start w:val="1"/>
+      <w:numFmt w:val="bullet"/>
+      <w:lvlText w:val="+"/>
+      <w:lvlJc w:val="left"/>
+      <w:pPr>
+        <w:ind w:left="2880" w:hanging="360"/>
+      </w:pPr>
+      <w:rPr>
+        <w:u w:val="none"/>
+      </w:rPr>
+    </w:lvl>
+    <w:lvl w:ilvl="3">
+      <w:start w:val="1"/>
+      <w:numFmt w:val="bullet"/>
+      <w:lvlText w:val="+"/>
+      <w:lvlJc w:val="left"/>
+      <w:pPr>
+        <w:ind w:left="3600" w:hanging="360"/>
+      </w:pPr>
+      <w:rPr>
+        <w:u w:val="none"/>
+      </w:rPr>
+    </w:lvl>
+    <w:lvl w:ilvl="4">
+      <w:start w:val="1"/>
+      <w:numFmt w:val="bullet"/>
+      <w:lvlText w:val="+"/>
+      <w:lvlJc w:val="left"/>
+      <w:pPr>
+        <w:ind w:left="4320" w:hanging="360"/>
+      </w:pPr>
+      <w:rPr>
+        <w:u w:val="none"/>
+      </w:rPr>
+    </w:lvl>
+    <w:lvl w:ilvl="5">
+      <w:start w:val="1"/>
+      <w:numFmt w:val="bullet"/>
+      <w:lvlText w:val="+"/>
+      <w:lvlJc w:val="left"/>
+      <w:pPr>
+        <w:ind w:left="5040" w:hanging="360"/>
+      </w:pPr>
+      <w:rPr>
+        <w:u w:val="none"/>
+      </w:rPr>
+    </w:lvl>
+    <w:lvl w:ilvl="6">
+      <w:start w:val="1"/>
+      <w:numFmt w:val="bullet"/>
+      <w:lvlText w:val="+"/>
+      <w:lvlJc w:val="left"/>
+      <w:pPr>
+        <w:ind w:left="5760" w:hanging="360"/>
+      </w:pPr>
+      <w:rPr>
+        <w:u w:val="none"/>
+      </w:rPr>
+    </w:lvl>
+    <w:lvl w:ilvl="7">
+      <w:start w:val="1"/>
+      <w:numFmt w:val="bullet"/>
+      <w:lvlText w:val="+"/>
+      <w:lvlJc w:val="left"/>
+      <w:pPr>
+        <w:ind w:left="6480" w:hanging="360"/>
+      </w:pPr>
+      <w:rPr>
+        <w:u w:val="none"/>
+      </w:rPr>
+    </w:lvl>
+    <w:lvl w:ilvl="8">
+      <w:start w:val="1"/>
+      <w:numFmt w:val="bullet"/>
+      <w:lvlText w:val="+"/>
+      <w:lvlJc w:val="left"/>
+      <w:pPr>
+        <w:ind w:left="7200" w:hanging="360"/>
       </w:pPr>
       <w:rPr>
         <w:u w:val="none"/>
@@ -8202,6 +11468,51 @@
   </w:num>
   <w:num w:numId="5">
     <w:abstractNumId w:val="5"/>
+  </w:num>
+  <w:num w:numId="6">
+    <w:abstractNumId w:val="6"/>
+  </w:num>
+  <w:num w:numId="7">
+    <w:abstractNumId w:val="7"/>
+  </w:num>
+  <w:num w:numId="8">
+    <w:abstractNumId w:val="8"/>
+  </w:num>
+  <w:num w:numId="9">
+    <w:abstractNumId w:val="9"/>
+  </w:num>
+  <w:num w:numId="10">
+    <w:abstractNumId w:val="10"/>
+  </w:num>
+  <w:num w:numId="11">
+    <w:abstractNumId w:val="11"/>
+  </w:num>
+  <w:num w:numId="12">
+    <w:abstractNumId w:val="12"/>
+  </w:num>
+  <w:num w:numId="13">
+    <w:abstractNumId w:val="13"/>
+  </w:num>
+  <w:num w:numId="14">
+    <w:abstractNumId w:val="14"/>
+  </w:num>
+  <w:num w:numId="15">
+    <w:abstractNumId w:val="15"/>
+  </w:num>
+  <w:num w:numId="16">
+    <w:abstractNumId w:val="16"/>
+  </w:num>
+  <w:num w:numId="17">
+    <w:abstractNumId w:val="17"/>
+  </w:num>
+  <w:num w:numId="18">
+    <w:abstractNumId w:val="18"/>
+  </w:num>
+  <w:num w:numId="19">
+    <w:abstractNumId w:val="19"/>
+  </w:num>
+  <w:num w:numId="20">
+    <w:abstractNumId w:val="20"/>
   </w:num>
 </w:numbering>
 </file>

--- a/Báo cáo thực tập.docx
+++ b/Báo cáo thực tập.docx
@@ -1630,7 +1630,7 @@
         <w:pStyle w:val="Heading1"/>
         <w:numPr>
           <w:ilvl w:val="0"/>
-          <w:numId w:val="9"/>
+          <w:numId w:val="13"/>
         </w:numPr>
         <w:ind w:left="720" w:hanging="360"/>
         <w:rPr>
@@ -1698,7 +1698,7 @@
         <w:pStyle w:val="Heading1"/>
         <w:numPr>
           <w:ilvl w:val="0"/>
-          <w:numId w:val="9"/>
+          <w:numId w:val="13"/>
         </w:numPr>
         <w:ind w:left="720" w:hanging="360"/>
         <w:rPr>
@@ -1842,7 +1842,7 @@
         <w:pStyle w:val="Heading1"/>
         <w:numPr>
           <w:ilvl w:val="0"/>
-          <w:numId w:val="9"/>
+          <w:numId w:val="13"/>
         </w:numPr>
         <w:ind w:left="720" w:hanging="360"/>
         <w:rPr>
@@ -1884,7 +1884,7 @@
       <w:pPr>
         <w:numPr>
           <w:ilvl w:val="0"/>
-          <w:numId w:val="18"/>
+          <w:numId w:val="27"/>
         </w:numPr>
         <w:ind w:left="720" w:hanging="360"/>
         <w:rPr>
@@ -1902,7 +1902,7 @@
       <w:pPr>
         <w:numPr>
           <w:ilvl w:val="0"/>
-          <w:numId w:val="18"/>
+          <w:numId w:val="27"/>
         </w:numPr>
         <w:ind w:left="720" w:hanging="360"/>
         <w:rPr>
@@ -1920,7 +1920,7 @@
       <w:pPr>
         <w:numPr>
           <w:ilvl w:val="0"/>
-          <w:numId w:val="18"/>
+          <w:numId w:val="27"/>
         </w:numPr>
         <w:ind w:left="720" w:hanging="360"/>
         <w:rPr>
@@ -1938,7 +1938,7 @@
       <w:pPr>
         <w:numPr>
           <w:ilvl w:val="0"/>
-          <w:numId w:val="18"/>
+          <w:numId w:val="27"/>
         </w:numPr>
         <w:ind w:left="720" w:hanging="360"/>
         <w:rPr>
@@ -1956,7 +1956,7 @@
       <w:pPr>
         <w:numPr>
           <w:ilvl w:val="0"/>
-          <w:numId w:val="18"/>
+          <w:numId w:val="27"/>
         </w:numPr>
         <w:ind w:left="720" w:hanging="360"/>
         <w:rPr>
@@ -1974,7 +1974,7 @@
       <w:pPr>
         <w:numPr>
           <w:ilvl w:val="0"/>
-          <w:numId w:val="18"/>
+          <w:numId w:val="27"/>
         </w:numPr>
         <w:ind w:left="720" w:hanging="360"/>
         <w:rPr>
@@ -2002,1155 +2002,1856 @@
     <w:p>
       <w:pPr>
         <w:pStyle w:val="Heading1"/>
+        <w:numPr>
+          <w:ilvl w:val="0"/>
+          <w:numId w:val="13"/>
+        </w:numPr>
+        <w:ind w:left="720" w:hanging="360"/>
+        <w:rPr>
+          <w:rFonts w:ascii="Times New Roman" w:cs="Times New Roman" w:eastAsia="Times New Roman" w:hAnsi="Times New Roman"/>
+          <w:sz w:val="36"/>
+          <w:szCs w:val="36"/>
+          <w:u w:val="none"/>
+        </w:rPr>
+      </w:pPr>
+      <w:bookmarkStart w:colFirst="0" w:colLast="0" w:name="_nr3he17bf2jn" w:id="6"/>
+      <w:bookmarkEnd w:id="6"/>
+      <w:r>
+        <w:rPr>
+          <w:rFonts w:ascii="Times New Roman" w:cs="Times New Roman" w:eastAsia="Times New Roman" w:hAnsi="Times New Roman"/>
+          <w:sz w:val="36"/>
+          <w:szCs w:val="36"/>
+          <w:rtl w:val="0"/>
+        </w:rPr>
+        <w:t xml:space="preserve">Vị trí thực tập</w:t>
+      </w:r>
+      <w:r>
+        <w:rPr>
+          <w:rtl w:val="0"/>
+        </w:rPr>
+      </w:r>
+    </w:p>
+    <w:p>
+      <w:pPr>
+        <w:rPr/>
+      </w:pPr>
+      <w:r>
+        <w:rPr>
+          <w:rtl w:val="0"/>
+        </w:rPr>
+        <w:t xml:space="preserve">Sinh viên thực tập tại bộ phận Văn phòng với vai trò hỗ trợ các công việc hành chính và quản lý dữ liệu theo sự hướng dẫn của cán bộ phụ trách.</w:t>
+      </w:r>
+    </w:p>
+    <w:p>
+      <w:pPr>
+        <w:rPr/>
+      </w:pPr>
+      <w:r>
+        <w:rPr>
+          <w:rtl w:val="0"/>
+        </w:rPr>
+        <w:t xml:space="preserve">Các nhiệm vụ chính bao gồm:</w:t>
+      </w:r>
+    </w:p>
+    <w:p>
+      <w:pPr>
+        <w:numPr>
+          <w:ilvl w:val="0"/>
+          <w:numId w:val="5"/>
+        </w:numPr>
+        <w:ind w:left="720" w:hanging="360"/>
+        <w:rPr>
+          <w:u w:val="none"/>
+        </w:rPr>
+      </w:pPr>
+      <w:r>
+        <w:rPr>
+          <w:rtl w:val="0"/>
+        </w:rPr>
+        <w:t xml:space="preserve">Hỗ trợ nhập liệu và cập nhật dữ liệu học sinh</w:t>
+      </w:r>
+    </w:p>
+    <w:p>
+      <w:pPr>
+        <w:numPr>
+          <w:ilvl w:val="0"/>
+          <w:numId w:val="5"/>
+        </w:numPr>
+        <w:ind w:left="720" w:hanging="360"/>
+        <w:rPr>
+          <w:u w:val="none"/>
+        </w:rPr>
+      </w:pPr>
+      <w:r>
+        <w:rPr>
+          <w:rtl w:val="0"/>
+        </w:rPr>
+        <w:t xml:space="preserve">Kiểm tra, đối chiếu thông tin hồ sơ</w:t>
+      </w:r>
+    </w:p>
+    <w:p>
+      <w:pPr>
+        <w:numPr>
+          <w:ilvl w:val="0"/>
+          <w:numId w:val="5"/>
+        </w:numPr>
+        <w:ind w:left="720" w:hanging="360"/>
+        <w:rPr>
+          <w:u w:val="none"/>
+        </w:rPr>
+      </w:pPr>
+      <w:r>
+        <w:rPr>
+          <w:rtl w:val="0"/>
+        </w:rPr>
+        <w:t xml:space="preserve">Sắp xếp và lưu trữ hồ sơ giấy</w:t>
+      </w:r>
+    </w:p>
+    <w:p>
+      <w:pPr>
+        <w:numPr>
+          <w:ilvl w:val="0"/>
+          <w:numId w:val="5"/>
+        </w:numPr>
+        <w:ind w:left="720" w:hanging="360"/>
+        <w:rPr>
+          <w:u w:val="none"/>
+        </w:rPr>
+      </w:pPr>
+      <w:r>
+        <w:rPr>
+          <w:rtl w:val="0"/>
+        </w:rPr>
+        <w:t xml:space="preserve">Hỗ trợ thống kê dữ liệu</w:t>
+      </w:r>
+    </w:p>
+    <w:p>
+      <w:pPr>
+        <w:numPr>
+          <w:ilvl w:val="0"/>
+          <w:numId w:val="5"/>
+        </w:numPr>
+        <w:ind w:left="720" w:hanging="360"/>
+        <w:rPr>
+          <w:u w:val="none"/>
+        </w:rPr>
+      </w:pPr>
+      <w:r>
+        <w:rPr>
+          <w:rtl w:val="0"/>
+        </w:rPr>
+        <w:t xml:space="preserve">Chuẩn bị biểu mẫu và tài liệu phục vụ công tác hành chính</w:t>
+      </w:r>
+    </w:p>
+    <w:p>
+      <w:pPr>
+        <w:rPr/>
+      </w:pPr>
+      <w:r>
+        <w:rPr>
+          <w:rtl w:val="0"/>
+        </w:rPr>
+        <w:t xml:space="preserve">Thông qua quá trình thực tập, sinh viên có cơ hội vận dụng kiến thức công nghệ thông tin vào môi trường làm việc thực tế, đồng thời rèn luyện kỹ năng làm việc văn phòng, quản lý dữ liệu và phối hợp với các cán bộ trong đơn vị.</w:t>
+      </w:r>
+      <w:r>
+        <w:br w:type="page"/>
+      </w:r>
+      <w:r>
+        <w:rPr>
+          <w:rtl w:val="0"/>
+        </w:rPr>
+      </w:r>
+    </w:p>
+    <w:p>
+      <w:pPr>
+        <w:pStyle w:val="Title"/>
+        <w:rPr/>
+      </w:pPr>
+      <w:bookmarkStart w:colFirst="0" w:colLast="0" w:name="_vpcxoc4f49sr" w:id="7"/>
+      <w:bookmarkEnd w:id="7"/>
+      <w:r>
+        <w:rPr>
+          <w:rtl w:val="0"/>
+        </w:rPr>
+        <w:t xml:space="preserve">Chương 2: Nội dung nhiệm vụ được giao</w:t>
+      </w:r>
+    </w:p>
+    <w:p>
+      <w:pPr>
+        <w:spacing w:after="240" w:before="240" w:lineRule="auto"/>
+        <w:rPr/>
+      </w:pPr>
+      <w:r>
+        <w:rPr>
+          <w:rtl w:val="0"/>
+        </w:rPr>
+        <w:t xml:space="preserve">Trong thời gian thực tập tại Trường Trung học cơ sở Long Hòa, sinh viên được phân công hỗ trợ các công việc tại bộ phận Văn phòng. Các nhiệm vụ được giao tập trung vào việc tìm hiểu quy trình làm việc, hỗ trợ quản lý hồ sơ, nhập liệu và xử lý thông tin phục vụ công tác quản lý của nhà trường.</w:t>
+      </w:r>
+    </w:p>
+    <w:p>
+      <w:pPr>
+        <w:pStyle w:val="Heading1"/>
+        <w:numPr>
+          <w:ilvl w:val="0"/>
+          <w:numId w:val="24"/>
+        </w:numPr>
+        <w:ind w:left="720" w:hanging="360"/>
+        <w:rPr>
+          <w:u w:val="none"/>
+        </w:rPr>
+      </w:pPr>
+      <w:bookmarkStart w:colFirst="0" w:colLast="0" w:name="_jbfkrn1tquqz" w:id="8"/>
+      <w:bookmarkEnd w:id="8"/>
+      <w:r>
+        <w:rPr>
+          <w:rtl w:val="0"/>
+        </w:rPr>
+        <w:t xml:space="preserve">Tìm hiểu quy trình làm việc</w:t>
+      </w:r>
+    </w:p>
+    <w:p>
+      <w:pPr>
+        <w:rPr/>
+      </w:pPr>
+      <w:r>
+        <w:rPr>
+          <w:rtl w:val="0"/>
+        </w:rPr>
+        <w:t xml:space="preserve">Tìm hiểu cơ cấu tổ chức của nhà trường.</w:t>
+      </w:r>
+    </w:p>
+    <w:p>
+      <w:pPr>
+        <w:rPr/>
+      </w:pPr>
+      <w:r>
+        <w:rPr>
+          <w:rtl w:val="0"/>
+        </w:rPr>
+        <w:t xml:space="preserve">Nắm nội quy và quy định làm việc.</w:t>
+      </w:r>
+    </w:p>
+    <w:p>
+      <w:pPr>
+        <w:rPr/>
+      </w:pPr>
+      <w:r>
+        <w:rPr>
+          <w:rtl w:val="0"/>
+        </w:rPr>
+        <w:t xml:space="preserve">Quan sát quy trình xử lý hồ sơ hành chính.</w:t>
+      </w:r>
+    </w:p>
+    <w:p>
+      <w:pPr>
+        <w:rPr/>
+      </w:pPr>
+      <w:r>
+        <w:rPr>
+          <w:rtl w:val="0"/>
+        </w:rPr>
+        <w:t xml:space="preserve">Tìm hiểu quy trình quản lý thông tin và dữ liệu học sinh.</w:t>
+      </w:r>
+    </w:p>
+    <w:p>
+      <w:pPr>
+        <w:pStyle w:val="Heading1"/>
+        <w:numPr>
+          <w:ilvl w:val="0"/>
+          <w:numId w:val="24"/>
+        </w:numPr>
+        <w:rPr>
+          <w:u w:val="none"/>
+        </w:rPr>
+      </w:pPr>
+      <w:bookmarkStart w:colFirst="0" w:colLast="0" w:name="_2655cpia6vdc" w:id="9"/>
+      <w:bookmarkEnd w:id="9"/>
+      <w:r>
+        <w:rPr>
+          <w:rtl w:val="0"/>
+        </w:rPr>
+        <w:t xml:space="preserve">Hỗ trợ quản lý hồ sơ</w:t>
+      </w:r>
+    </w:p>
+    <w:p>
+      <w:pPr>
+        <w:rPr/>
+      </w:pPr>
+      <w:r>
+        <w:rPr>
+          <w:rtl w:val="0"/>
+        </w:rPr>
+        <w:t xml:space="preserve">Phân loại hồ sơ theo từng nhóm.</w:t>
+      </w:r>
+    </w:p>
+    <w:p>
+      <w:pPr>
+        <w:rPr/>
+      </w:pPr>
+      <w:r>
+        <w:rPr>
+          <w:rtl w:val="0"/>
+        </w:rPr>
+        <w:t xml:space="preserve">Sắp xếp hồ sơ theo đúng quy định.</w:t>
+      </w:r>
+    </w:p>
+    <w:p>
+      <w:pPr>
+        <w:rPr/>
+      </w:pPr>
+      <w:r>
+        <w:rPr>
+          <w:rtl w:val="0"/>
+        </w:rPr>
+        <w:t xml:space="preserve">Lưu trữ hồ sơ hành chính.</w:t>
+      </w:r>
+    </w:p>
+    <w:p>
+      <w:pPr>
+        <w:rPr/>
+      </w:pPr>
+      <w:r>
+        <w:rPr>
+          <w:rtl w:val="0"/>
+        </w:rPr>
+        <w:t xml:space="preserve">Kiểm tra tính đầy đủ của hồ sơ trước khi lưu trữ.</w:t>
+      </w:r>
+    </w:p>
+    <w:p>
+      <w:pPr>
+        <w:pStyle w:val="Heading1"/>
+        <w:numPr>
+          <w:ilvl w:val="0"/>
+          <w:numId w:val="24"/>
+        </w:numPr>
+        <w:rPr>
+          <w:u w:val="none"/>
+        </w:rPr>
+      </w:pPr>
+      <w:bookmarkStart w:colFirst="0" w:colLast="0" w:name="_9gg47f6lfxa3" w:id="10"/>
+      <w:bookmarkEnd w:id="10"/>
+      <w:r>
+        <w:rPr>
+          <w:rtl w:val="0"/>
+        </w:rPr>
+        <w:t xml:space="preserve">Hỗ trợ nhập liệu và cập nhật dữ liệu</w:t>
+      </w:r>
+    </w:p>
+    <w:p>
+      <w:pPr>
+        <w:rPr/>
+      </w:pPr>
+      <w:r>
+        <w:rPr>
+          <w:rtl w:val="0"/>
+        </w:rPr>
+        <w:t xml:space="preserve">Nhập dữ liệu học sinh theo biểu mẫu.</w:t>
+      </w:r>
+    </w:p>
+    <w:p>
+      <w:pPr>
+        <w:rPr/>
+      </w:pPr>
+      <w:r>
+        <w:rPr>
+          <w:rtl w:val="0"/>
+        </w:rPr>
+        <w:t xml:space="preserve">Cập nhật thông tin khi có thay đổi.</w:t>
+      </w:r>
+    </w:p>
+    <w:p>
+      <w:pPr>
+        <w:rPr/>
+      </w:pPr>
+      <w:r>
+        <w:rPr>
+          <w:rtl w:val="0"/>
+        </w:rPr>
+        <w:t xml:space="preserve">Kiểm tra, đối chiếu dữ liệu giữa hồ sơ giấy và dữ liệu điện tử.</w:t>
+      </w:r>
+    </w:p>
+    <w:p>
+      <w:pPr>
+        <w:rPr/>
+      </w:pPr>
+      <w:r>
+        <w:rPr>
+          <w:rtl w:val="0"/>
+        </w:rPr>
+        <w:t xml:space="preserve">Hạn chế sai sót trong quá trình nhập liệu.</w:t>
+      </w:r>
+    </w:p>
+    <w:p>
+      <w:pPr>
+        <w:pStyle w:val="Heading1"/>
+        <w:numPr>
+          <w:ilvl w:val="0"/>
+          <w:numId w:val="24"/>
+        </w:numPr>
+        <w:rPr>
+          <w:u w:val="none"/>
+        </w:rPr>
+      </w:pPr>
+      <w:bookmarkStart w:colFirst="0" w:colLast="0" w:name="_x3xqxqh5dyd0" w:id="11"/>
+      <w:bookmarkEnd w:id="11"/>
+      <w:r>
+        <w:rPr>
+          <w:rtl w:val="0"/>
+        </w:rPr>
+        <w:t xml:space="preserve">Hỗ trợ thống kê và tổng hợp dữ liệu</w:t>
+      </w:r>
+    </w:p>
+    <w:p>
+      <w:pPr>
+        <w:rPr/>
+      </w:pPr>
+      <w:r>
+        <w:rPr>
+          <w:rtl w:val="0"/>
+        </w:rPr>
+        <w:t xml:space="preserve">Tổng hợp số liệu học sinh.</w:t>
+      </w:r>
+    </w:p>
+    <w:p>
+      <w:pPr>
+        <w:rPr/>
+      </w:pPr>
+      <w:r>
+        <w:rPr>
+          <w:rtl w:val="0"/>
+        </w:rPr>
+        <w:t xml:space="preserve">Hỗ trợ lập các bảng thống kê.</w:t>
+      </w:r>
+    </w:p>
+    <w:p>
+      <w:pPr>
+        <w:rPr/>
+      </w:pPr>
+      <w:r>
+        <w:rPr>
+          <w:rtl w:val="0"/>
+        </w:rPr>
+        <w:t xml:space="preserve">Chuẩn bị biểu mẫu phục vụ công tác tuyển sinh và quản lý.</w:t>
+      </w:r>
+    </w:p>
+    <w:p>
+      <w:pPr>
+        <w:pStyle w:val="Heading1"/>
+        <w:numPr>
+          <w:ilvl w:val="0"/>
+          <w:numId w:val="24"/>
+        </w:numPr>
+        <w:rPr>
+          <w:u w:val="none"/>
+        </w:rPr>
+      </w:pPr>
+      <w:bookmarkStart w:colFirst="0" w:colLast="0" w:name="_g6k66mi6heo2" w:id="12"/>
+      <w:bookmarkEnd w:id="12"/>
+      <w:r>
+        <w:rPr>
+          <w:rtl w:val="0"/>
+        </w:rPr>
+        <w:t xml:space="preserve">Hỗ trợ các công việc hành chính</w:t>
+      </w:r>
+    </w:p>
+    <w:p>
+      <w:pPr>
+        <w:rPr/>
+      </w:pPr>
+      <w:r>
+        <w:rPr>
+          <w:rtl w:val="0"/>
+        </w:rPr>
+        <w:t xml:space="preserve">Ngoài các nhiệm vụ trên, sinh viên còn hỗ trợ một số công việc hành chính khác theo sự phân công của cán bộ hướng dẫn như chuẩn bị tài liệu, in ấn văn bản, sắp xếp hồ sơ và hỗ trợ các hoạt động của văn phòng.</w:t>
+      </w:r>
+    </w:p>
+    <w:p>
+      <w:pPr>
+        <w:rPr/>
+      </w:pPr>
+      <w:r>
+        <w:rPr>
+          <w:rtl w:val="0"/>
+        </w:rPr>
+        <w:t xml:space="preserve">Thông qua các nhiệm vụ được giao, sinh viên có điều kiện rèn luyện kỹ năng quản lý dữ liệu, sử dụng các phần mềm văn phòng, làm việc cẩn thận, chính xác và nâng cao ý thức trách nhiệm trong môi trường làm việc thực tế.</w:t>
+      </w:r>
+      <w:r>
+        <w:rPr>
+          <w:rtl w:val="0"/>
+        </w:rPr>
+      </w:r>
+    </w:p>
+    <w:p>
+      <w:pPr>
+        <w:pStyle w:val="Title"/>
+        <w:rPr/>
+      </w:pPr>
+      <w:bookmarkStart w:colFirst="0" w:colLast="0" w:name="_xw3kfzwx73gf" w:id="13"/>
+      <w:bookmarkEnd w:id="13"/>
+      <w:r>
+        <w:br w:type="page"/>
+      </w:r>
+      <w:r>
+        <w:rPr>
+          <w:rtl w:val="0"/>
+        </w:rPr>
+      </w:r>
+    </w:p>
+    <w:p>
+      <w:pPr>
+        <w:pStyle w:val="Title"/>
+        <w:rPr/>
+      </w:pPr>
+      <w:bookmarkStart w:colFirst="0" w:colLast="0" w:name="_wt6nnnxa2d3q" w:id="14"/>
+      <w:bookmarkEnd w:id="14"/>
+      <w:r>
+        <w:rPr>
+          <w:rtl w:val="0"/>
+        </w:rPr>
+        <w:t xml:space="preserve">Chương 3: Cơ sở lý thuyết</w:t>
+      </w:r>
+    </w:p>
+    <w:p>
+      <w:pPr>
+        <w:pStyle w:val="Heading1"/>
+        <w:numPr>
+          <w:ilvl w:val="0"/>
+          <w:numId w:val="11"/>
+        </w:numPr>
+        <w:spacing w:after="0" w:afterAutospacing="0" w:line="276" w:lineRule="auto"/>
+        <w:ind w:left="720" w:hanging="360"/>
+        <w:rPr/>
+      </w:pPr>
+      <w:bookmarkStart w:colFirst="0" w:colLast="0" w:name="_zbzdz5xkrcku" w:id="15"/>
+      <w:bookmarkEnd w:id="15"/>
+      <w:r>
+        <w:rPr>
+          <w:rtl w:val="0"/>
+        </w:rPr>
+        <w:t xml:space="preserve">Tổng quan về phân tích dữ liệu</w:t>
+      </w:r>
+    </w:p>
+    <w:p>
+      <w:pPr>
+        <w:pStyle w:val="Heading2"/>
+        <w:numPr>
+          <w:ilvl w:val="0"/>
+          <w:numId w:val="8"/>
+        </w:numPr>
+        <w:spacing w:before="0" w:beforeAutospacing="0" w:line="276" w:lineRule="auto"/>
+      </w:pPr>
+      <w:bookmarkStart w:colFirst="0" w:colLast="0" w:name="_l006y63i417x" w:id="16"/>
+      <w:bookmarkEnd w:id="16"/>
+      <w:r>
+        <w:rPr>
+          <w:rtl w:val="0"/>
+        </w:rPr>
+        <w:t xml:space="preserve">Khái niệm dữ liệu </w:t>
+      </w:r>
+    </w:p>
+    <w:p>
+      <w:pPr>
+        <w:spacing w:after="240" w:before="240" w:line="276" w:lineRule="auto"/>
+        <w:rPr/>
+      </w:pPr>
+      <w:r>
+        <w:rPr>
+          <w:rtl w:val="0"/>
+        </w:rPr>
+        <w:t xml:space="preserve">Dữ liệu (</w:t>
+      </w:r>
+      <w:r>
+        <w:rPr>
+          <w:i w:val="1"/>
+          <w:iCs w:val="1"/>
+          <w:rtl w:val="0"/>
+        </w:rPr>
+        <w:t xml:space="preserve">Data</w:t>
+      </w:r>
+      <w:r>
+        <w:rPr>
+          <w:rtl w:val="0"/>
+        </w:rPr>
+        <w:t xml:space="preserve">) là tập hợp các sự kiện, số liệu, ký hiệu hoặc quan sát được thu thập trong quá trình hoạt động của một tổ chức hoặc hệ thống. Dữ liệu có thể tồn tại dưới nhiều dạng như số, văn bản, hình ảnh, âm thanh hoặc các định dạng khác. Tuy nhiên, bản thân dữ liệu chỉ phản ánh các giá trị riêng lẻ và chưa mang nhiều ý nghĩa nếu chưa được xử lý.</w:t>
+      </w:r>
+    </w:p>
+    <w:p>
+      <w:pPr>
+        <w:spacing w:after="240" w:before="240" w:line="276" w:lineRule="auto"/>
+        <w:rPr/>
+      </w:pPr>
+      <w:r>
+        <w:rPr>
+          <w:rtl w:val="0"/>
+        </w:rPr>
+        <w:t xml:space="preserve">Trong lĩnh vực giáo dục, dữ liệu học sinh bao gồm các thông tin như họ và tên, ngày sinh, giới tính, địa chỉ, thông tin phụ huynh, lớp học, kết quả học tập và các thông tin liên quan khác. Những dữ liệu này là cơ sở quan trọng phục vụ công tác quản lý, thống kê và xây dựng các báo cáo của nhà trường.</w:t>
+      </w:r>
+    </w:p>
+    <w:p>
+      <w:pPr>
+        <w:spacing w:after="240" w:before="240" w:line="276" w:lineRule="auto"/>
+        <w:rPr/>
+      </w:pPr>
+      <w:r>
+        <w:rPr>
+          <w:rtl w:val="0"/>
+        </w:rPr>
+        <w:t xml:space="preserve">Sau khi được xử lý, tổ chức và phân tích, dữ liệu sẽ được chuyển hóa thành thông tin (</w:t>
+      </w:r>
+      <w:r>
+        <w:rPr>
+          <w:i w:val="1"/>
+          <w:iCs w:val="1"/>
+          <w:rtl w:val="0"/>
+        </w:rPr>
+        <w:t xml:space="preserve">Information</w:t>
+      </w:r>
+      <w:r>
+        <w:rPr>
+          <w:rtl w:val="0"/>
+        </w:rPr>
+        <w:t xml:space="preserve">) và tri thức (</w:t>
+      </w:r>
+      <w:r>
+        <w:rPr>
+          <w:i w:val="1"/>
+          <w:iCs w:val="1"/>
+          <w:rtl w:val="0"/>
+        </w:rPr>
+        <w:t xml:space="preserve">Knowledge</w:t>
+      </w:r>
+      <w:r>
+        <w:rPr>
+          <w:rtl w:val="0"/>
+        </w:rPr>
+        <w:t xml:space="preserve">), góp phần hỗ trợ nhà quản lý đưa ra các quyết định chính xác và hiệu quả hơn.</w:t>
+      </w:r>
+    </w:p>
+    <w:p>
+      <w:pPr>
+        <w:pStyle w:val="Heading2"/>
+        <w:numPr>
+          <w:ilvl w:val="0"/>
+          <w:numId w:val="8"/>
+        </w:numPr>
+        <w:spacing w:before="280" w:line="276" w:lineRule="auto"/>
+      </w:pPr>
+      <w:bookmarkStart w:colFirst="0" w:colLast="0" w:name="_9ds5y8jzig1p" w:id="17"/>
+      <w:bookmarkEnd w:id="17"/>
+      <w:r>
+        <w:rPr>
+          <w:rtl w:val="0"/>
+        </w:rPr>
+        <w:t xml:space="preserve">Khái niệm phân tích dữ liệu</w:t>
+      </w:r>
+    </w:p>
+    <w:p>
+      <w:pPr>
+        <w:spacing w:after="240" w:before="240" w:line="276" w:lineRule="auto"/>
+        <w:rPr/>
+      </w:pPr>
+      <w:r>
+        <w:rPr>
+          <w:rtl w:val="0"/>
+        </w:rPr>
+        <w:t xml:space="preserve">Phân tích dữ liệu (</w:t>
+      </w:r>
+      <w:r>
+        <w:rPr>
+          <w:i w:val="1"/>
+          <w:iCs w:val="1"/>
+          <w:rtl w:val="0"/>
+        </w:rPr>
+        <w:t xml:space="preserve">Data Analytics</w:t>
+      </w:r>
+      <w:r>
+        <w:rPr>
+          <w:rtl w:val="0"/>
+        </w:rPr>
+        <w:t xml:space="preserve">) là quá trình thu thập, kiểm tra, làm sạch, biến đổi và phân tích dữ liệu nhằm khám phá các thông tin có giá trị, rút ra kết luận và hỗ trợ quá trình ra quyết định. Phân tích dữ liệu kết hợp giữa các phương pháp thống kê, công nghệ thông tin và kiến thức chuyên môn để chuyển đổi dữ liệu thô thành các thông tin có ý nghĩa.</w:t>
+      </w:r>
+    </w:p>
+    <w:p>
+      <w:pPr>
+        <w:spacing w:after="240" w:before="240" w:line="276" w:lineRule="auto"/>
+        <w:rPr/>
+      </w:pPr>
+      <w:r>
+        <w:rPr>
+          <w:rtl w:val="0"/>
+        </w:rPr>
+        <w:t xml:space="preserve">Trong công tác quản lý giáo dục, phân tích dữ liệu giúp nhà trường hiểu rõ đặc điểm của tập dữ liệu học sinh, hỗ trợ thống kê, theo dõi tình hình học sinh và xây dựng các báo cáo phục vụ công tác quản lý một cách khoa học và hiệu quả.</w:t>
+      </w:r>
+    </w:p>
+    <w:p>
+      <w:pPr>
+        <w:pStyle w:val="Heading2"/>
+        <w:numPr>
+          <w:ilvl w:val="0"/>
+          <w:numId w:val="8"/>
+        </w:numPr>
+        <w:spacing w:before="280" w:line="276" w:lineRule="auto"/>
+      </w:pPr>
+      <w:bookmarkStart w:colFirst="0" w:colLast="0" w:name="_hbrjlnj96h1x" w:id="18"/>
+      <w:bookmarkEnd w:id="18"/>
+      <w:r>
+        <w:rPr>
+          <w:rtl w:val="0"/>
+        </w:rPr>
+        <w:t xml:space="preserve">Vai trò của Data Analyst </w:t>
+      </w:r>
+    </w:p>
+    <w:p>
+      <w:pPr>
+        <w:spacing w:after="240" w:before="240" w:line="276" w:lineRule="auto"/>
+        <w:rPr/>
+      </w:pPr>
+      <w:r>
+        <w:rPr>
+          <w:rtl w:val="0"/>
+        </w:rPr>
+        <w:t xml:space="preserve">Data Analyst (Chuyên viên phân tích dữ liệu) là người chịu trách nhiệm thu thập, xử lý, làm sạch, phân tích và trực quan hóa dữ liệu nhằm cung cấp các thông tin hỗ trợ quá trình ra quyết định. Data Analyst sử dụng các công cụ và kỹ thuật phân tích dữ liệu để chuyển đổi dữ liệu thô thành các báo cáo trực quan, giúp nhà quản lý dễ dàng nắm bắt tình hình và đưa ra các quyết định phù hợp.</w:t>
+      </w:r>
+    </w:p>
+    <w:p>
+      <w:pPr>
+        <w:spacing w:after="240" w:before="240" w:line="276" w:lineRule="auto"/>
+        <w:rPr/>
+      </w:pPr>
+      <w:r>
+        <w:rPr>
+          <w:rtl w:val="0"/>
+        </w:rPr>
+        <w:t xml:space="preserve">Ngoài khả năng sử dụng các công cụ như Python, SQL hay Microsoft Power BI, Data Analyst còn cần có tư duy phân tích để xác định đúng bài toán, lựa chọn phương pháp xử lý phù hợp và diễn giải kết quả theo ngôn ngữ dễ hiểu đối với người sử dụng.</w:t>
+      </w:r>
+    </w:p>
+    <w:p>
+      <w:pPr>
+        <w:pStyle w:val="Heading1"/>
+        <w:numPr>
+          <w:ilvl w:val="0"/>
+          <w:numId w:val="11"/>
+        </w:numPr>
+        <w:spacing w:line="276" w:lineRule="auto"/>
+        <w:ind w:left="720" w:hanging="360"/>
+        <w:rPr/>
+      </w:pPr>
+      <w:bookmarkStart w:colFirst="0" w:colLast="0" w:name="_taqp8sgr0ebx" w:id="19"/>
+      <w:bookmarkEnd w:id="19"/>
+      <w:r>
+        <w:rPr>
+          <w:rtl w:val="0"/>
+        </w:rPr>
+        <w:t xml:space="preserve">Vai trò của phân tích dữ liệu trong quản lý</w:t>
+      </w:r>
+    </w:p>
+    <w:p>
+      <w:pPr>
+        <w:spacing w:after="240" w:before="240" w:line="276" w:lineRule="auto"/>
+        <w:rPr/>
+      </w:pPr>
+      <w:r>
+        <w:rPr>
+          <w:rtl w:val="0"/>
+        </w:rPr>
+        <w:t xml:space="preserve">Trong bối cảnh chuyển đổi số, phân tích dữ liệu ngày càng giữ vai trò quan trọng trong hoạt động quản lý của các tổ chức nói chung và các cơ sở giáo dục nói riêng. Việc khai thác dữ liệu giúp nâng cao chất lượng quản trị thông qua các thông tin khách quan và có cơ sở.</w:t>
+      </w:r>
+    </w:p>
+    <w:p>
+      <w:pPr>
+        <w:spacing w:after="240" w:before="240" w:line="276" w:lineRule="auto"/>
+        <w:rPr/>
+      </w:pPr>
+      <w:r>
+        <w:rPr>
+          <w:rtl w:val="0"/>
+        </w:rPr>
+        <w:t xml:space="preserve">Một số vai trò nổi bật của phân tích dữ liệu gồm:</w:t>
+      </w:r>
+    </w:p>
+    <w:p>
+      <w:pPr>
+        <w:numPr>
+          <w:ilvl w:val="0"/>
+          <w:numId w:val="14"/>
+        </w:numPr>
+        <w:spacing w:after="0" w:afterAutospacing="0" w:before="240" w:line="276" w:lineRule="auto"/>
+        <w:ind w:left="720" w:hanging="360"/>
+      </w:pPr>
+      <w:r>
+        <w:rPr>
+          <w:rtl w:val="0"/>
+        </w:rPr>
+        <w:t xml:space="preserve">Hỗ trợ ra quyết định: Cung cấp các thông tin và số liệu khách quan giúp nhà quản lý đưa ra quyết định nhanh chóng và chính xác hơn.</w:t>
+      </w:r>
+    </w:p>
+    <w:p>
+      <w:pPr>
+        <w:numPr>
+          <w:ilvl w:val="0"/>
+          <w:numId w:val="14"/>
+        </w:numPr>
+        <w:spacing w:after="0" w:afterAutospacing="0" w:before="0" w:beforeAutospacing="0" w:line="276" w:lineRule="auto"/>
+        <w:ind w:left="720" w:hanging="360"/>
+      </w:pPr>
+      <w:r>
+        <w:rPr>
+          <w:rtl w:val="0"/>
+        </w:rPr>
+        <w:t xml:space="preserve">Hỗ trợ thống kê và giám sát: Giúp theo dõi tình hình học sinh, thống kê số liệu và xây dựng các báo cáo phục vụ công tác quản lý.</w:t>
+      </w:r>
+    </w:p>
+    <w:p>
+      <w:pPr>
+        <w:numPr>
+          <w:ilvl w:val="0"/>
+          <w:numId w:val="14"/>
+        </w:numPr>
+        <w:spacing w:after="0" w:afterAutospacing="0" w:before="0" w:beforeAutospacing="0" w:line="276" w:lineRule="auto"/>
+        <w:ind w:left="720" w:hanging="360"/>
+      </w:pPr>
+      <w:r>
+        <w:rPr>
+          <w:rtl w:val="0"/>
+        </w:rPr>
+        <w:t xml:space="preserve">Nâng cao hiệu quả quản lý: Giúp giảm thời gian tổng hợp dữ liệu thủ công, hỗ trợ kiểm tra tính chính xác của dữ liệu và nâng cao hiệu quả khai thác dữ liệu.</w:t>
+      </w:r>
+    </w:p>
+    <w:p>
+      <w:pPr>
+        <w:numPr>
+          <w:ilvl w:val="0"/>
+          <w:numId w:val="14"/>
+        </w:numPr>
+        <w:spacing w:after="0" w:afterAutospacing="0" w:before="0" w:beforeAutospacing="0" w:line="276" w:lineRule="auto"/>
+        <w:ind w:left="720" w:hanging="360"/>
+      </w:pPr>
+      <w:r>
+        <w:rPr>
+          <w:rtl w:val="0"/>
+        </w:rPr>
+        <w:t xml:space="preserve">Hỗ trợ chuyển đổi số: Góp phần xây dựng môi trường quản lý dựa trên dữ liệu (Data-driven Management), phù hợp với xu hướng chuyển đổi số trong ngành giáo dục.</w:t>
+      </w:r>
+    </w:p>
+    <w:p>
+      <w:pPr>
+        <w:pStyle w:val="Heading1"/>
+        <w:numPr>
+          <w:ilvl w:val="0"/>
+          <w:numId w:val="11"/>
+        </w:numPr>
+        <w:spacing w:after="0" w:afterAutospacing="0" w:before="0" w:beforeAutospacing="0" w:line="276" w:lineRule="auto"/>
+        <w:ind w:left="720" w:hanging="360"/>
+        <w:rPr/>
+      </w:pPr>
+      <w:bookmarkStart w:colFirst="0" w:colLast="0" w:name="_4nmxj3m6asjx" w:id="20"/>
+      <w:bookmarkEnd w:id="20"/>
+      <w:r>
+        <w:rPr>
+          <w:rtl w:val="0"/>
+        </w:rPr>
+        <w:t xml:space="preserve">Quy trình xử lý dữ liệu</w:t>
+      </w:r>
+    </w:p>
+    <w:p>
+      <w:pPr>
+        <w:numPr>
+          <w:ilvl w:val="0"/>
+          <w:numId w:val="12"/>
+        </w:numPr>
+        <w:spacing w:after="240" w:before="0" w:beforeAutospacing="0" w:line="276" w:lineRule="auto"/>
+        <w:ind w:left="720" w:hanging="360"/>
+      </w:pPr>
+      <w:r>
+        <w:rPr>
+          <w:rtl w:val="0"/>
+        </w:rPr>
+        <w:t xml:space="preserve">Quy trình phân tích dữ liệu là chuỗi các bước nhằm chuyển đổi dữ liệu thô thành thông tin có giá trị phục vụ công tác quản lý và hỗ trợ ra quyết định. Mặc dù mỗi tổ chức có thể áp dụng quy trình khác nhau tùy theo mục tiêu, nhưng nhìn chung quy trình phân tích dữ liệu bao gồm các bước sau:</w:t>
+      </w:r>
+    </w:p>
+    <w:p>
+      <w:pPr>
+        <w:spacing w:after="240" w:before="240" w:line="276" w:lineRule="auto"/>
+        <w:rPr/>
+      </w:pPr>
+      <w:r>
+        <w:rPr>
+          <w:rtl w:val="0"/>
+        </w:rPr>
+        <w:t xml:space="preserve">Thu thập dữ liệu -&gt; Làm sạch dữ liệu -&gt; Khám phá dữ liệu (EDA) -&gt; Phân tích dữ liệu -&gt;Trực quan hóa dữ liệu -&gt;Hỗ trợ ra quyết định</w:t>
+      </w:r>
+    </w:p>
+    <w:p>
+      <w:pPr>
+        <w:pStyle w:val="Heading3"/>
+        <w:keepNext w:val="0"/>
+        <w:keepLines w:val="0"/>
+        <w:spacing w:before="280" w:line="276" w:lineRule="auto"/>
+        <w:ind w:firstLine="720"/>
+        <w:rPr>
+          <w:color w:val="000000"/>
+          <w:sz w:val="26"/>
+          <w:szCs w:val="26"/>
+        </w:rPr>
+      </w:pPr>
+      <w:bookmarkStart w:colFirst="0" w:colLast="0" w:name="_1wxt7nxlo3po" w:id="21"/>
+      <w:bookmarkEnd w:id="21"/>
+      <w:r>
+        <w:rPr>
+          <w:color w:val="000000"/>
+          <w:sz w:val="26"/>
+          <w:szCs w:val="26"/>
+          <w:rtl w:val="0"/>
+        </w:rPr>
+        <w:t xml:space="preserve">Bước 1. Thu thập dữ liệu (Data Collection)</w:t>
+      </w:r>
+    </w:p>
+    <w:p>
+      <w:pPr>
+        <w:spacing w:after="240" w:before="240" w:line="276" w:lineRule="auto"/>
+        <w:rPr/>
+      </w:pPr>
+      <w:r>
+        <w:rPr>
+          <w:rtl w:val="0"/>
+        </w:rPr>
+        <w:t xml:space="preserve">Thu thập dữ liệu là bước đầu tiên và đóng vai trò nền tảng trong toàn bộ quy trình phân tích dữ liệu. Dữ liệu được thu thập từ các nguồn khác nhau như hệ thống quản lý, hồ sơ giấy, bảng tính Excel hoặc các cơ sở dữ liệu hiện có.</w:t>
+      </w:r>
+    </w:p>
+    <w:p>
+      <w:pPr>
+        <w:spacing w:after="240" w:before="240" w:line="276" w:lineRule="auto"/>
+        <w:rPr/>
+      </w:pPr>
+      <w:r>
+        <w:rPr>
+          <w:rtl w:val="0"/>
+        </w:rPr>
+        <w:t xml:space="preserve">Trong phạm vi đề tài, dữ liệu được sử dụng là dữ liệu học sinh lớp 6 của Trường THCS Long Hòa do đơn vị thực tập cung cấp phục vụ cho quá trình phân tích.</w:t>
+      </w:r>
+    </w:p>
+    <w:p>
+      <w:pPr>
+        <w:pStyle w:val="Heading3"/>
+        <w:keepNext w:val="0"/>
+        <w:keepLines w:val="0"/>
+        <w:spacing w:before="280" w:line="276" w:lineRule="auto"/>
+        <w:ind w:firstLine="720"/>
+        <w:rPr>
+          <w:color w:val="000000"/>
+          <w:sz w:val="26"/>
+          <w:szCs w:val="26"/>
+        </w:rPr>
+      </w:pPr>
+      <w:bookmarkStart w:colFirst="0" w:colLast="0" w:name="_dj0chfzb6723" w:id="22"/>
+      <w:bookmarkEnd w:id="22"/>
+      <w:r>
+        <w:rPr>
+          <w:color w:val="000000"/>
+          <w:sz w:val="26"/>
+          <w:szCs w:val="26"/>
+          <w:rtl w:val="0"/>
+        </w:rPr>
+        <w:t xml:space="preserve">Bước 2. Làm sạch dữ liệu (Data Cleaning)</w:t>
+      </w:r>
+    </w:p>
+    <w:p>
+      <w:pPr>
+        <w:spacing w:after="240" w:before="240" w:line="276" w:lineRule="auto"/>
+        <w:rPr/>
+      </w:pPr>
+      <w:r>
+        <w:rPr>
+          <w:rtl w:val="0"/>
+        </w:rPr>
+        <w:t xml:space="preserve">Sau khi thu thập, dữ liệu thường tồn tại các vấn đề như dữ liệu thiếu, dữ liệu trùng lặp, sai định dạng hoặc dữ liệu không hợp lệ. Vì vậy, cần tiến hành làm sạch dữ liệu nhằm đảm bảo tính chính xác và nhất quán trước khi phân tích.</w:t>
+      </w:r>
+    </w:p>
+    <w:p>
+      <w:pPr>
+        <w:spacing w:after="240" w:before="240" w:line="276" w:lineRule="auto"/>
+        <w:rPr/>
+      </w:pPr>
+      <w:r>
+        <w:rPr>
+          <w:rtl w:val="0"/>
+        </w:rPr>
+        <w:t xml:space="preserve">Đây là giai đoạn quan trọng nhất trong quy trình vì chất lượng dữ liệu đầu vào ảnh hưởng trực tiếp đến kết quả phân tích.</w:t>
+      </w:r>
+    </w:p>
+    <w:p>
+      <w:pPr>
+        <w:pStyle w:val="Heading3"/>
+        <w:keepNext w:val="0"/>
+        <w:keepLines w:val="0"/>
+        <w:spacing w:before="280" w:line="276" w:lineRule="auto"/>
+        <w:ind w:firstLine="720"/>
+        <w:rPr>
+          <w:color w:val="000000"/>
+          <w:sz w:val="26"/>
+          <w:szCs w:val="26"/>
+        </w:rPr>
+      </w:pPr>
+      <w:bookmarkStart w:colFirst="0" w:colLast="0" w:name="_4o51bivzpx59" w:id="23"/>
+      <w:bookmarkEnd w:id="23"/>
+      <w:r>
+        <w:rPr>
+          <w:color w:val="000000"/>
+          <w:sz w:val="26"/>
+          <w:szCs w:val="26"/>
+          <w:rtl w:val="0"/>
+        </w:rPr>
+        <w:t xml:space="preserve">Bước 3. Khám phá dữ liệu (Exploratory Data Analysis - EDA)</w:t>
+      </w:r>
+    </w:p>
+    <w:p>
+      <w:pPr>
+        <w:spacing w:after="240" w:before="240" w:line="276" w:lineRule="auto"/>
+        <w:rPr/>
+      </w:pPr>
+      <w:r>
+        <w:rPr>
+          <w:rtl w:val="0"/>
+        </w:rPr>
+        <w:t xml:space="preserve">Khám phá dữ liệu (EDA) là quá trình sử dụng các phương pháp thống kê mô tả và trực quan hóa để tìm hiểu đặc điểm của tập dữ liệu trước khi tiến hành phân tích.</w:t>
+      </w:r>
+    </w:p>
+    <w:p>
+      <w:pPr>
+        <w:spacing w:after="240" w:before="240" w:line="276" w:lineRule="auto"/>
+        <w:rPr/>
+      </w:pPr>
+      <w:r>
+        <w:rPr>
+          <w:rtl w:val="0"/>
+        </w:rPr>
+        <w:t xml:space="preserve">Thông qua EDA, người phân tích có thể:</w:t>
+      </w:r>
+    </w:p>
+    <w:p>
+      <w:pPr>
+        <w:numPr>
+          <w:ilvl w:val="0"/>
+          <w:numId w:val="26"/>
+        </w:numPr>
+        <w:spacing w:after="0" w:afterAutospacing="0" w:before="240" w:line="276" w:lineRule="auto"/>
+        <w:ind w:left="1440" w:hanging="360"/>
+      </w:pPr>
+      <w:r>
+        <w:rPr>
+          <w:rtl w:val="0"/>
+        </w:rPr>
+        <w:t xml:space="preserve">Xác định phân bố của dữ liệu.</w:t>
+      </w:r>
+    </w:p>
+    <w:p>
+      <w:pPr>
+        <w:numPr>
+          <w:ilvl w:val="0"/>
+          <w:numId w:val="26"/>
+        </w:numPr>
+        <w:spacing w:after="0" w:afterAutospacing="0" w:before="0" w:beforeAutospacing="0" w:line="276" w:lineRule="auto"/>
+        <w:ind w:left="1440" w:hanging="360"/>
+      </w:pPr>
+      <w:r>
+        <w:rPr>
+          <w:rtl w:val="0"/>
+        </w:rPr>
+        <w:t xml:space="preserve">Phát hiện dữ liệu bất thường.</w:t>
+      </w:r>
+    </w:p>
+    <w:p>
+      <w:pPr>
+        <w:numPr>
+          <w:ilvl w:val="0"/>
+          <w:numId w:val="26"/>
+        </w:numPr>
+        <w:spacing w:after="0" w:afterAutospacing="0" w:before="0" w:beforeAutospacing="0" w:line="276" w:lineRule="auto"/>
+        <w:ind w:left="1440" w:hanging="360"/>
+      </w:pPr>
+      <w:r>
+        <w:rPr>
+          <w:rtl w:val="0"/>
+        </w:rPr>
+        <w:t xml:space="preserve">Kiểm tra dữ liệu thiếu hoặc trùng lặp.</w:t>
+      </w:r>
+    </w:p>
+    <w:p>
+      <w:pPr>
+        <w:numPr>
+          <w:ilvl w:val="0"/>
+          <w:numId w:val="26"/>
+        </w:numPr>
+        <w:spacing w:after="240" w:before="0" w:beforeAutospacing="0" w:line="276" w:lineRule="auto"/>
+        <w:ind w:left="1440" w:hanging="360"/>
+      </w:pPr>
+      <w:r>
+        <w:rPr>
+          <w:rtl w:val="0"/>
+        </w:rPr>
+        <w:t xml:space="preserve">Hiểu rõ đặc điểm của tập dữ liệu.</w:t>
+      </w:r>
+    </w:p>
+    <w:p>
+      <w:pPr>
+        <w:spacing w:after="240" w:before="240" w:line="276" w:lineRule="auto"/>
+        <w:rPr/>
+      </w:pPr>
+      <w:r>
+        <w:rPr>
+          <w:rtl w:val="0"/>
+        </w:rPr>
+        <w:t xml:space="preserve">Đối với đề tài này, EDA được sử dụng để khảo sát các đặc điểm cơ bản của dữ liệu học sinh lớp 6, phục vụ cho quá trình phân tích và trực quan hóa.</w:t>
+      </w:r>
+    </w:p>
+    <w:p>
+      <w:pPr>
+        <w:pStyle w:val="Heading3"/>
+        <w:keepNext w:val="0"/>
+        <w:keepLines w:val="0"/>
+        <w:spacing w:before="280" w:line="276" w:lineRule="auto"/>
+        <w:ind w:firstLine="720"/>
+        <w:rPr>
+          <w:color w:val="000000"/>
+          <w:sz w:val="26"/>
+          <w:szCs w:val="26"/>
+        </w:rPr>
+      </w:pPr>
+      <w:bookmarkStart w:colFirst="0" w:colLast="0" w:name="_zesefn67xwx3" w:id="24"/>
+      <w:bookmarkEnd w:id="24"/>
+      <w:r>
+        <w:rPr>
+          <w:color w:val="000000"/>
+          <w:sz w:val="26"/>
+          <w:szCs w:val="26"/>
+          <w:rtl w:val="0"/>
+        </w:rPr>
+        <w:t xml:space="preserve">Bước 4. Phân tích dữ liệu (Data Analysis)</w:t>
+      </w:r>
+    </w:p>
+    <w:p>
+      <w:pPr>
+        <w:spacing w:after="240" w:before="240" w:line="276" w:lineRule="auto"/>
+        <w:rPr/>
+      </w:pPr>
+      <w:r>
+        <w:rPr>
+          <w:rtl w:val="0"/>
+        </w:rPr>
+        <w:t xml:space="preserve">Sau khi dữ liệu được làm sạch và khám phá, bước tiếp theo là tiến hành phân tích nhằm khai thác các thông tin phục vụ công tác quản lý.</w:t>
+      </w:r>
+    </w:p>
+    <w:p>
+      <w:pPr>
+        <w:spacing w:after="240" w:before="240" w:line="276" w:lineRule="auto"/>
+        <w:rPr/>
+      </w:pPr>
+      <w:r>
+        <w:rPr>
+          <w:rtl w:val="0"/>
+        </w:rPr>
+        <w:t xml:space="preserve">Có nhiều cấp độ phân tích dữ liệu, bao gồm:</w:t>
+      </w:r>
+    </w:p>
+    <w:p>
+      <w:pPr>
+        <w:numPr>
+          <w:ilvl w:val="0"/>
+          <w:numId w:val="28"/>
+        </w:numPr>
+        <w:spacing w:after="0" w:afterAutospacing="0" w:before="240" w:line="276" w:lineRule="auto"/>
+        <w:ind w:left="1440" w:hanging="360"/>
+      </w:pPr>
+      <w:r>
+        <w:rPr>
+          <w:rtl w:val="0"/>
+        </w:rPr>
+        <w:t xml:space="preserve">Phân tích mô tả (Descriptive Analytics): Tổng hợp và mô tả hiện trạng dữ liệu.</w:t>
+      </w:r>
+    </w:p>
+    <w:p>
+      <w:pPr>
+        <w:numPr>
+          <w:ilvl w:val="0"/>
+          <w:numId w:val="28"/>
+        </w:numPr>
+        <w:spacing w:after="0" w:afterAutospacing="0" w:before="0" w:beforeAutospacing="0" w:line="276" w:lineRule="auto"/>
+        <w:ind w:left="1440" w:hanging="360"/>
+      </w:pPr>
+      <w:r>
+        <w:rPr>
+          <w:rtl w:val="0"/>
+        </w:rPr>
+        <w:t xml:space="preserve">Phân tích chẩn đoán (Diagnostic Analytics): Xác định nguyên nhân của các hiện tượng xảy ra.</w:t>
+      </w:r>
+    </w:p>
+    <w:p>
+      <w:pPr>
+        <w:numPr>
+          <w:ilvl w:val="0"/>
+          <w:numId w:val="28"/>
+        </w:numPr>
+        <w:spacing w:after="0" w:afterAutospacing="0" w:before="0" w:beforeAutospacing="0" w:line="276" w:lineRule="auto"/>
+        <w:ind w:left="1440" w:hanging="360"/>
+      </w:pPr>
+      <w:r>
+        <w:rPr>
+          <w:rtl w:val="0"/>
+        </w:rPr>
+        <w:t xml:space="preserve">Phân tích dự đoán (Predictive Analytics): Dự báo xu hướng trong tương lai.</w:t>
+      </w:r>
+    </w:p>
+    <w:p>
+      <w:pPr>
+        <w:numPr>
+          <w:ilvl w:val="0"/>
+          <w:numId w:val="28"/>
+        </w:numPr>
+        <w:spacing w:after="240" w:before="0" w:beforeAutospacing="0" w:line="276" w:lineRule="auto"/>
+        <w:ind w:left="1440" w:hanging="360"/>
+      </w:pPr>
+      <w:r>
+        <w:rPr>
+          <w:rtl w:val="0"/>
+        </w:rPr>
+        <w:t xml:space="preserve">Phân tích đề xuất (Prescriptive Analytics): Đề xuất phương án hỗ trợ ra quyết định.</w:t>
+      </w:r>
+    </w:p>
+    <w:p>
+      <w:pPr>
+        <w:spacing w:after="240" w:before="240" w:line="276" w:lineRule="auto"/>
+        <w:rPr/>
+      </w:pPr>
+      <w:r>
+        <w:rPr>
+          <w:rtl w:val="0"/>
+        </w:rPr>
+        <w:t xml:space="preserve">Trong phạm vi đề tài này, nghiên cứu chủ yếu tập trung vào phân tích mô tả (Descriptive Analytics) nhằm thống kê, tổng hợp và trực quan hóa dữ liệu học sinh phục vụ công tác quản lý của nhà trường.</w:t>
+      </w:r>
+    </w:p>
+    <w:p>
+      <w:pPr>
+        <w:pStyle w:val="Heading3"/>
+        <w:keepNext w:val="0"/>
+        <w:keepLines w:val="0"/>
+        <w:spacing w:before="280" w:line="276" w:lineRule="auto"/>
+        <w:ind w:firstLine="720"/>
+        <w:rPr>
+          <w:color w:val="000000"/>
+          <w:sz w:val="26"/>
+          <w:szCs w:val="26"/>
+        </w:rPr>
+      </w:pPr>
+      <w:bookmarkStart w:colFirst="0" w:colLast="0" w:name="_ppoqhdlswgms" w:id="25"/>
+      <w:bookmarkEnd w:id="25"/>
+      <w:r>
+        <w:rPr>
+          <w:color w:val="000000"/>
+          <w:sz w:val="26"/>
+          <w:szCs w:val="26"/>
+          <w:rtl w:val="0"/>
+        </w:rPr>
+        <w:t xml:space="preserve">Bước 5. Trực quan hóa dữ liệu (Data Visualization)</w:t>
+      </w:r>
+    </w:p>
+    <w:p>
+      <w:pPr>
+        <w:spacing w:after="240" w:before="240" w:line="276" w:lineRule="auto"/>
+        <w:rPr/>
+      </w:pPr>
+      <w:r>
+        <w:rPr>
+          <w:rtl w:val="0"/>
+        </w:rPr>
+        <w:t xml:space="preserve">Trực quan hóa dữ liệu là quá trình biểu diễn dữ liệu dưới dạng biểu đồ, bảng thống kê hoặc Dashboard nhằm giúp người sử dụng dễ dàng quan sát và hiểu được các thông tin quan trọng.</w:t>
+      </w:r>
+    </w:p>
+    <w:p>
+      <w:pPr>
+        <w:spacing w:after="240" w:before="240" w:line="276" w:lineRule="auto"/>
+        <w:rPr/>
+      </w:pPr>
+      <w:r>
+        <w:rPr>
+          <w:rtl w:val="0"/>
+        </w:rPr>
+        <w:t xml:space="preserve">So với các bảng số liệu truyền thống, trực quan hóa dữ liệu giúp người quản lý nhanh chóng nhận biết các xu hướng, đặc điểm của dữ liệu và hỗ trợ quá trình theo dõi cũng như ra quyết định hiệu quả hơn.</w:t>
+      </w:r>
+    </w:p>
+    <w:p>
+      <w:pPr>
+        <w:pStyle w:val="Heading1"/>
+        <w:numPr>
+          <w:ilvl w:val="0"/>
+          <w:numId w:val="11"/>
+        </w:numPr>
+        <w:spacing w:line="276" w:lineRule="auto"/>
+        <w:ind w:left="720" w:hanging="360"/>
+        <w:rPr/>
+      </w:pPr>
+      <w:bookmarkStart w:colFirst="0" w:colLast="0" w:name="_alws11ss1gx2" w:id="26"/>
+      <w:bookmarkEnd w:id="26"/>
+      <w:r>
+        <w:rPr>
+          <w:rtl w:val="0"/>
+        </w:rPr>
+        <w:t xml:space="preserve">Tiền xử lý dữ liệu </w:t>
+      </w:r>
+    </w:p>
+    <w:p>
+      <w:pPr>
+        <w:spacing w:line="276" w:lineRule="auto"/>
+        <w:rPr/>
+      </w:pPr>
+      <w:r>
+        <w:rPr>
+          <w:rtl w:val="0"/>
+        </w:rPr>
+        <w:t xml:space="preserve">Tiền xử lý dữ liệu (Data Preprocessing) là giai đoạn chuẩn bị dữ liệu trước khi tiến hành phân tích. Đây là bước có vai trò quan trọng nhằm nâng cao chất lượng dữ liệu đầu vào và đảm bảo kết quả phân tích có độ tin cậy cao. </w:t>
+      </w:r>
+    </w:p>
+    <w:p>
+      <w:pPr>
+        <w:numPr>
+          <w:ilvl w:val="0"/>
+          <w:numId w:val="25"/>
+        </w:numPr>
+        <w:spacing w:line="276" w:lineRule="auto"/>
+        <w:ind w:left="720" w:hanging="360"/>
+      </w:pPr>
+      <w:r>
+        <w:rPr>
+          <w:rtl w:val="0"/>
+        </w:rPr>
+        <w:t xml:space="preserve">Missing values: Dữ liệu khuyết thiếu là tình trạng một hoặc nhiều trường thông tin chưa được nhập hoặc bị bỏ trống. Đối với dữ liệu định lượng, có thể thay thế bằng giá trị trung bình hoặc trung vị khi phù hợp. Đối với dữ liệu định tính, có thể bổ sung theo hồ sơ gốc, sử dụng giá trị xuất hiện nhiều nhất (Mode) hoặc gán giá trị mặc định như "Chưa cập nhật", tùy thuộc vào mục đích sử dụng dữ liệu.</w:t>
+      </w:r>
+    </w:p>
+    <w:p>
+      <w:pPr>
+        <w:numPr>
+          <w:ilvl w:val="0"/>
+          <w:numId w:val="25"/>
+        </w:numPr>
+        <w:spacing w:line="276" w:lineRule="auto"/>
+        <w:ind w:left="720" w:hanging="360"/>
+      </w:pPr>
+      <w:r>
+        <w:rPr>
+          <w:rtl w:val="0"/>
+        </w:rPr>
+        <w:t xml:space="preserve">Duplicate: Dữ liệu trùng lặp xảy ra khi cùng một đối tượng xuất hiện nhiều lần trong tập dữ liệu. Việc phát hiện dữ liệu trùng lặp có thể dựa trên các trường định danh như mã học sinh, mã định danh cá nhân (nếu có) hoặc các thông tin nhận dạng khác. Sau khi xác định, các bản ghi dư thừa sẽ được loại bỏ nhằm đảm bảo tính chính xác của dữ liệu.</w:t>
+      </w:r>
+    </w:p>
+    <w:p>
+      <w:pPr>
+        <w:numPr>
+          <w:ilvl w:val="0"/>
+          <w:numId w:val="25"/>
+        </w:numPr>
+        <w:spacing w:after="0" w:afterAutospacing="0" w:line="276" w:lineRule="auto"/>
+        <w:ind w:left="720" w:hanging="360"/>
+      </w:pPr>
+      <w:r>
+        <w:rPr>
+          <w:rtl w:val="0"/>
+        </w:rPr>
+        <w:t xml:space="preserve">Data Transformation: Biến đổi dữ liệu là quá trình chuyển đổi dữ liệu về định dạng phù hợp cho việc phân tích. Một số thao tác thường được thực hiện gồm:</w:t>
+      </w:r>
+    </w:p>
+    <w:p>
+      <w:pPr>
+        <w:numPr>
+          <w:ilvl w:val="0"/>
+          <w:numId w:val="29"/>
+        </w:numPr>
+        <w:spacing w:after="0" w:afterAutospacing="0" w:before="0" w:beforeAutospacing="0" w:line="276" w:lineRule="auto"/>
+        <w:ind w:left="1440" w:hanging="360"/>
+      </w:pPr>
+      <w:r>
+        <w:rPr>
+          <w:rtl w:val="0"/>
+        </w:rPr>
+        <w:t xml:space="preserve">Chuẩn hóa định dạng ngày tháng, văn bản và kiểu dữ liệu.</w:t>
+      </w:r>
+    </w:p>
+    <w:p>
+      <w:pPr>
+        <w:numPr>
+          <w:ilvl w:val="0"/>
+          <w:numId w:val="29"/>
+        </w:numPr>
+        <w:spacing w:after="0" w:afterAutospacing="0" w:before="0" w:beforeAutospacing="0" w:line="276" w:lineRule="auto"/>
+        <w:ind w:left="1440" w:hanging="360"/>
+      </w:pPr>
+      <w:r>
+        <w:rPr>
+          <w:rtl w:val="0"/>
+        </w:rPr>
+        <w:t xml:space="preserve">Loại bỏ khoảng trắng hoặc ký tự không cần thiết.</w:t>
+      </w:r>
+    </w:p>
+    <w:p>
+      <w:pPr>
+        <w:numPr>
+          <w:ilvl w:val="0"/>
+          <w:numId w:val="29"/>
+        </w:numPr>
+        <w:spacing w:after="0" w:afterAutospacing="0" w:before="0" w:beforeAutospacing="0" w:line="276" w:lineRule="auto"/>
+        <w:ind w:left="1440" w:hanging="360"/>
+      </w:pPr>
+      <w:r>
+        <w:rPr>
+          <w:rtl w:val="0"/>
+        </w:rPr>
+        <w:t xml:space="preserve">Chuyển đổi kiểu dữ liệu sang dạng số hoặc ngày tháng.</w:t>
+      </w:r>
+    </w:p>
+    <w:p>
+      <w:pPr>
+        <w:numPr>
+          <w:ilvl w:val="0"/>
+          <w:numId w:val="29"/>
+        </w:numPr>
+        <w:spacing w:after="0" w:afterAutospacing="0" w:before="0" w:beforeAutospacing="0" w:line="276" w:lineRule="auto"/>
+        <w:ind w:left="1440" w:hanging="360"/>
+      </w:pPr>
+      <w:r>
+        <w:rPr>
+          <w:rtl w:val="0"/>
+        </w:rPr>
+        <w:t xml:space="preserve">Tạo thêm các trường dữ liệu mới phục vụ phân tích, chẳng hạn như tính tuổi từ ngày sinh hoặc phân nhóm dữ liệu theo tiêu chí phù hợp.</w:t>
+      </w:r>
+    </w:p>
+    <w:p>
+      <w:pPr>
+        <w:pStyle w:val="Heading1"/>
+        <w:numPr>
+          <w:ilvl w:val="0"/>
+          <w:numId w:val="11"/>
+        </w:numPr>
+        <w:spacing w:after="0" w:afterAutospacing="0" w:before="0" w:beforeAutospacing="0" w:line="276" w:lineRule="auto"/>
+        <w:ind w:left="720" w:hanging="360"/>
+        <w:rPr/>
+      </w:pPr>
+      <w:bookmarkStart w:colFirst="0" w:colLast="0" w:name="_aw7zldxuzi0b" w:id="27"/>
+      <w:bookmarkEnd w:id="27"/>
+      <w:r>
+        <w:rPr>
+          <w:rtl w:val="0"/>
+        </w:rPr>
+        <w:t xml:space="preserve">Trực quan hóa dữ liệu </w:t>
+      </w:r>
+    </w:p>
+    <w:p>
+      <w:pPr>
+        <w:numPr>
+          <w:ilvl w:val="0"/>
+          <w:numId w:val="15"/>
+        </w:numPr>
+        <w:spacing w:line="276" w:lineRule="auto"/>
+        <w:ind w:left="720" w:hanging="360"/>
+      </w:pPr>
+      <w:r>
+        <w:rPr>
+          <w:rtl w:val="0"/>
+        </w:rPr>
+        <w:t xml:space="preserve">Dashboard: Dashboard là bảng điều khiển trực quan dùng để tổng hợp các biểu đồ, bảng thống kê và các chỉ số quan trọng trên cùng một giao diện. Dashboard giúp người quản lý nhanh chóng theo dõi tình hình dữ liệu và hỗ trợ quá trình tra cứu thông tin. </w:t>
+      </w:r>
+    </w:p>
+    <w:p>
+      <w:pPr>
+        <w:numPr>
+          <w:ilvl w:val="0"/>
+          <w:numId w:val="15"/>
+        </w:numPr>
+        <w:spacing w:line="276" w:lineRule="auto"/>
+        <w:ind w:left="720" w:hanging="360"/>
+      </w:pPr>
+      <w:r>
+        <w:rPr>
+          <w:rtl w:val="0"/>
+        </w:rPr>
+        <w:t xml:space="preserve">Power BI: Microsoft Power BI là công cụ phân tích và trực quan hóa dữ liệu do Microsoft phát triển. Power BI cho phép kết nối dữ liệu từ nhiều nguồn khác nhau, xây dựng mô hình dữ liệu và thiết kế các Dashboard tương tác phục vụ công tác quản lý. Trong đề tài này, Power BI được sử dụng để trực quan hóa dữ liệu học sinh lớp 6 sau khi dữ liệu đã được xử lý bằng Python.</w:t>
+      </w:r>
+    </w:p>
+    <w:p>
+      <w:pPr>
+        <w:numPr>
+          <w:ilvl w:val="0"/>
+          <w:numId w:val="15"/>
+        </w:numPr>
+        <w:spacing w:after="0" w:afterAutospacing="0" w:line="276" w:lineRule="auto"/>
+        <w:ind w:left="720" w:hanging="360"/>
+      </w:pPr>
+      <w:r>
+        <w:rPr>
+          <w:rtl w:val="0"/>
+        </w:rPr>
+        <w:t xml:space="preserve">Biểu đồ: </w:t>
+      </w:r>
+    </w:p>
+    <w:p>
+      <w:pPr>
+        <w:numPr>
+          <w:ilvl w:val="0"/>
+          <w:numId w:val="22"/>
+        </w:numPr>
+        <w:spacing w:after="0" w:afterAutospacing="0" w:before="0" w:beforeAutospacing="0" w:line="276" w:lineRule="auto"/>
+        <w:ind w:left="1440" w:hanging="360"/>
+      </w:pPr>
+      <w:r>
+        <w:rPr>
+          <w:rtl w:val="0"/>
+        </w:rPr>
+        <w:t xml:space="preserve">Biểu đồ cột (Column Chart): So sánh số lượng giữa các nhóm dữ liệu.</w:t>
+      </w:r>
+    </w:p>
+    <w:p>
+      <w:pPr>
+        <w:numPr>
+          <w:ilvl w:val="0"/>
+          <w:numId w:val="22"/>
+        </w:numPr>
+        <w:spacing w:after="0" w:afterAutospacing="0" w:before="0" w:beforeAutospacing="0" w:line="276" w:lineRule="auto"/>
+        <w:ind w:left="1440" w:hanging="360"/>
+      </w:pPr>
+      <w:r>
+        <w:rPr>
+          <w:rtl w:val="0"/>
+        </w:rPr>
+        <w:t xml:space="preserve">Biểu đồ thanh (Bar Chart): So sánh dữ liệu theo nhiều danh mục.</w:t>
+      </w:r>
+    </w:p>
+    <w:p>
+      <w:pPr>
+        <w:numPr>
+          <w:ilvl w:val="0"/>
+          <w:numId w:val="22"/>
+        </w:numPr>
+        <w:spacing w:after="0" w:afterAutospacing="0" w:before="0" w:beforeAutospacing="0" w:line="276" w:lineRule="auto"/>
+        <w:ind w:left="1440" w:hanging="360"/>
+      </w:pPr>
+      <w:r>
+        <w:rPr>
+          <w:rtl w:val="0"/>
+        </w:rPr>
+        <w:t xml:space="preserve">Biểu đồ tròn (Pie Chart): Thể hiện cơ cấu hoặc tỷ lệ phần trăm của từng nhóm dữ liệu.</w:t>
+      </w:r>
+    </w:p>
+    <w:p>
+      <w:pPr>
+        <w:numPr>
+          <w:ilvl w:val="0"/>
+          <w:numId w:val="22"/>
+        </w:numPr>
+        <w:spacing w:after="0" w:afterAutospacing="0" w:before="0" w:beforeAutospacing="0" w:line="276" w:lineRule="auto"/>
+        <w:ind w:left="1440" w:hanging="360"/>
+      </w:pPr>
+      <w:r>
+        <w:rPr>
+          <w:rtl w:val="0"/>
+        </w:rPr>
+        <w:t xml:space="preserve">Biểu đồ đường (Line Chart): Thể hiện xu hướng biến động của dữ liệu theo thời gian.</w:t>
+      </w:r>
+    </w:p>
+    <w:p>
+      <w:pPr>
+        <w:numPr>
+          <w:ilvl w:val="0"/>
+          <w:numId w:val="22"/>
+        </w:numPr>
+        <w:spacing w:after="0" w:afterAutospacing="0" w:before="0" w:beforeAutospacing="0" w:line="276" w:lineRule="auto"/>
+        <w:ind w:left="1440" w:hanging="360"/>
+      </w:pPr>
+      <w:r>
+        <w:rPr>
+          <w:rtl w:val="0"/>
+        </w:rPr>
+        <w:t xml:space="preserve">Bảng (Table/Matrix): Hiển thị dữ liệu chi tiết và phục vụ tra cứu thông tin.</w:t>
+      </w:r>
+    </w:p>
+    <w:p>
+      <w:pPr>
+        <w:pStyle w:val="Heading1"/>
+        <w:numPr>
+          <w:ilvl w:val="0"/>
+          <w:numId w:val="11"/>
+        </w:numPr>
+        <w:spacing w:after="0" w:afterAutospacing="0" w:before="0" w:beforeAutospacing="0" w:line="276" w:lineRule="auto"/>
+        <w:ind w:left="720" w:hanging="360"/>
+        <w:rPr/>
+      </w:pPr>
+      <w:bookmarkStart w:colFirst="0" w:colLast="0" w:name="_mp1m32caktva" w:id="28"/>
+      <w:bookmarkEnd w:id="28"/>
+      <w:r>
+        <w:rPr>
+          <w:rtl w:val="0"/>
+        </w:rPr>
+        <w:t xml:space="preserve">Giới thiệu công cụ </w:t>
+      </w:r>
+    </w:p>
+    <w:p>
+      <w:pPr>
+        <w:numPr>
+          <w:ilvl w:val="0"/>
+          <w:numId w:val="3"/>
+        </w:numPr>
+        <w:spacing w:line="276" w:lineRule="auto"/>
+        <w:ind w:left="720" w:hanging="360"/>
+      </w:pPr>
+      <w:r>
+        <w:rPr>
+          <w:rtl w:val="0"/>
+        </w:rPr>
+        <w:t xml:space="preserve">Python: Python là ngôn ngữ lập trình bậc cao, mã nguồn mở, được sử dụng rộng rãi trong lĩnh vực khoa học dữ liệu và phân tích dữ liệu nhờ cú pháp đơn giản, dễ học và hệ sinh thái thư viện phong phú. </w:t>
+      </w:r>
+    </w:p>
+    <w:p>
+      <w:pPr>
+        <w:numPr>
+          <w:ilvl w:val="0"/>
+          <w:numId w:val="3"/>
+        </w:numPr>
+        <w:spacing w:line="276" w:lineRule="auto"/>
+        <w:ind w:left="720" w:hanging="360"/>
+      </w:pPr>
+      <w:r>
+        <w:rPr>
+          <w:rtl w:val="0"/>
+        </w:rPr>
+        <w:t xml:space="preserve">Pandas: Pandas là thư viện hỗ trợ đọc, xử lý và phân tích dữ liệu dạng bảng. Pandas cung cấp hai cấu trúc dữ liệu chính là Series và DataFrame, đồng thời hỗ trợ đọc dữ liệu từ nhiều định dạng như Excel, CSV và thực hiện các thao tác lọc, nhóm, tổng hợp dữ liệu. </w:t>
+      </w:r>
+    </w:p>
+    <w:p>
+      <w:pPr>
+        <w:numPr>
+          <w:ilvl w:val="0"/>
+          <w:numId w:val="3"/>
+        </w:numPr>
+        <w:spacing w:line="276" w:lineRule="auto"/>
+        <w:ind w:left="720" w:hanging="360"/>
+      </w:pPr>
+      <w:r>
+        <w:rPr>
+          <w:rtl w:val="0"/>
+        </w:rPr>
+        <w:t xml:space="preserve">Numpy: NumPy là thư viện tính toán số học trong Python, cung cấp cấu trúc mảng đa chiều (</w:t>
+      </w:r>
+      <w:r>
+        <w:rPr>
+          <w:i w:val="1"/>
+          <w:iCs w:val="1"/>
+          <w:rtl w:val="0"/>
+        </w:rPr>
+        <w:t xml:space="preserve">ndarray</w:t>
+      </w:r>
+      <w:r>
+        <w:rPr>
+          <w:rtl w:val="0"/>
+        </w:rPr>
+        <w:t xml:space="preserve">) và nhiều hàm toán học phục vụ xử lý dữ liệu với hiệu suất cao. </w:t>
+      </w:r>
+    </w:p>
+    <w:p>
+      <w:pPr>
+        <w:numPr>
+          <w:ilvl w:val="0"/>
+          <w:numId w:val="3"/>
+        </w:numPr>
+        <w:spacing w:line="276" w:lineRule="auto"/>
+        <w:ind w:left="720" w:hanging="360"/>
+      </w:pPr>
+      <w:r>
+        <w:rPr>
+          <w:rtl w:val="0"/>
+        </w:rPr>
+        <w:t xml:space="preserve">Matplotlib: Matplotlib là thư viện trực quan hóa dữ liệu cơ bản trong Python, cho phép xây dựng nhiều loại biểu đồ khác nhau và tùy chỉnh linh hoạt các thành phần hiển thị. </w:t>
+      </w:r>
+    </w:p>
+    <w:p>
+      <w:pPr>
+        <w:numPr>
+          <w:ilvl w:val="0"/>
+          <w:numId w:val="3"/>
+        </w:numPr>
+        <w:spacing w:line="276" w:lineRule="auto"/>
+        <w:ind w:left="720" w:hanging="360"/>
+      </w:pPr>
+      <w:r>
+        <w:rPr>
+          <w:rtl w:val="0"/>
+        </w:rPr>
+        <w:t xml:space="preserve">Seaborn: Seaborn được xây dựng dựa trên Matplotlib, hỗ trợ trực quan hóa dữ liệu thống kê với giao diện đẹp và dễ sử dụng. Thư viện này cung cấp nhiều loại biểu đồ như Histogram, Boxplot, Heatmap và các biểu đồ thống kê khác. </w:t>
+      </w:r>
+    </w:p>
+    <w:p>
+      <w:pPr>
+        <w:numPr>
+          <w:ilvl w:val="0"/>
+          <w:numId w:val="3"/>
+        </w:numPr>
+        <w:spacing w:line="276" w:lineRule="auto"/>
+        <w:ind w:left="720" w:hanging="360"/>
+      </w:pPr>
+      <w:r>
+        <w:rPr>
+          <w:rtl w:val="0"/>
+        </w:rPr>
+        <w:t xml:space="preserve">Microsoft Excel: Microsoft Excel được sử dụng để kiểm tra dữ liệu ban đầu, đối chiếu thông tin, thực hiện một số thao tác xử lý dữ liệu đơn giản và hỗ trợ xuất nhập dữ liệu trước khi tiến hành xử lý bằng Python.</w:t>
+      </w:r>
+    </w:p>
+    <w:p>
+      <w:pPr>
+        <w:numPr>
+          <w:ilvl w:val="0"/>
+          <w:numId w:val="3"/>
+        </w:numPr>
+        <w:spacing w:line="276" w:lineRule="auto"/>
+        <w:ind w:left="720" w:hanging="360"/>
+      </w:pPr>
+      <w:r>
+        <w:rPr>
+          <w:rtl w:val="0"/>
+        </w:rPr>
+        <w:t xml:space="preserve">Power BI: Microsoft Power BI là công cụ trực quan hóa dữ liệu chuyên nghiệp, cho phép kết nối với tập dữ liệu đã được xử lý, xây dựng Dashboard và các báo cáo tương tác. Trong đề tài này, Power BI được sử dụng để trực quan hóa dữ liệu học sinh lớp 6, hỗ trợ công tác thống kê và quản lý tại Trường THCS Long Hòa. </w:t>
+      </w:r>
+      <w:r>
+        <w:rPr>
+          <w:rtl w:val="0"/>
+        </w:rPr>
+      </w:r>
+    </w:p>
+    <w:p>
+      <w:pPr>
+        <w:pStyle w:val="Heading1"/>
+        <w:numPr>
+          <w:ilvl w:val="0"/>
+          <w:numId w:val="11"/>
+        </w:numPr>
+        <w:spacing w:after="120" w:afterAutospacing="0"/>
+        <w:ind w:left="720" w:hanging="360"/>
+      </w:pPr>
+      <w:bookmarkStart w:colFirst="0" w:colLast="0" w:name="_un1blzkvkue7" w:id="29"/>
+      <w:bookmarkEnd w:id="29"/>
+      <w:r>
+        <w:rPr>
+          <w:rtl w:val="0"/>
+        </w:rPr>
+        <w:t xml:space="preserve">Bảo mật và quyền riêng tư dữ liệu học sinh: </w:t>
+      </w:r>
+    </w:p>
+    <w:p>
+      <w:pPr>
         <w:numPr>
           <w:ilvl w:val="0"/>
           <w:numId w:val="9"/>
         </w:numPr>
+        <w:spacing w:after="0" w:afterAutospacing="0" w:before="120" w:beforeAutospacing="0" w:lineRule="auto"/>
         <w:ind w:left="720" w:hanging="360"/>
-        <w:rPr>
-          <w:rFonts w:ascii="Times New Roman" w:cs="Times New Roman" w:eastAsia="Times New Roman" w:hAnsi="Times New Roman"/>
-          <w:sz w:val="36"/>
-          <w:szCs w:val="36"/>
-          <w:u w:val="none"/>
-        </w:rPr>
-      </w:pPr>
-      <w:bookmarkStart w:colFirst="0" w:colLast="0" w:name="_nr3he17bf2jn" w:id="6"/>
-      <w:bookmarkEnd w:id="6"/>
-      <w:r>
-        <w:rPr>
-          <w:rFonts w:ascii="Times New Roman" w:cs="Times New Roman" w:eastAsia="Times New Roman" w:hAnsi="Times New Roman"/>
-          <w:sz w:val="36"/>
-          <w:szCs w:val="36"/>
-          <w:rtl w:val="0"/>
-        </w:rPr>
-        <w:t xml:space="preserve">Vị trí thực tập</w:t>
-      </w:r>
-      <w:r>
-        <w:rPr>
-          <w:rtl w:val="0"/>
-        </w:rPr>
-      </w:r>
-    </w:p>
-    <w:p>
-      <w:pPr>
+      </w:pPr>
+      <w:r>
+        <w:rPr>
+          <w:rtl w:val="0"/>
+        </w:rPr>
+        <w:t xml:space="preserve">Dữ liệu học sinh là loại dữ liệu cần được quản lý và bảo vệ trong quá trình thu thập, xử lý và khai thác. Trong quá trình thực hiện đề tài, em chỉ sử dụng dữ liệu trong phạm vi được đơn vị thực tập cho phép và phục vụ mục đích thực tập, nghiên cứu.</w:t>
+      </w:r>
+    </w:p>
+    <w:p>
+      <w:pPr>
+        <w:numPr>
+          <w:ilvl w:val="0"/>
+          <w:numId w:val="9"/>
+        </w:numPr>
+        <w:spacing w:after="0" w:afterAutospacing="0" w:before="0" w:beforeAutospacing="0" w:lineRule="auto"/>
+        <w:ind w:left="720" w:hanging="360"/>
+      </w:pPr>
+      <w:r>
+        <w:rPr>
+          <w:rtl w:val="0"/>
+        </w:rPr>
+        <w:t xml:space="preserve">Khi xây dựng các bảng thống kê và báo cáo trực quan, em cũng hạn chế việc hiển thị các thông tin cá nhân không cần thiết. Các dữ liệu có tính nhận dạng như họ tên, mã định danh hoặc số điện thoại cần được bảo vệ và chỉ sử dụng khi có yêu cầu phù hợp.</w:t>
+      </w:r>
+    </w:p>
+    <w:p>
+      <w:pPr>
+        <w:numPr>
+          <w:ilvl w:val="0"/>
+          <w:numId w:val="9"/>
+        </w:numPr>
+        <w:spacing w:after="240" w:before="0" w:beforeAutospacing="0" w:lineRule="auto"/>
+        <w:ind w:left="720" w:hanging="360"/>
+      </w:pPr>
+      <w:r>
+        <w:rPr>
+          <w:rtl w:val="0"/>
+        </w:rPr>
+        <w:t xml:space="preserve">Việc quản lý dữ liệu cần đảm bảo nguyên tắc bảo mật, hạn chế quyền truy cập và không chia sẻ dữ liệu ngoài phạm vi nghiên cứu.</w:t>
+      </w:r>
+      <w:r>
+        <w:rPr>
+          <w:rtl w:val="0"/>
+        </w:rPr>
+      </w:r>
+    </w:p>
+    <w:p>
+      <w:pPr>
+        <w:pStyle w:val="Title"/>
         <w:rPr/>
       </w:pPr>
-      <w:r>
-        <w:rPr>
-          <w:rtl w:val="0"/>
-        </w:rPr>
-        <w:t xml:space="preserve">Sinh viên thực tập tại bộ phận Văn phòng với vai trò hỗ trợ các công việc hành chính và quản lý dữ liệu theo sự hướng dẫn của cán bộ phụ trách.</w:t>
-      </w:r>
-    </w:p>
-    <w:p>
-      <w:pPr>
+      <w:bookmarkStart w:colFirst="0" w:colLast="0" w:name="_xp370250qfks" w:id="30"/>
+      <w:bookmarkEnd w:id="30"/>
+      <w:r>
+        <w:br w:type="page"/>
+      </w:r>
+      <w:r>
+        <w:rPr>
+          <w:rtl w:val="0"/>
+        </w:rPr>
+      </w:r>
+    </w:p>
+    <w:p>
+      <w:pPr>
+        <w:pStyle w:val="Title"/>
         <w:rPr/>
       </w:pPr>
-      <w:r>
-        <w:rPr>
-          <w:rtl w:val="0"/>
-        </w:rPr>
-        <w:t xml:space="preserve">Các nhiệm vụ chính bao gồm:</w:t>
-      </w:r>
-    </w:p>
-    <w:p>
-      <w:pPr>
+      <w:bookmarkStart w:colFirst="0" w:colLast="0" w:name="_nofp5kf182nd" w:id="31"/>
+      <w:bookmarkEnd w:id="31"/>
+      <w:r>
+        <w:rPr>
+          <w:rtl w:val="0"/>
+        </w:rPr>
+        <w:t xml:space="preserve">Chương 4: Phân tích và xử lý dữ liệu</w:t>
+      </w:r>
+    </w:p>
+    <w:p>
+      <w:pPr>
+        <w:pStyle w:val="Heading1"/>
         <w:numPr>
           <w:ilvl w:val="0"/>
           <w:numId w:val="4"/>
         </w:numPr>
         <w:ind w:left="720" w:hanging="360"/>
-        <w:rPr>
-          <w:u w:val="none"/>
-        </w:rPr>
-      </w:pPr>
-      <w:r>
-        <w:rPr>
-          <w:rtl w:val="0"/>
-        </w:rPr>
-        <w:t xml:space="preserve">Hỗ trợ nhập liệu và cập nhật dữ liệu học sinh</w:t>
-      </w:r>
-    </w:p>
-    <w:p>
-      <w:pPr>
-        <w:numPr>
-          <w:ilvl w:val="0"/>
-          <w:numId w:val="4"/>
-        </w:numPr>
-        <w:ind w:left="720" w:hanging="360"/>
-        <w:rPr>
-          <w:u w:val="none"/>
-        </w:rPr>
-      </w:pPr>
-      <w:r>
-        <w:rPr>
-          <w:rtl w:val="0"/>
-        </w:rPr>
-        <w:t xml:space="preserve">Kiểm tra, đối chiếu thông tin hồ sơ</w:t>
-      </w:r>
-    </w:p>
-    <w:p>
-      <w:pPr>
-        <w:numPr>
-          <w:ilvl w:val="0"/>
-          <w:numId w:val="4"/>
-        </w:numPr>
-        <w:ind w:left="720" w:hanging="360"/>
-        <w:rPr>
-          <w:u w:val="none"/>
-        </w:rPr>
-      </w:pPr>
-      <w:r>
-        <w:rPr>
-          <w:rtl w:val="0"/>
-        </w:rPr>
-        <w:t xml:space="preserve">Sắp xếp và lưu trữ hồ sơ giấy</w:t>
-      </w:r>
-    </w:p>
-    <w:p>
-      <w:pPr>
-        <w:numPr>
-          <w:ilvl w:val="0"/>
-          <w:numId w:val="4"/>
-        </w:numPr>
-        <w:ind w:left="720" w:hanging="360"/>
-        <w:rPr>
-          <w:u w:val="none"/>
-        </w:rPr>
-      </w:pPr>
-      <w:r>
-        <w:rPr>
-          <w:rtl w:val="0"/>
-        </w:rPr>
-        <w:t xml:space="preserve">Hỗ trợ thống kê dữ liệu</w:t>
-      </w:r>
-    </w:p>
-    <w:p>
-      <w:pPr>
-        <w:numPr>
-          <w:ilvl w:val="0"/>
-          <w:numId w:val="4"/>
-        </w:numPr>
-        <w:ind w:left="720" w:hanging="360"/>
-        <w:rPr>
-          <w:u w:val="none"/>
-        </w:rPr>
-      </w:pPr>
-      <w:r>
-        <w:rPr>
-          <w:rtl w:val="0"/>
-        </w:rPr>
-        <w:t xml:space="preserve">Chuẩn bị biểu mẫu và tài liệu phục vụ công tác hành chính</w:t>
-      </w:r>
-    </w:p>
-    <w:p>
-      <w:pPr>
         <w:rPr/>
       </w:pPr>
-      <w:r>
-        <w:rPr>
-          <w:rtl w:val="0"/>
-        </w:rPr>
-        <w:t xml:space="preserve">Thông qua quá trình thực tập, sinh viên có cơ hội vận dụng kiến thức công nghệ thông tin vào môi trường làm việc thực tế, đồng thời rèn luyện kỹ năng làm việc văn phòng, quản lý dữ liệu và phối hợp với các cán bộ trong đơn vị.</w:t>
-      </w:r>
-      <w:r>
-        <w:br w:type="page"/>
-      </w:r>
-      <w:r>
-        <w:rPr>
-          <w:rtl w:val="0"/>
-        </w:rPr>
-      </w:r>
-    </w:p>
-    <w:p>
-      <w:pPr>
-        <w:pStyle w:val="Title"/>
+      <w:bookmarkStart w:colFirst="0" w:colLast="0" w:name="_ct8czgc5avfm" w:id="32"/>
+      <w:bookmarkEnd w:id="32"/>
+      <w:r>
+        <w:rPr>
+          <w:rtl w:val="0"/>
+        </w:rPr>
+        <w:t xml:space="preserve">Giới thiệu tập dữ liệu </w:t>
+      </w:r>
+    </w:p>
+    <w:p>
+      <w:pPr>
+        <w:ind w:left="0" w:firstLine="0"/>
         <w:rPr/>
       </w:pPr>
-      <w:bookmarkStart w:colFirst="0" w:colLast="0" w:name="_vpcxoc4f49sr" w:id="7"/>
-      <w:bookmarkEnd w:id="7"/>
-      <w:r>
-        <w:rPr>
-          <w:rtl w:val="0"/>
-        </w:rPr>
-        <w:t xml:space="preserve">Chương 2: Nội dung nhiệm vụ được giao</w:t>
-      </w:r>
-    </w:p>
-    <w:p>
-      <w:pPr>
-        <w:spacing w:after="240" w:before="240" w:lineRule="auto"/>
-        <w:rPr/>
-      </w:pPr>
-      <w:r>
-        <w:rPr>
-          <w:rtl w:val="0"/>
-        </w:rPr>
-        <w:t xml:space="preserve">Trong thời gian thực tập tại Trường Trung học cơ sở Long Hòa, sinh viên được phân công hỗ trợ các công việc tại bộ phận Văn phòng. Các nhiệm vụ được giao tập trung vào việc tìm hiểu quy trình làm việc, hỗ trợ quản lý hồ sơ, nhập liệu và xử lý thông tin phục vụ công tác quản lý của nhà trường.</w:t>
-      </w:r>
-    </w:p>
-    <w:p>
-      <w:pPr>
-        <w:pStyle w:val="Heading1"/>
-        <w:numPr>
-          <w:ilvl w:val="0"/>
-          <w:numId w:val="15"/>
-        </w:numPr>
-        <w:ind w:left="720" w:hanging="360"/>
-        <w:rPr>
-          <w:u w:val="none"/>
-        </w:rPr>
-      </w:pPr>
-      <w:bookmarkStart w:colFirst="0" w:colLast="0" w:name="_jbfkrn1tquqz" w:id="8"/>
-      <w:bookmarkEnd w:id="8"/>
-      <w:r>
-        <w:rPr>
-          <w:rtl w:val="0"/>
-        </w:rPr>
-        <w:t xml:space="preserve">Tìm hiểu quy trình làm việc</w:t>
-      </w:r>
-    </w:p>
-    <w:p>
-      <w:pPr>
-        <w:rPr/>
-      </w:pPr>
-      <w:r>
-        <w:rPr>
-          <w:rtl w:val="0"/>
-        </w:rPr>
-        <w:t xml:space="preserve">Tìm hiểu cơ cấu tổ chức của nhà trường.</w:t>
-      </w:r>
-    </w:p>
-    <w:p>
-      <w:pPr>
-        <w:rPr/>
-      </w:pPr>
-      <w:r>
-        <w:rPr>
-          <w:rtl w:val="0"/>
-        </w:rPr>
-        <w:t xml:space="preserve">Nắm nội quy và quy định làm việc.</w:t>
-      </w:r>
-    </w:p>
-    <w:p>
-      <w:pPr>
-        <w:rPr/>
-      </w:pPr>
-      <w:r>
-        <w:rPr>
-          <w:rtl w:val="0"/>
-        </w:rPr>
-        <w:t xml:space="preserve">Quan sát quy trình xử lý hồ sơ hành chính.</w:t>
-      </w:r>
-    </w:p>
-    <w:p>
-      <w:pPr>
-        <w:rPr/>
-      </w:pPr>
-      <w:r>
-        <w:rPr>
-          <w:rtl w:val="0"/>
-        </w:rPr>
-        <w:t xml:space="preserve">Tìm hiểu quy trình quản lý thông tin và dữ liệu học sinh.</w:t>
-      </w:r>
-    </w:p>
-    <w:p>
-      <w:pPr>
-        <w:pStyle w:val="Heading1"/>
-        <w:numPr>
-          <w:ilvl w:val="0"/>
-          <w:numId w:val="15"/>
-        </w:numPr>
-        <w:rPr>
-          <w:u w:val="none"/>
-        </w:rPr>
-      </w:pPr>
-      <w:bookmarkStart w:colFirst="0" w:colLast="0" w:name="_2655cpia6vdc" w:id="9"/>
-      <w:bookmarkEnd w:id="9"/>
-      <w:r>
-        <w:rPr>
-          <w:rtl w:val="0"/>
-        </w:rPr>
-        <w:t xml:space="preserve">Hỗ trợ quản lý hồ sơ</w:t>
-      </w:r>
-    </w:p>
-    <w:p>
-      <w:pPr>
-        <w:rPr/>
-      </w:pPr>
-      <w:r>
-        <w:rPr>
-          <w:rtl w:val="0"/>
-        </w:rPr>
-        <w:t xml:space="preserve">Phân loại hồ sơ theo từng nhóm.</w:t>
-      </w:r>
-    </w:p>
-    <w:p>
-      <w:pPr>
-        <w:rPr/>
-      </w:pPr>
-      <w:r>
-        <w:rPr>
-          <w:rtl w:val="0"/>
-        </w:rPr>
-        <w:t xml:space="preserve">Sắp xếp hồ sơ theo đúng quy định.</w:t>
-      </w:r>
-    </w:p>
-    <w:p>
-      <w:pPr>
-        <w:rPr/>
-      </w:pPr>
-      <w:r>
-        <w:rPr>
-          <w:rtl w:val="0"/>
-        </w:rPr>
-        <w:t xml:space="preserve">Lưu trữ hồ sơ hành chính.</w:t>
-      </w:r>
-    </w:p>
-    <w:p>
-      <w:pPr>
-        <w:rPr/>
-      </w:pPr>
-      <w:r>
-        <w:rPr>
-          <w:rtl w:val="0"/>
-        </w:rPr>
-        <w:t xml:space="preserve">Kiểm tra tính đầy đủ của hồ sơ trước khi lưu trữ.</w:t>
-      </w:r>
-    </w:p>
-    <w:p>
-      <w:pPr>
-        <w:pStyle w:val="Heading1"/>
-        <w:numPr>
-          <w:ilvl w:val="0"/>
-          <w:numId w:val="15"/>
-        </w:numPr>
-        <w:rPr>
-          <w:u w:val="none"/>
-        </w:rPr>
-      </w:pPr>
-      <w:bookmarkStart w:colFirst="0" w:colLast="0" w:name="_9gg47f6lfxa3" w:id="10"/>
-      <w:bookmarkEnd w:id="10"/>
-      <w:r>
-        <w:rPr>
-          <w:rtl w:val="0"/>
-        </w:rPr>
-        <w:t xml:space="preserve">Hỗ trợ nhập liệu và cập nhật dữ liệu</w:t>
-      </w:r>
-    </w:p>
-    <w:p>
-      <w:pPr>
-        <w:rPr/>
-      </w:pPr>
-      <w:r>
-        <w:rPr>
-          <w:rtl w:val="0"/>
-        </w:rPr>
-        <w:t xml:space="preserve">Nhập dữ liệu học sinh theo biểu mẫu.</w:t>
-      </w:r>
-    </w:p>
-    <w:p>
-      <w:pPr>
-        <w:rPr/>
-      </w:pPr>
-      <w:r>
-        <w:rPr>
-          <w:rtl w:val="0"/>
-        </w:rPr>
-        <w:t xml:space="preserve">Cập nhật thông tin khi có thay đổi.</w:t>
-      </w:r>
-    </w:p>
-    <w:p>
-      <w:pPr>
-        <w:rPr/>
-      </w:pPr>
-      <w:r>
-        <w:rPr>
-          <w:rtl w:val="0"/>
-        </w:rPr>
-        <w:t xml:space="preserve">Kiểm tra, đối chiếu dữ liệu giữa hồ sơ giấy và dữ liệu điện tử.</w:t>
-      </w:r>
-    </w:p>
-    <w:p>
-      <w:pPr>
-        <w:rPr/>
-      </w:pPr>
-      <w:r>
-        <w:rPr>
-          <w:rtl w:val="0"/>
-        </w:rPr>
-        <w:t xml:space="preserve">Hạn chế sai sót trong quá trình nhập liệu.</w:t>
-      </w:r>
-    </w:p>
-    <w:p>
-      <w:pPr>
-        <w:pStyle w:val="Heading1"/>
-        <w:numPr>
-          <w:ilvl w:val="0"/>
-          <w:numId w:val="15"/>
-        </w:numPr>
-        <w:rPr>
-          <w:u w:val="none"/>
-        </w:rPr>
-      </w:pPr>
-      <w:bookmarkStart w:colFirst="0" w:colLast="0" w:name="_x3xqxqh5dyd0" w:id="11"/>
-      <w:bookmarkEnd w:id="11"/>
-      <w:r>
-        <w:rPr>
-          <w:rtl w:val="0"/>
-        </w:rPr>
-        <w:t xml:space="preserve">Hỗ trợ thống kê và tổng hợp dữ liệu</w:t>
-      </w:r>
-    </w:p>
-    <w:p>
-      <w:pPr>
-        <w:rPr/>
-      </w:pPr>
-      <w:r>
-        <w:rPr>
-          <w:rtl w:val="0"/>
-        </w:rPr>
-        <w:t xml:space="preserve">Tổng hợp số liệu học sinh.</w:t>
-      </w:r>
-    </w:p>
-    <w:p>
-      <w:pPr>
-        <w:rPr/>
-      </w:pPr>
-      <w:r>
-        <w:rPr>
-          <w:rtl w:val="0"/>
-        </w:rPr>
-        <w:t xml:space="preserve">Hỗ trợ lập các bảng thống kê.</w:t>
-      </w:r>
-    </w:p>
-    <w:p>
-      <w:pPr>
-        <w:rPr/>
-      </w:pPr>
-      <w:r>
-        <w:rPr>
-          <w:rtl w:val="0"/>
-        </w:rPr>
-        <w:t xml:space="preserve">Chuẩn bị biểu mẫu phục vụ công tác tuyển sinh và quản lý.</w:t>
-      </w:r>
-    </w:p>
-    <w:p>
-      <w:pPr>
-        <w:pStyle w:val="Heading1"/>
-        <w:numPr>
-          <w:ilvl w:val="0"/>
-          <w:numId w:val="15"/>
-        </w:numPr>
-        <w:rPr>
-          <w:u w:val="none"/>
-        </w:rPr>
-      </w:pPr>
-      <w:bookmarkStart w:colFirst="0" w:colLast="0" w:name="_g6k66mi6heo2" w:id="12"/>
-      <w:bookmarkEnd w:id="12"/>
-      <w:r>
-        <w:rPr>
-          <w:rtl w:val="0"/>
-        </w:rPr>
-        <w:t xml:space="preserve">Hỗ trợ các công việc hành chính</w:t>
-      </w:r>
-    </w:p>
-    <w:p>
-      <w:pPr>
-        <w:rPr/>
-      </w:pPr>
-      <w:r>
-        <w:rPr>
-          <w:rtl w:val="0"/>
-        </w:rPr>
-        <w:t xml:space="preserve">Ngoài các nhiệm vụ trên, sinh viên còn hỗ trợ một số công việc hành chính khác theo sự phân công của cán bộ hướng dẫn như chuẩn bị tài liệu, in ấn văn bản, sắp xếp hồ sơ và hỗ trợ các hoạt động của văn phòng.</w:t>
-      </w:r>
-    </w:p>
-    <w:p>
-      <w:pPr>
-        <w:rPr/>
-      </w:pPr>
-      <w:r>
-        <w:rPr>
-          <w:rtl w:val="0"/>
-        </w:rPr>
-        <w:t xml:space="preserve">Thông qua các nhiệm vụ được giao, sinh viên có điều kiện rèn luyện kỹ năng quản lý dữ liệu, sử dụng các phần mềm văn phòng, làm việc cẩn thận, chính xác và nâng cao ý thức trách nhiệm trong môi trường làm việc thực tế.</w:t>
-      </w:r>
-      <w:r>
-        <w:rPr>
-          <w:rtl w:val="0"/>
-        </w:rPr>
-      </w:r>
-    </w:p>
-    <w:p>
-      <w:pPr>
-        <w:pStyle w:val="Title"/>
-        <w:rPr/>
-      </w:pPr>
-      <w:bookmarkStart w:colFirst="0" w:colLast="0" w:name="_xw3kfzwx73gf" w:id="13"/>
-      <w:bookmarkEnd w:id="13"/>
-      <w:r>
-        <w:br w:type="page"/>
-      </w:r>
-      <w:r>
-        <w:rPr>
-          <w:rtl w:val="0"/>
-        </w:rPr>
-      </w:r>
-    </w:p>
-    <w:p>
-      <w:pPr>
-        <w:pStyle w:val="Title"/>
-        <w:rPr/>
-      </w:pPr>
-      <w:bookmarkStart w:colFirst="0" w:colLast="0" w:name="_wt6nnnxa2d3q" w:id="14"/>
-      <w:bookmarkEnd w:id="14"/>
-      <w:r>
-        <w:rPr>
-          <w:rtl w:val="0"/>
-        </w:rPr>
-        <w:t xml:space="preserve">Chương 3: Cơ sở lý thuyết</w:t>
-      </w:r>
-    </w:p>
-    <w:p>
-      <w:pPr>
-        <w:pStyle w:val="Heading1"/>
-        <w:numPr>
-          <w:ilvl w:val="0"/>
-          <w:numId w:val="7"/>
-        </w:numPr>
-        <w:spacing w:after="0" w:afterAutospacing="0" w:line="276" w:lineRule="auto"/>
-        <w:ind w:left="720" w:hanging="360"/>
-        <w:rPr/>
-      </w:pPr>
-      <w:bookmarkStart w:colFirst="0" w:colLast="0" w:name="_zbzdz5xkrcku" w:id="15"/>
-      <w:bookmarkEnd w:id="15"/>
-      <w:r>
-        <w:rPr>
-          <w:rtl w:val="0"/>
-        </w:rPr>
-        <w:t xml:space="preserve">Tổng quan về phân tích dữ liệu</w:t>
-      </w:r>
-    </w:p>
-    <w:p>
-      <w:pPr>
-        <w:pStyle w:val="Heading2"/>
-        <w:numPr>
-          <w:ilvl w:val="0"/>
-          <w:numId w:val="5"/>
-        </w:numPr>
-        <w:spacing w:before="0" w:beforeAutospacing="0" w:line="276" w:lineRule="auto"/>
-      </w:pPr>
-      <w:bookmarkStart w:colFirst="0" w:colLast="0" w:name="_l006y63i417x" w:id="16"/>
-      <w:bookmarkEnd w:id="16"/>
-      <w:r>
-        <w:rPr>
-          <w:rtl w:val="0"/>
-        </w:rPr>
-        <w:t xml:space="preserve">Khái niệm dữ liệu </w:t>
-      </w:r>
-    </w:p>
-    <w:p>
-      <w:pPr>
-        <w:spacing w:after="240" w:before="240" w:line="276" w:lineRule="auto"/>
-        <w:rPr/>
-      </w:pPr>
-      <w:r>
-        <w:rPr>
-          <w:rtl w:val="0"/>
-        </w:rPr>
-        <w:t xml:space="preserve">Dữ liệu (</w:t>
-      </w:r>
-      <w:r>
-        <w:rPr>
-          <w:i w:val="1"/>
-          <w:iCs w:val="1"/>
-          <w:rtl w:val="0"/>
-        </w:rPr>
-        <w:t xml:space="preserve">Data</w:t>
-      </w:r>
-      <w:r>
-        <w:rPr>
-          <w:rtl w:val="0"/>
-        </w:rPr>
-        <w:t xml:space="preserve">) là tập hợp các sự kiện, số liệu, ký hiệu hoặc quan sát được thu thập trong quá trình hoạt động của một tổ chức hoặc hệ thống. Dữ liệu có thể tồn tại dưới nhiều dạng như số, văn bản, hình ảnh, âm thanh hoặc các định dạng khác. Tuy nhiên, bản thân dữ liệu chỉ phản ánh các giá trị riêng lẻ và chưa mang nhiều ý nghĩa nếu chưa được xử lý.</w:t>
-      </w:r>
-    </w:p>
-    <w:p>
-      <w:pPr>
-        <w:spacing w:after="240" w:before="240" w:line="276" w:lineRule="auto"/>
-        <w:rPr/>
-      </w:pPr>
-      <w:r>
-        <w:rPr>
-          <w:rtl w:val="0"/>
-        </w:rPr>
-        <w:t xml:space="preserve">Trong lĩnh vực giáo dục, dữ liệu học sinh bao gồm các thông tin như họ và tên, ngày sinh, giới tính, địa chỉ, thông tin phụ huynh, lớp học, kết quả học tập và các thông tin liên quan khác. Những dữ liệu này là cơ sở quan trọng phục vụ công tác quản lý, thống kê và xây dựng các báo cáo của nhà trường.</w:t>
-      </w:r>
-    </w:p>
-    <w:p>
-      <w:pPr>
-        <w:spacing w:after="240" w:before="240" w:line="276" w:lineRule="auto"/>
-        <w:rPr/>
-      </w:pPr>
-      <w:r>
-        <w:rPr>
-          <w:rtl w:val="0"/>
-        </w:rPr>
-        <w:t xml:space="preserve">Sau khi được xử lý, tổ chức và phân tích, dữ liệu sẽ được chuyển hóa thành thông tin (</w:t>
-      </w:r>
-      <w:r>
-        <w:rPr>
-          <w:i w:val="1"/>
-          <w:iCs w:val="1"/>
-          <w:rtl w:val="0"/>
-        </w:rPr>
-        <w:t xml:space="preserve">Information</w:t>
-      </w:r>
-      <w:r>
-        <w:rPr>
-          <w:rtl w:val="0"/>
-        </w:rPr>
-        <w:t xml:space="preserve">) và tri thức (</w:t>
-      </w:r>
-      <w:r>
-        <w:rPr>
-          <w:i w:val="1"/>
-          <w:iCs w:val="1"/>
-          <w:rtl w:val="0"/>
-        </w:rPr>
-        <w:t xml:space="preserve">Knowledge</w:t>
-      </w:r>
-      <w:r>
-        <w:rPr>
-          <w:rtl w:val="0"/>
-        </w:rPr>
-        <w:t xml:space="preserve">), góp phần hỗ trợ nhà quản lý đưa ra các quyết định chính xác và hiệu quả hơn.</w:t>
-      </w:r>
-    </w:p>
-    <w:p>
-      <w:pPr>
-        <w:pStyle w:val="Heading2"/>
-        <w:numPr>
-          <w:ilvl w:val="0"/>
-          <w:numId w:val="5"/>
-        </w:numPr>
-        <w:spacing w:before="280" w:line="276" w:lineRule="auto"/>
-      </w:pPr>
-      <w:bookmarkStart w:colFirst="0" w:colLast="0" w:name="_9ds5y8jzig1p" w:id="17"/>
-      <w:bookmarkEnd w:id="17"/>
-      <w:r>
-        <w:rPr>
-          <w:rtl w:val="0"/>
-        </w:rPr>
-        <w:t xml:space="preserve">Khái niệm phân tích dữ liệu</w:t>
-      </w:r>
-    </w:p>
-    <w:p>
-      <w:pPr>
-        <w:spacing w:after="240" w:before="240" w:line="276" w:lineRule="auto"/>
-        <w:rPr/>
-      </w:pPr>
-      <w:r>
-        <w:rPr>
-          <w:rtl w:val="0"/>
-        </w:rPr>
-        <w:t xml:space="preserve">Phân tích dữ liệu (</w:t>
-      </w:r>
-      <w:r>
-        <w:rPr>
-          <w:i w:val="1"/>
-          <w:iCs w:val="1"/>
-          <w:rtl w:val="0"/>
-        </w:rPr>
-        <w:t xml:space="preserve">Data Analytics</w:t>
-      </w:r>
-      <w:r>
-        <w:rPr>
-          <w:rtl w:val="0"/>
-        </w:rPr>
-        <w:t xml:space="preserve">) là quá trình thu thập, kiểm tra, làm sạch, biến đổi và phân tích dữ liệu nhằm khám phá các thông tin có giá trị, rút ra kết luận và hỗ trợ quá trình ra quyết định. Phân tích dữ liệu kết hợp giữa các phương pháp thống kê, công nghệ thông tin và kiến thức chuyên môn để chuyển đổi dữ liệu thô thành các thông tin có ý nghĩa.</w:t>
-      </w:r>
-    </w:p>
-    <w:p>
-      <w:pPr>
-        <w:spacing w:after="240" w:before="240" w:line="276" w:lineRule="auto"/>
-        <w:rPr/>
-      </w:pPr>
-      <w:r>
-        <w:rPr>
-          <w:rtl w:val="0"/>
-        </w:rPr>
-        <w:t xml:space="preserve">Trong công tác quản lý giáo dục, phân tích dữ liệu giúp nhà trường hiểu rõ đặc điểm của tập dữ liệu học sinh, hỗ trợ thống kê, theo dõi tình hình học sinh và xây dựng các báo cáo phục vụ công tác quản lý một cách khoa học và hiệu quả.</w:t>
-      </w:r>
-    </w:p>
-    <w:p>
-      <w:pPr>
-        <w:pStyle w:val="Heading2"/>
-        <w:numPr>
-          <w:ilvl w:val="0"/>
-          <w:numId w:val="5"/>
-        </w:numPr>
-        <w:spacing w:before="280" w:line="276" w:lineRule="auto"/>
-      </w:pPr>
-      <w:bookmarkStart w:colFirst="0" w:colLast="0" w:name="_hbrjlnj96h1x" w:id="18"/>
-      <w:bookmarkEnd w:id="18"/>
-      <w:r>
-        <w:rPr>
-          <w:rtl w:val="0"/>
-        </w:rPr>
-        <w:t xml:space="preserve">Vai trò của Data Analyst </w:t>
-      </w:r>
-    </w:p>
-    <w:p>
-      <w:pPr>
-        <w:spacing w:after="240" w:before="240" w:line="276" w:lineRule="auto"/>
-        <w:rPr/>
-      </w:pPr>
-      <w:r>
-        <w:rPr>
-          <w:rtl w:val="0"/>
-        </w:rPr>
-        <w:t xml:space="preserve">Data Analyst (Chuyên viên phân tích dữ liệu) là người chịu trách nhiệm thu thập, xử lý, làm sạch, phân tích và trực quan hóa dữ liệu nhằm cung cấp các thông tin hỗ trợ quá trình ra quyết định. Data Analyst sử dụng các công cụ và kỹ thuật phân tích dữ liệu để chuyển đổi dữ liệu thô thành các báo cáo trực quan, giúp nhà quản lý dễ dàng nắm bắt tình hình và đưa ra các quyết định phù hợp.</w:t>
-      </w:r>
-    </w:p>
-    <w:p>
-      <w:pPr>
-        <w:spacing w:after="240" w:before="240" w:line="276" w:lineRule="auto"/>
-        <w:rPr/>
-      </w:pPr>
-      <w:r>
-        <w:rPr>
-          <w:rtl w:val="0"/>
-        </w:rPr>
-        <w:t xml:space="preserve">Ngoài khả năng sử dụng các công cụ như Python, SQL hay Microsoft Power BI, Data Analyst còn cần có tư duy phân tích để xác định đúng bài toán, lựa chọn phương pháp xử lý phù hợp và diễn giải kết quả theo ngôn ngữ dễ hiểu đối với người sử dụng.</w:t>
-      </w:r>
-    </w:p>
-    <w:p>
-      <w:pPr>
-        <w:pStyle w:val="Heading1"/>
-        <w:numPr>
-          <w:ilvl w:val="0"/>
-          <w:numId w:val="7"/>
-        </w:numPr>
-        <w:spacing w:line="276" w:lineRule="auto"/>
-        <w:ind w:left="720" w:hanging="360"/>
-        <w:rPr/>
-      </w:pPr>
-      <w:bookmarkStart w:colFirst="0" w:colLast="0" w:name="_taqp8sgr0ebx" w:id="19"/>
-      <w:bookmarkEnd w:id="19"/>
-      <w:r>
-        <w:rPr>
-          <w:rtl w:val="0"/>
-        </w:rPr>
-        <w:t xml:space="preserve">Vai trò của phân tích dữ liệu trong quản lý</w:t>
-      </w:r>
-    </w:p>
-    <w:p>
-      <w:pPr>
-        <w:spacing w:after="240" w:before="240" w:line="276" w:lineRule="auto"/>
-        <w:rPr/>
-      </w:pPr>
-      <w:r>
-        <w:rPr>
-          <w:rtl w:val="0"/>
-        </w:rPr>
-        <w:t xml:space="preserve">Trong bối cảnh chuyển đổi số, phân tích dữ liệu ngày càng giữ vai trò quan trọng trong hoạt động quản lý của các tổ chức nói chung và các cơ sở giáo dục nói riêng. Việc khai thác dữ liệu giúp nâng cao chất lượng quản trị thông qua các thông tin khách quan và có cơ sở.</w:t>
-      </w:r>
-    </w:p>
-    <w:p>
-      <w:pPr>
-        <w:spacing w:after="240" w:before="240" w:line="276" w:lineRule="auto"/>
-        <w:rPr/>
-      </w:pPr>
-      <w:r>
-        <w:rPr>
-          <w:rtl w:val="0"/>
-        </w:rPr>
-        <w:t xml:space="preserve">Một số vai trò nổi bật của phân tích dữ liệu gồm:</w:t>
-      </w:r>
-    </w:p>
-    <w:p>
-      <w:pPr>
-        <w:numPr>
-          <w:ilvl w:val="0"/>
-          <w:numId w:val="10"/>
-        </w:numPr>
-        <w:spacing w:after="0" w:afterAutospacing="0" w:before="240" w:line="276" w:lineRule="auto"/>
-        <w:ind w:left="720" w:hanging="360"/>
-      </w:pPr>
-      <w:r>
-        <w:rPr>
-          <w:rtl w:val="0"/>
-        </w:rPr>
-        <w:t xml:space="preserve">Hỗ trợ ra quyết định: Cung cấp các thông tin và số liệu khách quan giúp nhà quản lý đưa ra quyết định nhanh chóng và chính xác hơn.</w:t>
-      </w:r>
-    </w:p>
-    <w:p>
-      <w:pPr>
-        <w:numPr>
-          <w:ilvl w:val="0"/>
-          <w:numId w:val="10"/>
-        </w:numPr>
-        <w:spacing w:after="0" w:afterAutospacing="0" w:before="0" w:beforeAutospacing="0" w:line="276" w:lineRule="auto"/>
-        <w:ind w:left="720" w:hanging="360"/>
-      </w:pPr>
-      <w:r>
-        <w:rPr>
-          <w:rtl w:val="0"/>
-        </w:rPr>
-        <w:t xml:space="preserve">Hỗ trợ thống kê và giám sát: Giúp theo dõi tình hình học sinh, thống kê số liệu và xây dựng các báo cáo phục vụ công tác quản lý.</w:t>
-      </w:r>
-    </w:p>
-    <w:p>
-      <w:pPr>
-        <w:numPr>
-          <w:ilvl w:val="0"/>
-          <w:numId w:val="10"/>
-        </w:numPr>
-        <w:spacing w:after="0" w:afterAutospacing="0" w:before="0" w:beforeAutospacing="0" w:line="276" w:lineRule="auto"/>
-        <w:ind w:left="720" w:hanging="360"/>
-      </w:pPr>
-      <w:r>
-        <w:rPr>
-          <w:rtl w:val="0"/>
-        </w:rPr>
-        <w:t xml:space="preserve">Nâng cao hiệu quả quản lý: Giúp giảm thời gian tổng hợp dữ liệu thủ công, hỗ trợ kiểm tra tính chính xác của dữ liệu và nâng cao hiệu quả khai thác dữ liệu.</w:t>
-      </w:r>
-    </w:p>
-    <w:p>
-      <w:pPr>
-        <w:numPr>
-          <w:ilvl w:val="0"/>
-          <w:numId w:val="10"/>
-        </w:numPr>
-        <w:spacing w:after="0" w:afterAutospacing="0" w:before="0" w:beforeAutospacing="0" w:line="276" w:lineRule="auto"/>
-        <w:ind w:left="720" w:hanging="360"/>
-      </w:pPr>
-      <w:r>
-        <w:rPr>
-          <w:rtl w:val="0"/>
-        </w:rPr>
-        <w:t xml:space="preserve">Hỗ trợ chuyển đổi số: Góp phần xây dựng môi trường quản lý dựa trên dữ liệu (Data-driven Management), phù hợp với xu hướng chuyển đổi số trong ngành giáo dục.</w:t>
-      </w:r>
-    </w:p>
-    <w:p>
-      <w:pPr>
-        <w:pStyle w:val="Heading1"/>
-        <w:numPr>
-          <w:ilvl w:val="0"/>
-          <w:numId w:val="7"/>
-        </w:numPr>
-        <w:spacing w:after="0" w:afterAutospacing="0" w:before="0" w:beforeAutospacing="0" w:line="276" w:lineRule="auto"/>
-        <w:ind w:left="720" w:hanging="360"/>
-        <w:rPr/>
-      </w:pPr>
-      <w:bookmarkStart w:colFirst="0" w:colLast="0" w:name="_4nmxj3m6asjx" w:id="20"/>
-      <w:bookmarkEnd w:id="20"/>
-      <w:r>
-        <w:rPr>
-          <w:rtl w:val="0"/>
-        </w:rPr>
-        <w:t xml:space="preserve">Quy trình xử lý dữ liệu</w:t>
-      </w:r>
-    </w:p>
-    <w:p>
-      <w:pPr>
-        <w:numPr>
-          <w:ilvl w:val="0"/>
-          <w:numId w:val="8"/>
-        </w:numPr>
-        <w:spacing w:after="240" w:before="0" w:beforeAutospacing="0" w:line="276" w:lineRule="auto"/>
-        <w:ind w:left="720" w:hanging="360"/>
-      </w:pPr>
-      <w:r>
-        <w:rPr>
-          <w:rtl w:val="0"/>
-        </w:rPr>
-        <w:t xml:space="preserve">Quy trình phân tích dữ liệu là chuỗi các bước nhằm chuyển đổi dữ liệu thô thành thông tin có giá trị phục vụ công tác quản lý và hỗ trợ ra quyết định. Mặc dù mỗi tổ chức có thể áp dụng quy trình khác nhau tùy theo mục tiêu, nhưng nhìn chung quy trình phân tích dữ liệu bao gồm các bước sau:</w:t>
-      </w:r>
-    </w:p>
-    <w:p>
-      <w:pPr>
-        <w:spacing w:after="240" w:before="240" w:line="276" w:lineRule="auto"/>
-        <w:rPr/>
-      </w:pPr>
-      <w:r>
-        <w:rPr>
-          <w:rtl w:val="0"/>
-        </w:rPr>
-        <w:t xml:space="preserve">Thu thập dữ liệu -&gt; Làm sạch dữ liệu -&gt; Khám phá dữ liệu (EDA) -&gt; Phân tích dữ liệu -&gt;Trực quan hóa dữ liệu -&gt;Hỗ trợ ra quyết định</w:t>
-      </w:r>
-    </w:p>
-    <w:p>
-      <w:pPr>
-        <w:pStyle w:val="Heading3"/>
-        <w:keepNext w:val="0"/>
-        <w:keepLines w:val="0"/>
-        <w:spacing w:before="280" w:line="276" w:lineRule="auto"/>
-        <w:ind w:firstLine="720"/>
-        <w:rPr>
-          <w:color w:val="000000"/>
-          <w:sz w:val="26"/>
-          <w:szCs w:val="26"/>
-        </w:rPr>
-      </w:pPr>
-      <w:bookmarkStart w:colFirst="0" w:colLast="0" w:name="_1wxt7nxlo3po" w:id="21"/>
-      <w:bookmarkEnd w:id="21"/>
-      <w:r>
-        <w:rPr>
-          <w:color w:val="000000"/>
-          <w:sz w:val="26"/>
-          <w:szCs w:val="26"/>
-          <w:rtl w:val="0"/>
-        </w:rPr>
-        <w:t xml:space="preserve">Bước 1. Thu thập dữ liệu (Data Collection)</w:t>
-      </w:r>
-    </w:p>
-    <w:p>
-      <w:pPr>
-        <w:spacing w:after="240" w:before="240" w:line="276" w:lineRule="auto"/>
-        <w:rPr/>
-      </w:pPr>
-      <w:r>
-        <w:rPr>
-          <w:rtl w:val="0"/>
-        </w:rPr>
-        <w:t xml:space="preserve">Thu thập dữ liệu là bước đầu tiên và đóng vai trò nền tảng trong toàn bộ quy trình phân tích dữ liệu. Dữ liệu được thu thập từ các nguồn khác nhau như hệ thống quản lý, hồ sơ giấy, bảng tính Excel hoặc các cơ sở dữ liệu hiện có.</w:t>
-      </w:r>
-    </w:p>
-    <w:p>
-      <w:pPr>
-        <w:spacing w:after="240" w:before="240" w:line="276" w:lineRule="auto"/>
-        <w:rPr/>
-      </w:pPr>
-      <w:r>
-        <w:rPr>
-          <w:rtl w:val="0"/>
-        </w:rPr>
-        <w:t xml:space="preserve">Trong phạm vi đề tài, dữ liệu được sử dụng là dữ liệu học sinh lớp 6 của Trường THCS Long Hòa do đơn vị thực tập cung cấp phục vụ cho quá trình phân tích.</w:t>
-      </w:r>
-    </w:p>
-    <w:p>
-      <w:pPr>
-        <w:pStyle w:val="Heading3"/>
-        <w:keepNext w:val="0"/>
-        <w:keepLines w:val="0"/>
-        <w:spacing w:before="280" w:line="276" w:lineRule="auto"/>
-        <w:ind w:firstLine="720"/>
-        <w:rPr>
-          <w:color w:val="000000"/>
-          <w:sz w:val="26"/>
-          <w:szCs w:val="26"/>
-        </w:rPr>
-      </w:pPr>
-      <w:bookmarkStart w:colFirst="0" w:colLast="0" w:name="_dj0chfzb6723" w:id="22"/>
-      <w:bookmarkEnd w:id="22"/>
-      <w:r>
-        <w:rPr>
-          <w:color w:val="000000"/>
-          <w:sz w:val="26"/>
-          <w:szCs w:val="26"/>
-          <w:rtl w:val="0"/>
-        </w:rPr>
-        <w:t xml:space="preserve">Bước 2. Làm sạch dữ liệu (Data Cleaning)</w:t>
-      </w:r>
-    </w:p>
-    <w:p>
-      <w:pPr>
-        <w:spacing w:after="240" w:before="240" w:line="276" w:lineRule="auto"/>
-        <w:rPr/>
-      </w:pPr>
-      <w:r>
-        <w:rPr>
-          <w:rtl w:val="0"/>
-        </w:rPr>
-        <w:t xml:space="preserve">Sau khi thu thập, dữ liệu thường tồn tại các vấn đề như dữ liệu thiếu, dữ liệu trùng lặp, sai định dạng hoặc dữ liệu không hợp lệ. Vì vậy, cần tiến hành làm sạch dữ liệu nhằm đảm bảo tính chính xác và nhất quán trước khi phân tích.</w:t>
-      </w:r>
-    </w:p>
-    <w:p>
-      <w:pPr>
-        <w:spacing w:after="240" w:before="240" w:line="276" w:lineRule="auto"/>
-        <w:rPr/>
-      </w:pPr>
-      <w:r>
-        <w:rPr>
-          <w:rtl w:val="0"/>
-        </w:rPr>
-        <w:t xml:space="preserve">Đây là giai đoạn quan trọng nhất trong quy trình vì chất lượng dữ liệu đầu vào ảnh hưởng trực tiếp đến kết quả phân tích.</w:t>
-      </w:r>
-    </w:p>
-    <w:p>
-      <w:pPr>
-        <w:pStyle w:val="Heading3"/>
-        <w:keepNext w:val="0"/>
-        <w:keepLines w:val="0"/>
-        <w:spacing w:before="280" w:line="276" w:lineRule="auto"/>
-        <w:ind w:firstLine="720"/>
-        <w:rPr>
-          <w:color w:val="000000"/>
-          <w:sz w:val="26"/>
-          <w:szCs w:val="26"/>
-        </w:rPr>
-      </w:pPr>
-      <w:bookmarkStart w:colFirst="0" w:colLast="0" w:name="_4o51bivzpx59" w:id="23"/>
-      <w:bookmarkEnd w:id="23"/>
-      <w:r>
-        <w:rPr>
-          <w:color w:val="000000"/>
-          <w:sz w:val="26"/>
-          <w:szCs w:val="26"/>
-          <w:rtl w:val="0"/>
-        </w:rPr>
-        <w:t xml:space="preserve">Bước 3. Khám phá dữ liệu (Exploratory Data Analysis - EDA)</w:t>
-      </w:r>
-    </w:p>
-    <w:p>
-      <w:pPr>
-        <w:spacing w:after="240" w:before="240" w:line="276" w:lineRule="auto"/>
-        <w:rPr/>
-      </w:pPr>
-      <w:r>
-        <w:rPr>
-          <w:rtl w:val="0"/>
-        </w:rPr>
-        <w:t xml:space="preserve">Khám phá dữ liệu (EDA) là quá trình sử dụng các phương pháp thống kê mô tả và trực quan hóa để tìm hiểu đặc điểm của tập dữ liệu trước khi tiến hành phân tích.</w:t>
-      </w:r>
-    </w:p>
-    <w:p>
-      <w:pPr>
-        <w:spacing w:after="240" w:before="240" w:line="276" w:lineRule="auto"/>
-        <w:rPr/>
-      </w:pPr>
-      <w:r>
-        <w:rPr>
-          <w:rtl w:val="0"/>
-        </w:rPr>
-        <w:t xml:space="preserve">Thông qua EDA, người phân tích có thể:</w:t>
-      </w:r>
-    </w:p>
-    <w:p>
-      <w:pPr>
-        <w:numPr>
-          <w:ilvl w:val="0"/>
-          <w:numId w:val="17"/>
-        </w:numPr>
-        <w:spacing w:after="0" w:afterAutospacing="0" w:before="240" w:line="276" w:lineRule="auto"/>
-        <w:ind w:left="1440" w:hanging="360"/>
-      </w:pPr>
-      <w:r>
-        <w:rPr>
-          <w:rtl w:val="0"/>
-        </w:rPr>
-        <w:t xml:space="preserve">Xác định phân bố của dữ liệu.</w:t>
-      </w:r>
-    </w:p>
-    <w:p>
-      <w:pPr>
-        <w:numPr>
-          <w:ilvl w:val="0"/>
-          <w:numId w:val="17"/>
-        </w:numPr>
-        <w:spacing w:after="0" w:afterAutospacing="0" w:before="0" w:beforeAutospacing="0" w:line="276" w:lineRule="auto"/>
-        <w:ind w:left="1440" w:hanging="360"/>
-      </w:pPr>
-      <w:r>
-        <w:rPr>
-          <w:rtl w:val="0"/>
-        </w:rPr>
-        <w:t xml:space="preserve">Phát hiện dữ liệu bất thường.</w:t>
-      </w:r>
-    </w:p>
-    <w:p>
-      <w:pPr>
-        <w:numPr>
-          <w:ilvl w:val="0"/>
-          <w:numId w:val="17"/>
-        </w:numPr>
-        <w:spacing w:after="0" w:afterAutospacing="0" w:before="0" w:beforeAutospacing="0" w:line="276" w:lineRule="auto"/>
-        <w:ind w:left="1440" w:hanging="360"/>
-      </w:pPr>
-      <w:r>
-        <w:rPr>
-          <w:rtl w:val="0"/>
-        </w:rPr>
-        <w:t xml:space="preserve">Kiểm tra dữ liệu thiếu hoặc trùng lặp.</w:t>
-      </w:r>
-    </w:p>
-    <w:p>
-      <w:pPr>
-        <w:numPr>
-          <w:ilvl w:val="0"/>
-          <w:numId w:val="17"/>
-        </w:numPr>
-        <w:spacing w:after="240" w:before="0" w:beforeAutospacing="0" w:line="276" w:lineRule="auto"/>
-        <w:ind w:left="1440" w:hanging="360"/>
-      </w:pPr>
-      <w:r>
-        <w:rPr>
-          <w:rtl w:val="0"/>
-        </w:rPr>
-        <w:t xml:space="preserve">Hiểu rõ đặc điểm của tập dữ liệu.</w:t>
-      </w:r>
-    </w:p>
-    <w:p>
-      <w:pPr>
-        <w:spacing w:after="240" w:before="240" w:line="276" w:lineRule="auto"/>
-        <w:rPr/>
-      </w:pPr>
-      <w:r>
-        <w:rPr>
-          <w:rtl w:val="0"/>
-        </w:rPr>
-        <w:t xml:space="preserve">Đối với đề tài này, EDA được sử dụng để khảo sát các đặc điểm cơ bản của dữ liệu học sinh lớp 6, phục vụ cho quá trình phân tích và trực quan hóa.</w:t>
-      </w:r>
-    </w:p>
-    <w:p>
-      <w:pPr>
-        <w:pStyle w:val="Heading3"/>
-        <w:keepNext w:val="0"/>
-        <w:keepLines w:val="0"/>
-        <w:spacing w:before="280" w:line="276" w:lineRule="auto"/>
-        <w:ind w:firstLine="720"/>
-        <w:rPr>
-          <w:color w:val="000000"/>
-          <w:sz w:val="26"/>
-          <w:szCs w:val="26"/>
-        </w:rPr>
-      </w:pPr>
-      <w:bookmarkStart w:colFirst="0" w:colLast="0" w:name="_zesefn67xwx3" w:id="24"/>
-      <w:bookmarkEnd w:id="24"/>
-      <w:r>
-        <w:rPr>
-          <w:color w:val="000000"/>
-          <w:sz w:val="26"/>
-          <w:szCs w:val="26"/>
-          <w:rtl w:val="0"/>
-        </w:rPr>
-        <w:t xml:space="preserve">Bước 4. Phân tích dữ liệu (Data Analysis)</w:t>
-      </w:r>
-    </w:p>
-    <w:p>
-      <w:pPr>
-        <w:spacing w:after="240" w:before="240" w:line="276" w:lineRule="auto"/>
-        <w:rPr/>
-      </w:pPr>
-      <w:r>
-        <w:rPr>
-          <w:rtl w:val="0"/>
-        </w:rPr>
-        <w:t xml:space="preserve">Sau khi dữ liệu được làm sạch và khám phá, bước tiếp theo là tiến hành phân tích nhằm khai thác các thông tin phục vụ công tác quản lý.</w:t>
-      </w:r>
-    </w:p>
-    <w:p>
-      <w:pPr>
-        <w:spacing w:after="240" w:before="240" w:line="276" w:lineRule="auto"/>
-        <w:rPr/>
-      </w:pPr>
-      <w:r>
-        <w:rPr>
-          <w:rtl w:val="0"/>
-        </w:rPr>
-        <w:t xml:space="preserve">Có nhiều cấp độ phân tích dữ liệu, bao gồm:</w:t>
+      <w:r>
+        <w:rPr>
+          <w:rtl w:val="0"/>
+        </w:rPr>
+        <w:t xml:space="preserve">Tập dữ liệu được tổng hợp từ 8 file excel dữ liệu học sinh mỗi kỳ qua các năm học từ 2022-2023 đến 2025-2026. Bộ dữ liệu bao gồm các thông tin được đơn vị thực tập cho phép sử dụng như:</w:t>
       </w:r>
     </w:p>
     <w:p>
@@ -3159,14 +3860,17 @@
           <w:ilvl w:val="0"/>
           <w:numId w:val="19"/>
         </w:numPr>
-        <w:spacing w:after="0" w:afterAutospacing="0" w:before="240" w:line="276" w:lineRule="auto"/>
-        <w:ind w:left="1440" w:hanging="360"/>
-      </w:pPr>
-      <w:r>
-        <w:rPr>
-          <w:rtl w:val="0"/>
-        </w:rPr>
-        <w:t xml:space="preserve">Phân tích mô tả (Descriptive Analytics): Tổng hợp và mô tả hiện trạng dữ liệu.</w:t>
+        <w:spacing w:line="276" w:lineRule="auto"/>
+        <w:ind w:left="720" w:hanging="360"/>
+        <w:rPr>
+          <w:u w:val="none"/>
+        </w:rPr>
+      </w:pPr>
+      <w:r>
+        <w:rPr>
+          <w:rtl w:val="0"/>
+        </w:rPr>
+        <w:t xml:space="preserve">Số thứ tự (STT);</w:t>
       </w:r>
     </w:p>
     <w:p>
@@ -3175,14 +3879,17 @@
           <w:ilvl w:val="0"/>
           <w:numId w:val="19"/>
         </w:numPr>
-        <w:spacing w:after="0" w:afterAutospacing="0" w:before="0" w:beforeAutospacing="0" w:line="276" w:lineRule="auto"/>
-        <w:ind w:left="1440" w:hanging="360"/>
-      </w:pPr>
-      <w:r>
-        <w:rPr>
-          <w:rtl w:val="0"/>
-        </w:rPr>
-        <w:t xml:space="preserve">Phân tích chẩn đoán (Diagnostic Analytics): Xác định nguyên nhân của các hiện tượng xảy ra.</w:t>
+        <w:spacing w:line="276" w:lineRule="auto"/>
+        <w:ind w:left="720" w:hanging="360"/>
+        <w:rPr>
+          <w:u w:val="none"/>
+        </w:rPr>
+      </w:pPr>
+      <w:r>
+        <w:rPr>
+          <w:rtl w:val="0"/>
+        </w:rPr>
+        <w:t xml:space="preserve">Họ tên học sinh;</w:t>
       </w:r>
     </w:p>
     <w:p>
@@ -3191,14 +3898,17 @@
           <w:ilvl w:val="0"/>
           <w:numId w:val="19"/>
         </w:numPr>
-        <w:spacing w:after="0" w:afterAutospacing="0" w:before="0" w:beforeAutospacing="0" w:line="276" w:lineRule="auto"/>
-        <w:ind w:left="1440" w:hanging="360"/>
-      </w:pPr>
-      <w:r>
-        <w:rPr>
-          <w:rtl w:val="0"/>
-        </w:rPr>
-        <w:t xml:space="preserve">Phân tích dự đoán (Predictive Analytics): Dự báo xu hướng trong tương lai.</w:t>
+        <w:spacing w:line="276" w:lineRule="auto"/>
+        <w:ind w:left="720" w:hanging="360"/>
+        <w:rPr>
+          <w:u w:val="none"/>
+        </w:rPr>
+      </w:pPr>
+      <w:r>
+        <w:rPr>
+          <w:rtl w:val="0"/>
+        </w:rPr>
+        <w:t xml:space="preserve">Ngày sinh;</w:t>
       </w:r>
     </w:p>
     <w:p>
@@ -3207,107 +3917,17 @@
           <w:ilvl w:val="0"/>
           <w:numId w:val="19"/>
         </w:numPr>
-        <w:spacing w:after="240" w:before="0" w:beforeAutospacing="0" w:line="276" w:lineRule="auto"/>
-        <w:ind w:left="1440" w:hanging="360"/>
-      </w:pPr>
-      <w:r>
-        <w:rPr>
-          <w:rtl w:val="0"/>
-        </w:rPr>
-        <w:t xml:space="preserve">Phân tích đề xuất (Prescriptive Analytics): Đề xuất phương án hỗ trợ ra quyết định.</w:t>
-      </w:r>
-    </w:p>
-    <w:p>
-      <w:pPr>
-        <w:spacing w:after="240" w:before="240" w:line="276" w:lineRule="auto"/>
-        <w:rPr/>
-      </w:pPr>
-      <w:r>
-        <w:rPr>
-          <w:rtl w:val="0"/>
-        </w:rPr>
-        <w:t xml:space="preserve">Trong phạm vi đề tài này, nghiên cứu chủ yếu tập trung vào phân tích mô tả (Descriptive Analytics) nhằm thống kê, tổng hợp và trực quan hóa dữ liệu học sinh phục vụ công tác quản lý của nhà trường.</w:t>
-      </w:r>
-    </w:p>
-    <w:p>
-      <w:pPr>
-        <w:pStyle w:val="Heading3"/>
-        <w:keepNext w:val="0"/>
-        <w:keepLines w:val="0"/>
-        <w:spacing w:before="280" w:line="276" w:lineRule="auto"/>
-        <w:ind w:firstLine="720"/>
-        <w:rPr>
-          <w:color w:val="000000"/>
-          <w:sz w:val="26"/>
-          <w:szCs w:val="26"/>
-        </w:rPr>
-      </w:pPr>
-      <w:bookmarkStart w:colFirst="0" w:colLast="0" w:name="_ppoqhdlswgms" w:id="25"/>
-      <w:bookmarkEnd w:id="25"/>
-      <w:r>
-        <w:rPr>
-          <w:color w:val="000000"/>
-          <w:sz w:val="26"/>
-          <w:szCs w:val="26"/>
-          <w:rtl w:val="0"/>
-        </w:rPr>
-        <w:t xml:space="preserve">Bước 5. Trực quan hóa dữ liệu (Data Visualization)</w:t>
-      </w:r>
-    </w:p>
-    <w:p>
-      <w:pPr>
-        <w:spacing w:after="240" w:before="240" w:line="276" w:lineRule="auto"/>
-        <w:rPr/>
-      </w:pPr>
-      <w:r>
-        <w:rPr>
-          <w:rtl w:val="0"/>
-        </w:rPr>
-        <w:t xml:space="preserve">Trực quan hóa dữ liệu là quá trình biểu diễn dữ liệu dưới dạng biểu đồ, bảng thống kê hoặc Dashboard nhằm giúp người sử dụng dễ dàng quan sát và hiểu được các thông tin quan trọng.</w:t>
-      </w:r>
-    </w:p>
-    <w:p>
-      <w:pPr>
-        <w:spacing w:after="240" w:before="240" w:line="276" w:lineRule="auto"/>
-        <w:rPr/>
-      </w:pPr>
-      <w:r>
-        <w:rPr>
-          <w:rtl w:val="0"/>
-        </w:rPr>
-        <w:t xml:space="preserve">So với các bảng số liệu truyền thống, trực quan hóa dữ liệu giúp người quản lý nhanh chóng nhận biết các xu hướng, đặc điểm của dữ liệu và hỗ trợ quá trình theo dõi cũng như ra quyết định hiệu quả hơn.</w:t>
-      </w:r>
-    </w:p>
-    <w:p>
-      <w:pPr>
-        <w:pStyle w:val="Heading1"/>
-        <w:numPr>
-          <w:ilvl w:val="0"/>
-          <w:numId w:val="7"/>
-        </w:numPr>
         <w:spacing w:line="276" w:lineRule="auto"/>
         <w:ind w:left="720" w:hanging="360"/>
-        <w:rPr/>
-      </w:pPr>
-      <w:bookmarkStart w:colFirst="0" w:colLast="0" w:name="_alws11ss1gx2" w:id="26"/>
-      <w:bookmarkEnd w:id="26"/>
-      <w:r>
-        <w:rPr>
-          <w:rtl w:val="0"/>
-        </w:rPr>
-        <w:t xml:space="preserve">Tiền xử lý dữ liệu </w:t>
-      </w:r>
-    </w:p>
-    <w:p>
-      <w:pPr>
-        <w:spacing w:line="276" w:lineRule="auto"/>
-        <w:rPr/>
-      </w:pPr>
-      <w:r>
-        <w:rPr>
-          <w:rtl w:val="0"/>
-        </w:rPr>
-        <w:t xml:space="preserve">Tiền xử lý dữ liệu (Data Preprocessing) là giai đoạn chuẩn bị dữ liệu trước khi tiến hành phân tích. Đây là bước có vai trò quan trọng nhằm nâng cao chất lượng dữ liệu đầu vào và đảm bảo kết quả phân tích có độ tin cậy cao. </w:t>
+        <w:rPr>
+          <w:u w:val="none"/>
+        </w:rPr>
+      </w:pPr>
+      <w:r>
+        <w:rPr>
+          <w:rtl w:val="0"/>
+        </w:rPr>
+        <w:t xml:space="preserve">Giới tính;</w:t>
       </w:r>
     </w:p>
     <w:p>
@@ -3318,12 +3938,15 @@
         </w:numPr>
         <w:spacing w:line="276" w:lineRule="auto"/>
         <w:ind w:left="720" w:hanging="360"/>
-      </w:pPr>
-      <w:r>
-        <w:rPr>
-          <w:rtl w:val="0"/>
-        </w:rPr>
-        <w:t xml:space="preserve">Missing values: Dữ liệu khuyết thiếu là tình trạng một hoặc nhiều trường thông tin chưa được nhập hoặc bị bỏ trống. Đối với dữ liệu định lượng, có thể thay thế bằng giá trị trung bình hoặc trung vị khi phù hợp. Đối với dữ liệu định tính, có thể bổ sung theo hồ sơ gốc, sử dụng giá trị xuất hiện nhiều nhất (Mode) hoặc gán giá trị mặc định như "Chưa cập nhật", tùy thuộc vào mục đích sử dụng dữ liệu.</w:t>
+        <w:rPr>
+          <w:u w:val="none"/>
+        </w:rPr>
+      </w:pPr>
+      <w:r>
+        <w:rPr>
+          <w:rtl w:val="0"/>
+        </w:rPr>
+        <w:t xml:space="preserve">Dân tộc;</w:t>
       </w:r>
     </w:p>
     <w:p>
@@ -3334,12 +3957,15 @@
         </w:numPr>
         <w:spacing w:line="276" w:lineRule="auto"/>
         <w:ind w:left="720" w:hanging="360"/>
-      </w:pPr>
-      <w:r>
-        <w:rPr>
-          <w:rtl w:val="0"/>
-        </w:rPr>
-        <w:t xml:space="preserve">Duplicate: Dữ liệu trùng lặp xảy ra khi cùng một đối tượng xuất hiện nhiều lần trong tập dữ liệu. Việc phát hiện dữ liệu trùng lặp có thể dựa trên các trường định danh như mã học sinh, mã định danh cá nhân (nếu có) hoặc các thông tin nhận dạng khác. Sau khi xác định, các bản ghi dư thừa sẽ được loại bỏ nhằm đảm bảo tính chính xác của dữ liệu.</w:t>
+        <w:rPr>
+          <w:u w:val="none"/>
+        </w:rPr>
+      </w:pPr>
+      <w:r>
+        <w:rPr>
+          <w:rtl w:val="0"/>
+        </w:rPr>
+        <w:t xml:space="preserve">Trạng thái;</w:t>
       </w:r>
     </w:p>
     <w:p>
@@ -3348,14 +3974,761 @@
           <w:ilvl w:val="0"/>
           <w:numId w:val="16"/>
         </w:numPr>
-        <w:spacing w:after="0" w:afterAutospacing="0" w:line="276" w:lineRule="auto"/>
+        <w:spacing w:line="276" w:lineRule="auto"/>
         <w:ind w:left="720" w:hanging="360"/>
-      </w:pPr>
-      <w:r>
-        <w:rPr>
-          <w:rtl w:val="0"/>
-        </w:rPr>
-        <w:t xml:space="preserve">Data Transformation: Biến đổi dữ liệu là quá trình chuyển đổi dữ liệu về định dạng phù hợp cho việc phân tích. Một số thao tác thường được thực hiện gồm:</w:t>
+        <w:rPr>
+          <w:u w:val="none"/>
+        </w:rPr>
+      </w:pPr>
+      <w:r>
+        <w:rPr>
+          <w:rtl w:val="0"/>
+        </w:rPr>
+        <w:t xml:space="preserve">Một số thông tin tuyển sinh và quản lý khác.</w:t>
+      </w:r>
+    </w:p>
+    <w:p>
+      <w:pPr>
+        <w:pStyle w:val="Heading1"/>
+        <w:numPr>
+          <w:ilvl w:val="0"/>
+          <w:numId w:val="4"/>
+        </w:numPr>
+        <w:spacing w:after="120" w:afterAutospacing="0"/>
+        <w:ind w:left="720" w:hanging="360"/>
+      </w:pPr>
+      <w:bookmarkStart w:colFirst="0" w:colLast="0" w:name="_oxd4ue1knpgg" w:id="33"/>
+      <w:bookmarkEnd w:id="33"/>
+      <w:r>
+        <w:rPr>
+          <w:rtl w:val="0"/>
+        </w:rPr>
+        <w:t xml:space="preserve">Chuẩn bị dữ liệu</w:t>
+      </w:r>
+    </w:p>
+    <w:p>
+      <w:pPr>
+        <w:keepNext w:val="0"/>
+        <w:keepLines w:val="0"/>
+        <w:pageBreakBefore w:val="0"/>
+        <w:widowControl w:val="1"/>
+        <w:numPr>
+          <w:ilvl w:val="0"/>
+          <w:numId w:val="30"/>
+        </w:numPr>
+        <w:pBdr>
+          <w:top w:space="0" w:sz="0" w:val="nil"/>
+          <w:left w:space="0" w:sz="0" w:val="nil"/>
+          <w:bottom w:space="0" w:sz="0" w:val="nil"/>
+          <w:right w:space="0" w:sz="0" w:val="nil"/>
+          <w:between w:space="0" w:sz="0" w:val="nil"/>
+        </w:pBdr>
+        <w:shd w:fill="auto" w:val="clear"/>
+        <w:spacing w:after="0" w:afterAutospacing="0" w:before="120" w:beforeAutospacing="0" w:line="360" w:lineRule="auto"/>
+        <w:ind w:left="720" w:right="0" w:hanging="360"/>
+        <w:jc w:val="left"/>
+      </w:pPr>
+      <w:r>
+        <w:rPr>
+          <w:rtl w:val="0"/>
+        </w:rPr>
+        <w:t xml:space="preserve">Dữ liệu ban đầu được cung cấp dưới dạng các tệp Excel, tương ứng với danh sách học sinh theo từng học kỳ của các năm học từ 2022–2023 đến 2025–2026. Để thuận tiện cho quá trình xử lý và phân tích bằng Python, dữ liệu được đọc và chuyển đổi sang định dạng CSV.</w:t>
+      </w:r>
+    </w:p>
+    <w:p>
+      <w:pPr>
+        <w:keepNext w:val="0"/>
+        <w:keepLines w:val="0"/>
+        <w:pageBreakBefore w:val="0"/>
+        <w:widowControl w:val="1"/>
+        <w:numPr>
+          <w:ilvl w:val="0"/>
+          <w:numId w:val="30"/>
+        </w:numPr>
+        <w:pBdr>
+          <w:top w:space="0" w:sz="0" w:val="nil"/>
+          <w:left w:space="0" w:sz="0" w:val="nil"/>
+          <w:bottom w:space="0" w:sz="0" w:val="nil"/>
+          <w:right w:space="0" w:sz="0" w:val="nil"/>
+          <w:between w:space="0" w:sz="0" w:val="nil"/>
+        </w:pBdr>
+        <w:shd w:fill="auto" w:val="clear"/>
+        <w:spacing w:after="0" w:afterAutospacing="0" w:before="0" w:beforeAutospacing="0" w:line="360" w:lineRule="auto"/>
+        <w:ind w:left="720" w:right="0" w:hanging="360"/>
+        <w:jc w:val="left"/>
+      </w:pPr>
+      <w:r>
+        <w:rPr>
+          <w:rtl w:val="0"/>
+        </w:rPr>
+        <w:t xml:space="preserve">Quá trình chuẩn bị dữ liệu được thực hiện bằng thư viện </w:t>
+      </w:r>
+      <w:r>
+        <w:rPr>
+          <w:rtl w:val="0"/>
+        </w:rPr>
+        <w:t xml:space="preserve">Pandas</w:t>
+      </w:r>
+      <w:r>
+        <w:rPr>
+          <w:rtl w:val="0"/>
+        </w:rPr>
+        <w:t xml:space="preserve"> kết hợp với các thư viện </w:t>
+      </w:r>
+      <w:r>
+        <w:rPr>
+          <w:rtl w:val="0"/>
+        </w:rPr>
+        <w:t xml:space="preserve">glob</w:t>
+      </w:r>
+      <w:r>
+        <w:rPr>
+          <w:rtl w:val="0"/>
+        </w:rPr>
+        <w:t xml:space="preserve"> và </w:t>
+      </w:r>
+      <w:r>
+        <w:rPr>
+          <w:rtl w:val="0"/>
+        </w:rPr>
+        <w:t xml:space="preserve">os</w:t>
+      </w:r>
+      <w:r>
+        <w:rPr>
+          <w:rtl w:val="0"/>
+        </w:rPr>
+        <w:t xml:space="preserve">. Các tệp Excel trong thư mục dữ liệu được tự động tìm kiếm và đọc lần lượt. Do các tệp Excel có phần thông tin tiêu đề của nhà trường nằm ở các dòng đầu tiên, tham số </w:t>
+      </w:r>
+      <w:r>
+        <w:rPr>
+          <w:rtl w:val="0"/>
+        </w:rPr>
+        <w:t xml:space="preserve">header = 5</w:t>
+      </w:r>
+      <w:r>
+        <w:rPr>
+          <w:rtl w:val="0"/>
+        </w:rPr>
+        <w:t xml:space="preserve"> được sử dụng để xác định dòng chứa tên các thuộc tính của bảng dữ liệu.</w:t>
+      </w:r>
+    </w:p>
+    <w:p>
+      <w:pPr>
+        <w:keepNext w:val="0"/>
+        <w:keepLines w:val="0"/>
+        <w:pageBreakBefore w:val="0"/>
+        <w:widowControl w:val="1"/>
+        <w:numPr>
+          <w:ilvl w:val="0"/>
+          <w:numId w:val="30"/>
+        </w:numPr>
+        <w:pBdr>
+          <w:top w:space="0" w:sz="0" w:val="nil"/>
+          <w:left w:space="0" w:sz="0" w:val="nil"/>
+          <w:bottom w:space="0" w:sz="0" w:val="nil"/>
+          <w:right w:space="0" w:sz="0" w:val="nil"/>
+          <w:between w:space="0" w:sz="0" w:val="nil"/>
+        </w:pBdr>
+        <w:shd w:fill="auto" w:val="clear"/>
+        <w:spacing w:after="0" w:afterAutospacing="0" w:before="0" w:beforeAutospacing="0" w:line="360" w:lineRule="auto"/>
+        <w:ind w:left="720" w:right="0" w:hanging="360"/>
+        <w:jc w:val="left"/>
+      </w:pPr>
+      <w:r>
+        <w:rPr>
+          <w:rtl w:val="0"/>
+        </w:rPr>
+        <w:t xml:space="preserve">Sau khi đọc, mỗi tệp Excel được lưu dưới dạng một DataFrame và quản lý trong một Dictionary với tên tệp làm khóa. Cách tổ chức này giúp có thể thực hiện các thao tác kiểm tra và xử lý dữ liệu cho nhiều tệp một cách đồng nhất, thay vì phải thực hiện thủ công trên từng tệp.</w:t>
+      </w:r>
+    </w:p>
+    <w:p>
+      <w:pPr>
+        <w:keepNext w:val="0"/>
+        <w:keepLines w:val="0"/>
+        <w:pageBreakBefore w:val="0"/>
+        <w:widowControl w:val="1"/>
+        <w:numPr>
+          <w:ilvl w:val="0"/>
+          <w:numId w:val="30"/>
+        </w:numPr>
+        <w:pBdr>
+          <w:top w:space="0" w:sz="0" w:val="nil"/>
+          <w:left w:space="0" w:sz="0" w:val="nil"/>
+          <w:bottom w:space="0" w:sz="0" w:val="nil"/>
+          <w:right w:space="0" w:sz="0" w:val="nil"/>
+          <w:between w:space="0" w:sz="0" w:val="nil"/>
+        </w:pBdr>
+        <w:shd w:fill="auto" w:val="clear"/>
+        <w:spacing w:after="0" w:afterAutospacing="0" w:before="0" w:beforeAutospacing="0" w:line="360" w:lineRule="auto"/>
+        <w:ind w:left="720" w:right="0" w:hanging="360"/>
+        <w:jc w:val="left"/>
+      </w:pPr>
+      <w:r>
+        <w:rPr>
+          <w:rtl w:val="0"/>
+        </w:rPr>
+        <w:t xml:space="preserve">Tiếp theo, các DataFrame được chuyển đổi sang định dạng CSV với mã hóa </w:t>
+      </w:r>
+      <w:r>
+        <w:rPr>
+          <w:rtl w:val="0"/>
+        </w:rPr>
+        <w:t xml:space="preserve">utf-8-sig</w:t>
+      </w:r>
+      <w:r>
+        <w:rPr>
+          <w:rtl w:val="0"/>
+        </w:rPr>
+        <w:t xml:space="preserve">. Định dạng CSV được lựa chọn nhằm thuận tiện cho việc đọc dữ liệu bằng Pandas và thực hiện các bước khám phá, xử lý và phân tích dữ liệu ở các giai đoạn tiếp theo.</w:t>
+      </w:r>
+    </w:p>
+    <w:p>
+      <w:pPr>
+        <w:keepNext w:val="0"/>
+        <w:keepLines w:val="0"/>
+        <w:pageBreakBefore w:val="0"/>
+        <w:widowControl w:val="1"/>
+        <w:numPr>
+          <w:ilvl w:val="0"/>
+          <w:numId w:val="30"/>
+        </w:numPr>
+        <w:pBdr>
+          <w:top w:space="0" w:sz="0" w:val="nil"/>
+          <w:left w:space="0" w:sz="0" w:val="nil"/>
+          <w:bottom w:space="0" w:sz="0" w:val="nil"/>
+          <w:right w:space="0" w:sz="0" w:val="nil"/>
+          <w:between w:space="0" w:sz="0" w:val="nil"/>
+        </w:pBdr>
+        <w:shd w:fill="auto" w:val="clear"/>
+        <w:spacing w:after="240" w:before="0" w:beforeAutospacing="0" w:line="360" w:lineRule="auto"/>
+        <w:ind w:left="720" w:right="0" w:hanging="360"/>
+        <w:jc w:val="left"/>
+      </w:pPr>
+      <w:r>
+        <w:rPr>
+          <w:rtl w:val="0"/>
+        </w:rPr>
+        <w:t xml:space="preserve">Kết quả của bước này là các tập dữ liệu được đưa về cùng một quy trình đọc và lưu trữ, tạo cơ sở cho bước </w:t>
+      </w:r>
+      <w:r>
+        <w:rPr>
+          <w:rtl w:val="0"/>
+        </w:rPr>
+        <w:t xml:space="preserve">khám phá dữ liệu (EDA)</w:t>
+      </w:r>
+      <w:r>
+        <w:rPr>
+          <w:rtl w:val="0"/>
+        </w:rPr>
+        <w:t xml:space="preserve">.</w:t>
+      </w:r>
+    </w:p>
+    <w:p>
+      <w:pPr>
+        <w:pStyle w:val="Heading1"/>
+        <w:numPr>
+          <w:ilvl w:val="0"/>
+          <w:numId w:val="4"/>
+        </w:numPr>
+        <w:ind w:left="720" w:hanging="360"/>
+      </w:pPr>
+      <w:bookmarkStart w:colFirst="0" w:colLast="0" w:name="_ongr7fh3yr7b" w:id="34"/>
+      <w:bookmarkEnd w:id="34"/>
+      <w:r>
+        <w:rPr>
+          <w:rtl w:val="0"/>
+        </w:rPr>
+        <w:t xml:space="preserve">Khám phá dữ liệu (EDA) </w:t>
+      </w:r>
+    </w:p>
+    <w:p>
+      <w:pPr>
+        <w:numPr>
+          <w:ilvl w:val="0"/>
+          <w:numId w:val="23"/>
+        </w:numPr>
+        <w:ind w:left="720" w:hanging="360"/>
+      </w:pPr>
+      <w:r>
+        <w:rPr>
+          <w:rtl w:val="0"/>
+        </w:rPr>
+        <w:t xml:space="preserve">Việc khám phá dữ liệu sẽ được thực hiện dựa trên những bước sau: </w:t>
+      </w:r>
+    </w:p>
+    <w:p>
+      <w:pPr>
+        <w:numPr>
+          <w:ilvl w:val="0"/>
+          <w:numId w:val="10"/>
+        </w:numPr>
+        <w:ind w:left="1440" w:hanging="360"/>
+      </w:pPr>
+      <w:r>
+        <w:rPr>
+          <w:rtl w:val="0"/>
+        </w:rPr>
+        <w:t xml:space="preserve">Kiểm tra cấu trúc</w:t>
+      </w:r>
+    </w:p>
+    <w:p>
+      <w:pPr>
+        <w:numPr>
+          <w:ilvl w:val="0"/>
+          <w:numId w:val="10"/>
+        </w:numPr>
+        <w:ind w:left="1440" w:hanging="360"/>
+      </w:pPr>
+      <w:r>
+        <w:rPr>
+          <w:rtl w:val="0"/>
+        </w:rPr>
+        <w:t xml:space="preserve">Kiểm tra kiểu dữ liệu</w:t>
+      </w:r>
+    </w:p>
+    <w:p>
+      <w:pPr>
+        <w:numPr>
+          <w:ilvl w:val="0"/>
+          <w:numId w:val="10"/>
+        </w:numPr>
+        <w:ind w:left="1440" w:hanging="360"/>
+      </w:pPr>
+      <w:r>
+        <w:rPr>
+          <w:rtl w:val="0"/>
+        </w:rPr>
+        <w:t xml:space="preserve">Kiểm tra dữ liệu thiếu</w:t>
+      </w:r>
+    </w:p>
+    <w:p>
+      <w:pPr>
+        <w:numPr>
+          <w:ilvl w:val="0"/>
+          <w:numId w:val="10"/>
+        </w:numPr>
+        <w:ind w:left="1440" w:hanging="360"/>
+      </w:pPr>
+      <w:r>
+        <w:rPr>
+          <w:rtl w:val="0"/>
+        </w:rPr>
+        <w:t xml:space="preserve">Kiểm tra trùng lặp</w:t>
+      </w:r>
+    </w:p>
+    <w:p>
+      <w:pPr>
+        <w:numPr>
+          <w:ilvl w:val="0"/>
+          <w:numId w:val="10"/>
+        </w:numPr>
+        <w:spacing w:after="0" w:afterAutospacing="0"/>
+        <w:ind w:left="1440" w:hanging="360"/>
+      </w:pPr>
+      <w:r>
+        <w:rPr>
+          <w:rtl w:val="0"/>
+        </w:rPr>
+        <w:t xml:space="preserve">Kiểm tra giá trị của các thuộc tính</w:t>
+      </w:r>
+    </w:p>
+    <w:p>
+      <w:pPr>
+        <w:pStyle w:val="Heading2"/>
+        <w:numPr>
+          <w:ilvl w:val="0"/>
+          <w:numId w:val="7"/>
+        </w:numPr>
+        <w:spacing w:after="0" w:afterAutospacing="0" w:before="0" w:beforeAutospacing="0"/>
+      </w:pPr>
+      <w:bookmarkStart w:colFirst="0" w:colLast="0" w:name="_aa1i8gd1obhq" w:id="35"/>
+      <w:bookmarkEnd w:id="35"/>
+      <w:r>
+        <w:rPr>
+          <w:rtl w:val="0"/>
+        </w:rPr>
+        <w:t xml:space="preserve">Kiểm tra cấu trúc và kiểu dữ liệu </w:t>
+      </w:r>
+    </w:p>
+    <w:p>
+      <w:pPr>
+        <w:numPr>
+          <w:ilvl w:val="0"/>
+          <w:numId w:val="18"/>
+        </w:numPr>
+        <w:spacing w:after="0" w:afterAutospacing="0" w:before="0" w:beforeAutospacing="0" w:lineRule="auto"/>
+        <w:ind w:left="720" w:hanging="360"/>
+      </w:pPr>
+      <w:r>
+        <w:rPr>
+          <w:rtl w:val="0"/>
+        </w:rPr>
+        <w:t xml:space="preserve">Sau khi tổng hợp dữ liệu từ các tệp Excel, tiến hành kiểm tra cấu trúc của từng tập dữ liệu bằng thư viện Pandas trong Python. Việc kiểm tra nhằm xác định số lượng bản ghi và số lượng thuộc tính của từng tập dữ liệu.</w:t>
+      </w:r>
+    </w:p>
+    <w:p>
+      <w:pPr>
+        <w:numPr>
+          <w:ilvl w:val="0"/>
+          <w:numId w:val="18"/>
+        </w:numPr>
+        <w:spacing w:after="0" w:afterAutospacing="0" w:before="0" w:beforeAutospacing="0" w:lineRule="auto"/>
+        <w:ind w:left="720" w:hanging="360"/>
+      </w:pPr>
+      <w:r>
+        <w:rPr>
+          <w:rtl w:val="0"/>
+        </w:rPr>
+        <w:t xml:space="preserve">Kết quả khám phá ban đầu cho thấy các tệp dữ liệu có cấu trúc tương đồng và cùng bao gồm 10 cột thông tin liên quan đến học sinh. Số lượng bản ghi giữa các tệp có sự thay đổi theo từng năm học và học kỳ. Đối với các tập dữ liệu có thông tin học sinh, số lượng bản ghi dao động từ khoảng 540 đến hơn 620 dòng.</w:t>
+      </w:r>
+    </w:p>
+    <w:p>
+      <w:pPr>
+        <w:numPr>
+          <w:ilvl w:val="0"/>
+          <w:numId w:val="18"/>
+        </w:numPr>
+        <w:spacing w:after="0" w:afterAutospacing="0" w:before="0" w:beforeAutospacing="0" w:lineRule="auto"/>
+        <w:ind w:left="720" w:hanging="360"/>
+      </w:pPr>
+      <w:r>
+        <w:rPr>
+          <w:rtl w:val="0"/>
+        </w:rPr>
+        <w:t xml:space="preserve">Việc các tệp có cấu trúc tương đồng giúp thuận tiện cho việc xây dựng các thao tác xử lý chung và áp dụng cho nhiều tập dữ liệu thay vì thực hiện riêng lẻ trên từng tệp.</w:t>
+      </w:r>
+    </w:p>
+    <w:p>
+      <w:pPr>
+        <w:numPr>
+          <w:ilvl w:val="0"/>
+          <w:numId w:val="18"/>
+        </w:numPr>
+        <w:spacing w:after="0" w:afterAutospacing="0" w:before="0" w:beforeAutospacing="0" w:lineRule="auto"/>
+        <w:ind w:left="720" w:hanging="360"/>
+      </w:pPr>
+      <w:r>
+        <w:rPr>
+          <w:rtl w:val="0"/>
+        </w:rPr>
+        <w:t xml:space="preserve">Tiếp theo, kiểu dữ liệu của các thuộc tính được kiểm tra bằng Pandas. Kết quả cho thấy các thuộc tính Họ tên, Ngày sinh, Giới tính, Dân tộc, Trạng thái, SĐT liên hệ và Số buổi học trên tuần chủ yếu được nhận diện với kiểu object.</w:t>
+      </w:r>
+    </w:p>
+    <w:p>
+      <w:pPr>
+        <w:numPr>
+          <w:ilvl w:val="0"/>
+          <w:numId w:val="18"/>
+        </w:numPr>
+        <w:spacing w:after="0" w:afterAutospacing="0" w:before="0" w:beforeAutospacing="0" w:lineRule="auto"/>
+        <w:ind w:left="720" w:hanging="360"/>
+      </w:pPr>
+      <w:r>
+        <w:rPr>
+          <w:rtl w:val="0"/>
+        </w:rPr>
+        <w:t xml:space="preserve">Trong khi đó, hai thuộc tính STT và Mã định danh Bộ GD&amp;ĐT đang được Pandas nhận diện với kiểu float64.</w:t>
+      </w:r>
+    </w:p>
+    <w:p>
+      <w:pPr>
+        <w:numPr>
+          <w:ilvl w:val="0"/>
+          <w:numId w:val="18"/>
+        </w:numPr>
+        <w:spacing w:after="0" w:afterAutospacing="0" w:before="0" w:beforeAutospacing="0" w:lineRule="auto"/>
+        <w:ind w:left="720" w:hanging="360"/>
+      </w:pPr>
+      <w:r>
+        <w:rPr>
+          <w:rtl w:val="0"/>
+        </w:rPr>
+        <w:t xml:space="preserve">Đối với cột Mã định danh Bộ GD&amp;ĐT, kiểu dữ liệu số thực chưa phù hợp với ý nghĩa của thuộc tính. Đây là mã dùng để nhận diện học sinh, không phải đại lượng dùng cho các phép tính. Ngoài ra, mã định danh có thể chứa các chữ số 0 ở đầu và cần được giữ nguyên trong quá trình xử lý. Vì vậy, thuộc tính này cần được chuyển sang kiểu dữ liệu chuỗi (string) trong bước tiền xử lý.</w:t>
+      </w:r>
+    </w:p>
+    <w:p>
+      <w:pPr>
+        <w:numPr>
+          <w:ilvl w:val="0"/>
+          <w:numId w:val="18"/>
+        </w:numPr>
+        <w:spacing w:after="0" w:afterAutospacing="0" w:before="0" w:beforeAutospacing="0" w:lineRule="auto"/>
+        <w:ind w:left="720" w:hanging="360"/>
+      </w:pPr>
+      <w:r>
+        <w:rPr>
+          <w:rtl w:val="0"/>
+        </w:rPr>
+        <w:t xml:space="preserve">Đối với cột STT, đây là thuộc tính dùng để đánh số thứ tự và không mang ý nghĩa trong các phép tính phân tích. Do đó, kiểu dữ liệu của thuộc tính này cũng cần được xem xét và chuẩn hóa trong bước tiền xử lý tiếp theo.</w:t>
+      </w:r>
+    </w:p>
+    <w:p>
+      <w:pPr>
+        <w:pStyle w:val="Heading2"/>
+        <w:keepNext w:val="0"/>
+        <w:keepLines w:val="0"/>
+        <w:numPr>
+          <w:ilvl w:val="0"/>
+          <w:numId w:val="7"/>
+        </w:numPr>
+        <w:spacing w:after="0" w:afterAutospacing="0" w:before="0" w:beforeAutospacing="0" w:lineRule="auto"/>
+        <w:rPr>
+          <w:sz w:val="34"/>
+          <w:szCs w:val="34"/>
+        </w:rPr>
+      </w:pPr>
+      <w:bookmarkStart w:colFirst="0" w:colLast="0" w:name="_azkwslb52ww" w:id="36"/>
+      <w:bookmarkEnd w:id="36"/>
+      <w:r>
+        <w:rPr>
+          <w:rtl w:val="0"/>
+        </w:rPr>
+        <w:t xml:space="preserve">Kiểm tra dữ liệu thiếu</w:t>
+      </w:r>
+      <w:r>
+        <w:rPr>
+          <w:rtl w:val="0"/>
+        </w:rPr>
+      </w:r>
+    </w:p>
+    <w:p>
+      <w:pPr>
+        <w:numPr>
+          <w:ilvl w:val="0"/>
+          <w:numId w:val="18"/>
+        </w:numPr>
+        <w:spacing w:after="0" w:afterAutospacing="0" w:before="0" w:beforeAutospacing="0" w:lineRule="auto"/>
+        <w:ind w:left="720" w:hanging="360"/>
+      </w:pPr>
+      <w:r>
+        <w:rPr>
+          <w:rtl w:val="0"/>
+        </w:rPr>
+        <w:t xml:space="preserve">Sau khi kiểm tra cấu trúc và kiểu dữ liệu, tiến hành kiểm tra số lượng giá trị thiếu của từng thuộc tính.</w:t>
+      </w:r>
+    </w:p>
+    <w:p>
+      <w:pPr>
+        <w:numPr>
+          <w:ilvl w:val="0"/>
+          <w:numId w:val="18"/>
+        </w:numPr>
+        <w:spacing w:after="0" w:afterAutospacing="0" w:before="0" w:beforeAutospacing="0" w:lineRule="auto"/>
+        <w:ind w:left="720" w:hanging="360"/>
+      </w:pPr>
+      <w:r>
+        <w:rPr>
+          <w:rtl w:val="0"/>
+        </w:rPr>
+        <w:t xml:space="preserve">Đối với thuộc tính Học song ngữ, kết quả kiểm tra cho thấy thuộc tính này không có dữ liệu trong các tập dữ liệu được khảo sát. Tỷ lệ dữ liệu thiếu của thuộc tính này là 100%. Do không có giá trị để phục vụ phân tích, thuộc tính này cần được loại bỏ trong bước tiền xử lý.</w:t>
+      </w:r>
+    </w:p>
+    <w:p>
+      <w:pPr>
+        <w:numPr>
+          <w:ilvl w:val="0"/>
+          <w:numId w:val="18"/>
+        </w:numPr>
+        <w:spacing w:after="0" w:afterAutospacing="0" w:before="0" w:beforeAutospacing="0" w:lineRule="auto"/>
+        <w:ind w:left="720" w:hanging="360"/>
+      </w:pPr>
+      <w:r>
+        <w:rPr>
+          <w:rtl w:val="0"/>
+        </w:rPr>
+        <w:t xml:space="preserve">Bên cạnh đó, thuộc tính Ngày sinh cũng được kiểm tra riêng để xác định các trường hợp chưa có thông tin. Các bản ghi bị thiếu ngày sinh được trích xuất để kiểm tra, đối chiếu với dữ liệu gốc và xác định phương án xử lý phù hợp.</w:t>
+      </w:r>
+    </w:p>
+    <w:p>
+      <w:pPr>
+        <w:numPr>
+          <w:ilvl w:val="0"/>
+          <w:numId w:val="18"/>
+        </w:numPr>
+        <w:spacing w:after="0" w:afterAutospacing="0" w:before="0" w:beforeAutospacing="0" w:lineRule="auto"/>
+        <w:ind w:left="720" w:hanging="360"/>
+      </w:pPr>
+      <w:r>
+        <w:rPr>
+          <w:rtl w:val="0"/>
+        </w:rPr>
+        <w:t xml:space="preserve">Việc kiểm tra riêng thuộc tính Ngày sinh là cần thiết vì thông tin này có thể được sử dụng cho các bước phân tích hoặc tạo ra các thuộc tính mới như độ tuổi của học sinh.</w:t>
+      </w:r>
+    </w:p>
+    <w:p>
+      <w:pPr>
+        <w:pStyle w:val="Heading2"/>
+        <w:keepNext w:val="0"/>
+        <w:keepLines w:val="0"/>
+        <w:numPr>
+          <w:ilvl w:val="0"/>
+          <w:numId w:val="7"/>
+        </w:numPr>
+        <w:spacing w:after="0" w:afterAutospacing="0" w:before="0" w:beforeAutospacing="0" w:lineRule="auto"/>
+        <w:rPr>
+          <w:sz w:val="34"/>
+          <w:szCs w:val="34"/>
+        </w:rPr>
+      </w:pPr>
+      <w:bookmarkStart w:colFirst="0" w:colLast="0" w:name="_58drwh3aet5y" w:id="37"/>
+      <w:bookmarkEnd w:id="37"/>
+      <w:r>
+        <w:rPr>
+          <w:rtl w:val="0"/>
+        </w:rPr>
+        <w:t xml:space="preserve">Kiểm tra dữ liệu trùng lặp</w:t>
+      </w:r>
+      <w:r>
+        <w:rPr>
+          <w:rtl w:val="0"/>
+        </w:rPr>
+      </w:r>
+    </w:p>
+    <w:p>
+      <w:pPr>
+        <w:numPr>
+          <w:ilvl w:val="0"/>
+          <w:numId w:val="18"/>
+        </w:numPr>
+        <w:spacing w:after="0" w:afterAutospacing="0" w:before="0" w:beforeAutospacing="0" w:lineRule="auto"/>
+        <w:ind w:left="720" w:hanging="360"/>
+      </w:pPr>
+      <w:r>
+        <w:rPr>
+          <w:rtl w:val="0"/>
+        </w:rPr>
+        <w:t xml:space="preserve">Tiến hành kiểm tra các bản ghi trùng lặp nhằm xác định liệu tập dữ liệu có chứa những bản ghi bị nhập lặp hay không.</w:t>
+      </w:r>
+    </w:p>
+    <w:p>
+      <w:pPr>
+        <w:numPr>
+          <w:ilvl w:val="0"/>
+          <w:numId w:val="18"/>
+        </w:numPr>
+        <w:spacing w:after="0" w:afterAutospacing="0" w:before="0" w:beforeAutospacing="0" w:lineRule="auto"/>
+        <w:ind w:left="720" w:hanging="360"/>
+      </w:pPr>
+      <w:r>
+        <w:rPr>
+          <w:rtl w:val="0"/>
+        </w:rPr>
+        <w:t xml:space="preserve">Việc kiểm tra dữ liệu trùng lặp được thực hiện trên toàn bộ các cột và có thể kết hợp với mã định danh học sinh để xác định các trường hợp có khả năng bị trùng. Kết quả kiểm tra sẽ được sử dụng làm cơ sở cho bước xử lý dữ liệu tiếp theo.</w:t>
+      </w:r>
+    </w:p>
+    <w:p>
+      <w:pPr>
+        <w:pStyle w:val="Heading2"/>
+        <w:keepNext w:val="0"/>
+        <w:keepLines w:val="0"/>
+        <w:numPr>
+          <w:ilvl w:val="0"/>
+          <w:numId w:val="7"/>
+        </w:numPr>
+        <w:spacing w:after="0" w:afterAutospacing="0" w:before="0" w:beforeAutospacing="0" w:lineRule="auto"/>
+        <w:rPr>
+          <w:sz w:val="34"/>
+          <w:szCs w:val="34"/>
+        </w:rPr>
+      </w:pPr>
+      <w:bookmarkStart w:colFirst="0" w:colLast="0" w:name="_lvlnxl2914tn" w:id="38"/>
+      <w:bookmarkEnd w:id="38"/>
+      <w:r>
+        <w:rPr>
+          <w:rtl w:val="0"/>
+        </w:rPr>
+        <w:t xml:space="preserve">Kiểm tra giá trị của các thuộc tính</w:t>
+      </w:r>
+      <w:r>
+        <w:rPr>
+          <w:rtl w:val="0"/>
+        </w:rPr>
+      </w:r>
+    </w:p>
+    <w:p>
+      <w:pPr>
+        <w:numPr>
+          <w:ilvl w:val="0"/>
+          <w:numId w:val="18"/>
+        </w:numPr>
+        <w:spacing w:after="0" w:afterAutospacing="0" w:before="0" w:beforeAutospacing="0" w:lineRule="auto"/>
+        <w:ind w:left="720" w:hanging="360"/>
+      </w:pPr>
+      <w:r>
+        <w:rPr>
+          <w:rtl w:val="0"/>
+        </w:rPr>
+        <w:t xml:space="preserve">Đối với các thuộc tính dạng phân loại như Giới tính, Dân tộc và Trạng thái, tiến hành thống kê các giá trị xuất hiện trong từng thuộc tính.</w:t>
+      </w:r>
+    </w:p>
+    <w:p>
+      <w:pPr>
+        <w:numPr>
+          <w:ilvl w:val="0"/>
+          <w:numId w:val="18"/>
+        </w:numPr>
+        <w:spacing w:after="0" w:afterAutospacing="0" w:before="0" w:beforeAutospacing="0" w:lineRule="auto"/>
+        <w:ind w:left="720" w:hanging="360"/>
+      </w:pPr>
+      <w:r>
+        <w:rPr>
+          <w:rtl w:val="0"/>
+        </w:rPr>
+        <w:t xml:space="preserve">Việc kiểm tra nhằm phát hiện các giá trị không thống nhất về cách ghi nhận, chẳng hạn như cùng một nhóm đối tượng nhưng được biểu diễn bằng nhiều cách khác nhau. Kết quả kiểm tra là cơ sở để chuẩn hóa các giá trị trước khi thực hiện phân tích dữ liệu.</w:t>
+      </w:r>
+    </w:p>
+    <w:p>
+      <w:pPr>
+        <w:numPr>
+          <w:ilvl w:val="0"/>
+          <w:numId w:val="18"/>
+        </w:numPr>
+        <w:spacing w:after="240" w:before="0" w:beforeAutospacing="0" w:lineRule="auto"/>
+        <w:ind w:left="720" w:hanging="360"/>
+      </w:pPr>
+      <w:r>
+        <w:rPr>
+          <w:rtl w:val="0"/>
+        </w:rPr>
+        <w:t xml:space="preserve">Đối với thuộc tính Trạng thái, việc thống kê các giá trị còn giúp xác định tình trạng học sinh trong từng học kỳ, từ đó có thể sử dụng cho các phân tích về biến động số lượng học sinh trong các giai đoạn tiếp theo.</w:t>
+      </w:r>
+    </w:p>
+    <w:p>
+      <w:pPr>
+        <w:pStyle w:val="Heading1"/>
+        <w:numPr>
+          <w:ilvl w:val="0"/>
+          <w:numId w:val="4"/>
+        </w:numPr>
+        <w:spacing w:after="240" w:before="240" w:lineRule="auto"/>
+      </w:pPr>
+      <w:bookmarkStart w:colFirst="0" w:colLast="0" w:name="_e5aanieuqvhy" w:id="39"/>
+      <w:bookmarkEnd w:id="39"/>
+      <w:r>
+        <w:rPr>
+          <w:rtl w:val="0"/>
+        </w:rPr>
+        <w:t xml:space="preserve">Tiền xử lý dữ liệu</w:t>
+      </w:r>
+    </w:p>
+    <w:p>
+      <w:pPr>
+        <w:pStyle w:val="Heading2"/>
+        <w:numPr>
+          <w:ilvl w:val="0"/>
+          <w:numId w:val="21"/>
+        </w:numPr>
+        <w:spacing w:after="0" w:afterAutospacing="0"/>
+        <w:ind w:left="720" w:hanging="360"/>
+        <w:rPr/>
+      </w:pPr>
+      <w:bookmarkStart w:colFirst="0" w:colLast="0" w:name="_t9takhfs01xh" w:id="40"/>
+      <w:bookmarkEnd w:id="40"/>
+      <w:r>
+        <w:rPr>
+          <w:rtl w:val="0"/>
+        </w:rPr>
+        <w:t xml:space="preserve">Loại bỏ dữ liệu không hợp lệ và thuộc tính không sử dụng </w:t>
       </w:r>
     </w:p>
     <w:p>
@@ -3364,14 +4737,15 @@
           <w:ilvl w:val="0"/>
           <w:numId w:val="20"/>
         </w:numPr>
-        <w:spacing w:after="0" w:afterAutospacing="0" w:before="0" w:beforeAutospacing="0" w:line="276" w:lineRule="auto"/>
-        <w:ind w:left="1440" w:hanging="360"/>
-      </w:pPr>
-      <w:r>
-        <w:rPr>
-          <w:rtl w:val="0"/>
-        </w:rPr>
-        <w:t xml:space="preserve">Chuẩn hóa định dạng ngày tháng, văn bản và kiểu dữ liệu.</w:t>
+        <w:spacing w:after="0" w:afterAutospacing="0" w:before="0" w:beforeAutospacing="0" w:lineRule="auto"/>
+        <w:ind w:left="720" w:hanging="360"/>
+        <w:rPr/>
+      </w:pPr>
+      <w:r>
+        <w:rPr>
+          <w:rtl w:val="0"/>
+        </w:rPr>
+        <w:t xml:space="preserve">Qua quá trình khám phá dữ liệu, nhận thấy một số dòng trong các tệp không chứa thông tin học sinh. Các dòng này thường phát sinh do cấu trúc biểu mẫu Excel có các dòng trống hoặc phần thông tin ngoài bảng dữ liệu.</w:t>
       </w:r>
     </w:p>
     <w:p>
@@ -3380,14 +4754,15 @@
           <w:ilvl w:val="0"/>
           <w:numId w:val="20"/>
         </w:numPr>
-        <w:spacing w:after="0" w:afterAutospacing="0" w:before="0" w:beforeAutospacing="0" w:line="276" w:lineRule="auto"/>
-        <w:ind w:left="1440" w:hanging="360"/>
-      </w:pPr>
-      <w:r>
-        <w:rPr>
-          <w:rtl w:val="0"/>
-        </w:rPr>
-        <w:t xml:space="preserve">Loại bỏ khoảng trắng hoặc ký tự không cần thiết.</w:t>
+        <w:spacing w:after="0" w:afterAutospacing="0" w:before="0" w:beforeAutospacing="0" w:lineRule="auto"/>
+        <w:ind w:left="720" w:hanging="360"/>
+        <w:rPr/>
+      </w:pPr>
+      <w:r>
+        <w:rPr>
+          <w:rtl w:val="0"/>
+        </w:rPr>
+        <w:t xml:space="preserve">Do Họ tên là thuộc tính cơ bản để xác định một bản ghi học sinh, các dòng không có thông tin tại thuộc tính này được loại bỏ.</w:t>
       </w:r>
     </w:p>
     <w:p>
@@ -3396,198 +4771,165 @@
           <w:ilvl w:val="0"/>
           <w:numId w:val="20"/>
         </w:numPr>
-        <w:spacing w:after="0" w:afterAutospacing="0" w:before="0" w:beforeAutospacing="0" w:line="276" w:lineRule="auto"/>
-        <w:ind w:left="1440" w:hanging="360"/>
-      </w:pPr>
-      <w:r>
-        <w:rPr>
-          <w:rtl w:val="0"/>
-        </w:rPr>
-        <w:t xml:space="preserve">Chuyển đổi kiểu dữ liệu sang dạng số hoặc ngày tháng.</w:t>
-      </w:r>
-    </w:p>
-    <w:p>
-      <w:pPr>
+        <w:spacing w:after="0" w:afterAutospacing="0" w:before="0" w:beforeAutospacing="0" w:lineRule="auto"/>
+        <w:ind w:left="720" w:hanging="360"/>
+        <w:rPr/>
+      </w:pPr>
+      <w:r>
+        <w:rPr>
+          <w:rtl w:val="0"/>
+        </w:rPr>
+        <w:t xml:space="preserve">Bên cạnh đó, thuộc tính Học song ngữ có tỷ lệ thiếu 100% trong các tệp dữ liệu và không thuộc phạm vi phân tích của đề tài. Vì vậy, thuộc tính này được loại bỏ.</w:t>
+      </w:r>
+    </w:p>
+    <w:p>
+      <w:pPr>
+        <w:pStyle w:val="Heading2"/>
         <w:numPr>
           <w:ilvl w:val="0"/>
-          <w:numId w:val="20"/>
+          <w:numId w:val="21"/>
         </w:numPr>
-        <w:spacing w:after="0" w:afterAutospacing="0" w:before="0" w:beforeAutospacing="0" w:line="276" w:lineRule="auto"/>
-        <w:ind w:left="1440" w:hanging="360"/>
-      </w:pPr>
-      <w:r>
-        <w:rPr>
-          <w:rtl w:val="0"/>
-        </w:rPr>
-        <w:t xml:space="preserve">Tạo thêm các trường dữ liệu mới phục vụ phân tích, chẳng hạn như tính tuổi từ ngày sinh hoặc phân nhóm dữ liệu theo tiêu chí phù hợp.</w:t>
-      </w:r>
-    </w:p>
-    <w:p>
-      <w:pPr>
-        <w:pStyle w:val="Heading1"/>
-        <w:numPr>
-          <w:ilvl w:val="0"/>
-          <w:numId w:val="7"/>
-        </w:numPr>
-        <w:spacing w:after="0" w:afterAutospacing="0" w:before="0" w:beforeAutospacing="0" w:line="276" w:lineRule="auto"/>
+        <w:spacing w:before="0" w:beforeAutospacing="0"/>
         <w:ind w:left="720" w:hanging="360"/>
+      </w:pPr>
+      <w:bookmarkStart w:colFirst="0" w:colLast="0" w:name="_f3kfacsgnghr" w:id="41"/>
+      <w:bookmarkEnd w:id="41"/>
+      <w:r>
+        <w:rPr>
+          <w:rtl w:val="0"/>
+        </w:rPr>
+        <w:t xml:space="preserve">Chuẩn hóa kiểu dữ liệu </w:t>
+      </w:r>
+    </w:p>
+    <w:p>
+      <w:pPr>
+        <w:pStyle w:val="Heading3"/>
         <w:rPr/>
       </w:pPr>
-      <w:bookmarkStart w:colFirst="0" w:colLast="0" w:name="_aw7zldxuzi0b" w:id="27"/>
-      <w:bookmarkEnd w:id="27"/>
-      <w:r>
-        <w:rPr>
-          <w:rtl w:val="0"/>
-        </w:rPr>
-        <w:t xml:space="preserve">Trực quan hóa dữ liệu </w:t>
-      </w:r>
-    </w:p>
-    <w:p>
-      <w:pPr>
-        <w:numPr>
-          <w:ilvl w:val="0"/>
-          <w:numId w:val="11"/>
-        </w:numPr>
-        <w:spacing w:line="276" w:lineRule="auto"/>
-        <w:ind w:left="720" w:hanging="360"/>
-      </w:pPr>
-      <w:r>
-        <w:rPr>
-          <w:rtl w:val="0"/>
-        </w:rPr>
-        <w:t xml:space="preserve">Dashboard: Dashboard là bảng điều khiển trực quan dùng để tổng hợp các biểu đồ, bảng thống kê và các chỉ số quan trọng trên cùng một giao diện. Dashboard giúp người quản lý nhanh chóng theo dõi tình hình dữ liệu và hỗ trợ quá trình tra cứu thông tin. </w:t>
-      </w:r>
-    </w:p>
-    <w:p>
-      <w:pPr>
-        <w:numPr>
-          <w:ilvl w:val="0"/>
-          <w:numId w:val="11"/>
-        </w:numPr>
-        <w:spacing w:line="276" w:lineRule="auto"/>
-        <w:ind w:left="720" w:hanging="360"/>
-      </w:pPr>
-      <w:r>
-        <w:rPr>
-          <w:rtl w:val="0"/>
-        </w:rPr>
-        <w:t xml:space="preserve">Power BI: Microsoft Power BI là công cụ phân tích và trực quan hóa dữ liệu do Microsoft phát triển. Power BI cho phép kết nối dữ liệu từ nhiều nguồn khác nhau, xây dựng mô hình dữ liệu và thiết kế các Dashboard tương tác phục vụ công tác quản lý. Trong đề tài này, Power BI được sử dụng để trực quan hóa dữ liệu học sinh lớp 6 sau khi dữ liệu đã được xử lý bằng Python.</w:t>
-      </w:r>
-    </w:p>
-    <w:p>
-      <w:pPr>
-        <w:numPr>
-          <w:ilvl w:val="0"/>
-          <w:numId w:val="11"/>
-        </w:numPr>
-        <w:spacing w:after="0" w:afterAutospacing="0" w:line="276" w:lineRule="auto"/>
-        <w:ind w:left="720" w:hanging="360"/>
-      </w:pPr>
-      <w:r>
-        <w:rPr>
-          <w:rtl w:val="0"/>
-        </w:rPr>
-        <w:t xml:space="preserve">Biểu đồ: </w:t>
-      </w:r>
-    </w:p>
-    <w:p>
-      <w:pPr>
-        <w:numPr>
-          <w:ilvl w:val="0"/>
-          <w:numId w:val="14"/>
-        </w:numPr>
-        <w:spacing w:after="0" w:afterAutospacing="0" w:before="0" w:beforeAutospacing="0" w:line="276" w:lineRule="auto"/>
-        <w:ind w:left="1440" w:hanging="360"/>
-      </w:pPr>
-      <w:r>
-        <w:rPr>
-          <w:rtl w:val="0"/>
-        </w:rPr>
-        <w:t xml:space="preserve">Biểu đồ cột (Column Chart): So sánh số lượng giữa các nhóm dữ liệu.</w:t>
-      </w:r>
-    </w:p>
-    <w:p>
-      <w:pPr>
-        <w:numPr>
-          <w:ilvl w:val="0"/>
-          <w:numId w:val="14"/>
-        </w:numPr>
-        <w:spacing w:after="0" w:afterAutospacing="0" w:before="0" w:beforeAutospacing="0" w:line="276" w:lineRule="auto"/>
-        <w:ind w:left="1440" w:hanging="360"/>
-      </w:pPr>
-      <w:r>
-        <w:rPr>
-          <w:rtl w:val="0"/>
-        </w:rPr>
-        <w:t xml:space="preserve">Biểu đồ thanh (Bar Chart): So sánh dữ liệu theo nhiều danh mục.</w:t>
-      </w:r>
-    </w:p>
-    <w:p>
-      <w:pPr>
-        <w:numPr>
-          <w:ilvl w:val="0"/>
-          <w:numId w:val="14"/>
-        </w:numPr>
-        <w:spacing w:after="0" w:afterAutospacing="0" w:before="0" w:beforeAutospacing="0" w:line="276" w:lineRule="auto"/>
-        <w:ind w:left="1440" w:hanging="360"/>
-      </w:pPr>
-      <w:r>
-        <w:rPr>
-          <w:rtl w:val="0"/>
-        </w:rPr>
-        <w:t xml:space="preserve">Biểu đồ tròn (Pie Chart): Thể hiện cơ cấu hoặc tỷ lệ phần trăm của từng nhóm dữ liệu.</w:t>
-      </w:r>
-    </w:p>
-    <w:p>
-      <w:pPr>
-        <w:numPr>
-          <w:ilvl w:val="0"/>
-          <w:numId w:val="14"/>
-        </w:numPr>
-        <w:spacing w:after="0" w:afterAutospacing="0" w:before="0" w:beforeAutospacing="0" w:line="276" w:lineRule="auto"/>
-        <w:ind w:left="1440" w:hanging="360"/>
-      </w:pPr>
-      <w:r>
-        <w:rPr>
-          <w:rtl w:val="0"/>
-        </w:rPr>
-        <w:t xml:space="preserve">Biểu đồ đường (Line Chart): Thể hiện xu hướng biến động của dữ liệu theo thời gian.</w:t>
-      </w:r>
-    </w:p>
-    <w:p>
-      <w:pPr>
-        <w:numPr>
-          <w:ilvl w:val="0"/>
-          <w:numId w:val="14"/>
-        </w:numPr>
-        <w:spacing w:after="0" w:afterAutospacing="0" w:before="0" w:beforeAutospacing="0" w:line="276" w:lineRule="auto"/>
-        <w:ind w:left="1440" w:hanging="360"/>
-      </w:pPr>
-      <w:r>
-        <w:rPr>
-          <w:rtl w:val="0"/>
-        </w:rPr>
-        <w:t xml:space="preserve">Bảng (Table/Matrix): Hiển thị dữ liệu chi tiết và phục vụ tra cứu thông tin.</w:t>
-      </w:r>
-    </w:p>
-    <w:p>
-      <w:pPr>
-        <w:pStyle w:val="Heading1"/>
-        <w:numPr>
-          <w:ilvl w:val="0"/>
-          <w:numId w:val="7"/>
-        </w:numPr>
-        <w:spacing w:after="0" w:afterAutospacing="0" w:before="0" w:beforeAutospacing="0" w:line="276" w:lineRule="auto"/>
-        <w:ind w:left="720" w:hanging="360"/>
+      <w:bookmarkStart w:colFirst="0" w:colLast="0" w:name="_7duwrxs9rvik" w:id="42"/>
+      <w:bookmarkEnd w:id="42"/>
+      <w:r>
+        <w:rPr>
+          <w:rtl w:val="0"/>
+        </w:rPr>
+        <w:t xml:space="preserve">Chuẩn hóa STT và mã định danh </w:t>
+      </w:r>
+    </w:p>
+    <w:p>
+      <w:pPr>
+        <w:keepNext w:val="0"/>
+        <w:keepLines w:val="0"/>
+        <w:pageBreakBefore w:val="0"/>
+        <w:widowControl w:val="1"/>
+        <w:pBdr>
+          <w:top w:space="0" w:sz="0" w:val="nil"/>
+          <w:left w:space="0" w:sz="0" w:val="nil"/>
+          <w:bottom w:space="0" w:sz="0" w:val="nil"/>
+          <w:right w:space="0" w:sz="0" w:val="nil"/>
+          <w:between w:space="0" w:sz="0" w:val="nil"/>
+        </w:pBdr>
+        <w:shd w:fill="auto" w:val="clear"/>
+        <w:spacing w:after="240" w:before="240" w:line="360" w:lineRule="auto"/>
+        <w:ind w:left="0" w:right="0" w:firstLine="0"/>
+        <w:jc w:val="left"/>
         <w:rPr/>
       </w:pPr>
-      <w:bookmarkStart w:colFirst="0" w:colLast="0" w:name="_mp1m32caktva" w:id="28"/>
-      <w:bookmarkEnd w:id="28"/>
-      <w:r>
-        <w:rPr>
-          <w:rtl w:val="0"/>
-        </w:rPr>
-        <w:t xml:space="preserve">Giới thiệu công cụ </w:t>
+      <w:r>
+        <w:rPr>
+          <w:rtl w:val="0"/>
+        </w:rPr>
+        <w:t xml:space="preserve">Cột STT được chuyển sang kiểu </w:t>
+      </w:r>
+      <w:r>
+        <w:rPr>
+          <w:rtl w:val="0"/>
+        </w:rPr>
+        <w:t xml:space="preserve">Int64</w:t>
+      </w:r>
+      <w:r>
+        <w:rPr>
+          <w:rtl w:val="0"/>
+        </w:rPr>
+        <w:t xml:space="preserve"> nhằm biểu diễn đúng bản chất là số thứ tự và hỗ trợ xử lý giá trị thiếu.</w:t>
+      </w:r>
+    </w:p>
+    <w:p>
+      <w:pPr>
+        <w:keepNext w:val="0"/>
+        <w:keepLines w:val="0"/>
+        <w:pageBreakBefore w:val="0"/>
+        <w:widowControl w:val="1"/>
+        <w:pBdr>
+          <w:top w:space="0" w:sz="0" w:val="nil"/>
+          <w:left w:space="0" w:sz="0" w:val="nil"/>
+          <w:bottom w:space="0" w:sz="0" w:val="nil"/>
+          <w:right w:space="0" w:sz="0" w:val="nil"/>
+          <w:between w:space="0" w:sz="0" w:val="nil"/>
+        </w:pBdr>
+        <w:shd w:fill="auto" w:val="clear"/>
+        <w:spacing w:after="240" w:before="240" w:line="360" w:lineRule="auto"/>
+        <w:ind w:left="0" w:right="0" w:firstLine="0"/>
+        <w:jc w:val="left"/>
+        <w:rPr/>
+      </w:pPr>
+      <w:r>
+        <w:rPr>
+          <w:rtl w:val="0"/>
+        </w:rPr>
+        <w:t xml:space="preserve">Đối với Mã định danh Bộ GD&amp;ĐT, dữ liệu ban đầu được nhận diện dưới dạng số thực. Vì mã định danh không mang ý nghĩa tính toán và cần bảo toàn đầy đủ các chữ số, thuộc tính này được chuyển sang kiểu chuỗi.</w:t>
+      </w:r>
+    </w:p>
+    <w:p>
+      <w:pPr>
+        <w:keepNext w:val="0"/>
+        <w:keepLines w:val="0"/>
+        <w:pageBreakBefore w:val="0"/>
+        <w:widowControl w:val="1"/>
+        <w:pBdr>
+          <w:top w:space="0" w:sz="0" w:val="nil"/>
+          <w:left w:space="0" w:sz="0" w:val="nil"/>
+          <w:bottom w:space="0" w:sz="0" w:val="nil"/>
+          <w:right w:space="0" w:sz="0" w:val="nil"/>
+          <w:between w:space="0" w:sz="0" w:val="nil"/>
+        </w:pBdr>
+        <w:shd w:fill="auto" w:val="clear"/>
+        <w:spacing w:after="240" w:before="240" w:line="360" w:lineRule="auto"/>
+        <w:ind w:left="0" w:right="0" w:firstLine="0"/>
+        <w:jc w:val="left"/>
+        <w:rPr/>
+      </w:pPr>
+      <w:r>
+        <w:rPr>
+          <w:rtl w:val="0"/>
+        </w:rPr>
+        <w:t xml:space="preserve">Đồng thời, mã định danh được chuẩn hóa về độ dài 11 ký tự bằng phương thức </w:t>
+      </w:r>
+      <w:r>
+        <w:rPr>
+          <w:rtl w:val="0"/>
+        </w:rPr>
+        <w:t xml:space="preserve">zfill(11)</w:t>
+      </w:r>
+      <w:r>
+        <w:rPr>
+          <w:rtl w:val="0"/>
+        </w:rPr>
+        <w:t xml:space="preserve"> nhằm bổ sung số 0 ở đầu đối với các mã chưa đủ độ dài.</w:t>
+      </w:r>
+    </w:p>
+    <w:p>
+      <w:pPr>
+        <w:pStyle w:val="Heading3"/>
+        <w:spacing w:after="240" w:before="240" w:lineRule="auto"/>
+        <w:rPr/>
+      </w:pPr>
+      <w:bookmarkStart w:colFirst="0" w:colLast="0" w:name="_ua86yzstkb3q" w:id="43"/>
+      <w:bookmarkEnd w:id="43"/>
+      <w:r>
+        <w:rPr>
+          <w:rtl w:val="0"/>
+        </w:rPr>
+        <w:t xml:space="preserve">Chuẩn hóa thông tin dạng văn bản </w:t>
       </w:r>
     </w:p>
     <w:p>
@@ -3596,250 +4938,225 @@
           <w:ilvl w:val="0"/>
           <w:numId w:val="2"/>
         </w:numPr>
-        <w:spacing w:line="276" w:lineRule="auto"/>
         <w:ind w:left="720" w:hanging="360"/>
-      </w:pPr>
-      <w:r>
-        <w:rPr>
-          <w:rtl w:val="0"/>
-        </w:rPr>
-        <w:t xml:space="preserve">Python: Python là ngôn ngữ lập trình bậc cao, mã nguồn mở, được sử dụng rộng rãi trong lĩnh vực khoa học dữ liệu và phân tích dữ liệu nhờ cú pháp đơn giản, dễ học và hệ sinh thái thư viện phong phú. </w:t>
-      </w:r>
-    </w:p>
-    <w:p>
-      <w:pPr>
-        <w:numPr>
-          <w:ilvl w:val="0"/>
-          <w:numId w:val="2"/>
-        </w:numPr>
-        <w:spacing w:line="276" w:lineRule="auto"/>
-        <w:ind w:left="720" w:hanging="360"/>
-      </w:pPr>
-      <w:r>
-        <w:rPr>
-          <w:rtl w:val="0"/>
-        </w:rPr>
-        <w:t xml:space="preserve">Pandas: Pandas là thư viện hỗ trợ đọc, xử lý và phân tích dữ liệu dạng bảng. Pandas cung cấp hai cấu trúc dữ liệu chính là Series và DataFrame, đồng thời hỗ trợ đọc dữ liệu từ nhiều định dạng như Excel, CSV và thực hiện các thao tác lọc, nhóm, tổng hợp dữ liệu. </w:t>
-      </w:r>
-    </w:p>
-    <w:p>
-      <w:pPr>
-        <w:numPr>
-          <w:ilvl w:val="0"/>
-          <w:numId w:val="2"/>
-        </w:numPr>
-        <w:spacing w:line="276" w:lineRule="auto"/>
-        <w:ind w:left="720" w:hanging="360"/>
-      </w:pPr>
-      <w:r>
-        <w:rPr>
-          <w:rtl w:val="0"/>
-        </w:rPr>
-        <w:t xml:space="preserve">Numpy: NumPy là thư viện tính toán số học trong Python, cung cấp cấu trúc mảng đa chiều (</w:t>
-      </w:r>
-      <w:r>
-        <w:rPr>
-          <w:i w:val="1"/>
-          <w:iCs w:val="1"/>
-          <w:rtl w:val="0"/>
-        </w:rPr>
-        <w:t xml:space="preserve">ndarray</w:t>
-      </w:r>
-      <w:r>
-        <w:rPr>
-          <w:rtl w:val="0"/>
-        </w:rPr>
-        <w:t xml:space="preserve">) và nhiều hàm toán học phục vụ xử lý dữ liệu với hiệu suất cao. </w:t>
-      </w:r>
-    </w:p>
-    <w:p>
-      <w:pPr>
-        <w:numPr>
-          <w:ilvl w:val="0"/>
-          <w:numId w:val="2"/>
-        </w:numPr>
-        <w:spacing w:line="276" w:lineRule="auto"/>
-        <w:ind w:left="720" w:hanging="360"/>
-      </w:pPr>
-      <w:r>
-        <w:rPr>
-          <w:rtl w:val="0"/>
-        </w:rPr>
-        <w:t xml:space="preserve">Matplotlib: Matplotlib là thư viện trực quan hóa dữ liệu cơ bản trong Python, cho phép xây dựng nhiều loại biểu đồ khác nhau và tùy chỉnh linh hoạt các thành phần hiển thị. </w:t>
-      </w:r>
-    </w:p>
-    <w:p>
-      <w:pPr>
-        <w:numPr>
-          <w:ilvl w:val="0"/>
-          <w:numId w:val="2"/>
-        </w:numPr>
-        <w:spacing w:line="276" w:lineRule="auto"/>
-        <w:ind w:left="720" w:hanging="360"/>
-      </w:pPr>
-      <w:r>
-        <w:rPr>
-          <w:rtl w:val="0"/>
-        </w:rPr>
-        <w:t xml:space="preserve">Seaborn: Seaborn được xây dựng dựa trên Matplotlib, hỗ trợ trực quan hóa dữ liệu thống kê với giao diện đẹp và dễ sử dụng. Thư viện này cung cấp nhiều loại biểu đồ như Histogram, Boxplot, Heatmap và các biểu đồ thống kê khác. </w:t>
-      </w:r>
-    </w:p>
-    <w:p>
-      <w:pPr>
-        <w:numPr>
-          <w:ilvl w:val="0"/>
-          <w:numId w:val="2"/>
-        </w:numPr>
-        <w:spacing w:line="276" w:lineRule="auto"/>
-        <w:ind w:left="720" w:hanging="360"/>
-      </w:pPr>
-      <w:r>
-        <w:rPr>
-          <w:rtl w:val="0"/>
-        </w:rPr>
-        <w:t xml:space="preserve">Microsoft Excel: Microsoft Excel được sử dụng để kiểm tra dữ liệu ban đầu, đối chiếu thông tin, thực hiện một số thao tác xử lý dữ liệu đơn giản và hỗ trợ xuất nhập dữ liệu trước khi tiến hành xử lý bằng Python.</w:t>
-      </w:r>
-    </w:p>
-    <w:p>
-      <w:pPr>
-        <w:numPr>
-          <w:ilvl w:val="0"/>
-          <w:numId w:val="2"/>
-        </w:numPr>
-        <w:spacing w:line="276" w:lineRule="auto"/>
-        <w:ind w:left="720" w:hanging="360"/>
-      </w:pPr>
-      <w:r>
-        <w:rPr>
-          <w:rtl w:val="0"/>
-        </w:rPr>
-        <w:t xml:space="preserve">Power BI: Microsoft Power BI là công cụ trực quan hóa dữ liệu chuyên nghiệp, cho phép kết nối với tập dữ liệu đã được xử lý, xây dựng Dashboard và các báo cáo tương tác. Trong đề tài này, Power BI được sử dụng để trực quan hóa dữ liệu học sinh lớp 6, hỗ trợ công tác thống kê và quản lý tại Trường THCS Long Hòa. </w:t>
-      </w:r>
-      <w:r>
-        <w:rPr>
-          <w:rtl w:val="0"/>
-        </w:rPr>
-      </w:r>
-    </w:p>
-    <w:p>
-      <w:pPr>
-        <w:pStyle w:val="Heading1"/>
-        <w:numPr>
-          <w:ilvl w:val="0"/>
-          <w:numId w:val="7"/>
-        </w:numPr>
-        <w:spacing w:after="120" w:afterAutospacing="0"/>
-        <w:ind w:left="720" w:hanging="360"/>
-      </w:pPr>
-      <w:bookmarkStart w:colFirst="0" w:colLast="0" w:name="_un1blzkvkue7" w:id="29"/>
-      <w:bookmarkEnd w:id="29"/>
-      <w:r>
-        <w:rPr>
-          <w:rtl w:val="0"/>
-        </w:rPr>
-        <w:t xml:space="preserve">Bảo mật và quyền riêng tư dữ liệu học sinh: </w:t>
-      </w:r>
-    </w:p>
-    <w:p>
-      <w:pPr>
+        <w:rPr>
+          <w:u w:val="none"/>
+        </w:rPr>
+      </w:pPr>
+      <w:r>
+        <w:rPr>
+          <w:rtl w:val="0"/>
+        </w:rPr>
+        <w:t xml:space="preserve">Các thuộc tính </w:t>
+      </w:r>
+      <w:r>
+        <w:rPr>
+          <w:rtl w:val="0"/>
+        </w:rPr>
+        <w:t xml:space="preserve">Họ tên, Giới tính, Dân tộc, SĐT liên hệ và Trạng thái</w:t>
+      </w:r>
+      <w:r>
+        <w:rPr>
+          <w:rtl w:val="0"/>
+        </w:rPr>
+        <w:t xml:space="preserve"> được chuyển sang kiểu dữ liệu chuỗi (</w:t>
+      </w:r>
+      <w:r>
+        <w:rPr>
+          <w:rtl w:val="0"/>
+        </w:rPr>
+        <w:t xml:space="preserve">string</w:t>
+      </w:r>
+      <w:r>
+        <w:rPr>
+          <w:rtl w:val="0"/>
+        </w:rPr>
+        <w:t xml:space="preserve">) nhằm đảm bảo tính nhất quán trong quá trình xử lý và phân tích. </w:t>
+      </w:r>
+    </w:p>
+    <w:p>
+      <w:pPr>
+        <w:pStyle w:val="Heading3"/>
+        <w:rPr/>
+      </w:pPr>
+      <w:bookmarkStart w:colFirst="0" w:colLast="0" w:name="_cccmh8arklj6" w:id="44"/>
+      <w:bookmarkEnd w:id="44"/>
+      <w:r>
+        <w:rPr>
+          <w:rtl w:val="0"/>
+        </w:rPr>
+        <w:t xml:space="preserve">Chuẩn hóa ngày sinh</w:t>
+      </w:r>
+    </w:p>
+    <w:p>
+      <w:pPr>
+        <w:keepNext w:val="0"/>
+        <w:keepLines w:val="0"/>
+        <w:pageBreakBefore w:val="0"/>
+        <w:widowControl w:val="1"/>
         <w:numPr>
           <w:ilvl w:val="0"/>
           <w:numId w:val="6"/>
         </w:numPr>
-        <w:spacing w:after="0" w:afterAutospacing="0" w:before="120" w:beforeAutospacing="0" w:lineRule="auto"/>
-        <w:ind w:left="720" w:hanging="360"/>
-      </w:pPr>
-      <w:r>
-        <w:rPr>
-          <w:rtl w:val="0"/>
-        </w:rPr>
-        <w:t xml:space="preserve">Dữ liệu học sinh là loại dữ liệu cần được quản lý và bảo vệ trong quá trình thu thập, xử lý và khai thác. Trong quá trình thực hiện đề tài, em chỉ sử dụng dữ liệu trong phạm vi được đơn vị thực tập cho phép và phục vụ mục đích thực tập, nghiên cứu.</w:t>
-      </w:r>
-    </w:p>
-    <w:p>
-      <w:pPr>
+        <w:pBdr>
+          <w:top w:space="0" w:sz="0" w:val="nil"/>
+          <w:left w:space="0" w:sz="0" w:val="nil"/>
+          <w:bottom w:space="0" w:sz="0" w:val="nil"/>
+          <w:right w:space="0" w:sz="0" w:val="nil"/>
+          <w:between w:space="0" w:sz="0" w:val="nil"/>
+        </w:pBdr>
+        <w:shd w:fill="auto" w:val="clear"/>
+        <w:spacing w:after="0" w:afterAutospacing="0" w:before="240" w:line="360" w:lineRule="auto"/>
+        <w:ind w:left="720" w:right="0" w:hanging="360"/>
+        <w:jc w:val="left"/>
+      </w:pPr>
+      <w:r>
+        <w:rPr>
+          <w:rtl w:val="0"/>
+        </w:rPr>
+        <w:t xml:space="preserve">Thuộc tính </w:t>
+      </w:r>
+      <w:r>
+        <w:rPr>
+          <w:rtl w:val="0"/>
+        </w:rPr>
+        <w:t xml:space="preserve">Ngày sinh</w:t>
+      </w:r>
+      <w:r>
+        <w:rPr>
+          <w:rtl w:val="0"/>
+        </w:rPr>
+        <w:t xml:space="preserve"> được chuyển đổi từ dạng văn bản sang kiểu dữ liệu ngày tháng (</w:t>
+      </w:r>
+      <w:r>
+        <w:rPr>
+          <w:rtl w:val="0"/>
+        </w:rPr>
+        <w:t xml:space="preserve">datetime64</w:t>
+      </w:r>
+      <w:r>
+        <w:rPr>
+          <w:rtl w:val="0"/>
+        </w:rPr>
+        <w:t xml:space="preserve">). Định dạng ngày được xác định theo dạng ngày/tháng/năm (</w:t>
+      </w:r>
+      <w:r>
+        <w:rPr>
+          <w:rtl w:val="0"/>
+        </w:rPr>
+        <w:t xml:space="preserve">%d/%m/%Y</w:t>
+      </w:r>
+      <w:r>
+        <w:rPr>
+          <w:rtl w:val="0"/>
+        </w:rPr>
+        <w:t xml:space="preserve">).</w:t>
+      </w:r>
+    </w:p>
+    <w:p>
+      <w:pPr>
+        <w:keepNext w:val="0"/>
+        <w:keepLines w:val="0"/>
+        <w:pageBreakBefore w:val="0"/>
+        <w:widowControl w:val="1"/>
         <w:numPr>
           <w:ilvl w:val="0"/>
           <w:numId w:val="6"/>
         </w:numPr>
-        <w:spacing w:after="0" w:afterAutospacing="0" w:before="0" w:beforeAutospacing="0" w:lineRule="auto"/>
-        <w:ind w:left="720" w:hanging="360"/>
-      </w:pPr>
-      <w:r>
-        <w:rPr>
-          <w:rtl w:val="0"/>
-        </w:rPr>
-        <w:t xml:space="preserve">Khi xây dựng các bảng thống kê và báo cáo trực quan, em cũng hạn chế việc hiển thị các thông tin cá nhân không cần thiết. Các dữ liệu có tính nhận dạng như họ tên, mã định danh hoặc số điện thoại cần được bảo vệ và chỉ sử dụng khi có yêu cầu phù hợp.</w:t>
+        <w:pBdr>
+          <w:top w:space="0" w:sz="0" w:val="nil"/>
+          <w:left w:space="0" w:sz="0" w:val="nil"/>
+          <w:bottom w:space="0" w:sz="0" w:val="nil"/>
+          <w:right w:space="0" w:sz="0" w:val="nil"/>
+          <w:between w:space="0" w:sz="0" w:val="nil"/>
+        </w:pBdr>
+        <w:shd w:fill="auto" w:val="clear"/>
+        <w:spacing w:after="240" w:before="0" w:beforeAutospacing="0" w:line="360" w:lineRule="auto"/>
+        <w:ind w:left="720" w:right="0" w:hanging="360"/>
+        <w:jc w:val="left"/>
+      </w:pPr>
+      <w:r>
+        <w:rPr>
+          <w:rtl w:val="0"/>
+        </w:rPr>
+        <w:t xml:space="preserve">Trong quá trình chuyển đổi, các giá trị không hợp lệ được chuyển thành giá trị thiếu (</w:t>
+      </w:r>
+      <w:r>
+        <w:rPr>
+          <w:rtl w:val="0"/>
+        </w:rPr>
+        <w:t xml:space="preserve">NaT</w:t>
+      </w:r>
+      <w:r>
+        <w:rPr>
+          <w:rtl w:val="0"/>
+        </w:rPr>
+        <w:t xml:space="preserve">) để có thể tiếp tục kiểm tra và xử lý.</w:t>
+      </w:r>
+    </w:p>
+    <w:p>
+      <w:pPr>
+        <w:pStyle w:val="Heading3"/>
+        <w:rPr/>
+      </w:pPr>
+      <w:bookmarkStart w:colFirst="0" w:colLast="0" w:name="_v15vbsj5gxv4" w:id="45"/>
+      <w:bookmarkEnd w:id="45"/>
+      <w:r>
+        <w:rPr>
+          <w:rtl w:val="0"/>
+        </w:rPr>
+        <w:t xml:space="preserve">Chuẩn hóa số buổi học trên tuần </w:t>
       </w:r>
     </w:p>
     <w:p>
       <w:pPr>
         <w:numPr>
           <w:ilvl w:val="0"/>
-          <w:numId w:val="6"/>
+          <w:numId w:val="17"/>
         </w:numPr>
-        <w:spacing w:after="240" w:before="0" w:beforeAutospacing="0" w:lineRule="auto"/>
+        <w:spacing w:after="0" w:afterAutospacing="0"/>
         <w:ind w:left="720" w:hanging="360"/>
-      </w:pPr>
-      <w:r>
-        <w:rPr>
-          <w:rtl w:val="0"/>
-        </w:rPr>
-        <w:t xml:space="preserve">Việc quản lý dữ liệu cần đảm bảo nguyên tắc bảo mật, hạn chế quyền truy cập và không chia sẻ dữ liệu ngoài phạm vi nghiên cứu.</w:t>
-      </w:r>
-      <w:r>
-        <w:rPr>
-          <w:rtl w:val="0"/>
-        </w:rPr>
-      </w:r>
-    </w:p>
-    <w:p>
-      <w:pPr>
-        <w:pStyle w:val="Title"/>
-        <w:rPr/>
-      </w:pPr>
-      <w:bookmarkStart w:colFirst="0" w:colLast="0" w:name="_xp370250qfks" w:id="30"/>
-      <w:bookmarkEnd w:id="30"/>
-      <w:r>
-        <w:br w:type="page"/>
-      </w:r>
-      <w:r>
-        <w:rPr>
-          <w:rtl w:val="0"/>
-        </w:rPr>
-      </w:r>
-    </w:p>
-    <w:p>
-      <w:pPr>
-        <w:pStyle w:val="Title"/>
-        <w:rPr/>
-      </w:pPr>
-      <w:bookmarkStart w:colFirst="0" w:colLast="0" w:name="_nofp5kf182nd" w:id="31"/>
-      <w:bookmarkEnd w:id="31"/>
-      <w:r>
-        <w:rPr>
-          <w:rtl w:val="0"/>
-        </w:rPr>
-        <w:t xml:space="preserve">Chương 4: Phân tích và xử lý dữ liệu</w:t>
-      </w:r>
-    </w:p>
-    <w:p>
-      <w:pPr>
-        <w:pStyle w:val="Heading1"/>
+        <w:rPr>
+          <w:u w:val="none"/>
+        </w:rPr>
+      </w:pPr>
+      <w:r>
+        <w:rPr>
+          <w:rtl w:val="0"/>
+        </w:rPr>
+        <w:t xml:space="preserve">Thuộc tính </w:t>
+      </w:r>
+      <w:r>
+        <w:rPr>
+          <w:rtl w:val="0"/>
+        </w:rPr>
+        <w:t xml:space="preserve">Số buổi học trên tuần</w:t>
+      </w:r>
+      <w:r>
+        <w:rPr>
+          <w:rtl w:val="0"/>
+        </w:rPr>
+        <w:t xml:space="preserve"> ban đầu có thể chứa cả phần số và ký tự văn bản. Do mục đích phân tích chỉ cần giá trị số, tiến hành trích xuất phần chữ số và chuyển sang kiểu số nguyên. </w:t>
+      </w:r>
+    </w:p>
+    <w:p>
+      <w:pPr>
+        <w:pStyle w:val="Heading2"/>
         <w:numPr>
           <w:ilvl w:val="0"/>
-          <w:numId w:val="3"/>
+          <w:numId w:val="21"/>
         </w:numPr>
+        <w:spacing w:before="0" w:beforeAutospacing="0"/>
         <w:ind w:left="720" w:hanging="360"/>
         <w:rPr/>
       </w:pPr>
-      <w:bookmarkStart w:colFirst="0" w:colLast="0" w:name="_ct8czgc5avfm" w:id="32"/>
-      <w:bookmarkEnd w:id="32"/>
-      <w:r>
-        <w:rPr>
-          <w:rtl w:val="0"/>
-        </w:rPr>
-        <w:t xml:space="preserve">Giới thiệu tập dữ liệu </w:t>
+      <w:bookmarkStart w:colFirst="0" w:colLast="0" w:name="_p20caebf9cmz" w:id="46"/>
+      <w:bookmarkEnd w:id="46"/>
+      <w:r>
+        <w:rPr>
+          <w:rtl w:val="0"/>
+        </w:rPr>
+        <w:t xml:space="preserve">Thêm trường dữ liệu</w:t>
       </w:r>
     </w:p>
     <w:p>
@@ -3851,169 +5168,6 @@
         <w:rPr>
           <w:rtl w:val="0"/>
         </w:rPr>
-        <w:t xml:space="preserve">Tập dữ liệu được tổng hợp từ 8 file excel dữ liệu học sinh mỗi kỳ qua các năm học từ 2022-2023 đến 2025-2026 (dữ liệu năm 2026-2027 sẽ được cập nhật sau). Bộ dữ liệu bao gồm các thông tin được đơn vị thực tập cho phép sử dụng như:</w:t>
-      </w:r>
-    </w:p>
-    <w:p>
-      <w:pPr>
-        <w:numPr>
-          <w:ilvl w:val="0"/>
-          <w:numId w:val="13"/>
-        </w:numPr>
-        <w:spacing w:line="276" w:lineRule="auto"/>
-        <w:ind w:left="720" w:hanging="360"/>
-        <w:rPr>
-          <w:u w:val="none"/>
-        </w:rPr>
-      </w:pPr>
-      <w:r>
-        <w:rPr>
-          <w:rtl w:val="0"/>
-        </w:rPr>
-        <w:t xml:space="preserve">Số thứ tự (STT);</w:t>
-      </w:r>
-    </w:p>
-    <w:p>
-      <w:pPr>
-        <w:numPr>
-          <w:ilvl w:val="0"/>
-          <w:numId w:val="13"/>
-        </w:numPr>
-        <w:spacing w:line="276" w:lineRule="auto"/>
-        <w:ind w:left="720" w:hanging="360"/>
-        <w:rPr>
-          <w:u w:val="none"/>
-        </w:rPr>
-      </w:pPr>
-      <w:r>
-        <w:rPr>
-          <w:rtl w:val="0"/>
-        </w:rPr>
-        <w:t xml:space="preserve">Họ tên học sinh;</w:t>
-      </w:r>
-    </w:p>
-    <w:p>
-      <w:pPr>
-        <w:numPr>
-          <w:ilvl w:val="0"/>
-          <w:numId w:val="13"/>
-        </w:numPr>
-        <w:spacing w:line="276" w:lineRule="auto"/>
-        <w:ind w:left="720" w:hanging="360"/>
-        <w:rPr>
-          <w:u w:val="none"/>
-        </w:rPr>
-      </w:pPr>
-      <w:r>
-        <w:rPr>
-          <w:rtl w:val="0"/>
-        </w:rPr>
-        <w:t xml:space="preserve">Ngày sinh;</w:t>
-      </w:r>
-    </w:p>
-    <w:p>
-      <w:pPr>
-        <w:numPr>
-          <w:ilvl w:val="0"/>
-          <w:numId w:val="13"/>
-        </w:numPr>
-        <w:spacing w:line="276" w:lineRule="auto"/>
-        <w:ind w:left="720" w:hanging="360"/>
-        <w:rPr>
-          <w:u w:val="none"/>
-        </w:rPr>
-      </w:pPr>
-      <w:r>
-        <w:rPr>
-          <w:rtl w:val="0"/>
-        </w:rPr>
-        <w:t xml:space="preserve">Giới tính;</w:t>
-      </w:r>
-    </w:p>
-    <w:p>
-      <w:pPr>
-        <w:numPr>
-          <w:ilvl w:val="0"/>
-          <w:numId w:val="12"/>
-        </w:numPr>
-        <w:spacing w:line="276" w:lineRule="auto"/>
-        <w:ind w:left="720" w:hanging="360"/>
-        <w:rPr>
-          <w:u w:val="none"/>
-        </w:rPr>
-      </w:pPr>
-      <w:r>
-        <w:rPr>
-          <w:rtl w:val="0"/>
-        </w:rPr>
-        <w:t xml:space="preserve">Dân tộc;</w:t>
-      </w:r>
-    </w:p>
-    <w:p>
-      <w:pPr>
-        <w:numPr>
-          <w:ilvl w:val="0"/>
-          <w:numId w:val="12"/>
-        </w:numPr>
-        <w:spacing w:line="276" w:lineRule="auto"/>
-        <w:ind w:left="720" w:hanging="360"/>
-        <w:rPr>
-          <w:u w:val="none"/>
-        </w:rPr>
-      </w:pPr>
-      <w:r>
-        <w:rPr>
-          <w:rtl w:val="0"/>
-        </w:rPr>
-        <w:t xml:space="preserve">Trạng thái;</w:t>
-      </w:r>
-    </w:p>
-    <w:p>
-      <w:pPr>
-        <w:numPr>
-          <w:ilvl w:val="0"/>
-          <w:numId w:val="12"/>
-        </w:numPr>
-        <w:spacing w:line="276" w:lineRule="auto"/>
-        <w:ind w:left="720" w:hanging="360"/>
-        <w:rPr>
-          <w:u w:val="none"/>
-        </w:rPr>
-      </w:pPr>
-      <w:r>
-        <w:rPr>
-          <w:rtl w:val="0"/>
-        </w:rPr>
-        <w:t xml:space="preserve">Một số thông tin tuyển sinh và quản lý khác.</w:t>
-      </w:r>
-    </w:p>
-    <w:p>
-      <w:pPr>
-        <w:pStyle w:val="Heading1"/>
-        <w:numPr>
-          <w:ilvl w:val="0"/>
-          <w:numId w:val="3"/>
-        </w:numPr>
-        <w:ind w:left="720" w:hanging="360"/>
-      </w:pPr>
-      <w:bookmarkStart w:colFirst="0" w:colLast="0" w:name="_ongr7fh3yr7b" w:id="33"/>
-      <w:bookmarkEnd w:id="33"/>
-      <w:r>
-        <w:rPr>
-          <w:rtl w:val="0"/>
-        </w:rPr>
-        <w:t xml:space="preserve">Khám phá dữ liệu (EDA) </w:t>
-      </w:r>
-    </w:p>
-    <w:p>
-      <w:pPr>
-        <w:ind w:left="0" w:firstLine="0"/>
-        <w:rPr/>
-      </w:pPr>
-      <w:r>
-        <w:rPr>
-          <w:rtl w:val="0"/>
-        </w:rPr>
       </w:r>
     </w:p>
     <w:p>
@@ -4023,8 +5177,8 @@
           <w:rFonts w:ascii="Times New Roman" w:cs="Times New Roman" w:eastAsia="Times New Roman" w:hAnsi="Times New Roman"/>
         </w:rPr>
       </w:pPr>
-      <w:bookmarkStart w:colFirst="0" w:colLast="0" w:name="_vae1k4ql7biu" w:id="34"/>
-      <w:bookmarkEnd w:id="34"/>
+      <w:bookmarkStart w:colFirst="0" w:colLast="0" w:name="_vae1k4ql7biu" w:id="47"/>
+      <w:bookmarkEnd w:id="47"/>
       <w:r>
         <w:rPr>
           <w:rtl w:val="0"/>
@@ -4478,8 +5632,8 @@
                 <w:szCs w:val="26"/>
               </w:rPr>
             </w:pPr>
-            <w:bookmarkStart w:colFirst="0" w:colLast="0" w:name="_vdnot9duur4z" w:id="35"/>
-            <w:bookmarkEnd w:id="35"/>
+            <w:bookmarkStart w:colFirst="0" w:colLast="0" w:name="_vdnot9duur4z" w:id="48"/>
+            <w:bookmarkEnd w:id="48"/>
             <w:r>
               <w:rPr>
                 <w:rFonts w:ascii="Times New Roman" w:cs="Times New Roman" w:eastAsia="Times New Roman" w:hAnsi="Times New Roman"/>
@@ -8283,16 +9437,39 @@
             <w:pPr>
               <w:spacing w:line="432" w:lineRule="auto"/>
               <w:jc w:val="both"/>
-              <w:rPr>
-                <w:rFonts w:ascii="Times New Roman" w:cs="Times New Roman" w:eastAsia="Times New Roman" w:hAnsi="Times New Roman"/>
-                <w:sz w:val="26"/>
-                <w:szCs w:val="26"/>
-              </w:rPr>
-            </w:pPr>
-            <w:r>
-              <w:rPr>
-                <w:rtl w:val="0"/>
-              </w:rPr>
+              <w:rPr/>
+            </w:pPr>
+            <w:r>
+              <w:rPr>
+                <w:rtl w:val="0"/>
+              </w:rPr>
+              <w:t xml:space="preserve">- Hỗ trợ kiểm kê và rà soát hồ sơ học sinh theo sự phân công.</w:t>
+            </w:r>
+          </w:p>
+          <w:p>
+            <w:pPr>
+              <w:spacing w:line="432" w:lineRule="auto"/>
+              <w:jc w:val="both"/>
+              <w:rPr/>
+            </w:pPr>
+            <w:r>
+              <w:rPr>
+                <w:rtl w:val="0"/>
+              </w:rPr>
+              <w:t xml:space="preserve">- Đối chiếu thông tin học sinh giữa hồ sơ giấy và dữ liệu điện tử.</w:t>
+            </w:r>
+          </w:p>
+          <w:p>
+            <w:pPr>
+              <w:spacing w:line="432" w:lineRule="auto"/>
+              <w:jc w:val="both"/>
+              <w:rPr/>
+            </w:pPr>
+            <w:r>
+              <w:rPr>
+                <w:rtl w:val="0"/>
+              </w:rPr>
+              <w:t xml:space="preserve">- Kiểm tra các thông tin còn thiếu, sai lệch hoặc chưa thống nhất và báo cáo lại với người phụ trách. </w:t>
             </w:r>
           </w:p>
         </w:tc>
@@ -8316,16 +9493,39 @@
             <w:pPr>
               <w:spacing w:line="432" w:lineRule="auto"/>
               <w:jc w:val="both"/>
-              <w:rPr>
-                <w:rFonts w:ascii="Times New Roman" w:cs="Times New Roman" w:eastAsia="Times New Roman" w:hAnsi="Times New Roman"/>
-                <w:sz w:val="26"/>
-                <w:szCs w:val="26"/>
-              </w:rPr>
-            </w:pPr>
-            <w:r>
-              <w:rPr>
-                <w:rtl w:val="0"/>
-              </w:rPr>
+              <w:rPr/>
+            </w:pPr>
+            <w:r>
+              <w:rPr>
+                <w:rtl w:val="0"/>
+              </w:rPr>
+              <w:t xml:space="preserve">- Hoàn thành việc kiểm tra, đối chiếu và cập nhật thông tin học sinh .</w:t>
+            </w:r>
+          </w:p>
+          <w:p>
+            <w:pPr>
+              <w:spacing w:line="432" w:lineRule="auto"/>
+              <w:jc w:val="both"/>
+              <w:rPr/>
+            </w:pPr>
+            <w:r>
+              <w:rPr>
+                <w:rtl w:val="0"/>
+              </w:rPr>
+              <w:t xml:space="preserve">- Dữ liệu được cập nhật đầy đủ và chính xác.</w:t>
+            </w:r>
+          </w:p>
+          <w:p>
+            <w:pPr>
+              <w:spacing w:line="432" w:lineRule="auto"/>
+              <w:jc w:val="both"/>
+              <w:rPr/>
+            </w:pPr>
+            <w:r>
+              <w:rPr>
+                <w:rtl w:val="0"/>
+              </w:rPr>
+              <w:t xml:space="preserve">- Hiểu quy trình quản lý hồ sơ học sinh tại đơn vị. </w:t>
             </w:r>
           </w:p>
         </w:tc>
@@ -9477,6 +10677,116 @@
   <w:abstractNum w:abstractNumId="3">
     <w:lvl w:ilvl="0">
       <w:start w:val="1"/>
+      <w:numFmt w:val="bullet"/>
+      <w:lvlText w:val="-"/>
+      <w:lvlJc w:val="left"/>
+      <w:pPr>
+        <w:ind w:left="720" w:hanging="360"/>
+      </w:pPr>
+      <w:rPr>
+        <w:u w:val="none"/>
+      </w:rPr>
+    </w:lvl>
+    <w:lvl w:ilvl="1">
+      <w:start w:val="1"/>
+      <w:numFmt w:val="bullet"/>
+      <w:lvlText w:val="-"/>
+      <w:lvlJc w:val="left"/>
+      <w:pPr>
+        <w:ind w:left="1440" w:hanging="360"/>
+      </w:pPr>
+      <w:rPr>
+        <w:u w:val="none"/>
+      </w:rPr>
+    </w:lvl>
+    <w:lvl w:ilvl="2">
+      <w:start w:val="1"/>
+      <w:numFmt w:val="bullet"/>
+      <w:lvlText w:val="-"/>
+      <w:lvlJc w:val="left"/>
+      <w:pPr>
+        <w:ind w:left="2160" w:hanging="360"/>
+      </w:pPr>
+      <w:rPr>
+        <w:u w:val="none"/>
+      </w:rPr>
+    </w:lvl>
+    <w:lvl w:ilvl="3">
+      <w:start w:val="1"/>
+      <w:numFmt w:val="bullet"/>
+      <w:lvlText w:val="-"/>
+      <w:lvlJc w:val="left"/>
+      <w:pPr>
+        <w:ind w:left="2880" w:hanging="360"/>
+      </w:pPr>
+      <w:rPr>
+        <w:u w:val="none"/>
+      </w:rPr>
+    </w:lvl>
+    <w:lvl w:ilvl="4">
+      <w:start w:val="1"/>
+      <w:numFmt w:val="bullet"/>
+      <w:lvlText w:val="-"/>
+      <w:lvlJc w:val="left"/>
+      <w:pPr>
+        <w:ind w:left="3600" w:hanging="360"/>
+      </w:pPr>
+      <w:rPr>
+        <w:u w:val="none"/>
+      </w:rPr>
+    </w:lvl>
+    <w:lvl w:ilvl="5">
+      <w:start w:val="1"/>
+      <w:numFmt w:val="bullet"/>
+      <w:lvlText w:val="-"/>
+      <w:lvlJc w:val="left"/>
+      <w:pPr>
+        <w:ind w:left="4320" w:hanging="360"/>
+      </w:pPr>
+      <w:rPr>
+        <w:u w:val="none"/>
+      </w:rPr>
+    </w:lvl>
+    <w:lvl w:ilvl="6">
+      <w:start w:val="1"/>
+      <w:numFmt w:val="bullet"/>
+      <w:lvlText w:val="-"/>
+      <w:lvlJc w:val="left"/>
+      <w:pPr>
+        <w:ind w:left="5040" w:hanging="360"/>
+      </w:pPr>
+      <w:rPr>
+        <w:u w:val="none"/>
+      </w:rPr>
+    </w:lvl>
+    <w:lvl w:ilvl="7">
+      <w:start w:val="1"/>
+      <w:numFmt w:val="bullet"/>
+      <w:lvlText w:val="-"/>
+      <w:lvlJc w:val="left"/>
+      <w:pPr>
+        <w:ind w:left="5760" w:hanging="360"/>
+      </w:pPr>
+      <w:rPr>
+        <w:u w:val="none"/>
+      </w:rPr>
+    </w:lvl>
+    <w:lvl w:ilvl="8">
+      <w:start w:val="1"/>
+      <w:numFmt w:val="bullet"/>
+      <w:lvlText w:val="-"/>
+      <w:lvlJc w:val="left"/>
+      <w:pPr>
+        <w:ind w:left="6480" w:hanging="360"/>
+      </w:pPr>
+      <w:rPr>
+        <w:u w:val="none"/>
+      </w:rPr>
+    </w:lvl>
+  </w:abstractNum>
+  <w:abstractNum w:abstractNumId="4">
+    <w:lvl w:ilvl="0">
+      <w:start w:val="1"/>
       <w:numFmt w:val="decimal"/>
       <w:lvlText w:val="%1."/>
       <w:lvlJc w:val="left"/>
@@ -9584,7 +10894,7 @@
       </w:rPr>
     </w:lvl>
   </w:abstractNum>
-  <w:abstractNum w:abstractNumId="4">
+  <w:abstractNum w:abstractNumId="5">
     <w:lvl w:ilvl="0">
       <w:start w:val="1"/>
       <w:numFmt w:val="bullet"/>
@@ -9694,7 +11004,117 @@
       </w:rPr>
     </w:lvl>
   </w:abstractNum>
-  <w:abstractNum w:abstractNumId="5">
+  <w:abstractNum w:abstractNumId="6">
+    <w:lvl w:ilvl="0">
+      <w:start w:val="1"/>
+      <w:numFmt w:val="bullet"/>
+      <w:lvlText w:val="-"/>
+      <w:lvlJc w:val="left"/>
+      <w:pPr>
+        <w:ind w:left="720" w:hanging="360"/>
+      </w:pPr>
+      <w:rPr>
+        <w:u w:val="none"/>
+      </w:rPr>
+    </w:lvl>
+    <w:lvl w:ilvl="1">
+      <w:start w:val="1"/>
+      <w:numFmt w:val="bullet"/>
+      <w:lvlText w:val="-"/>
+      <w:lvlJc w:val="left"/>
+      <w:pPr>
+        <w:ind w:left="1440" w:hanging="360"/>
+      </w:pPr>
+      <w:rPr>
+        <w:u w:val="none"/>
+      </w:rPr>
+    </w:lvl>
+    <w:lvl w:ilvl="2">
+      <w:start w:val="1"/>
+      <w:numFmt w:val="bullet"/>
+      <w:lvlText w:val="-"/>
+      <w:lvlJc w:val="left"/>
+      <w:pPr>
+        <w:ind w:left="2160" w:hanging="360"/>
+      </w:pPr>
+      <w:rPr>
+        <w:u w:val="none"/>
+      </w:rPr>
+    </w:lvl>
+    <w:lvl w:ilvl="3">
+      <w:start w:val="1"/>
+      <w:numFmt w:val="bullet"/>
+      <w:lvlText w:val="-"/>
+      <w:lvlJc w:val="left"/>
+      <w:pPr>
+        <w:ind w:left="2880" w:hanging="360"/>
+      </w:pPr>
+      <w:rPr>
+        <w:u w:val="none"/>
+      </w:rPr>
+    </w:lvl>
+    <w:lvl w:ilvl="4">
+      <w:start w:val="1"/>
+      <w:numFmt w:val="bullet"/>
+      <w:lvlText w:val="-"/>
+      <w:lvlJc w:val="left"/>
+      <w:pPr>
+        <w:ind w:left="3600" w:hanging="360"/>
+      </w:pPr>
+      <w:rPr>
+        <w:u w:val="none"/>
+      </w:rPr>
+    </w:lvl>
+    <w:lvl w:ilvl="5">
+      <w:start w:val="1"/>
+      <w:numFmt w:val="bullet"/>
+      <w:lvlText w:val="-"/>
+      <w:lvlJc w:val="left"/>
+      <w:pPr>
+        <w:ind w:left="4320" w:hanging="360"/>
+      </w:pPr>
+      <w:rPr>
+        <w:u w:val="none"/>
+      </w:rPr>
+    </w:lvl>
+    <w:lvl w:ilvl="6">
+      <w:start w:val="1"/>
+      <w:numFmt w:val="bullet"/>
+      <w:lvlText w:val="-"/>
+      <w:lvlJc w:val="left"/>
+      <w:pPr>
+        <w:ind w:left="5040" w:hanging="360"/>
+      </w:pPr>
+      <w:rPr>
+        <w:u w:val="none"/>
+      </w:rPr>
+    </w:lvl>
+    <w:lvl w:ilvl="7">
+      <w:start w:val="1"/>
+      <w:numFmt w:val="bullet"/>
+      <w:lvlText w:val="-"/>
+      <w:lvlJc w:val="left"/>
+      <w:pPr>
+        <w:ind w:left="5760" w:hanging="360"/>
+      </w:pPr>
+      <w:rPr>
+        <w:u w:val="none"/>
+      </w:rPr>
+    </w:lvl>
+    <w:lvl w:ilvl="8">
+      <w:start w:val="1"/>
+      <w:numFmt w:val="bullet"/>
+      <w:lvlText w:val="-"/>
+      <w:lvlJc w:val="left"/>
+      <w:pPr>
+        <w:ind w:left="6480" w:hanging="360"/>
+      </w:pPr>
+      <w:rPr>
+        <w:u w:val="none"/>
+      </w:rPr>
+    </w:lvl>
+  </w:abstractNum>
+  <w:abstractNum w:abstractNumId="7">
     <w:lvl w:ilvl="0">
       <w:start w:val="1"/>
       <w:numFmt w:val="lowerLetter"/>
@@ -9804,11 +11224,11 @@
       </w:rPr>
     </w:lvl>
   </w:abstractNum>
-  <w:abstractNum w:abstractNumId="6">
+  <w:abstractNum w:abstractNumId="8">
     <w:lvl w:ilvl="0">
       <w:start w:val="1"/>
-      <w:numFmt w:val="bullet"/>
-      <w:lvlText w:val="-"/>
+      <w:numFmt w:val="lowerLetter"/>
+      <w:lvlText w:val="%1."/>
       <w:lvlJc w:val="left"/>
       <w:pPr>
         <w:ind w:left="720" w:hanging="360"/>
@@ -9819,9 +11239,9 @@
     </w:lvl>
     <w:lvl w:ilvl="1">
       <w:start w:val="1"/>
-      <w:numFmt w:val="bullet"/>
-      <w:lvlText w:val="-"/>
-      <w:lvlJc w:val="left"/>
+      <w:numFmt w:val="lowerRoman"/>
+      <w:lvlText w:val="%2."/>
+      <w:lvlJc w:val="right"/>
       <w:pPr>
         <w:ind w:left="1440" w:hanging="360"/>
       </w:pPr>
@@ -9831,8 +11251,8 @@
     </w:lvl>
     <w:lvl w:ilvl="2">
       <w:start w:val="1"/>
-      <w:numFmt w:val="bullet"/>
-      <w:lvlText w:val="-"/>
+      <w:numFmt w:val="decimal"/>
+      <w:lvlText w:val="%3."/>
       <w:lvlJc w:val="left"/>
       <w:pPr>
         <w:ind w:left="2160" w:hanging="360"/>
@@ -9843,8 +11263,8 @@
     </w:lvl>
     <w:lvl w:ilvl="3">
       <w:start w:val="1"/>
-      <w:numFmt w:val="bullet"/>
-      <w:lvlText w:val="-"/>
+      <w:numFmt w:val="lowerLetter"/>
+      <w:lvlText w:val="%4."/>
       <w:lvlJc w:val="left"/>
       <w:pPr>
         <w:ind w:left="2880" w:hanging="360"/>
@@ -9855,9 +11275,9 @@
     </w:lvl>
     <w:lvl w:ilvl="4">
       <w:start w:val="1"/>
-      <w:numFmt w:val="bullet"/>
-      <w:lvlText w:val="-"/>
-      <w:lvlJc w:val="left"/>
+      <w:numFmt w:val="lowerRoman"/>
+      <w:lvlText w:val="%5."/>
+      <w:lvlJc w:val="right"/>
       <w:pPr>
         <w:ind w:left="3600" w:hanging="360"/>
       </w:pPr>
@@ -9867,8 +11287,8 @@
     </w:lvl>
     <w:lvl w:ilvl="5">
       <w:start w:val="1"/>
-      <w:numFmt w:val="bullet"/>
-      <w:lvlText w:val="-"/>
+      <w:numFmt w:val="decimal"/>
+      <w:lvlText w:val="%6."/>
       <w:lvlJc w:val="left"/>
       <w:pPr>
         <w:ind w:left="4320" w:hanging="360"/>
@@ -9879,8 +11299,8 @@
     </w:lvl>
     <w:lvl w:ilvl="6">
       <w:start w:val="1"/>
-      <w:numFmt w:val="bullet"/>
-      <w:lvlText w:val="-"/>
+      <w:numFmt w:val="lowerLetter"/>
+      <w:lvlText w:val="%7."/>
       <w:lvlJc w:val="left"/>
       <w:pPr>
         <w:ind w:left="5040" w:hanging="360"/>
@@ -9891,9 +11311,9 @@
     </w:lvl>
     <w:lvl w:ilvl="7">
       <w:start w:val="1"/>
-      <w:numFmt w:val="bullet"/>
-      <w:lvlText w:val="-"/>
-      <w:lvlJc w:val="left"/>
+      <w:numFmt w:val="lowerRoman"/>
+      <w:lvlText w:val="%8."/>
+      <w:lvlJc w:val="right"/>
       <w:pPr>
         <w:ind w:left="5760" w:hanging="360"/>
       </w:pPr>
@@ -9903,8 +11323,8 @@
     </w:lvl>
     <w:lvl w:ilvl="8">
       <w:start w:val="1"/>
-      <w:numFmt w:val="bullet"/>
-      <w:lvlText w:val="-"/>
+      <w:numFmt w:val="decimal"/>
+      <w:lvlText w:val="%9."/>
       <w:lvlJc w:val="left"/>
       <w:pPr>
         <w:ind w:left="6480" w:hanging="360"/>
@@ -9914,7 +11334,227 @@
       </w:rPr>
     </w:lvl>
   </w:abstractNum>
-  <w:abstractNum w:abstractNumId="7">
+  <w:abstractNum w:abstractNumId="9">
+    <w:lvl w:ilvl="0">
+      <w:start w:val="1"/>
+      <w:numFmt w:val="bullet"/>
+      <w:lvlText w:val="-"/>
+      <w:lvlJc w:val="left"/>
+      <w:pPr>
+        <w:ind w:left="720" w:hanging="360"/>
+      </w:pPr>
+      <w:rPr>
+        <w:u w:val="none"/>
+      </w:rPr>
+    </w:lvl>
+    <w:lvl w:ilvl="1">
+      <w:start w:val="1"/>
+      <w:numFmt w:val="bullet"/>
+      <w:lvlText w:val="-"/>
+      <w:lvlJc w:val="left"/>
+      <w:pPr>
+        <w:ind w:left="1440" w:hanging="360"/>
+      </w:pPr>
+      <w:rPr>
+        <w:u w:val="none"/>
+      </w:rPr>
+    </w:lvl>
+    <w:lvl w:ilvl="2">
+      <w:start w:val="1"/>
+      <w:numFmt w:val="bullet"/>
+      <w:lvlText w:val="-"/>
+      <w:lvlJc w:val="left"/>
+      <w:pPr>
+        <w:ind w:left="2160" w:hanging="360"/>
+      </w:pPr>
+      <w:rPr>
+        <w:u w:val="none"/>
+      </w:rPr>
+    </w:lvl>
+    <w:lvl w:ilvl="3">
+      <w:start w:val="1"/>
+      <w:numFmt w:val="bullet"/>
+      <w:lvlText w:val="-"/>
+      <w:lvlJc w:val="left"/>
+      <w:pPr>
+        <w:ind w:left="2880" w:hanging="360"/>
+      </w:pPr>
+      <w:rPr>
+        <w:u w:val="none"/>
+      </w:rPr>
+    </w:lvl>
+    <w:lvl w:ilvl="4">
+      <w:start w:val="1"/>
+      <w:numFmt w:val="bullet"/>
+      <w:lvlText w:val="-"/>
+      <w:lvlJc w:val="left"/>
+      <w:pPr>
+        <w:ind w:left="3600" w:hanging="360"/>
+      </w:pPr>
+      <w:rPr>
+        <w:u w:val="none"/>
+      </w:rPr>
+    </w:lvl>
+    <w:lvl w:ilvl="5">
+      <w:start w:val="1"/>
+      <w:numFmt w:val="bullet"/>
+      <w:lvlText w:val="-"/>
+      <w:lvlJc w:val="left"/>
+      <w:pPr>
+        <w:ind w:left="4320" w:hanging="360"/>
+      </w:pPr>
+      <w:rPr>
+        <w:u w:val="none"/>
+      </w:rPr>
+    </w:lvl>
+    <w:lvl w:ilvl="6">
+      <w:start w:val="1"/>
+      <w:numFmt w:val="bullet"/>
+      <w:lvlText w:val="-"/>
+      <w:lvlJc w:val="left"/>
+      <w:pPr>
+        <w:ind w:left="5040" w:hanging="360"/>
+      </w:pPr>
+      <w:rPr>
+        <w:u w:val="none"/>
+      </w:rPr>
+    </w:lvl>
+    <w:lvl w:ilvl="7">
+      <w:start w:val="1"/>
+      <w:numFmt w:val="bullet"/>
+      <w:lvlText w:val="-"/>
+      <w:lvlJc w:val="left"/>
+      <w:pPr>
+        <w:ind w:left="5760" w:hanging="360"/>
+      </w:pPr>
+      <w:rPr>
+        <w:u w:val="none"/>
+      </w:rPr>
+    </w:lvl>
+    <w:lvl w:ilvl="8">
+      <w:start w:val="1"/>
+      <w:numFmt w:val="bullet"/>
+      <w:lvlText w:val="-"/>
+      <w:lvlJc w:val="left"/>
+      <w:pPr>
+        <w:ind w:left="6480" w:hanging="360"/>
+      </w:pPr>
+      <w:rPr>
+        <w:u w:val="none"/>
+      </w:rPr>
+    </w:lvl>
+  </w:abstractNum>
+  <w:abstractNum w:abstractNumId="10">
+    <w:lvl w:ilvl="0">
+      <w:start w:val="1"/>
+      <w:numFmt w:val="bullet"/>
+      <w:lvlText w:val="+"/>
+      <w:lvlJc w:val="left"/>
+      <w:pPr>
+        <w:ind w:left="1440" w:hanging="360"/>
+      </w:pPr>
+      <w:rPr>
+        <w:u w:val="none"/>
+      </w:rPr>
+    </w:lvl>
+    <w:lvl w:ilvl="1">
+      <w:start w:val="1"/>
+      <w:numFmt w:val="bullet"/>
+      <w:lvlText w:val="+"/>
+      <w:lvlJc w:val="left"/>
+      <w:pPr>
+        <w:ind w:left="2160" w:hanging="360"/>
+      </w:pPr>
+      <w:rPr>
+        <w:u w:val="none"/>
+      </w:rPr>
+    </w:lvl>
+    <w:lvl w:ilvl="2">
+      <w:start w:val="1"/>
+      <w:numFmt w:val="bullet"/>
+      <w:lvlText w:val="+"/>
+      <w:lvlJc w:val="left"/>
+      <w:pPr>
+        <w:ind w:left="2880" w:hanging="360"/>
+      </w:pPr>
+      <w:rPr>
+        <w:u w:val="none"/>
+      </w:rPr>
+    </w:lvl>
+    <w:lvl w:ilvl="3">
+      <w:start w:val="1"/>
+      <w:numFmt w:val="bullet"/>
+      <w:lvlText w:val="+"/>
+      <w:lvlJc w:val="left"/>
+      <w:pPr>
+        <w:ind w:left="3600" w:hanging="360"/>
+      </w:pPr>
+      <w:rPr>
+        <w:u w:val="none"/>
+      </w:rPr>
+    </w:lvl>
+    <w:lvl w:ilvl="4">
+      <w:start w:val="1"/>
+      <w:numFmt w:val="bullet"/>
+      <w:lvlText w:val="+"/>
+      <w:lvlJc w:val="left"/>
+      <w:pPr>
+        <w:ind w:left="4320" w:hanging="360"/>
+      </w:pPr>
+      <w:rPr>
+        <w:u w:val="none"/>
+      </w:rPr>
+    </w:lvl>
+    <w:lvl w:ilvl="5">
+      <w:start w:val="1"/>
+      <w:numFmt w:val="bullet"/>
+      <w:lvlText w:val="+"/>
+      <w:lvlJc w:val="left"/>
+      <w:pPr>
+        <w:ind w:left="5040" w:hanging="360"/>
+      </w:pPr>
+      <w:rPr>
+        <w:u w:val="none"/>
+      </w:rPr>
+    </w:lvl>
+    <w:lvl w:ilvl="6">
+      <w:start w:val="1"/>
+      <w:numFmt w:val="bullet"/>
+      <w:lvlText w:val="+"/>
+      <w:lvlJc w:val="left"/>
+      <w:pPr>
+        <w:ind w:left="5760" w:hanging="360"/>
+      </w:pPr>
+      <w:rPr>
+        <w:u w:val="none"/>
+      </w:rPr>
+    </w:lvl>
+    <w:lvl w:ilvl="7">
+      <w:start w:val="1"/>
+      <w:numFmt w:val="bullet"/>
+      <w:lvlText w:val="+"/>
+      <w:lvlJc w:val="left"/>
+      <w:pPr>
+        <w:ind w:left="6480" w:hanging="360"/>
+      </w:pPr>
+      <w:rPr>
+        <w:u w:val="none"/>
+      </w:rPr>
+    </w:lvl>
+    <w:lvl w:ilvl="8">
+      <w:start w:val="1"/>
+      <w:numFmt w:val="bullet"/>
+      <w:lvlText w:val="+"/>
+      <w:lvlJc w:val="left"/>
+      <w:pPr>
+        <w:ind w:left="7200" w:hanging="360"/>
+      </w:pPr>
+      <w:rPr>
+        <w:u w:val="none"/>
+      </w:rPr>
+    </w:lvl>
+  </w:abstractNum>
+  <w:abstractNum w:abstractNumId="11">
     <w:lvl w:ilvl="0">
       <w:start w:val="1"/>
       <w:numFmt w:val="decimal"/>
@@ -10024,7 +11664,7 @@
       </w:rPr>
     </w:lvl>
   </w:abstractNum>
-  <w:abstractNum w:abstractNumId="8">
+  <w:abstractNum w:abstractNumId="12">
     <w:lvl w:ilvl="0">
       <w:start w:val="1"/>
       <w:numFmt w:val="bullet"/>
@@ -10134,7 +11774,7 @@
       </w:rPr>
     </w:lvl>
   </w:abstractNum>
-  <w:abstractNum w:abstractNumId="9">
+  <w:abstractNum w:abstractNumId="13">
     <w:lvl w:ilvl="0">
       <w:start w:val="1"/>
       <w:numFmt w:val="decimal"/>
@@ -10244,451 +11884,23 @@
       </w:rPr>
     </w:lvl>
   </w:abstractNum>
-  <w:abstractNum w:abstractNumId="10">
-    <w:lvl w:ilvl="0">
-      <w:start w:val="1"/>
-      <w:numFmt w:val="bullet"/>
-      <w:lvlText w:val="-"/>
-      <w:lvlJc w:val="left"/>
-      <w:pPr>
-        <w:ind w:left="720" w:hanging="360"/>
-      </w:pPr>
-      <w:rPr>
-        <w:u w:val="none"/>
-      </w:rPr>
-    </w:lvl>
-    <w:lvl w:ilvl="1">
-      <w:start w:val="1"/>
-      <w:numFmt w:val="bullet"/>
-      <w:lvlText w:val="-"/>
-      <w:lvlJc w:val="left"/>
-      <w:pPr>
-        <w:ind w:left="1440" w:hanging="360"/>
-      </w:pPr>
-      <w:rPr>
-        <w:u w:val="none"/>
-      </w:rPr>
-    </w:lvl>
-    <w:lvl w:ilvl="2">
-      <w:start w:val="1"/>
-      <w:numFmt w:val="bullet"/>
-      <w:lvlText w:val="-"/>
-      <w:lvlJc w:val="left"/>
-      <w:pPr>
-        <w:ind w:left="2160" w:hanging="360"/>
-      </w:pPr>
-      <w:rPr>
-        <w:u w:val="none"/>
-      </w:rPr>
-    </w:lvl>
-    <w:lvl w:ilvl="3">
-      <w:start w:val="1"/>
-      <w:numFmt w:val="bullet"/>
-      <w:lvlText w:val="-"/>
-      <w:lvlJc w:val="left"/>
-      <w:pPr>
-        <w:ind w:left="2880" w:hanging="360"/>
-      </w:pPr>
-      <w:rPr>
-        <w:u w:val="none"/>
-      </w:rPr>
-    </w:lvl>
-    <w:lvl w:ilvl="4">
-      <w:start w:val="1"/>
-      <w:numFmt w:val="bullet"/>
-      <w:lvlText w:val="-"/>
-      <w:lvlJc w:val="left"/>
-      <w:pPr>
-        <w:ind w:left="3600" w:hanging="360"/>
-      </w:pPr>
-      <w:rPr>
-        <w:u w:val="none"/>
-      </w:rPr>
-    </w:lvl>
-    <w:lvl w:ilvl="5">
-      <w:start w:val="1"/>
-      <w:numFmt w:val="bullet"/>
-      <w:lvlText w:val="-"/>
-      <w:lvlJc w:val="left"/>
-      <w:pPr>
-        <w:ind w:left="4320" w:hanging="360"/>
-      </w:pPr>
-      <w:rPr>
-        <w:u w:val="none"/>
-      </w:rPr>
-    </w:lvl>
-    <w:lvl w:ilvl="6">
-      <w:start w:val="1"/>
-      <w:numFmt w:val="bullet"/>
-      <w:lvlText w:val="-"/>
-      <w:lvlJc w:val="left"/>
-      <w:pPr>
-        <w:ind w:left="5040" w:hanging="360"/>
-      </w:pPr>
-      <w:rPr>
-        <w:u w:val="none"/>
-      </w:rPr>
-    </w:lvl>
-    <w:lvl w:ilvl="7">
-      <w:start w:val="1"/>
-      <w:numFmt w:val="bullet"/>
-      <w:lvlText w:val="-"/>
-      <w:lvlJc w:val="left"/>
-      <w:pPr>
-        <w:ind w:left="5760" w:hanging="360"/>
-      </w:pPr>
-      <w:rPr>
-        <w:u w:val="none"/>
-      </w:rPr>
-    </w:lvl>
-    <w:lvl w:ilvl="8">
-      <w:start w:val="1"/>
-      <w:numFmt w:val="bullet"/>
-      <w:lvlText w:val="-"/>
-      <w:lvlJc w:val="left"/>
-      <w:pPr>
-        <w:ind w:left="6480" w:hanging="360"/>
-      </w:pPr>
-      <w:rPr>
-        <w:u w:val="none"/>
-      </w:rPr>
-    </w:lvl>
-  </w:abstractNum>
-  <w:abstractNum w:abstractNumId="11">
-    <w:lvl w:ilvl="0">
-      <w:start w:val="1"/>
-      <w:numFmt w:val="bullet"/>
-      <w:lvlText w:val="-"/>
-      <w:lvlJc w:val="left"/>
-      <w:pPr>
-        <w:ind w:left="720" w:hanging="360"/>
-      </w:pPr>
-      <w:rPr>
-        <w:u w:val="none"/>
-      </w:rPr>
-    </w:lvl>
-    <w:lvl w:ilvl="1">
-      <w:start w:val="1"/>
-      <w:numFmt w:val="bullet"/>
-      <w:lvlText w:val="-"/>
-      <w:lvlJc w:val="left"/>
-      <w:pPr>
-        <w:ind w:left="1440" w:hanging="360"/>
-      </w:pPr>
-      <w:rPr>
-        <w:u w:val="none"/>
-      </w:rPr>
-    </w:lvl>
-    <w:lvl w:ilvl="2">
-      <w:start w:val="1"/>
-      <w:numFmt w:val="bullet"/>
-      <w:lvlText w:val="-"/>
-      <w:lvlJc w:val="left"/>
-      <w:pPr>
-        <w:ind w:left="2160" w:hanging="360"/>
-      </w:pPr>
-      <w:rPr>
-        <w:u w:val="none"/>
-      </w:rPr>
-    </w:lvl>
-    <w:lvl w:ilvl="3">
-      <w:start w:val="1"/>
-      <w:numFmt w:val="bullet"/>
-      <w:lvlText w:val="-"/>
-      <w:lvlJc w:val="left"/>
-      <w:pPr>
-        <w:ind w:left="2880" w:hanging="360"/>
-      </w:pPr>
-      <w:rPr>
-        <w:u w:val="none"/>
-      </w:rPr>
-    </w:lvl>
-    <w:lvl w:ilvl="4">
-      <w:start w:val="1"/>
-      <w:numFmt w:val="bullet"/>
-      <w:lvlText w:val="-"/>
-      <w:lvlJc w:val="left"/>
-      <w:pPr>
-        <w:ind w:left="3600" w:hanging="360"/>
-      </w:pPr>
-      <w:rPr>
-        <w:u w:val="none"/>
-      </w:rPr>
-    </w:lvl>
-    <w:lvl w:ilvl="5">
-      <w:start w:val="1"/>
-      <w:numFmt w:val="bullet"/>
-      <w:lvlText w:val="-"/>
-      <w:lvlJc w:val="left"/>
-      <w:pPr>
-        <w:ind w:left="4320" w:hanging="360"/>
-      </w:pPr>
-      <w:rPr>
-        <w:u w:val="none"/>
-      </w:rPr>
-    </w:lvl>
-    <w:lvl w:ilvl="6">
-      <w:start w:val="1"/>
-      <w:numFmt w:val="bullet"/>
-      <w:lvlText w:val="-"/>
-      <w:lvlJc w:val="left"/>
-      <w:pPr>
-        <w:ind w:left="5040" w:hanging="360"/>
-      </w:pPr>
-      <w:rPr>
-        <w:u w:val="none"/>
-      </w:rPr>
-    </w:lvl>
-    <w:lvl w:ilvl="7">
-      <w:start w:val="1"/>
-      <w:numFmt w:val="bullet"/>
-      <w:lvlText w:val="-"/>
-      <w:lvlJc w:val="left"/>
-      <w:pPr>
-        <w:ind w:left="5760" w:hanging="360"/>
-      </w:pPr>
-      <w:rPr>
-        <w:u w:val="none"/>
-      </w:rPr>
-    </w:lvl>
-    <w:lvl w:ilvl="8">
-      <w:start w:val="1"/>
-      <w:numFmt w:val="bullet"/>
-      <w:lvlText w:val="-"/>
-      <w:lvlJc w:val="left"/>
-      <w:pPr>
-        <w:ind w:left="6480" w:hanging="360"/>
-      </w:pPr>
-      <w:rPr>
-        <w:u w:val="none"/>
-      </w:rPr>
-    </w:lvl>
-  </w:abstractNum>
-  <w:abstractNum w:abstractNumId="12">
-    <w:lvl w:ilvl="0">
-      <w:start w:val="1"/>
-      <w:numFmt w:val="bullet"/>
-      <w:lvlText w:val="-"/>
-      <w:lvlJc w:val="left"/>
-      <w:pPr>
-        <w:ind w:left="720" w:hanging="360"/>
-      </w:pPr>
-      <w:rPr>
-        <w:u w:val="none"/>
-      </w:rPr>
-    </w:lvl>
-    <w:lvl w:ilvl="1">
-      <w:start w:val="1"/>
-      <w:numFmt w:val="bullet"/>
-      <w:lvlText w:val="-"/>
-      <w:lvlJc w:val="left"/>
-      <w:pPr>
-        <w:ind w:left="1440" w:hanging="360"/>
-      </w:pPr>
-      <w:rPr>
-        <w:u w:val="none"/>
-      </w:rPr>
-    </w:lvl>
-    <w:lvl w:ilvl="2">
-      <w:start w:val="1"/>
-      <w:numFmt w:val="bullet"/>
-      <w:lvlText w:val="-"/>
-      <w:lvlJc w:val="left"/>
-      <w:pPr>
-        <w:ind w:left="2160" w:hanging="360"/>
-      </w:pPr>
-      <w:rPr>
-        <w:u w:val="none"/>
-      </w:rPr>
-    </w:lvl>
-    <w:lvl w:ilvl="3">
-      <w:start w:val="1"/>
-      <w:numFmt w:val="bullet"/>
-      <w:lvlText w:val="-"/>
-      <w:lvlJc w:val="left"/>
-      <w:pPr>
-        <w:ind w:left="2880" w:hanging="360"/>
-      </w:pPr>
-      <w:rPr>
-        <w:u w:val="none"/>
-      </w:rPr>
-    </w:lvl>
-    <w:lvl w:ilvl="4">
-      <w:start w:val="1"/>
-      <w:numFmt w:val="bullet"/>
-      <w:lvlText w:val="-"/>
-      <w:lvlJc w:val="left"/>
-      <w:pPr>
-        <w:ind w:left="3600" w:hanging="360"/>
-      </w:pPr>
-      <w:rPr>
-        <w:u w:val="none"/>
-      </w:rPr>
-    </w:lvl>
-    <w:lvl w:ilvl="5">
-      <w:start w:val="1"/>
-      <w:numFmt w:val="bullet"/>
-      <w:lvlText w:val="-"/>
-      <w:lvlJc w:val="left"/>
-      <w:pPr>
-        <w:ind w:left="4320" w:hanging="360"/>
-      </w:pPr>
-      <w:rPr>
-        <w:u w:val="none"/>
-      </w:rPr>
-    </w:lvl>
-    <w:lvl w:ilvl="6">
-      <w:start w:val="1"/>
-      <w:numFmt w:val="bullet"/>
-      <w:lvlText w:val="-"/>
-      <w:lvlJc w:val="left"/>
-      <w:pPr>
-        <w:ind w:left="5040" w:hanging="360"/>
-      </w:pPr>
-      <w:rPr>
-        <w:u w:val="none"/>
-      </w:rPr>
-    </w:lvl>
-    <w:lvl w:ilvl="7">
-      <w:start w:val="1"/>
-      <w:numFmt w:val="bullet"/>
-      <w:lvlText w:val="-"/>
-      <w:lvlJc w:val="left"/>
-      <w:pPr>
-        <w:ind w:left="5760" w:hanging="360"/>
-      </w:pPr>
-      <w:rPr>
-        <w:u w:val="none"/>
-      </w:rPr>
-    </w:lvl>
-    <w:lvl w:ilvl="8">
-      <w:start w:val="1"/>
-      <w:numFmt w:val="bullet"/>
-      <w:lvlText w:val="-"/>
-      <w:lvlJc w:val="left"/>
-      <w:pPr>
-        <w:ind w:left="6480" w:hanging="360"/>
-      </w:pPr>
-      <w:rPr>
-        <w:u w:val="none"/>
-      </w:rPr>
-    </w:lvl>
-  </w:abstractNum>
-  <w:abstractNum w:abstractNumId="13">
-    <w:lvl w:ilvl="0">
-      <w:start w:val="1"/>
-      <w:numFmt w:val="bullet"/>
-      <w:lvlText w:val="-"/>
-      <w:lvlJc w:val="left"/>
-      <w:pPr>
-        <w:ind w:left="720" w:hanging="360"/>
-      </w:pPr>
-      <w:rPr>
-        <w:u w:val="none"/>
-      </w:rPr>
-    </w:lvl>
-    <w:lvl w:ilvl="1">
-      <w:start w:val="1"/>
-      <w:numFmt w:val="bullet"/>
-      <w:lvlText w:val="-"/>
-      <w:lvlJc w:val="left"/>
-      <w:pPr>
-        <w:ind w:left="1440" w:hanging="360"/>
-      </w:pPr>
-      <w:rPr>
-        <w:u w:val="none"/>
-      </w:rPr>
-    </w:lvl>
-    <w:lvl w:ilvl="2">
-      <w:start w:val="1"/>
-      <w:numFmt w:val="bullet"/>
-      <w:lvlText w:val="-"/>
-      <w:lvlJc w:val="left"/>
-      <w:pPr>
-        <w:ind w:left="2160" w:hanging="360"/>
-      </w:pPr>
-      <w:rPr>
-        <w:u w:val="none"/>
-      </w:rPr>
-    </w:lvl>
-    <w:lvl w:ilvl="3">
-      <w:start w:val="1"/>
-      <w:numFmt w:val="bullet"/>
-      <w:lvlText w:val="-"/>
-      <w:lvlJc w:val="left"/>
-      <w:pPr>
-        <w:ind w:left="2880" w:hanging="360"/>
-      </w:pPr>
-      <w:rPr>
-        <w:u w:val="none"/>
-      </w:rPr>
-    </w:lvl>
-    <w:lvl w:ilvl="4">
-      <w:start w:val="1"/>
-      <w:numFmt w:val="bullet"/>
-      <w:lvlText w:val="-"/>
-      <w:lvlJc w:val="left"/>
-      <w:pPr>
-        <w:ind w:left="3600" w:hanging="360"/>
-      </w:pPr>
-      <w:rPr>
-        <w:u w:val="none"/>
-      </w:rPr>
-    </w:lvl>
-    <w:lvl w:ilvl="5">
-      <w:start w:val="1"/>
-      <w:numFmt w:val="bullet"/>
-      <w:lvlText w:val="-"/>
-      <w:lvlJc w:val="left"/>
-      <w:pPr>
-        <w:ind w:left="4320" w:hanging="360"/>
-      </w:pPr>
-      <w:rPr>
-        <w:u w:val="none"/>
-      </w:rPr>
-    </w:lvl>
-    <w:lvl w:ilvl="6">
-      <w:start w:val="1"/>
-      <w:numFmt w:val="bullet"/>
-      <w:lvlText w:val="-"/>
-      <w:lvlJc w:val="left"/>
-      <w:pPr>
-        <w:ind w:left="5040" w:hanging="360"/>
-      </w:pPr>
-      <w:rPr>
-        <w:u w:val="none"/>
-      </w:rPr>
-    </w:lvl>
-    <w:lvl w:ilvl="7">
-      <w:start w:val="1"/>
-      <w:numFmt w:val="bullet"/>
-      <w:lvlText w:val="-"/>
-      <w:lvlJc w:val="left"/>
-      <w:pPr>
-        <w:ind w:left="5760" w:hanging="360"/>
-      </w:pPr>
-      <w:rPr>
-        <w:u w:val="none"/>
-      </w:rPr>
-    </w:lvl>
-    <w:lvl w:ilvl="8">
-      <w:start w:val="1"/>
-      <w:numFmt w:val="bullet"/>
-      <w:lvlText w:val="-"/>
-      <w:lvlJc w:val="left"/>
-      <w:pPr>
-        <w:ind w:left="6480" w:hanging="360"/>
-      </w:pPr>
-      <w:rPr>
-        <w:u w:val="none"/>
-      </w:rPr>
-    </w:lvl>
-  </w:abstractNum>
   <w:abstractNum w:abstractNumId="14">
     <w:lvl w:ilvl="0">
       <w:start w:val="1"/>
       <w:numFmt w:val="bullet"/>
-      <w:lvlText w:val="+"/>
+      <w:lvlText w:val="-"/>
+      <w:lvlJc w:val="left"/>
+      <w:pPr>
+        <w:ind w:left="720" w:hanging="360"/>
+      </w:pPr>
+      <w:rPr>
+        <w:u w:val="none"/>
+      </w:rPr>
+    </w:lvl>
+    <w:lvl w:ilvl="1">
+      <w:start w:val="1"/>
+      <w:numFmt w:val="bullet"/>
+      <w:lvlText w:val="-"/>
       <w:lvlJc w:val="left"/>
       <w:pPr>
         <w:ind w:left="1440" w:hanging="360"/>
@@ -10697,10 +11909,10 @@
         <w:u w:val="none"/>
       </w:rPr>
     </w:lvl>
-    <w:lvl w:ilvl="1">
-      <w:start w:val="1"/>
-      <w:numFmt w:val="bullet"/>
-      <w:lvlText w:val="+"/>
+    <w:lvl w:ilvl="2">
+      <w:start w:val="1"/>
+      <w:numFmt w:val="bullet"/>
+      <w:lvlText w:val="-"/>
       <w:lvlJc w:val="left"/>
       <w:pPr>
         <w:ind w:left="2160" w:hanging="360"/>
@@ -10709,10 +11921,10 @@
         <w:u w:val="none"/>
       </w:rPr>
     </w:lvl>
-    <w:lvl w:ilvl="2">
-      <w:start w:val="1"/>
-      <w:numFmt w:val="bullet"/>
-      <w:lvlText w:val="+"/>
+    <w:lvl w:ilvl="3">
+      <w:start w:val="1"/>
+      <w:numFmt w:val="bullet"/>
+      <w:lvlText w:val="-"/>
       <w:lvlJc w:val="left"/>
       <w:pPr>
         <w:ind w:left="2880" w:hanging="360"/>
@@ -10721,10 +11933,10 @@
         <w:u w:val="none"/>
       </w:rPr>
     </w:lvl>
-    <w:lvl w:ilvl="3">
-      <w:start w:val="1"/>
-      <w:numFmt w:val="bullet"/>
-      <w:lvlText w:val="+"/>
+    <w:lvl w:ilvl="4">
+      <w:start w:val="1"/>
+      <w:numFmt w:val="bullet"/>
+      <w:lvlText w:val="-"/>
       <w:lvlJc w:val="left"/>
       <w:pPr>
         <w:ind w:left="3600" w:hanging="360"/>
@@ -10733,10 +11945,10 @@
         <w:u w:val="none"/>
       </w:rPr>
     </w:lvl>
-    <w:lvl w:ilvl="4">
-      <w:start w:val="1"/>
-      <w:numFmt w:val="bullet"/>
-      <w:lvlText w:val="+"/>
+    <w:lvl w:ilvl="5">
+      <w:start w:val="1"/>
+      <w:numFmt w:val="bullet"/>
+      <w:lvlText w:val="-"/>
       <w:lvlJc w:val="left"/>
       <w:pPr>
         <w:ind w:left="4320" w:hanging="360"/>
@@ -10745,10 +11957,10 @@
         <w:u w:val="none"/>
       </w:rPr>
     </w:lvl>
-    <w:lvl w:ilvl="5">
-      <w:start w:val="1"/>
-      <w:numFmt w:val="bullet"/>
-      <w:lvlText w:val="+"/>
+    <w:lvl w:ilvl="6">
+      <w:start w:val="1"/>
+      <w:numFmt w:val="bullet"/>
+      <w:lvlText w:val="-"/>
       <w:lvlJc w:val="left"/>
       <w:pPr>
         <w:ind w:left="5040" w:hanging="360"/>
@@ -10757,10 +11969,10 @@
         <w:u w:val="none"/>
       </w:rPr>
     </w:lvl>
-    <w:lvl w:ilvl="6">
-      <w:start w:val="1"/>
-      <w:numFmt w:val="bullet"/>
-      <w:lvlText w:val="+"/>
+    <w:lvl w:ilvl="7">
+      <w:start w:val="1"/>
+      <w:numFmt w:val="bullet"/>
+      <w:lvlText w:val="-"/>
       <w:lvlJc w:val="left"/>
       <w:pPr>
         <w:ind w:left="5760" w:hanging="360"/>
@@ -10769,25 +11981,13 @@
         <w:u w:val="none"/>
       </w:rPr>
     </w:lvl>
-    <w:lvl w:ilvl="7">
-      <w:start w:val="1"/>
-      <w:numFmt w:val="bullet"/>
-      <w:lvlText w:val="+"/>
+    <w:lvl w:ilvl="8">
+      <w:start w:val="1"/>
+      <w:numFmt w:val="bullet"/>
+      <w:lvlText w:val="-"/>
       <w:lvlJc w:val="left"/>
       <w:pPr>
         <w:ind w:left="6480" w:hanging="360"/>
-      </w:pPr>
-      <w:rPr>
-        <w:u w:val="none"/>
-      </w:rPr>
-    </w:lvl>
-    <w:lvl w:ilvl="8">
-      <w:start w:val="1"/>
-      <w:numFmt w:val="bullet"/>
-      <w:lvlText w:val="+"/>
-      <w:lvlJc w:val="left"/>
-      <w:pPr>
-        <w:ind w:left="7200" w:hanging="360"/>
       </w:pPr>
       <w:rPr>
         <w:u w:val="none"/>
@@ -10797,6 +11997,996 @@
   <w:abstractNum w:abstractNumId="15">
     <w:lvl w:ilvl="0">
       <w:start w:val="1"/>
+      <w:numFmt w:val="bullet"/>
+      <w:lvlText w:val="-"/>
+      <w:lvlJc w:val="left"/>
+      <w:pPr>
+        <w:ind w:left="720" w:hanging="360"/>
+      </w:pPr>
+      <w:rPr>
+        <w:u w:val="none"/>
+      </w:rPr>
+    </w:lvl>
+    <w:lvl w:ilvl="1">
+      <w:start w:val="1"/>
+      <w:numFmt w:val="bullet"/>
+      <w:lvlText w:val="-"/>
+      <w:lvlJc w:val="left"/>
+      <w:pPr>
+        <w:ind w:left="1440" w:hanging="360"/>
+      </w:pPr>
+      <w:rPr>
+        <w:u w:val="none"/>
+      </w:rPr>
+    </w:lvl>
+    <w:lvl w:ilvl="2">
+      <w:start w:val="1"/>
+      <w:numFmt w:val="bullet"/>
+      <w:lvlText w:val="-"/>
+      <w:lvlJc w:val="left"/>
+      <w:pPr>
+        <w:ind w:left="2160" w:hanging="360"/>
+      </w:pPr>
+      <w:rPr>
+        <w:u w:val="none"/>
+      </w:rPr>
+    </w:lvl>
+    <w:lvl w:ilvl="3">
+      <w:start w:val="1"/>
+      <w:numFmt w:val="bullet"/>
+      <w:lvlText w:val="-"/>
+      <w:lvlJc w:val="left"/>
+      <w:pPr>
+        <w:ind w:left="2880" w:hanging="360"/>
+      </w:pPr>
+      <w:rPr>
+        <w:u w:val="none"/>
+      </w:rPr>
+    </w:lvl>
+    <w:lvl w:ilvl="4">
+      <w:start w:val="1"/>
+      <w:numFmt w:val="bullet"/>
+      <w:lvlText w:val="-"/>
+      <w:lvlJc w:val="left"/>
+      <w:pPr>
+        <w:ind w:left="3600" w:hanging="360"/>
+      </w:pPr>
+      <w:rPr>
+        <w:u w:val="none"/>
+      </w:rPr>
+    </w:lvl>
+    <w:lvl w:ilvl="5">
+      <w:start w:val="1"/>
+      <w:numFmt w:val="bullet"/>
+      <w:lvlText w:val="-"/>
+      <w:lvlJc w:val="left"/>
+      <w:pPr>
+        <w:ind w:left="4320" w:hanging="360"/>
+      </w:pPr>
+      <w:rPr>
+        <w:u w:val="none"/>
+      </w:rPr>
+    </w:lvl>
+    <w:lvl w:ilvl="6">
+      <w:start w:val="1"/>
+      <w:numFmt w:val="bullet"/>
+      <w:lvlText w:val="-"/>
+      <w:lvlJc w:val="left"/>
+      <w:pPr>
+        <w:ind w:left="5040" w:hanging="360"/>
+      </w:pPr>
+      <w:rPr>
+        <w:u w:val="none"/>
+      </w:rPr>
+    </w:lvl>
+    <w:lvl w:ilvl="7">
+      <w:start w:val="1"/>
+      <w:numFmt w:val="bullet"/>
+      <w:lvlText w:val="-"/>
+      <w:lvlJc w:val="left"/>
+      <w:pPr>
+        <w:ind w:left="5760" w:hanging="360"/>
+      </w:pPr>
+      <w:rPr>
+        <w:u w:val="none"/>
+      </w:rPr>
+    </w:lvl>
+    <w:lvl w:ilvl="8">
+      <w:start w:val="1"/>
+      <w:numFmt w:val="bullet"/>
+      <w:lvlText w:val="-"/>
+      <w:lvlJc w:val="left"/>
+      <w:pPr>
+        <w:ind w:left="6480" w:hanging="360"/>
+      </w:pPr>
+      <w:rPr>
+        <w:u w:val="none"/>
+      </w:rPr>
+    </w:lvl>
+  </w:abstractNum>
+  <w:abstractNum w:abstractNumId="16">
+    <w:lvl w:ilvl="0">
+      <w:start w:val="1"/>
+      <w:numFmt w:val="bullet"/>
+      <w:lvlText w:val="-"/>
+      <w:lvlJc w:val="left"/>
+      <w:pPr>
+        <w:ind w:left="720" w:hanging="360"/>
+      </w:pPr>
+      <w:rPr>
+        <w:u w:val="none"/>
+      </w:rPr>
+    </w:lvl>
+    <w:lvl w:ilvl="1">
+      <w:start w:val="1"/>
+      <w:numFmt w:val="bullet"/>
+      <w:lvlText w:val="-"/>
+      <w:lvlJc w:val="left"/>
+      <w:pPr>
+        <w:ind w:left="1440" w:hanging="360"/>
+      </w:pPr>
+      <w:rPr>
+        <w:u w:val="none"/>
+      </w:rPr>
+    </w:lvl>
+    <w:lvl w:ilvl="2">
+      <w:start w:val="1"/>
+      <w:numFmt w:val="bullet"/>
+      <w:lvlText w:val="-"/>
+      <w:lvlJc w:val="left"/>
+      <w:pPr>
+        <w:ind w:left="2160" w:hanging="360"/>
+      </w:pPr>
+      <w:rPr>
+        <w:u w:val="none"/>
+      </w:rPr>
+    </w:lvl>
+    <w:lvl w:ilvl="3">
+      <w:start w:val="1"/>
+      <w:numFmt w:val="bullet"/>
+      <w:lvlText w:val="-"/>
+      <w:lvlJc w:val="left"/>
+      <w:pPr>
+        <w:ind w:left="2880" w:hanging="360"/>
+      </w:pPr>
+      <w:rPr>
+        <w:u w:val="none"/>
+      </w:rPr>
+    </w:lvl>
+    <w:lvl w:ilvl="4">
+      <w:start w:val="1"/>
+      <w:numFmt w:val="bullet"/>
+      <w:lvlText w:val="-"/>
+      <w:lvlJc w:val="left"/>
+      <w:pPr>
+        <w:ind w:left="3600" w:hanging="360"/>
+      </w:pPr>
+      <w:rPr>
+        <w:u w:val="none"/>
+      </w:rPr>
+    </w:lvl>
+    <w:lvl w:ilvl="5">
+      <w:start w:val="1"/>
+      <w:numFmt w:val="bullet"/>
+      <w:lvlText w:val="-"/>
+      <w:lvlJc w:val="left"/>
+      <w:pPr>
+        <w:ind w:left="4320" w:hanging="360"/>
+      </w:pPr>
+      <w:rPr>
+        <w:u w:val="none"/>
+      </w:rPr>
+    </w:lvl>
+    <w:lvl w:ilvl="6">
+      <w:start w:val="1"/>
+      <w:numFmt w:val="bullet"/>
+      <w:lvlText w:val="-"/>
+      <w:lvlJc w:val="left"/>
+      <w:pPr>
+        <w:ind w:left="5040" w:hanging="360"/>
+      </w:pPr>
+      <w:rPr>
+        <w:u w:val="none"/>
+      </w:rPr>
+    </w:lvl>
+    <w:lvl w:ilvl="7">
+      <w:start w:val="1"/>
+      <w:numFmt w:val="bullet"/>
+      <w:lvlText w:val="-"/>
+      <w:lvlJc w:val="left"/>
+      <w:pPr>
+        <w:ind w:left="5760" w:hanging="360"/>
+      </w:pPr>
+      <w:rPr>
+        <w:u w:val="none"/>
+      </w:rPr>
+    </w:lvl>
+    <w:lvl w:ilvl="8">
+      <w:start w:val="1"/>
+      <w:numFmt w:val="bullet"/>
+      <w:lvlText w:val="-"/>
+      <w:lvlJc w:val="left"/>
+      <w:pPr>
+        <w:ind w:left="6480" w:hanging="360"/>
+      </w:pPr>
+      <w:rPr>
+        <w:u w:val="none"/>
+      </w:rPr>
+    </w:lvl>
+  </w:abstractNum>
+  <w:abstractNum w:abstractNumId="17">
+    <w:lvl w:ilvl="0">
+      <w:start w:val="1"/>
+      <w:numFmt w:val="bullet"/>
+      <w:lvlText w:val="-"/>
+      <w:lvlJc w:val="left"/>
+      <w:pPr>
+        <w:ind w:left="720" w:hanging="360"/>
+      </w:pPr>
+      <w:rPr>
+        <w:u w:val="none"/>
+      </w:rPr>
+    </w:lvl>
+    <w:lvl w:ilvl="1">
+      <w:start w:val="1"/>
+      <w:numFmt w:val="bullet"/>
+      <w:lvlText w:val="-"/>
+      <w:lvlJc w:val="left"/>
+      <w:pPr>
+        <w:ind w:left="1440" w:hanging="360"/>
+      </w:pPr>
+      <w:rPr>
+        <w:u w:val="none"/>
+      </w:rPr>
+    </w:lvl>
+    <w:lvl w:ilvl="2">
+      <w:start w:val="1"/>
+      <w:numFmt w:val="bullet"/>
+      <w:lvlText w:val="-"/>
+      <w:lvlJc w:val="left"/>
+      <w:pPr>
+        <w:ind w:left="2160" w:hanging="360"/>
+      </w:pPr>
+      <w:rPr>
+        <w:u w:val="none"/>
+      </w:rPr>
+    </w:lvl>
+    <w:lvl w:ilvl="3">
+      <w:start w:val="1"/>
+      <w:numFmt w:val="bullet"/>
+      <w:lvlText w:val="-"/>
+      <w:lvlJc w:val="left"/>
+      <w:pPr>
+        <w:ind w:left="2880" w:hanging="360"/>
+      </w:pPr>
+      <w:rPr>
+        <w:u w:val="none"/>
+      </w:rPr>
+    </w:lvl>
+    <w:lvl w:ilvl="4">
+      <w:start w:val="1"/>
+      <w:numFmt w:val="bullet"/>
+      <w:lvlText w:val="-"/>
+      <w:lvlJc w:val="left"/>
+      <w:pPr>
+        <w:ind w:left="3600" w:hanging="360"/>
+      </w:pPr>
+      <w:rPr>
+        <w:u w:val="none"/>
+      </w:rPr>
+    </w:lvl>
+    <w:lvl w:ilvl="5">
+      <w:start w:val="1"/>
+      <w:numFmt w:val="bullet"/>
+      <w:lvlText w:val="-"/>
+      <w:lvlJc w:val="left"/>
+      <w:pPr>
+        <w:ind w:left="4320" w:hanging="360"/>
+      </w:pPr>
+      <w:rPr>
+        <w:u w:val="none"/>
+      </w:rPr>
+    </w:lvl>
+    <w:lvl w:ilvl="6">
+      <w:start w:val="1"/>
+      <w:numFmt w:val="bullet"/>
+      <w:lvlText w:val="-"/>
+      <w:lvlJc w:val="left"/>
+      <w:pPr>
+        <w:ind w:left="5040" w:hanging="360"/>
+      </w:pPr>
+      <w:rPr>
+        <w:u w:val="none"/>
+      </w:rPr>
+    </w:lvl>
+    <w:lvl w:ilvl="7">
+      <w:start w:val="1"/>
+      <w:numFmt w:val="bullet"/>
+      <w:lvlText w:val="-"/>
+      <w:lvlJc w:val="left"/>
+      <w:pPr>
+        <w:ind w:left="5760" w:hanging="360"/>
+      </w:pPr>
+      <w:rPr>
+        <w:u w:val="none"/>
+      </w:rPr>
+    </w:lvl>
+    <w:lvl w:ilvl="8">
+      <w:start w:val="1"/>
+      <w:numFmt w:val="bullet"/>
+      <w:lvlText w:val="-"/>
+      <w:lvlJc w:val="left"/>
+      <w:pPr>
+        <w:ind w:left="6480" w:hanging="360"/>
+      </w:pPr>
+      <w:rPr>
+        <w:u w:val="none"/>
+      </w:rPr>
+    </w:lvl>
+  </w:abstractNum>
+  <w:abstractNum w:abstractNumId="18">
+    <w:lvl w:ilvl="0">
+      <w:start w:val="1"/>
+      <w:numFmt w:val="bullet"/>
+      <w:lvlText w:val="-"/>
+      <w:lvlJc w:val="left"/>
+      <w:pPr>
+        <w:ind w:left="720" w:hanging="360"/>
+      </w:pPr>
+      <w:rPr>
+        <w:u w:val="none"/>
+      </w:rPr>
+    </w:lvl>
+    <w:lvl w:ilvl="1">
+      <w:start w:val="1"/>
+      <w:numFmt w:val="bullet"/>
+      <w:lvlText w:val="-"/>
+      <w:lvlJc w:val="left"/>
+      <w:pPr>
+        <w:ind w:left="1440" w:hanging="360"/>
+      </w:pPr>
+      <w:rPr>
+        <w:u w:val="none"/>
+      </w:rPr>
+    </w:lvl>
+    <w:lvl w:ilvl="2">
+      <w:start w:val="1"/>
+      <w:numFmt w:val="bullet"/>
+      <w:lvlText w:val="-"/>
+      <w:lvlJc w:val="left"/>
+      <w:pPr>
+        <w:ind w:left="2160" w:hanging="360"/>
+      </w:pPr>
+      <w:rPr>
+        <w:u w:val="none"/>
+      </w:rPr>
+    </w:lvl>
+    <w:lvl w:ilvl="3">
+      <w:start w:val="1"/>
+      <w:numFmt w:val="bullet"/>
+      <w:lvlText w:val="-"/>
+      <w:lvlJc w:val="left"/>
+      <w:pPr>
+        <w:ind w:left="2880" w:hanging="360"/>
+      </w:pPr>
+      <w:rPr>
+        <w:u w:val="none"/>
+      </w:rPr>
+    </w:lvl>
+    <w:lvl w:ilvl="4">
+      <w:start w:val="1"/>
+      <w:numFmt w:val="bullet"/>
+      <w:lvlText w:val="-"/>
+      <w:lvlJc w:val="left"/>
+      <w:pPr>
+        <w:ind w:left="3600" w:hanging="360"/>
+      </w:pPr>
+      <w:rPr>
+        <w:u w:val="none"/>
+      </w:rPr>
+    </w:lvl>
+    <w:lvl w:ilvl="5">
+      <w:start w:val="1"/>
+      <w:numFmt w:val="bullet"/>
+      <w:lvlText w:val="-"/>
+      <w:lvlJc w:val="left"/>
+      <w:pPr>
+        <w:ind w:left="4320" w:hanging="360"/>
+      </w:pPr>
+      <w:rPr>
+        <w:u w:val="none"/>
+      </w:rPr>
+    </w:lvl>
+    <w:lvl w:ilvl="6">
+      <w:start w:val="1"/>
+      <w:numFmt w:val="bullet"/>
+      <w:lvlText w:val="-"/>
+      <w:lvlJc w:val="left"/>
+      <w:pPr>
+        <w:ind w:left="5040" w:hanging="360"/>
+      </w:pPr>
+      <w:rPr>
+        <w:u w:val="none"/>
+      </w:rPr>
+    </w:lvl>
+    <w:lvl w:ilvl="7">
+      <w:start w:val="1"/>
+      <w:numFmt w:val="bullet"/>
+      <w:lvlText w:val="-"/>
+      <w:lvlJc w:val="left"/>
+      <w:pPr>
+        <w:ind w:left="5760" w:hanging="360"/>
+      </w:pPr>
+      <w:rPr>
+        <w:u w:val="none"/>
+      </w:rPr>
+    </w:lvl>
+    <w:lvl w:ilvl="8">
+      <w:start w:val="1"/>
+      <w:numFmt w:val="bullet"/>
+      <w:lvlText w:val="-"/>
+      <w:lvlJc w:val="left"/>
+      <w:pPr>
+        <w:ind w:left="6480" w:hanging="360"/>
+      </w:pPr>
+      <w:rPr>
+        <w:u w:val="none"/>
+      </w:rPr>
+    </w:lvl>
+  </w:abstractNum>
+  <w:abstractNum w:abstractNumId="19">
+    <w:lvl w:ilvl="0">
+      <w:start w:val="1"/>
+      <w:numFmt w:val="bullet"/>
+      <w:lvlText w:val="-"/>
+      <w:lvlJc w:val="left"/>
+      <w:pPr>
+        <w:ind w:left="720" w:hanging="360"/>
+      </w:pPr>
+      <w:rPr>
+        <w:u w:val="none"/>
+      </w:rPr>
+    </w:lvl>
+    <w:lvl w:ilvl="1">
+      <w:start w:val="1"/>
+      <w:numFmt w:val="bullet"/>
+      <w:lvlText w:val="-"/>
+      <w:lvlJc w:val="left"/>
+      <w:pPr>
+        <w:ind w:left="1440" w:hanging="360"/>
+      </w:pPr>
+      <w:rPr>
+        <w:u w:val="none"/>
+      </w:rPr>
+    </w:lvl>
+    <w:lvl w:ilvl="2">
+      <w:start w:val="1"/>
+      <w:numFmt w:val="bullet"/>
+      <w:lvlText w:val="-"/>
+      <w:lvlJc w:val="left"/>
+      <w:pPr>
+        <w:ind w:left="2160" w:hanging="360"/>
+      </w:pPr>
+      <w:rPr>
+        <w:u w:val="none"/>
+      </w:rPr>
+    </w:lvl>
+    <w:lvl w:ilvl="3">
+      <w:start w:val="1"/>
+      <w:numFmt w:val="bullet"/>
+      <w:lvlText w:val="-"/>
+      <w:lvlJc w:val="left"/>
+      <w:pPr>
+        <w:ind w:left="2880" w:hanging="360"/>
+      </w:pPr>
+      <w:rPr>
+        <w:u w:val="none"/>
+      </w:rPr>
+    </w:lvl>
+    <w:lvl w:ilvl="4">
+      <w:start w:val="1"/>
+      <w:numFmt w:val="bullet"/>
+      <w:lvlText w:val="-"/>
+      <w:lvlJc w:val="left"/>
+      <w:pPr>
+        <w:ind w:left="3600" w:hanging="360"/>
+      </w:pPr>
+      <w:rPr>
+        <w:u w:val="none"/>
+      </w:rPr>
+    </w:lvl>
+    <w:lvl w:ilvl="5">
+      <w:start w:val="1"/>
+      <w:numFmt w:val="bullet"/>
+      <w:lvlText w:val="-"/>
+      <w:lvlJc w:val="left"/>
+      <w:pPr>
+        <w:ind w:left="4320" w:hanging="360"/>
+      </w:pPr>
+      <w:rPr>
+        <w:u w:val="none"/>
+      </w:rPr>
+    </w:lvl>
+    <w:lvl w:ilvl="6">
+      <w:start w:val="1"/>
+      <w:numFmt w:val="bullet"/>
+      <w:lvlText w:val="-"/>
+      <w:lvlJc w:val="left"/>
+      <w:pPr>
+        <w:ind w:left="5040" w:hanging="360"/>
+      </w:pPr>
+      <w:rPr>
+        <w:u w:val="none"/>
+      </w:rPr>
+    </w:lvl>
+    <w:lvl w:ilvl="7">
+      <w:start w:val="1"/>
+      <w:numFmt w:val="bullet"/>
+      <w:lvlText w:val="-"/>
+      <w:lvlJc w:val="left"/>
+      <w:pPr>
+        <w:ind w:left="5760" w:hanging="360"/>
+      </w:pPr>
+      <w:rPr>
+        <w:u w:val="none"/>
+      </w:rPr>
+    </w:lvl>
+    <w:lvl w:ilvl="8">
+      <w:start w:val="1"/>
+      <w:numFmt w:val="bullet"/>
+      <w:lvlText w:val="-"/>
+      <w:lvlJc w:val="left"/>
+      <w:pPr>
+        <w:ind w:left="6480" w:hanging="360"/>
+      </w:pPr>
+      <w:rPr>
+        <w:u w:val="none"/>
+      </w:rPr>
+    </w:lvl>
+  </w:abstractNum>
+  <w:abstractNum w:abstractNumId="20">
+    <w:lvl w:ilvl="0">
+      <w:start w:val="1"/>
+      <w:numFmt w:val="bullet"/>
+      <w:lvlText w:val="-"/>
+      <w:lvlJc w:val="left"/>
+      <w:pPr>
+        <w:ind w:left="720" w:hanging="360"/>
+      </w:pPr>
+      <w:rPr>
+        <w:u w:val="none"/>
+      </w:rPr>
+    </w:lvl>
+    <w:lvl w:ilvl="1">
+      <w:start w:val="1"/>
+      <w:numFmt w:val="bullet"/>
+      <w:lvlText w:val="-"/>
+      <w:lvlJc w:val="left"/>
+      <w:pPr>
+        <w:ind w:left="1440" w:hanging="360"/>
+      </w:pPr>
+      <w:rPr>
+        <w:u w:val="none"/>
+      </w:rPr>
+    </w:lvl>
+    <w:lvl w:ilvl="2">
+      <w:start w:val="1"/>
+      <w:numFmt w:val="bullet"/>
+      <w:lvlText w:val="-"/>
+      <w:lvlJc w:val="left"/>
+      <w:pPr>
+        <w:ind w:left="2160" w:hanging="360"/>
+      </w:pPr>
+      <w:rPr>
+        <w:u w:val="none"/>
+      </w:rPr>
+    </w:lvl>
+    <w:lvl w:ilvl="3">
+      <w:start w:val="1"/>
+      <w:numFmt w:val="bullet"/>
+      <w:lvlText w:val="-"/>
+      <w:lvlJc w:val="left"/>
+      <w:pPr>
+        <w:ind w:left="2880" w:hanging="360"/>
+      </w:pPr>
+      <w:rPr>
+        <w:u w:val="none"/>
+      </w:rPr>
+    </w:lvl>
+    <w:lvl w:ilvl="4">
+      <w:start w:val="1"/>
+      <w:numFmt w:val="bullet"/>
+      <w:lvlText w:val="-"/>
+      <w:lvlJc w:val="left"/>
+      <w:pPr>
+        <w:ind w:left="3600" w:hanging="360"/>
+      </w:pPr>
+      <w:rPr>
+        <w:u w:val="none"/>
+      </w:rPr>
+    </w:lvl>
+    <w:lvl w:ilvl="5">
+      <w:start w:val="1"/>
+      <w:numFmt w:val="bullet"/>
+      <w:lvlText w:val="-"/>
+      <w:lvlJc w:val="left"/>
+      <w:pPr>
+        <w:ind w:left="4320" w:hanging="360"/>
+      </w:pPr>
+      <w:rPr>
+        <w:u w:val="none"/>
+      </w:rPr>
+    </w:lvl>
+    <w:lvl w:ilvl="6">
+      <w:start w:val="1"/>
+      <w:numFmt w:val="bullet"/>
+      <w:lvlText w:val="-"/>
+      <w:lvlJc w:val="left"/>
+      <w:pPr>
+        <w:ind w:left="5040" w:hanging="360"/>
+      </w:pPr>
+      <w:rPr>
+        <w:u w:val="none"/>
+      </w:rPr>
+    </w:lvl>
+    <w:lvl w:ilvl="7">
+      <w:start w:val="1"/>
+      <w:numFmt w:val="bullet"/>
+      <w:lvlText w:val="-"/>
+      <w:lvlJc w:val="left"/>
+      <w:pPr>
+        <w:ind w:left="5760" w:hanging="360"/>
+      </w:pPr>
+      <w:rPr>
+        <w:u w:val="none"/>
+      </w:rPr>
+    </w:lvl>
+    <w:lvl w:ilvl="8">
+      <w:start w:val="1"/>
+      <w:numFmt w:val="bullet"/>
+      <w:lvlText w:val="-"/>
+      <w:lvlJc w:val="left"/>
+      <w:pPr>
+        <w:ind w:left="6480" w:hanging="360"/>
+      </w:pPr>
+      <w:rPr>
+        <w:u w:val="none"/>
+      </w:rPr>
+    </w:lvl>
+  </w:abstractNum>
+  <w:abstractNum w:abstractNumId="21">
+    <w:lvl w:ilvl="0">
+      <w:start w:val="1"/>
+      <w:numFmt w:val="lowerLetter"/>
+      <w:lvlText w:val="%1."/>
+      <w:lvlJc w:val="left"/>
+      <w:pPr>
+        <w:ind w:left="720" w:hanging="360"/>
+      </w:pPr>
+      <w:rPr>
+        <w:u w:val="none"/>
+      </w:rPr>
+    </w:lvl>
+    <w:lvl w:ilvl="1">
+      <w:start w:val="1"/>
+      <w:numFmt w:val="lowerRoman"/>
+      <w:lvlText w:val="%2."/>
+      <w:lvlJc w:val="right"/>
+      <w:pPr>
+        <w:ind w:left="1440" w:hanging="360"/>
+      </w:pPr>
+      <w:rPr>
+        <w:u w:val="none"/>
+      </w:rPr>
+    </w:lvl>
+    <w:lvl w:ilvl="2">
+      <w:start w:val="1"/>
+      <w:numFmt w:val="decimal"/>
+      <w:lvlText w:val="%3."/>
+      <w:lvlJc w:val="left"/>
+      <w:pPr>
+        <w:ind w:left="2160" w:hanging="360"/>
+      </w:pPr>
+      <w:rPr>
+        <w:u w:val="none"/>
+      </w:rPr>
+    </w:lvl>
+    <w:lvl w:ilvl="3">
+      <w:start w:val="1"/>
+      <w:numFmt w:val="lowerLetter"/>
+      <w:lvlText w:val="%4."/>
+      <w:lvlJc w:val="left"/>
+      <w:pPr>
+        <w:ind w:left="2880" w:hanging="360"/>
+      </w:pPr>
+      <w:rPr>
+        <w:u w:val="none"/>
+      </w:rPr>
+    </w:lvl>
+    <w:lvl w:ilvl="4">
+      <w:start w:val="1"/>
+      <w:numFmt w:val="lowerRoman"/>
+      <w:lvlText w:val="%5."/>
+      <w:lvlJc w:val="right"/>
+      <w:pPr>
+        <w:ind w:left="3600" w:hanging="360"/>
+      </w:pPr>
+      <w:rPr>
+        <w:u w:val="none"/>
+      </w:rPr>
+    </w:lvl>
+    <w:lvl w:ilvl="5">
+      <w:start w:val="1"/>
+      <w:numFmt w:val="decimal"/>
+      <w:lvlText w:val="%6."/>
+      <w:lvlJc w:val="left"/>
+      <w:pPr>
+        <w:ind w:left="4320" w:hanging="360"/>
+      </w:pPr>
+      <w:rPr>
+        <w:u w:val="none"/>
+      </w:rPr>
+    </w:lvl>
+    <w:lvl w:ilvl="6">
+      <w:start w:val="1"/>
+      <w:numFmt w:val="lowerLetter"/>
+      <w:lvlText w:val="%7."/>
+      <w:lvlJc w:val="left"/>
+      <w:pPr>
+        <w:ind w:left="5040" w:hanging="360"/>
+      </w:pPr>
+      <w:rPr>
+        <w:u w:val="none"/>
+      </w:rPr>
+    </w:lvl>
+    <w:lvl w:ilvl="7">
+      <w:start w:val="1"/>
+      <w:numFmt w:val="lowerRoman"/>
+      <w:lvlText w:val="%8."/>
+      <w:lvlJc w:val="right"/>
+      <w:pPr>
+        <w:ind w:left="5760" w:hanging="360"/>
+      </w:pPr>
+      <w:rPr>
+        <w:u w:val="none"/>
+      </w:rPr>
+    </w:lvl>
+    <w:lvl w:ilvl="8">
+      <w:start w:val="1"/>
+      <w:numFmt w:val="decimal"/>
+      <w:lvlText w:val="%9."/>
+      <w:lvlJc w:val="left"/>
+      <w:pPr>
+        <w:ind w:left="6480" w:hanging="360"/>
+      </w:pPr>
+      <w:rPr>
+        <w:u w:val="none"/>
+      </w:rPr>
+    </w:lvl>
+  </w:abstractNum>
+  <w:abstractNum w:abstractNumId="22">
+    <w:lvl w:ilvl="0">
+      <w:start w:val="1"/>
+      <w:numFmt w:val="bullet"/>
+      <w:lvlText w:val="+"/>
+      <w:lvlJc w:val="left"/>
+      <w:pPr>
+        <w:ind w:left="1440" w:hanging="360"/>
+      </w:pPr>
+      <w:rPr>
+        <w:u w:val="none"/>
+      </w:rPr>
+    </w:lvl>
+    <w:lvl w:ilvl="1">
+      <w:start w:val="1"/>
+      <w:numFmt w:val="bullet"/>
+      <w:lvlText w:val="+"/>
+      <w:lvlJc w:val="left"/>
+      <w:pPr>
+        <w:ind w:left="2160" w:hanging="360"/>
+      </w:pPr>
+      <w:rPr>
+        <w:u w:val="none"/>
+      </w:rPr>
+    </w:lvl>
+    <w:lvl w:ilvl="2">
+      <w:start w:val="1"/>
+      <w:numFmt w:val="bullet"/>
+      <w:lvlText w:val="+"/>
+      <w:lvlJc w:val="left"/>
+      <w:pPr>
+        <w:ind w:left="2880" w:hanging="360"/>
+      </w:pPr>
+      <w:rPr>
+        <w:u w:val="none"/>
+      </w:rPr>
+    </w:lvl>
+    <w:lvl w:ilvl="3">
+      <w:start w:val="1"/>
+      <w:numFmt w:val="bullet"/>
+      <w:lvlText w:val="+"/>
+      <w:lvlJc w:val="left"/>
+      <w:pPr>
+        <w:ind w:left="3600" w:hanging="360"/>
+      </w:pPr>
+      <w:rPr>
+        <w:u w:val="none"/>
+      </w:rPr>
+    </w:lvl>
+    <w:lvl w:ilvl="4">
+      <w:start w:val="1"/>
+      <w:numFmt w:val="bullet"/>
+      <w:lvlText w:val="+"/>
+      <w:lvlJc w:val="left"/>
+      <w:pPr>
+        <w:ind w:left="4320" w:hanging="360"/>
+      </w:pPr>
+      <w:rPr>
+        <w:u w:val="none"/>
+      </w:rPr>
+    </w:lvl>
+    <w:lvl w:ilvl="5">
+      <w:start w:val="1"/>
+      <w:numFmt w:val="bullet"/>
+      <w:lvlText w:val="+"/>
+      <w:lvlJc w:val="left"/>
+      <w:pPr>
+        <w:ind w:left="5040" w:hanging="360"/>
+      </w:pPr>
+      <w:rPr>
+        <w:u w:val="none"/>
+      </w:rPr>
+    </w:lvl>
+    <w:lvl w:ilvl="6">
+      <w:start w:val="1"/>
+      <w:numFmt w:val="bullet"/>
+      <w:lvlText w:val="+"/>
+      <w:lvlJc w:val="left"/>
+      <w:pPr>
+        <w:ind w:left="5760" w:hanging="360"/>
+      </w:pPr>
+      <w:rPr>
+        <w:u w:val="none"/>
+      </w:rPr>
+    </w:lvl>
+    <w:lvl w:ilvl="7">
+      <w:start w:val="1"/>
+      <w:numFmt w:val="bullet"/>
+      <w:lvlText w:val="+"/>
+      <w:lvlJc w:val="left"/>
+      <w:pPr>
+        <w:ind w:left="6480" w:hanging="360"/>
+      </w:pPr>
+      <w:rPr>
+        <w:u w:val="none"/>
+      </w:rPr>
+    </w:lvl>
+    <w:lvl w:ilvl="8">
+      <w:start w:val="1"/>
+      <w:numFmt w:val="bullet"/>
+      <w:lvlText w:val="+"/>
+      <w:lvlJc w:val="left"/>
+      <w:pPr>
+        <w:ind w:left="7200" w:hanging="360"/>
+      </w:pPr>
+      <w:rPr>
+        <w:u w:val="none"/>
+      </w:rPr>
+    </w:lvl>
+  </w:abstractNum>
+  <w:abstractNum w:abstractNumId="23">
+    <w:lvl w:ilvl="0">
+      <w:start w:val="1"/>
+      <w:numFmt w:val="bullet"/>
+      <w:lvlText w:val="-"/>
+      <w:lvlJc w:val="left"/>
+      <w:pPr>
+        <w:ind w:left="720" w:hanging="360"/>
+      </w:pPr>
+      <w:rPr>
+        <w:u w:val="none"/>
+      </w:rPr>
+    </w:lvl>
+    <w:lvl w:ilvl="1">
+      <w:start w:val="1"/>
+      <w:numFmt w:val="bullet"/>
+      <w:lvlText w:val="-"/>
+      <w:lvlJc w:val="left"/>
+      <w:pPr>
+        <w:ind w:left="1440" w:hanging="360"/>
+      </w:pPr>
+      <w:rPr>
+        <w:u w:val="none"/>
+      </w:rPr>
+    </w:lvl>
+    <w:lvl w:ilvl="2">
+      <w:start w:val="1"/>
+      <w:numFmt w:val="bullet"/>
+      <w:lvlText w:val="-"/>
+      <w:lvlJc w:val="left"/>
+      <w:pPr>
+        <w:ind w:left="2160" w:hanging="360"/>
+      </w:pPr>
+      <w:rPr>
+        <w:u w:val="none"/>
+      </w:rPr>
+    </w:lvl>
+    <w:lvl w:ilvl="3">
+      <w:start w:val="1"/>
+      <w:numFmt w:val="bullet"/>
+      <w:lvlText w:val="-"/>
+      <w:lvlJc w:val="left"/>
+      <w:pPr>
+        <w:ind w:left="2880" w:hanging="360"/>
+      </w:pPr>
+      <w:rPr>
+        <w:u w:val="none"/>
+      </w:rPr>
+    </w:lvl>
+    <w:lvl w:ilvl="4">
+      <w:start w:val="1"/>
+      <w:numFmt w:val="bullet"/>
+      <w:lvlText w:val="-"/>
+      <w:lvlJc w:val="left"/>
+      <w:pPr>
+        <w:ind w:left="3600" w:hanging="360"/>
+      </w:pPr>
+      <w:rPr>
+        <w:u w:val="none"/>
+      </w:rPr>
+    </w:lvl>
+    <w:lvl w:ilvl="5">
+      <w:start w:val="1"/>
+      <w:numFmt w:val="bullet"/>
+      <w:lvlText w:val="-"/>
+      <w:lvlJc w:val="left"/>
+      <w:pPr>
+        <w:ind w:left="4320" w:hanging="360"/>
+      </w:pPr>
+      <w:rPr>
+        <w:u w:val="none"/>
+      </w:rPr>
+    </w:lvl>
+    <w:lvl w:ilvl="6">
+      <w:start w:val="1"/>
+      <w:numFmt w:val="bullet"/>
+      <w:lvlText w:val="-"/>
+      <w:lvlJc w:val="left"/>
+      <w:pPr>
+        <w:ind w:left="5040" w:hanging="360"/>
+      </w:pPr>
+      <w:rPr>
+        <w:u w:val="none"/>
+      </w:rPr>
+    </w:lvl>
+    <w:lvl w:ilvl="7">
+      <w:start w:val="1"/>
+      <w:numFmt w:val="bullet"/>
+      <w:lvlText w:val="-"/>
+      <w:lvlJc w:val="left"/>
+      <w:pPr>
+        <w:ind w:left="5760" w:hanging="360"/>
+      </w:pPr>
+      <w:rPr>
+        <w:u w:val="none"/>
+      </w:rPr>
+    </w:lvl>
+    <w:lvl w:ilvl="8">
+      <w:start w:val="1"/>
+      <w:numFmt w:val="bullet"/>
+      <w:lvlText w:val="-"/>
+      <w:lvlJc w:val="left"/>
+      <w:pPr>
+        <w:ind w:left="6480" w:hanging="360"/>
+      </w:pPr>
+      <w:rPr>
+        <w:u w:val="none"/>
+      </w:rPr>
+    </w:lvl>
+  </w:abstractNum>
+  <w:abstractNum w:abstractNumId="24">
+    <w:lvl w:ilvl="0">
+      <w:start w:val="1"/>
       <w:numFmt w:val="decimal"/>
       <w:lvlText w:val="%1."/>
       <w:lvlJc w:val="left"/>
@@ -10904,7 +13094,7 @@
       </w:rPr>
     </w:lvl>
   </w:abstractNum>
-  <w:abstractNum w:abstractNumId="16">
+  <w:abstractNum w:abstractNumId="25">
     <w:lvl w:ilvl="0">
       <w:start w:val="1"/>
       <w:numFmt w:val="bullet"/>
@@ -11014,7 +13204,7 @@
       </w:rPr>
     </w:lvl>
   </w:abstractNum>
-  <w:abstractNum w:abstractNumId="17">
+  <w:abstractNum w:abstractNumId="26">
     <w:lvl w:ilvl="0">
       <w:start w:val="1"/>
       <w:numFmt w:val="bullet"/>
@@ -11124,7 +13314,7 @@
       </w:rPr>
     </w:lvl>
   </w:abstractNum>
-  <w:abstractNum w:abstractNumId="18">
+  <w:abstractNum w:abstractNumId="27">
     <w:lvl w:ilvl="0">
       <w:start w:val="1"/>
       <w:numFmt w:val="bullet"/>
@@ -11234,7 +13424,7 @@
       </w:rPr>
     </w:lvl>
   </w:abstractNum>
-  <w:abstractNum w:abstractNumId="19">
+  <w:abstractNum w:abstractNumId="28">
     <w:lvl w:ilvl="0">
       <w:start w:val="1"/>
       <w:numFmt w:val="bullet"/>
@@ -11344,7 +13534,7 @@
       </w:rPr>
     </w:lvl>
   </w:abstractNum>
-  <w:abstractNum w:abstractNumId="20">
+  <w:abstractNum w:abstractNumId="29">
     <w:lvl w:ilvl="0">
       <w:start w:val="1"/>
       <w:numFmt w:val="bullet"/>
@@ -11448,6 +13638,116 @@
       <w:lvlJc w:val="left"/>
       <w:pPr>
         <w:ind w:left="7200" w:hanging="360"/>
+      </w:pPr>
+      <w:rPr>
+        <w:u w:val="none"/>
+      </w:rPr>
+    </w:lvl>
+  </w:abstractNum>
+  <w:abstractNum w:abstractNumId="30">
+    <w:lvl w:ilvl="0">
+      <w:start w:val="1"/>
+      <w:numFmt w:val="bullet"/>
+      <w:lvlText w:val="-"/>
+      <w:lvlJc w:val="left"/>
+      <w:pPr>
+        <w:ind w:left="720" w:hanging="360"/>
+      </w:pPr>
+      <w:rPr>
+        <w:u w:val="none"/>
+      </w:rPr>
+    </w:lvl>
+    <w:lvl w:ilvl="1">
+      <w:start w:val="1"/>
+      <w:numFmt w:val="bullet"/>
+      <w:lvlText w:val="-"/>
+      <w:lvlJc w:val="left"/>
+      <w:pPr>
+        <w:ind w:left="1440" w:hanging="360"/>
+      </w:pPr>
+      <w:rPr>
+        <w:u w:val="none"/>
+      </w:rPr>
+    </w:lvl>
+    <w:lvl w:ilvl="2">
+      <w:start w:val="1"/>
+      <w:numFmt w:val="bullet"/>
+      <w:lvlText w:val="-"/>
+      <w:lvlJc w:val="left"/>
+      <w:pPr>
+        <w:ind w:left="2160" w:hanging="360"/>
+      </w:pPr>
+      <w:rPr>
+        <w:u w:val="none"/>
+      </w:rPr>
+    </w:lvl>
+    <w:lvl w:ilvl="3">
+      <w:start w:val="1"/>
+      <w:numFmt w:val="bullet"/>
+      <w:lvlText w:val="-"/>
+      <w:lvlJc w:val="left"/>
+      <w:pPr>
+        <w:ind w:left="2880" w:hanging="360"/>
+      </w:pPr>
+      <w:rPr>
+        <w:u w:val="none"/>
+      </w:rPr>
+    </w:lvl>
+    <w:lvl w:ilvl="4">
+      <w:start w:val="1"/>
+      <w:numFmt w:val="bullet"/>
+      <w:lvlText w:val="-"/>
+      <w:lvlJc w:val="left"/>
+      <w:pPr>
+        <w:ind w:left="3600" w:hanging="360"/>
+      </w:pPr>
+      <w:rPr>
+        <w:u w:val="none"/>
+      </w:rPr>
+    </w:lvl>
+    <w:lvl w:ilvl="5">
+      <w:start w:val="1"/>
+      <w:numFmt w:val="bullet"/>
+      <w:lvlText w:val="-"/>
+      <w:lvlJc w:val="left"/>
+      <w:pPr>
+        <w:ind w:left="4320" w:hanging="360"/>
+      </w:pPr>
+      <w:rPr>
+        <w:u w:val="none"/>
+      </w:rPr>
+    </w:lvl>
+    <w:lvl w:ilvl="6">
+      <w:start w:val="1"/>
+      <w:numFmt w:val="bullet"/>
+      <w:lvlText w:val="-"/>
+      <w:lvlJc w:val="left"/>
+      <w:pPr>
+        <w:ind w:left="5040" w:hanging="360"/>
+      </w:pPr>
+      <w:rPr>
+        <w:u w:val="none"/>
+      </w:rPr>
+    </w:lvl>
+    <w:lvl w:ilvl="7">
+      <w:start w:val="1"/>
+      <w:numFmt w:val="bullet"/>
+      <w:lvlText w:val="-"/>
+      <w:lvlJc w:val="left"/>
+      <w:pPr>
+        <w:ind w:left="5760" w:hanging="360"/>
+      </w:pPr>
+      <w:rPr>
+        <w:u w:val="none"/>
+      </w:rPr>
+    </w:lvl>
+    <w:lvl w:ilvl="8">
+      <w:start w:val="1"/>
+      <w:numFmt w:val="bullet"/>
+      <w:lvlText w:val="-"/>
+      <w:lvlJc w:val="left"/>
+      <w:pPr>
+        <w:ind w:left="6480" w:hanging="360"/>
       </w:pPr>
       <w:rPr>
         <w:u w:val="none"/>
@@ -11514,6 +13814,36 @@
   <w:num w:numId="20">
     <w:abstractNumId w:val="20"/>
   </w:num>
+  <w:num w:numId="21">
+    <w:abstractNumId w:val="21"/>
+  </w:num>
+  <w:num w:numId="22">
+    <w:abstractNumId w:val="22"/>
+  </w:num>
+  <w:num w:numId="23">
+    <w:abstractNumId w:val="23"/>
+  </w:num>
+  <w:num w:numId="24">
+    <w:abstractNumId w:val="24"/>
+  </w:num>
+  <w:num w:numId="25">
+    <w:abstractNumId w:val="25"/>
+  </w:num>
+  <w:num w:numId="26">
+    <w:abstractNumId w:val="26"/>
+  </w:num>
+  <w:num w:numId="27">
+    <w:abstractNumId w:val="27"/>
+  </w:num>
+  <w:num w:numId="28">
+    <w:abstractNumId w:val="28"/>
+  </w:num>
+  <w:num w:numId="29">
+    <w:abstractNumId w:val="29"/>
+  </w:num>
+  <w:num w:numId="30">
+    <w:abstractNumId w:val="30"/>
+  </w:num>
 </w:numbering>
 </file>
 
@@ -11572,15 +13902,10 @@
     <w:pPr>
       <w:keepNext w:val="1"/>
       <w:keepLines w:val="1"/>
-      <w:pageBreakBefore w:val="0"/>
-      <w:spacing w:after="120" w:before="360" w:lineRule="auto"/>
+      <w:spacing w:after="240" w:before="240" w:lineRule="auto"/>
+      <w:ind w:left="720" w:hanging="360"/>
     </w:pPr>
-    <w:rPr>
-      <w:b w:val="0"/>
-      <w:bCs w:val="0"/>
-      <w:sz w:val="32"/>
-      <w:szCs w:val="32"/>
-    </w:rPr>
+    <w:rPr/>
   </w:style>
   <w:style w:type="paragraph" w:styleId="Heading3">
     <w:name w:val="heading 3"/>

--- a/Báo cáo thực tập.docx
+++ b/Báo cáo thực tập.docx
@@ -5007,13 +5007,28 @@
       <w:r>
         <w:fldChar w:fldCharType="separate"/>
       </w:r>
-      <w:hyperlink w:anchor="_Toc238895349" w:history="1">
+      <w:hyperlink w:anchor="_Toc239466269" w:history="1">
         <w:r>
           <w:rPr>
             <w:rStyle w:val="Hyperlink"/>
             <w:noProof/>
           </w:rPr>
-          <w:t>Hình 1. Quy trình xử lý dữ liệu</w:t>
+          <w:t>Hình 1</w:t>
+        </w:r>
+        <w:r>
+          <w:rPr>
+            <w:rStyle w:val="Hyperlink"/>
+            <w:noProof/>
+            <w:lang w:val="en-US"/>
+          </w:rPr>
+          <w:t>:</w:t>
+        </w:r>
+        <w:r>
+          <w:rPr>
+            <w:rStyle w:val="Hyperlink"/>
+            <w:noProof/>
+          </w:rPr>
+          <w:t xml:space="preserve"> Quy trình xử lý dữ liệu</w:t>
         </w:r>
         <w:r>
           <w:rPr>
@@ -5034,7 +5049,7 @@
             <w:noProof/>
             <w:webHidden/>
           </w:rPr>
-          <w:instrText xml:space="preserve"> PAGEREF _Toc238895349 \h </w:instrText>
+          <w:instrText xml:space="preserve"> PAGEREF _Toc239466269 \h </w:instrText>
         </w:r>
         <w:r>
           <w:rPr>
@@ -5081,7 +5096,7 @@
           <w14:ligatures w14:val="standardContextual"/>
         </w:rPr>
       </w:pPr>
-      <w:hyperlink w:anchor="_Toc238895350" w:history="1">
+      <w:hyperlink w:anchor="_Toc239466270" w:history="1">
         <w:r>
           <w:rPr>
             <w:rStyle w:val="Hyperlink"/>
@@ -5108,7 +5123,7 @@
             <w:noProof/>
             <w:webHidden/>
           </w:rPr>
-          <w:instrText xml:space="preserve"> PAGEREF _Toc238895350 \h </w:instrText>
+          <w:instrText xml:space="preserve"> PAGEREF _Toc239466270 \h </w:instrText>
         </w:r>
         <w:r>
           <w:rPr>
@@ -5155,7 +5170,7 @@
           <w14:ligatures w14:val="standardContextual"/>
         </w:rPr>
       </w:pPr>
-      <w:hyperlink w:anchor="_Toc238895351" w:history="1">
+      <w:hyperlink w:anchor="_Toc239466271" w:history="1">
         <w:r>
           <w:rPr>
             <w:rStyle w:val="Hyperlink"/>
@@ -5182,7 +5197,7 @@
             <w:noProof/>
             <w:webHidden/>
           </w:rPr>
-          <w:instrText xml:space="preserve"> PAGEREF _Toc238895351 \h </w:instrText>
+          <w:instrText xml:space="preserve"> PAGEREF _Toc239466271 \h </w:instrText>
         </w:r>
         <w:r>
           <w:rPr>
@@ -5229,7 +5244,7 @@
           <w14:ligatures w14:val="standardContextual"/>
         </w:rPr>
       </w:pPr>
-      <w:hyperlink w:anchor="_Toc238895352" w:history="1">
+      <w:hyperlink w:anchor="_Toc239466272" w:history="1">
         <w:r>
           <w:rPr>
             <w:rStyle w:val="Hyperlink"/>
@@ -5256,7 +5271,7 @@
             <w:noProof/>
             <w:webHidden/>
           </w:rPr>
-          <w:instrText xml:space="preserve"> PAGEREF _Toc238895352 \h </w:instrText>
+          <w:instrText xml:space="preserve"> PAGEREF _Toc239466272 \h </w:instrText>
         </w:r>
         <w:r>
           <w:rPr>
@@ -5303,7 +5318,7 @@
           <w14:ligatures w14:val="standardContextual"/>
         </w:rPr>
       </w:pPr>
-      <w:hyperlink w:anchor="_Toc238895353" w:history="1">
+      <w:hyperlink w:anchor="_Toc239466273" w:history="1">
         <w:r>
           <w:rPr>
             <w:rStyle w:val="Hyperlink"/>
@@ -5330,7 +5345,7 @@
             <w:noProof/>
             <w:webHidden/>
           </w:rPr>
-          <w:instrText xml:space="preserve"> PAGEREF _Toc238895353 \h </w:instrText>
+          <w:instrText xml:space="preserve"> PAGEREF _Toc239466273 \h </w:instrText>
         </w:r>
         <w:r>
           <w:rPr>
@@ -5362,42 +5377,10 @@
       </w:hyperlink>
     </w:p>
     <w:p>
-      <w:r>
-        <w:fldChar w:fldCharType="end"/>
-      </w:r>
-    </w:p>
-    <w:p>
-      <w:pPr>
-        <w:rPr>
-          <w:b/>
-          <w:bCs/>
-          <w:sz w:val="40"/>
-          <w:szCs w:val="40"/>
-        </w:rPr>
-      </w:pPr>
-      <w:r>
-        <w:br w:type="page"/>
-      </w:r>
-    </w:p>
-    <w:p>
-      <w:pPr>
-        <w:pStyle w:val="Title"/>
-        <w:spacing w:line="360" w:lineRule="auto"/>
-        <w:jc w:val="center"/>
-        <w:rPr>
-          <w:lang w:val="en-US"/>
-        </w:rPr>
-      </w:pPr>
-      <w:r>
-        <w:lastRenderedPageBreak/>
-        <w:t>DANH MỤC BẢNG</w:t>
-      </w:r>
-    </w:p>
-    <w:p>
       <w:pPr>
         <w:pStyle w:val="TableofFigures"/>
         <w:tabs>
-          <w:tab w:val="right" w:leader="dot" w:pos="9064"/>
+          <w:tab w:val="right" w:pos="9064"/>
         </w:tabs>
         <w:rPr>
           <w:rFonts w:asciiTheme="minorHAnsi" w:eastAsiaTheme="minorEastAsia" w:hAnsiTheme="minorHAnsi" w:cstheme="minorBidi"/>
@@ -5409,34 +5392,13 @@
           <w14:ligatures w14:val="standardContextual"/>
         </w:rPr>
       </w:pPr>
-      <w:r>
-        <w:rPr>
-          <w:b/>
-          <w:bCs/>
-        </w:rPr>
-        <w:fldChar w:fldCharType="begin"/>
-      </w:r>
-      <w:r>
-        <w:rPr>
-          <w:b/>
-          <w:bCs/>
-        </w:rPr>
-        <w:instrText xml:space="preserve"> TOC \h \z \c "Bảng" </w:instrText>
-      </w:r>
-      <w:r>
-        <w:rPr>
-          <w:b/>
-          <w:bCs/>
-        </w:rPr>
-        <w:fldChar w:fldCharType="separate"/>
-      </w:r>
-      <w:hyperlink w:anchor="_Toc238895339" w:history="1">
+      <w:hyperlink w:anchor="_Toc239466274" w:history="1">
         <w:r>
           <w:rPr>
             <w:rStyle w:val="Hyperlink"/>
             <w:noProof/>
           </w:rPr>
-          <w:t>Bảng 1. Lịch làm việc tại nơi thực tập</w:t>
+          <w:t>Hình 6: Dashboard tổng quan phân tích dữ liệu học sinh trên Power BI</w:t>
         </w:r>
         <w:r>
           <w:rPr>
@@ -5457,7 +5419,134 @@
             <w:noProof/>
             <w:webHidden/>
           </w:rPr>
-          <w:instrText xml:space="preserve"> PAGEREF _Toc238895339 \h </w:instrText>
+          <w:instrText xml:space="preserve"> PAGEREF _Toc239466274 \h </w:instrText>
+        </w:r>
+        <w:r>
+          <w:rPr>
+            <w:noProof/>
+            <w:webHidden/>
+          </w:rPr>
+        </w:r>
+        <w:r>
+          <w:rPr>
+            <w:noProof/>
+            <w:webHidden/>
+          </w:rPr>
+          <w:fldChar w:fldCharType="separate"/>
+        </w:r>
+        <w:r>
+          <w:rPr>
+            <w:noProof/>
+            <w:webHidden/>
+          </w:rPr>
+          <w:t>37</w:t>
+        </w:r>
+        <w:r>
+          <w:rPr>
+            <w:noProof/>
+            <w:webHidden/>
+          </w:rPr>
+          <w:fldChar w:fldCharType="end"/>
+        </w:r>
+      </w:hyperlink>
+    </w:p>
+    <w:p>
+      <w:r>
+        <w:fldChar w:fldCharType="end"/>
+      </w:r>
+    </w:p>
+    <w:p>
+      <w:pPr>
+        <w:rPr>
+          <w:b/>
+          <w:bCs/>
+          <w:sz w:val="40"/>
+          <w:szCs w:val="40"/>
+        </w:rPr>
+      </w:pPr>
+      <w:r>
+        <w:br w:type="page"/>
+      </w:r>
+    </w:p>
+    <w:p>
+      <w:pPr>
+        <w:pStyle w:val="Title"/>
+        <w:spacing w:line="360" w:lineRule="auto"/>
+        <w:jc w:val="center"/>
+        <w:rPr>
+          <w:lang w:val="en-US"/>
+        </w:rPr>
+      </w:pPr>
+      <w:r>
+        <w:lastRenderedPageBreak/>
+        <w:t>DANH MỤC BẢNG</w:t>
+      </w:r>
+    </w:p>
+    <w:p>
+      <w:pPr>
+        <w:pStyle w:val="TableofFigures"/>
+        <w:tabs>
+          <w:tab w:val="right" w:leader="dot" w:pos="9064"/>
+        </w:tabs>
+        <w:rPr>
+          <w:rFonts w:asciiTheme="minorHAnsi" w:eastAsiaTheme="minorEastAsia" w:hAnsiTheme="minorHAnsi" w:cstheme="minorBidi"/>
+          <w:noProof/>
+          <w:kern w:val="2"/>
+          <w:sz w:val="24"/>
+          <w:szCs w:val="24"/>
+          <w:lang w:val="en-US"/>
+          <w14:ligatures w14:val="standardContextual"/>
+        </w:rPr>
+      </w:pPr>
+      <w:r>
+        <w:rPr>
+          <w:b/>
+          <w:bCs/>
+        </w:rPr>
+        <w:fldChar w:fldCharType="begin"/>
+      </w:r>
+      <w:r>
+        <w:rPr>
+          <w:b/>
+          <w:bCs/>
+        </w:rPr>
+        <w:instrText xml:space="preserve"> TOC \h \z \c "Bảng" </w:instrText>
+      </w:r>
+      <w:r>
+        <w:rPr>
+          <w:b/>
+          <w:bCs/>
+        </w:rPr>
+        <w:fldChar w:fldCharType="separate"/>
+      </w:r>
+      <w:hyperlink w:anchor="_Toc239466275" w:history="1">
+        <w:r>
+          <w:rPr>
+            <w:rStyle w:val="Hyperlink"/>
+            <w:noProof/>
+          </w:rPr>
+          <w:t>Bảng 1: Lịch làm việc tại nơi thực tập</w:t>
+        </w:r>
+        <w:r>
+          <w:rPr>
+            <w:noProof/>
+            <w:webHidden/>
+          </w:rPr>
+          <w:tab/>
+        </w:r>
+        <w:r>
+          <w:rPr>
+            <w:noProof/>
+            <w:webHidden/>
+          </w:rPr>
+          <w:fldChar w:fldCharType="begin"/>
+        </w:r>
+        <w:r>
+          <w:rPr>
+            <w:noProof/>
+            <w:webHidden/>
+          </w:rPr>
+          <w:instrText xml:space="preserve"> PAGEREF _Toc239466275 \h </w:instrText>
         </w:r>
         <w:r>
           <w:rPr>
@@ -5504,21 +5593,13 @@
           <w14:ligatures w14:val="standardContextual"/>
         </w:rPr>
       </w:pPr>
-      <w:hyperlink w:anchor="_Toc238895340" w:history="1">
+      <w:hyperlink w:anchor="_Toc239466276" w:history="1">
         <w:r>
           <w:rPr>
             <w:rStyle w:val="Hyperlink"/>
             <w:noProof/>
           </w:rPr>
-          <w:t>Bảng 2</w:t>
-        </w:r>
-        <w:r>
-          <w:rPr>
-            <w:rStyle w:val="Hyperlink"/>
-            <w:noProof/>
-            <w:lang w:val="en-US"/>
-          </w:rPr>
-          <w:t>: Thống kê cấu trúc các tập dữ liệu</w:t>
+          <w:t>Bảng 2: Thống kê cấu trúc các tập dữ liệu</w:t>
         </w:r>
         <w:r>
           <w:rPr>
@@ -5539,7 +5620,7 @@
             <w:noProof/>
             <w:webHidden/>
           </w:rPr>
-          <w:instrText xml:space="preserve"> PAGEREF _Toc238895340 \h </w:instrText>
+          <w:instrText xml:space="preserve"> PAGEREF _Toc239466276 \h </w:instrText>
         </w:r>
         <w:r>
           <w:rPr>
@@ -5586,21 +5667,13 @@
           <w14:ligatures w14:val="standardContextual"/>
         </w:rPr>
       </w:pPr>
-      <w:hyperlink w:anchor="_Toc238895341" w:history="1">
+      <w:hyperlink w:anchor="_Toc239466277" w:history="1">
         <w:r>
           <w:rPr>
             <w:rStyle w:val="Hyperlink"/>
             <w:noProof/>
           </w:rPr>
-          <w:t>Bảng 3</w:t>
-        </w:r>
-        <w:r>
-          <w:rPr>
-            <w:rStyle w:val="Hyperlink"/>
-            <w:noProof/>
-            <w:lang w:val="en-US"/>
-          </w:rPr>
-          <w:t>: Kết quả kiểm tra kiểu dữ liệu ban đầu</w:t>
+          <w:t>Bảng 3: Kết quả kiểm tra kiểu dữ liệu ban đầu</w:t>
         </w:r>
         <w:r>
           <w:rPr>
@@ -5621,7 +5694,7 @@
             <w:noProof/>
             <w:webHidden/>
           </w:rPr>
-          <w:instrText xml:space="preserve"> PAGEREF _Toc238895341 \h </w:instrText>
+          <w:instrText xml:space="preserve"> PAGEREF _Toc239466277 \h </w:instrText>
         </w:r>
         <w:r>
           <w:rPr>
@@ -5668,21 +5741,13 @@
           <w14:ligatures w14:val="standardContextual"/>
         </w:rPr>
       </w:pPr>
-      <w:hyperlink w:anchor="_Toc238895342" w:history="1">
+      <w:hyperlink w:anchor="_Toc239466278" w:history="1">
         <w:r>
           <w:rPr>
             <w:rStyle w:val="Hyperlink"/>
             <w:noProof/>
           </w:rPr>
-          <w:t>Bảng 4</w:t>
-        </w:r>
-        <w:r>
-          <w:rPr>
-            <w:rStyle w:val="Hyperlink"/>
-            <w:noProof/>
-            <w:lang w:val="en-US"/>
-          </w:rPr>
-          <w:t>: So sánh kiểu dữ liệu trước và sau khi chuẩn hóa</w:t>
+          <w:t>Bảng 4: So sánh kiểu dữ liệu trước và sau khi chuẩn hóa</w:t>
         </w:r>
         <w:r>
           <w:rPr>
@@ -5703,7 +5768,7 @@
             <w:noProof/>
             <w:webHidden/>
           </w:rPr>
-          <w:instrText xml:space="preserve"> PAGEREF _Toc238895342 \h </w:instrText>
+          <w:instrText xml:space="preserve"> PAGEREF _Toc239466278 \h </w:instrText>
         </w:r>
         <w:r>
           <w:rPr>
@@ -5750,7 +5815,7 @@
           <w14:ligatures w14:val="standardContextual"/>
         </w:rPr>
       </w:pPr>
-      <w:hyperlink w:anchor="_Toc238895343" w:history="1">
+      <w:hyperlink w:anchor="_Toc239466279" w:history="1">
         <w:r>
           <w:rPr>
             <w:rStyle w:val="Hyperlink"/>
@@ -5777,7 +5842,7 @@
             <w:noProof/>
             <w:webHidden/>
           </w:rPr>
-          <w:instrText xml:space="preserve"> PAGEREF _Toc238895343 \h </w:instrText>
+          <w:instrText xml:space="preserve"> PAGEREF _Toc239466279 \h </w:instrText>
         </w:r>
         <w:r>
           <w:rPr>
@@ -5824,7 +5889,7 @@
           <w14:ligatures w14:val="standardContextual"/>
         </w:rPr>
       </w:pPr>
-      <w:hyperlink w:anchor="_Toc238895344" w:history="1">
+      <w:hyperlink w:anchor="_Toc239466280" w:history="1">
         <w:r>
           <w:rPr>
             <w:rStyle w:val="Hyperlink"/>
@@ -5851,7 +5916,7 @@
             <w:noProof/>
             <w:webHidden/>
           </w:rPr>
-          <w:instrText xml:space="preserve"> PAGEREF _Toc238895344 \h </w:instrText>
+          <w:instrText xml:space="preserve"> PAGEREF _Toc239466280 \h </w:instrText>
         </w:r>
         <w:r>
           <w:rPr>
@@ -5898,7 +5963,7 @@
           <w14:ligatures w14:val="standardContextual"/>
         </w:rPr>
       </w:pPr>
-      <w:hyperlink w:anchor="_Toc238895345" w:history="1">
+      <w:hyperlink w:anchor="_Toc239466281" w:history="1">
         <w:r>
           <w:rPr>
             <w:rStyle w:val="Hyperlink"/>
@@ -5925,7 +5990,7 @@
             <w:noProof/>
             <w:webHidden/>
           </w:rPr>
-          <w:instrText xml:space="preserve"> PAGEREF _Toc238895345 \h </w:instrText>
+          <w:instrText xml:space="preserve"> PAGEREF _Toc239466281 \h </w:instrText>
         </w:r>
         <w:r>
           <w:rPr>
@@ -5972,7 +6037,7 @@
           <w14:ligatures w14:val="standardContextual"/>
         </w:rPr>
       </w:pPr>
-      <w:hyperlink w:anchor="_Toc238895346" w:history="1">
+      <w:hyperlink w:anchor="_Toc239466282" w:history="1">
         <w:r>
           <w:rPr>
             <w:rStyle w:val="Hyperlink"/>
@@ -5999,7 +6064,7 @@
             <w:noProof/>
             <w:webHidden/>
           </w:rPr>
-          <w:instrText xml:space="preserve"> PAGEREF _Toc238895346 \h </w:instrText>
+          <w:instrText xml:space="preserve"> PAGEREF _Toc239466282 \h </w:instrText>
         </w:r>
         <w:r>
           <w:rPr>
@@ -6046,7 +6111,7 @@
           <w14:ligatures w14:val="standardContextual"/>
         </w:rPr>
       </w:pPr>
-      <w:hyperlink w:anchor="_Toc238895347" w:history="1">
+      <w:hyperlink w:anchor="_Toc239466283" w:history="1">
         <w:r>
           <w:rPr>
             <w:rStyle w:val="Hyperlink"/>
@@ -6073,7 +6138,7 @@
             <w:noProof/>
             <w:webHidden/>
           </w:rPr>
-          <w:instrText xml:space="preserve"> PAGEREF _Toc238895347 \h </w:instrText>
+          <w:instrText xml:space="preserve"> PAGEREF _Toc239466283 \h </w:instrText>
         </w:r>
         <w:r>
           <w:rPr>
@@ -6120,7 +6185,7 @@
           <w14:ligatures w14:val="standardContextual"/>
         </w:rPr>
       </w:pPr>
-      <w:hyperlink w:anchor="_Toc238895348" w:history="1">
+      <w:hyperlink w:anchor="_Toc239466284" w:history="1">
         <w:r>
           <w:rPr>
             <w:rStyle w:val="Hyperlink"/>
@@ -6147,7 +6212,7 @@
             <w:noProof/>
             <w:webHidden/>
           </w:rPr>
-          <w:instrText xml:space="preserve"> PAGEREF _Toc238895348 \h </w:instrText>
+          <w:instrText xml:space="preserve"> PAGEREF _Toc239466284 \h </w:instrText>
         </w:r>
         <w:r>
           <w:rPr>
@@ -7431,7 +7496,8 @@
       <w:pPr>
         <w:pStyle w:val="Caption"/>
       </w:pPr>
-      <w:bookmarkStart w:id="15" w:name="_Toc238895339"/>
+      <w:bookmarkStart w:id="15" w:name="_Toc239466275"/>
+      <w:bookmarkStart w:id="16" w:name="_Toc238895376"/>
       <w:r>
         <w:t xml:space="preserve">Bảng </w:t>
       </w:r>
@@ -7444,7 +7510,7 @@
         </w:r>
       </w:fldSimple>
       <w:r>
-        <w:t>. Lịch làm việc tại nơi thực tập</w:t>
+        <w:t>: Lịch làm việc tại nơi thực tập</w:t>
       </w:r>
       <w:bookmarkEnd w:id="15"/>
     </w:p>
@@ -7459,7 +7525,6 @@
           <w:lang w:val="en-US"/>
         </w:rPr>
       </w:pPr>
-      <w:bookmarkStart w:id="16" w:name="_Toc238895376"/>
       <w:r>
         <w:rPr>
           <w:lang w:val="en-US"/>
@@ -8181,9 +8246,8 @@
     <w:p>
       <w:pPr>
         <w:pStyle w:val="Caption"/>
-        <w:spacing w:line="360" w:lineRule="auto"/>
-      </w:pPr>
-      <w:bookmarkStart w:id="30" w:name="_Toc238895349"/>
+      </w:pPr>
+      <w:bookmarkStart w:id="30" w:name="_Toc239466269"/>
       <w:r>
         <w:t xml:space="preserve">Hình </w:t>
       </w:r>
@@ -8196,7 +8260,13 @@
         </w:r>
       </w:fldSimple>
       <w:r>
-        <w:t>. Quy trình xử lý dữ liệu</w:t>
+        <w:rPr>
+          <w:lang w:val="en-US"/>
+        </w:rPr>
+        <w:t>:</w:t>
+      </w:r>
+      <w:r>
+        <w:t xml:space="preserve"> Quy trình xử lý dữ liệu</w:t>
       </w:r>
       <w:bookmarkEnd w:id="30"/>
     </w:p>
@@ -10461,7 +10531,7 @@
       <w:pPr>
         <w:pStyle w:val="Caption"/>
       </w:pPr>
-      <w:bookmarkStart w:id="44" w:name="_Toc238895340"/>
+      <w:bookmarkStart w:id="44" w:name="_Toc239466276"/>
       <w:r>
         <w:t xml:space="preserve">Bảng </w:t>
       </w:r>
@@ -10911,7 +10981,7 @@
       <w:pPr>
         <w:pStyle w:val="Caption"/>
       </w:pPr>
-      <w:bookmarkStart w:id="46" w:name="_Toc238895341"/>
+      <w:bookmarkStart w:id="46" w:name="_Toc239466277"/>
       <w:r>
         <w:t xml:space="preserve">Bảng </w:t>
       </w:r>
@@ -11077,7 +11147,7 @@
       <w:pPr>
         <w:pStyle w:val="Caption"/>
       </w:pPr>
-      <w:bookmarkStart w:id="49" w:name="_Toc238895350"/>
+      <w:bookmarkStart w:id="49" w:name="_Toc239466270"/>
       <w:r>
         <w:t xml:space="preserve">Hình </w:t>
       </w:r>
@@ -11210,7 +11280,7 @@
       <w:pPr>
         <w:pStyle w:val="Caption"/>
       </w:pPr>
-      <w:bookmarkStart w:id="52" w:name="_Toc238895351"/>
+      <w:bookmarkStart w:id="52" w:name="_Toc239466271"/>
       <w:r>
         <w:t xml:space="preserve">Hình </w:t>
       </w:r>
@@ -12203,7 +12273,7 @@
       <w:pPr>
         <w:pStyle w:val="Caption"/>
       </w:pPr>
-      <w:bookmarkStart w:id="65" w:name="_Toc238895342"/>
+      <w:bookmarkStart w:id="65" w:name="_Toc239466278"/>
       <w:r>
         <w:t xml:space="preserve">Bảng </w:t>
       </w:r>
@@ -12766,7 +12836,7 @@
       <w:pPr>
         <w:pStyle w:val="Caption"/>
       </w:pPr>
-      <w:bookmarkStart w:id="68" w:name="_Toc238895343"/>
+      <w:bookmarkStart w:id="68" w:name="_Toc239466279"/>
       <w:r>
         <w:t xml:space="preserve">Bảng </w:t>
       </w:r>
@@ -12798,14 +12868,8 @@
           <w:ilvl w:val="0"/>
           <w:numId w:val="40"/>
         </w:numPr>
-        <w:rPr>
-          <w:lang w:val="en-US"/>
-        </w:rPr>
-      </w:pPr>
-      <w:r>
-        <w:rPr>
-          <w:lang w:val="en-US"/>
-        </w:rPr>
+      </w:pPr>
+      <w:r>
         <w:t>Thông tin Khối được bổ sung nhằm phục vụ phân tích sự phân bổ học sinh theo từng khối lớp.</w:t>
       </w:r>
     </w:p>
@@ -12816,14 +12880,8 @@
           <w:ilvl w:val="0"/>
           <w:numId w:val="40"/>
         </w:numPr>
-        <w:rPr>
-          <w:lang w:val="en-US"/>
-        </w:rPr>
-      </w:pPr>
-      <w:r>
-        <w:rPr>
-          <w:lang w:val="en-US"/>
-        </w:rPr>
+      </w:pPr>
+      <w:r>
         <w:t>Trong quá trình xử lý, mã định danh và họ tên được chuẩn hóa trước khi thực hiện đối chiếu với dữ liệu tra cứu khối. Việc này giúp hạn chế ảnh hưởng của sự khác biệt về định dạng dữ liệu giữa các tệp.</w:t>
       </w:r>
     </w:p>
@@ -12834,14 +12892,8 @@
           <w:ilvl w:val="0"/>
           <w:numId w:val="40"/>
         </w:numPr>
-        <w:rPr>
-          <w:lang w:val="en-US"/>
-        </w:rPr>
-      </w:pPr>
-      <w:r>
-        <w:rPr>
-          <w:lang w:val="en-US"/>
-        </w:rPr>
+      </w:pPr>
+      <w:r>
         <w:t>Ngoài trường Khối, dữ liệu còn được bổ sung trường Khối chuẩn và Nguồn Khối để phục vụ kiểm tra tính hợp lý của kết quả đối chiếu.</w:t>
       </w:r>
     </w:p>
@@ -12852,14 +12904,8 @@
           <w:ilvl w:val="0"/>
           <w:numId w:val="40"/>
         </w:numPr>
-        <w:rPr>
-          <w:lang w:val="en-US"/>
-        </w:rPr>
-      </w:pPr>
-      <w:r>
-        <w:rPr>
-          <w:lang w:val="en-US"/>
-        </w:rPr>
+      </w:pPr>
+      <w:r>
         <w:t>Sau khi hoàn thành bước kiểm tra, các trường trung gian như Khối_num, Khối_chuẩn_num và Độ lệch khối được loại bỏ vì chỉ được sử dụng trong quá trình kiểm tra và không cần thiết cho tập dữ liệu phân tích cuối cùng.</w:t>
       </w:r>
     </w:p>
@@ -13177,7 +13223,7 @@
       <w:pPr>
         <w:pStyle w:val="Caption"/>
       </w:pPr>
-      <w:bookmarkStart w:id="72" w:name="_Toc238895352"/>
+      <w:bookmarkStart w:id="72" w:name="_Toc239466272"/>
       <w:r>
         <w:t xml:space="preserve">Hình </w:t>
       </w:r>
@@ -13343,7 +13389,7 @@
       <w:pPr>
         <w:pStyle w:val="Caption"/>
       </w:pPr>
-      <w:bookmarkStart w:id="74" w:name="_Toc238895353"/>
+      <w:bookmarkStart w:id="74" w:name="_Toc239466273"/>
       <w:r>
         <w:t xml:space="preserve">Hình </w:t>
       </w:r>
@@ -13753,7 +13799,7 @@
       <w:pPr>
         <w:pStyle w:val="Caption"/>
       </w:pPr>
-      <w:bookmarkStart w:id="77" w:name="_Toc238895344"/>
+      <w:bookmarkStart w:id="77" w:name="_Toc239466280"/>
       <w:r>
         <w:t xml:space="preserve">Bảng </w:t>
       </w:r>
@@ -14455,7 +14501,7 @@
       <w:pPr>
         <w:pStyle w:val="Caption"/>
       </w:pPr>
-      <w:bookmarkStart w:id="78" w:name="_Toc238895345"/>
+      <w:bookmarkStart w:id="78" w:name="_Toc239466281"/>
       <w:r>
         <w:t xml:space="preserve">Bảng </w:t>
       </w:r>
@@ -15235,7 +15281,7 @@
       <w:pPr>
         <w:pStyle w:val="Caption"/>
       </w:pPr>
-      <w:bookmarkStart w:id="80" w:name="_Toc238895346"/>
+      <w:bookmarkStart w:id="80" w:name="_Toc239466282"/>
       <w:r>
         <w:t xml:space="preserve">Bảng </w:t>
       </w:r>
@@ -16071,7 +16117,7 @@
       <w:pPr>
         <w:pStyle w:val="Caption"/>
       </w:pPr>
-      <w:bookmarkStart w:id="82" w:name="_Toc238895347"/>
+      <w:bookmarkStart w:id="82" w:name="_Toc239466283"/>
       <w:r>
         <w:t xml:space="preserve">Bảng </w:t>
       </w:r>
@@ -16753,7 +16799,7 @@
       <w:pPr>
         <w:pStyle w:val="Caption"/>
       </w:pPr>
-      <w:bookmarkStart w:id="84" w:name="_Toc238895348"/>
+      <w:bookmarkStart w:id="84" w:name="_Toc239466284"/>
       <w:r>
         <w:t xml:space="preserve">Bảng </w:t>
       </w:r>
@@ -17125,6 +17171,85 @@
         <w:t>Trực quan hóa dữ liệu</w:t>
       </w:r>
       <w:bookmarkEnd w:id="87"/>
+    </w:p>
+    <w:p>
+      <w:r>
+        <w:t>Sau khi hoàn thành quá trình xử lý và phân tích dữ liệu, kết quả được đưa vào Power BI để xây dựng Dashboard trực quan hóa tình hình học sinh. Dashboard tổng quan cung cấp cái nhìn khái quát về quy mô học sinh theo khối, xu hướng biến động qua các năm học và cơ cấu giới tính.</w:t>
+      </w:r>
+    </w:p>
+    <w:p>
+      <w:r>
+        <w:rPr>
+          <w:noProof/>
+        </w:rPr>
+        <w:lastRenderedPageBreak/>
+        <w:drawing>
+          <wp:inline distT="0" distB="0" distL="0" distR="0" wp14:anchorId="42927818" wp14:editId="081606E4">
+            <wp:extent cx="5761990" cy="3223260"/>
+            <wp:effectExtent l="0" t="0" r="0" b="0"/>
+            <wp:docPr id="320601424" name="Picture 1"/>
+            <wp:cNvGraphicFramePr>
+              <a:graphicFrameLocks xmlns:a="http://schemas.openxmlformats.org/drawingml/2006/main" noChangeAspect="1"/>
+            </wp:cNvGraphicFramePr>
+            <a:graphic xmlns:a="http://schemas.openxmlformats.org/drawingml/2006/main">
+              <a:graphicData uri="http://schemas.openxmlformats.org/drawingml/2006/picture">
+                <pic:pic xmlns:pic="http://schemas.openxmlformats.org/drawingml/2006/picture">
+                  <pic:nvPicPr>
+                    <pic:cNvPr id="320601424" name=""/>
+                    <pic:cNvPicPr/>
+                  </pic:nvPicPr>
+                  <pic:blipFill>
+                    <a:blip r:embed="rId13"/>
+                    <a:stretch>
+                      <a:fillRect/>
+                    </a:stretch>
+                  </pic:blipFill>
+                  <pic:spPr>
+                    <a:xfrm>
+                      <a:off x="0" y="0"/>
+                      <a:ext cx="5761990" cy="3223260"/>
+                    </a:xfrm>
+                    <a:prstGeom prst="rect">
+                      <a:avLst/>
+                    </a:prstGeom>
+                  </pic:spPr>
+                </pic:pic>
+              </a:graphicData>
+            </a:graphic>
+          </wp:inline>
+        </w:drawing>
+      </w:r>
+    </w:p>
+    <w:p>
+      <w:pPr>
+        <w:pStyle w:val="Caption"/>
+      </w:pPr>
+      <w:bookmarkStart w:id="88" w:name="_Toc239466274"/>
+      <w:r>
+        <w:t xml:space="preserve">Hình </w:t>
+      </w:r>
+      <w:fldSimple w:instr=" SEQ Hình \* ARABIC ">
+        <w:r>
+          <w:rPr>
+            <w:noProof/>
+          </w:rPr>
+          <w:t>6</w:t>
+        </w:r>
+      </w:fldSimple>
+      <w:r>
+        <w:t>: Dashboard tổng quan phân tích dữ liệu học sinh trên Power BI</w:t>
+      </w:r>
+      <w:bookmarkEnd w:id="88"/>
+    </w:p>
+    <w:p>
+      <w:r>
+        <w:t>Qua Dashboard tổng quan, có thể nhận thấy quy mô học sinh của nhà trường có xu hướng giảm liên tục qua các năm học, từ 601 học sinh năm học 2022–2023 xuống còn 508 học sinh năm học 2026–2027. Quy mô học sinh giữa các khối có sự chênh lệch nhưng không quá lớn. Về cơ cấu giới tính, học sinh nữ chiếm 51,65%, cao hơn học sinh nam 48,35%, cho thấy cơ cấu giới tính tương đối cân bằng. Các kết quả trên giúp cung cấp cái nhìn tổng quát về quy mô và cơ cấu học sinh, làm cơ sở cho các phân tích chi tiết ở các nội dung tiếp theo.</w:t>
+      </w:r>
+    </w:p>
+    <w:p>
+      <w:r>
+        <w:t xml:space="preserve"> </w:t>
+      </w:r>
       <w:r>
         <w:br w:type="page"/>
       </w:r>
@@ -17134,12 +17259,12 @@
         <w:pStyle w:val="Heading1"/>
         <w:spacing w:before="0" w:after="0"/>
       </w:pPr>
-      <w:bookmarkStart w:id="88" w:name="_Toc238895411"/>
+      <w:bookmarkStart w:id="89" w:name="_Toc238895411"/>
       <w:r>
         <w:lastRenderedPageBreak/>
         <w:t>Chương 5: Kết quả đạt được qua đợt thực tập</w:t>
       </w:r>
-      <w:bookmarkEnd w:id="88"/>
+      <w:bookmarkEnd w:id="89"/>
     </w:p>
     <w:p>
       <w:r>
@@ -17169,14 +17294,14 @@
           <w:lang w:val="en-US"/>
         </w:rPr>
       </w:pPr>
-      <w:bookmarkStart w:id="89" w:name="Tailieu1"/>
+      <w:bookmarkStart w:id="90" w:name="Tailieu1"/>
       <w:r>
         <w:rPr>
           <w:lang w:val="en-US"/>
         </w:rPr>
         <w:t xml:space="preserve">[1] </w:t>
       </w:r>
-      <w:bookmarkEnd w:id="89"/>
+      <w:bookmarkEnd w:id="90"/>
       <w:r>
         <w:t>Zins, C. (2007). Conceptual approaches for defining data, information, and knowledge. </w:t>
       </w:r>
@@ -17207,14 +17332,14 @@
           <w:lang w:val="en-US"/>
         </w:rPr>
       </w:pPr>
-      <w:bookmarkStart w:id="90" w:name="Tailieu2"/>
+      <w:bookmarkStart w:id="91" w:name="Tailieu2"/>
       <w:r>
         <w:rPr>
           <w:lang w:val="en-US"/>
         </w:rPr>
         <w:t xml:space="preserve">[2] </w:t>
       </w:r>
-      <w:bookmarkEnd w:id="90"/>
+      <w:bookmarkEnd w:id="91"/>
       <w:r>
         <w:t>Tukey, J. W. (1977). </w:t>
       </w:r>
@@ -17235,7 +17360,7 @@
           <w:lang w:val="en-US"/>
         </w:rPr>
       </w:pPr>
-      <w:bookmarkStart w:id="91" w:name="Tailieu3"/>
+      <w:bookmarkStart w:id="92" w:name="Tailieu3"/>
       <w:r>
         <w:rPr>
           <w:lang w:val="en-US"/>
@@ -17254,7 +17379,7 @@
         </w:rPr>
         <w:t xml:space="preserve">] </w:t>
       </w:r>
-      <w:bookmarkEnd w:id="91"/>
+      <w:bookmarkEnd w:id="92"/>
       <w:r>
         <w:t>McKinney, W., Steele, J., Blanchette, M., &amp; Demarest, R. (2013, October). </w:t>
       </w:r>
@@ -17275,14 +17400,14 @@
           <w:lang w:val="en-US"/>
         </w:rPr>
       </w:pPr>
-      <w:bookmarkStart w:id="92" w:name="Tailieu4"/>
+      <w:bookmarkStart w:id="93" w:name="Tailieu4"/>
       <w:r>
         <w:rPr>
           <w:lang w:val="en-US"/>
         </w:rPr>
         <w:t xml:space="preserve">[4] </w:t>
       </w:r>
-      <w:bookmarkEnd w:id="92"/>
+      <w:bookmarkEnd w:id="93"/>
       <w:r>
         <w:t>Collier, C. A., &amp; Powell, A. L. (2024). Data analyst competencies: A theory-driven investigation of industry requirements in the field of data analytics. </w:t>
       </w:r>
@@ -17313,7 +17438,7 @@
           <w:lang w:val="en-US"/>
         </w:rPr>
       </w:pPr>
-      <w:bookmarkStart w:id="93" w:name="Tailieu5"/>
+      <w:bookmarkStart w:id="94" w:name="Tailieu5"/>
       <w:r>
         <w:rPr>
           <w:lang w:val="en-US"/>
@@ -17340,15 +17465,15 @@
           <w:lang w:val="en-US"/>
         </w:rPr>
       </w:pPr>
-      <w:bookmarkStart w:id="94" w:name="Tailieu6"/>
-      <w:bookmarkEnd w:id="93"/>
+      <w:bookmarkStart w:id="95" w:name="Tailieu6"/>
+      <w:bookmarkEnd w:id="94"/>
       <w:r>
         <w:rPr>
           <w:lang w:val="en-US"/>
         </w:rPr>
         <w:t xml:space="preserve">[6] </w:t>
       </w:r>
-      <w:bookmarkEnd w:id="94"/>
+      <w:bookmarkEnd w:id="95"/>
       <w:r>
         <w:t>Awang, Z. (2012). </w:t>
       </w:r>
@@ -17369,14 +17494,14 @@
           <w:lang w:val="en-US"/>
         </w:rPr>
       </w:pPr>
-      <w:bookmarkStart w:id="95" w:name="Tailieu7"/>
+      <w:bookmarkStart w:id="96" w:name="Tailieu7"/>
       <w:r>
         <w:rPr>
           <w:lang w:val="en-US"/>
         </w:rPr>
         <w:t xml:space="preserve">[7] </w:t>
       </w:r>
-      <w:bookmarkEnd w:id="95"/>
+      <w:bookmarkEnd w:id="96"/>
       <w:r>
         <w:t>Johnson, T., &amp; Dasu, T. (2003, June). Data quality and data cleaning: An overview. In </w:t>
       </w:r>
@@ -17397,14 +17522,14 @@
           <w:lang w:val="en-US"/>
         </w:rPr>
       </w:pPr>
-      <w:bookmarkStart w:id="96" w:name="Tailieu8"/>
+      <w:bookmarkStart w:id="97" w:name="Tailieu8"/>
       <w:r>
         <w:rPr>
           <w:lang w:val="en-US"/>
         </w:rPr>
         <w:t xml:space="preserve">[8] </w:t>
       </w:r>
-      <w:bookmarkEnd w:id="96"/>
+      <w:bookmarkEnd w:id="97"/>
       <w:r>
         <w:t>Unwin, A. (2020). Why is data visualization important? what is important in data visualization?. </w:t>
       </w:r>
@@ -17435,14 +17560,14 @@
           <w:lang w:val="en-US"/>
         </w:rPr>
       </w:pPr>
-      <w:bookmarkStart w:id="97" w:name="Tailieu9"/>
+      <w:bookmarkStart w:id="98" w:name="Tailieu9"/>
       <w:r>
         <w:rPr>
           <w:lang w:val="en-US"/>
         </w:rPr>
         <w:t>[9]</w:t>
       </w:r>
-      <w:bookmarkEnd w:id="97"/>
+      <w:bookmarkEnd w:id="98"/>
       <w:r>
         <w:rPr>
           <w:lang w:val="en-US"/>
@@ -17469,14 +17594,14 @@
           <w:lang w:val="en-US"/>
         </w:rPr>
       </w:pPr>
-      <w:bookmarkStart w:id="98" w:name="Tailieu10"/>
+      <w:bookmarkStart w:id="99" w:name="Tailieu10"/>
       <w:r>
         <w:rPr>
           <w:lang w:val="en-US"/>
         </w:rPr>
         <w:t xml:space="preserve">[10] </w:t>
       </w:r>
-      <w:bookmarkEnd w:id="98"/>
+      <w:bookmarkEnd w:id="99"/>
       <w:r>
         <w:t>Devore, J. (2007). Making sense of data: A practical guide to exploratory data analysis and data mining.</w:t>
       </w:r>
@@ -17487,14 +17612,14 @@
           <w:lang w:val="en-US"/>
         </w:rPr>
       </w:pPr>
-      <w:bookmarkStart w:id="99" w:name="Tailieu11"/>
+      <w:bookmarkStart w:id="100" w:name="Tailieu11"/>
       <w:r>
         <w:rPr>
           <w:lang w:val="en-US"/>
         </w:rPr>
         <w:t xml:space="preserve">[11] </w:t>
       </w:r>
-      <w:bookmarkEnd w:id="99"/>
+      <w:bookmarkEnd w:id="100"/>
       <w:r>
         <w:t>Larose, D. T., &amp; Larose, C. D. (2014). </w:t>
       </w:r>
@@ -17515,14 +17640,14 @@
           <w:lang w:val="en-US"/>
         </w:rPr>
       </w:pPr>
-      <w:bookmarkStart w:id="100" w:name="Tailieu12"/>
+      <w:bookmarkStart w:id="101" w:name="Tailieu12"/>
       <w:r>
         <w:rPr>
           <w:lang w:val="en-US"/>
         </w:rPr>
         <w:t xml:space="preserve">[12] </w:t>
       </w:r>
-      <w:bookmarkEnd w:id="100"/>
+      <w:bookmarkEnd w:id="101"/>
       <w:r>
         <w:t>García, S., Luengo, J., &amp; Herrera, F. (2015). </w:t>
       </w:r>
@@ -17543,7 +17668,7 @@
           <w:lang w:val="en-US"/>
         </w:rPr>
       </w:pPr>
-      <w:bookmarkStart w:id="101" w:name="Tailieu13"/>
+      <w:bookmarkStart w:id="102" w:name="Tailieu13"/>
       <w:r>
         <w:rPr>
           <w:lang w:val="en-US"/>
@@ -17551,7 +17676,7 @@
         <w:lastRenderedPageBreak/>
         <w:t xml:space="preserve">[13] </w:t>
       </w:r>
-      <w:bookmarkEnd w:id="101"/>
+      <w:bookmarkEnd w:id="102"/>
       <w:r>
         <w:t>Kirk, A. (2012). </w:t>
       </w:r>
@@ -17572,14 +17697,14 @@
           <w:lang w:val="en-US"/>
         </w:rPr>
       </w:pPr>
-      <w:bookmarkStart w:id="102" w:name="Tailieu14"/>
+      <w:bookmarkStart w:id="103" w:name="Tailieu14"/>
       <w:r>
         <w:rPr>
           <w:lang w:val="en-US"/>
         </w:rPr>
         <w:t xml:space="preserve">[14] </w:t>
       </w:r>
-      <w:bookmarkEnd w:id="102"/>
+      <w:bookmarkEnd w:id="103"/>
       <w:r>
         <w:t>Wolniak, R. (2023). The concept of descriptive analytics. </w:t>
       </w:r>
@@ -17600,14 +17725,14 @@
           <w:lang w:val="en-US"/>
         </w:rPr>
       </w:pPr>
-      <w:bookmarkStart w:id="103" w:name="Tailieu15"/>
+      <w:bookmarkStart w:id="104" w:name="Tailieu15"/>
       <w:r>
         <w:rPr>
           <w:lang w:val="en-US"/>
         </w:rPr>
         <w:t xml:space="preserve">[15] </w:t>
       </w:r>
-      <w:bookmarkEnd w:id="103"/>
+      <w:bookmarkEnd w:id="104"/>
       <w:r>
         <w:t>Wolniak, R., &amp; Grebski, W. (2023). The concept of diagnostic analytics. </w:t>
       </w:r>
@@ -17628,14 +17753,14 @@
           <w:lang w:val="en-US"/>
         </w:rPr>
       </w:pPr>
-      <w:bookmarkStart w:id="104" w:name="Tailieu16"/>
+      <w:bookmarkStart w:id="105" w:name="Tailieu16"/>
       <w:r>
         <w:rPr>
           <w:lang w:val="en-US"/>
         </w:rPr>
         <w:t xml:space="preserve">[16] </w:t>
       </w:r>
-      <w:bookmarkEnd w:id="104"/>
+      <w:bookmarkEnd w:id="105"/>
       <w:r>
         <w:t>Kotu, V., Deshpande, B., &amp; Deshpande, B. (2014). </w:t>
       </w:r>
@@ -17656,14 +17781,14 @@
           <w:lang w:val="en-US"/>
         </w:rPr>
       </w:pPr>
-      <w:bookmarkStart w:id="105" w:name="Tailieu17"/>
+      <w:bookmarkStart w:id="106" w:name="Tailieu17"/>
       <w:r>
         <w:rPr>
           <w:lang w:val="en-US"/>
         </w:rPr>
         <w:t xml:space="preserve">[17] </w:t>
       </w:r>
-      <w:bookmarkEnd w:id="105"/>
+      <w:bookmarkEnd w:id="106"/>
       <w:r>
         <w:t>Lepenioti, K., Bousdekis, A., Apostolou, D., &amp; Mentzas, G. (2020). Prescriptive analytics: Literature review and research challenges. </w:t>
       </w:r>
@@ -17797,7 +17922,7 @@
                     </wp:anchor>
                   </w:drawing>
                 </mc:Choice>
-                <mc:Fallback xmlns:sl="http://schemas.openxmlformats.org/schemaLibrary/2006/main" xmlns:a="http://schemas.openxmlformats.org/drawingml/2006/main" xmlns:pic="http://schemas.openxmlformats.org/drawingml/2006/picture" xmlns:c="http://schemas.openxmlformats.org/drawingml/2006/chart" xmlns:lc="http://schemas.openxmlformats.org/drawingml/2006/lockedCanvas" xmlns:dgm="http://schemas.openxmlformats.org/drawingml/2006/diagram" xmlns="http://schemas.microsoft.com/office/tasks/2019/documenttasks" xmlns:cr="http://schemas.microsoft.com/office/comments/2020/reactions">
+                <mc:Fallback xmlns:cr="http://schemas.microsoft.com/office/comments/2020/reactions" xmlns="http://schemas.microsoft.com/office/tasks/2019/documenttasks" xmlns:dgm="http://schemas.openxmlformats.org/drawingml/2006/diagram" xmlns:lc="http://schemas.openxmlformats.org/drawingml/2006/lockedCanvas" xmlns:c="http://schemas.openxmlformats.org/drawingml/2006/chart" xmlns:pic="http://schemas.openxmlformats.org/drawingml/2006/picture" xmlns:a="http://schemas.openxmlformats.org/drawingml/2006/main" xmlns:sl="http://schemas.openxmlformats.org/schemaLibrary/2006/main">
                   <w:drawing>
                     <wp:anchor allowOverlap="1" behindDoc="0" distB="4294967295" distT="4294967295" distL="114300" distR="114300" hidden="0" layoutInCell="1" locked="0" relativeHeight="0" simplePos="0">
                       <wp:simplePos x="0" y="0"/>
@@ -17819,7 +17944,7 @@
                               <pic:cNvPicPr preferRelativeResize="0"/>
                             </pic:nvPicPr>
                             <pic:blipFill>
-                              <a:blip r:embed="rId13"/>
+                              <a:blip r:embed="rId14"/>
                               <a:srcRect/>
                               <a:stretch>
                                 <a:fillRect/>
@@ -17941,7 +18066,7 @@
                     </wp:anchor>
                   </w:drawing>
                 </mc:Choice>
-                <mc:Fallback xmlns:sl="http://schemas.openxmlformats.org/schemaLibrary/2006/main" xmlns:a="http://schemas.openxmlformats.org/drawingml/2006/main" xmlns:pic="http://schemas.openxmlformats.org/drawingml/2006/picture" xmlns:c="http://schemas.openxmlformats.org/drawingml/2006/chart" xmlns:lc="http://schemas.openxmlformats.org/drawingml/2006/lockedCanvas" xmlns:dgm="http://schemas.openxmlformats.org/drawingml/2006/diagram" xmlns="http://schemas.microsoft.com/office/tasks/2019/documenttasks" xmlns:cr="http://schemas.microsoft.com/office/comments/2020/reactions">
+                <mc:Fallback xmlns:cr="http://schemas.microsoft.com/office/comments/2020/reactions" xmlns="http://schemas.microsoft.com/office/tasks/2019/documenttasks" xmlns:dgm="http://schemas.openxmlformats.org/drawingml/2006/diagram" xmlns:lc="http://schemas.openxmlformats.org/drawingml/2006/lockedCanvas" xmlns:c="http://schemas.openxmlformats.org/drawingml/2006/chart" xmlns:pic="http://schemas.openxmlformats.org/drawingml/2006/picture" xmlns:a="http://schemas.openxmlformats.org/drawingml/2006/main" xmlns:sl="http://schemas.openxmlformats.org/schemaLibrary/2006/main">
                   <w:drawing>
                     <wp:anchor allowOverlap="1" behindDoc="0" distB="4294967295" distT="4294967295" distL="114300" distR="114300" hidden="0" layoutInCell="1" locked="0" relativeHeight="0" simplePos="0">
                       <wp:simplePos x="0" y="0"/>
@@ -17963,7 +18088,7 @@
                               <pic:cNvPicPr preferRelativeResize="0"/>
                             </pic:nvPicPr>
                             <pic:blipFill>
-                              <a:blip r:embed="rId13"/>
+                              <a:blip r:embed="rId14"/>
                               <a:srcRect/>
                               <a:stretch>
                                 <a:fillRect/>
@@ -18012,8 +18137,8 @@
                 <w:iCs/>
               </w:rPr>
             </w:pPr>
-            <w:bookmarkStart w:id="106" w:name="_vdnot9duur4z" w:colFirst="0" w:colLast="0"/>
-            <w:bookmarkEnd w:id="106"/>
+            <w:bookmarkStart w:id="107" w:name="_vdnot9duur4z" w:colFirst="0" w:colLast="0"/>
+            <w:bookmarkEnd w:id="107"/>
             <w:r>
               <w:rPr>
                 <w:i/>
@@ -19103,7 +19228,7 @@
                     </wp:anchor>
                   </w:drawing>
                 </mc:Choice>
-                <mc:Fallback xmlns:sl="http://schemas.openxmlformats.org/schemaLibrary/2006/main" xmlns:a="http://schemas.openxmlformats.org/drawingml/2006/main" xmlns:pic="http://schemas.openxmlformats.org/drawingml/2006/picture" xmlns:c="http://schemas.openxmlformats.org/drawingml/2006/chart" xmlns:lc="http://schemas.openxmlformats.org/drawingml/2006/lockedCanvas" xmlns:dgm="http://schemas.openxmlformats.org/drawingml/2006/diagram" xmlns="http://schemas.microsoft.com/office/tasks/2019/documenttasks" xmlns:cr="http://schemas.microsoft.com/office/comments/2020/reactions">
+                <mc:Fallback xmlns:cr="http://schemas.microsoft.com/office/comments/2020/reactions" xmlns="http://schemas.microsoft.com/office/tasks/2019/documenttasks" xmlns:dgm="http://schemas.openxmlformats.org/drawingml/2006/diagram" xmlns:lc="http://schemas.openxmlformats.org/drawingml/2006/lockedCanvas" xmlns:c="http://schemas.openxmlformats.org/drawingml/2006/chart" xmlns:pic="http://schemas.openxmlformats.org/drawingml/2006/picture" xmlns:a="http://schemas.openxmlformats.org/drawingml/2006/main" xmlns:sl="http://schemas.openxmlformats.org/schemaLibrary/2006/main">
                   <w:drawing>
                     <wp:anchor allowOverlap="1" behindDoc="0" distB="4294967295" distT="4294967295" distL="114300" distR="114300" hidden="0" layoutInCell="1" locked="0" relativeHeight="0" simplePos="0">
                       <wp:simplePos x="0" y="0"/>
@@ -19125,7 +19250,7 @@
                               <pic:cNvPicPr preferRelativeResize="0"/>
                             </pic:nvPicPr>
                             <pic:blipFill>
-                              <a:blip r:embed="rId13"/>
+                              <a:blip r:embed="rId14"/>
                               <a:srcRect/>
                               <a:stretch>
                                 <a:fillRect/>
@@ -19247,7 +19372,7 @@
                     </wp:anchor>
                   </w:drawing>
                 </mc:Choice>
-                <mc:Fallback xmlns:sl="http://schemas.openxmlformats.org/schemaLibrary/2006/main" xmlns:a="http://schemas.openxmlformats.org/drawingml/2006/main" xmlns:pic="http://schemas.openxmlformats.org/drawingml/2006/picture" xmlns:c="http://schemas.openxmlformats.org/drawingml/2006/chart" xmlns:lc="http://schemas.openxmlformats.org/drawingml/2006/lockedCanvas" xmlns:dgm="http://schemas.openxmlformats.org/drawingml/2006/diagram" xmlns="http://schemas.microsoft.com/office/tasks/2019/documenttasks" xmlns:cr="http://schemas.microsoft.com/office/comments/2020/reactions">
+                <mc:Fallback xmlns:cr="http://schemas.microsoft.com/office/comments/2020/reactions" xmlns="http://schemas.microsoft.com/office/tasks/2019/documenttasks" xmlns:dgm="http://schemas.openxmlformats.org/drawingml/2006/diagram" xmlns:lc="http://schemas.openxmlformats.org/drawingml/2006/lockedCanvas" xmlns:c="http://schemas.openxmlformats.org/drawingml/2006/chart" xmlns:pic="http://schemas.openxmlformats.org/drawingml/2006/picture" xmlns:a="http://schemas.openxmlformats.org/drawingml/2006/main" xmlns:sl="http://schemas.openxmlformats.org/schemaLibrary/2006/main">
                   <w:drawing>
                     <wp:anchor allowOverlap="1" behindDoc="0" distB="4294967295" distT="4294967295" distL="114300" distR="114300" hidden="0" layoutInCell="1" locked="0" relativeHeight="0" simplePos="0">
                       <wp:simplePos x="0" y="0"/>
@@ -19269,7 +19394,7 @@
                               <pic:cNvPicPr preferRelativeResize="0"/>
                             </pic:nvPicPr>
                             <pic:blipFill>
-                              <a:blip r:embed="rId13"/>
+                              <a:blip r:embed="rId14"/>
                               <a:srcRect/>
                               <a:stretch>
                                 <a:fillRect/>
@@ -20549,8 +20674,47 @@
           </w:tcPr>
           <w:p>
             <w:pPr>
+              <w:spacing w:line="432" w:lineRule="auto"/>
               <w:jc w:val="both"/>
             </w:pPr>
+            <w:r>
+              <w:t>- Tiếp tục tổng hợp và rà soát số liệu học sinh đã được cập nhật.</w:t>
+            </w:r>
+          </w:p>
+          <w:p>
+            <w:pPr>
+              <w:spacing w:line="432" w:lineRule="auto"/>
+              <w:jc w:val="both"/>
+            </w:pPr>
+            <w:r>
+              <w:t>- Phân loại dữ liệu theo một số tiêu chí như năm học, khối lớp và giới tính.</w:t>
+            </w:r>
+          </w:p>
+          <w:p>
+            <w:pPr>
+              <w:spacing w:line="432" w:lineRule="auto"/>
+              <w:jc w:val="both"/>
+            </w:pPr>
+            <w:r>
+              <w:t>- Thực hiện thống kê số lượng học sinh phục vụ cho việc tổng hợp và phân tích dữ liệu.</w:t>
+            </w:r>
+          </w:p>
+          <w:p>
+            <w:pPr>
+              <w:spacing w:line="432" w:lineRule="auto"/>
+              <w:jc w:val="both"/>
+            </w:pPr>
+            <w:r>
+              <w:t>- Kiểm tra kết quả thống kê, đối chiếu với dữ liệu ban đầu nhằm đảm bảo tính chính xác.</w:t>
+            </w:r>
+          </w:p>
+          <w:p>
+            <w:pPr>
+              <w:jc w:val="both"/>
+            </w:pPr>
+            <w:r>
+              <w:t>- Tiếp tục thực hiện các nội dung phân tích phục vụ đề tài thực tập.</w:t>
+            </w:r>
           </w:p>
         </w:tc>
         <w:tc>
@@ -20572,8 +20736,47 @@
           </w:tcPr>
           <w:p>
             <w:pPr>
+              <w:spacing w:line="432" w:lineRule="auto"/>
               <w:jc w:val="both"/>
             </w:pPr>
+            <w:r>
+              <w:rPr>
+                <w:lang w:val="vi-VN"/>
+              </w:rPr>
+              <w:t xml:space="preserve">- </w:t>
+            </w:r>
+            <w:r>
+              <w:t>Hoàn thành việc tổng hợp và phân loại dữ liệu học sinh theo các tiêu chí được lựa chọn.</w:t>
+            </w:r>
+          </w:p>
+          <w:p>
+            <w:pPr>
+              <w:spacing w:line="432" w:lineRule="auto"/>
+              <w:jc w:val="both"/>
+            </w:pPr>
+            <w:r>
+              <w:t xml:space="preserve">- </w:t>
+            </w:r>
+            <w:r>
+              <w:t>Thực hiện thống kê số lượng học sinh theo các tiêu chí được lựa chọn để phục vụ việc phân tích dữ liệu.</w:t>
+            </w:r>
+          </w:p>
+          <w:p>
+            <w:pPr>
+              <w:spacing w:line="432" w:lineRule="auto"/>
+              <w:jc w:val="both"/>
+            </w:pPr>
+            <w:r>
+              <w:t>- Hoàn thành bước xử lý dữ liệu phục vụ cho việc phân tích trong báo cáo thực tập.</w:t>
+            </w:r>
+          </w:p>
+          <w:p>
+            <w:pPr>
+              <w:jc w:val="both"/>
+            </w:pPr>
+            <w:r>
+              <w:t>- Kết quả thống kê được kiểm tra và đối chiếu với dữ liệu ban đầu.</w:t>
+            </w:r>
           </w:p>
         </w:tc>
         <w:tc>
@@ -20585,6 +20788,9 @@
             <w:pPr>
               <w:jc w:val="center"/>
             </w:pPr>
+            <w:r>
+              <w:t>- Có thời gian nghỉ lễ theo quy định.</w:t>
+            </w:r>
           </w:p>
         </w:tc>
       </w:tr>
@@ -20698,6 +20904,7 @@
                 <w:b/>
                 <w:bCs/>
               </w:rPr>
+              <w:lastRenderedPageBreak/>
               <w:t>Tuần 10</w:t>
             </w:r>
           </w:p>
@@ -20909,7 +21116,7 @@
     <w:p/>
     <w:p/>
     <w:sectPr>
-      <w:footerReference w:type="default" r:id="rId14"/>
+      <w:footerReference w:type="default" r:id="rId15"/>
       <w:pgSz w:w="11909" w:h="16834"/>
       <w:pgMar w:top="1134" w:right="1134" w:bottom="1134" w:left="1701" w:header="720" w:footer="720" w:gutter="0"/>
       <w:pgNumType w:start="1"/>
@@ -28471,7 +28678,6 @@
   <w:style w:type="character" w:default="1" w:styleId="DefaultParagraphFont">
     <w:name w:val="Default Paragraph Font"/>
     <w:uiPriority w:val="1"/>
-    <w:semiHidden/>
     <w:unhideWhenUsed/>
   </w:style>
   <w:style w:type="table" w:default="1" w:styleId="TableNormal">
